--- a/chapter-1_learning-docker-in-a-month_E1.docx
+++ b/chapter-1_learning-docker-in-a-month_E1.docx
@@ -166,6 +166,7 @@
           <w:rFonts w:hint="default" w:ascii="Times New Roman Bold" w:hAnsi="Times New Roman Bold" w:cs="Times New Roman Bold"/>
           <w:b/>
           <w:bCs/>
+          <w:color w:val="C00000"/>
           <w:sz w:val="20"/>
           <w:szCs w:val="20"/>
           <w:lang w:val="en-US"/>
@@ -176,6 +177,7 @@
           <w:rFonts w:hint="default" w:ascii="Times New Roman Bold" w:hAnsi="Times New Roman Bold" w:cs="Times New Roman Bold"/>
           <w:b/>
           <w:bCs/>
+          <w:color w:val="C00000"/>
           <w:sz w:val="20"/>
           <w:szCs w:val="20"/>
           <w:lang w:val="en-US"/>
@@ -376,7 +378,7 @@
               <w:widowControl/>
               <w:suppressLineNumbers w:val="0"/>
               <w:spacing w:line="240" w:lineRule="auto"/>
-              <w:jc w:val="left"/>
+              <w:jc w:val="both"/>
               <w:rPr>
                 <w:rFonts w:hint="default" w:ascii="Times New Roman Regular" w:hAnsi="Times New Roman Regular" w:eastAsia="CourierStd" w:cs="Times New Roman Regular"/>
                 <w:color w:val="262626"/>
@@ -418,7 +420,7 @@
               <w:widowControl/>
               <w:suppressLineNumbers w:val="0"/>
               <w:spacing w:line="240" w:lineRule="auto"/>
-              <w:jc w:val="left"/>
+              <w:jc w:val="both"/>
               <w:rPr>
                 <w:rFonts w:hint="default" w:ascii="Times New Roman Regular" w:hAnsi="Times New Roman Regular" w:eastAsia="CourierStd" w:cs="Times New Roman Regular"/>
                 <w:color w:val="262626"/>
@@ -493,7 +495,7 @@
             <w:pPr>
               <w:bidi w:val="0"/>
               <w:spacing w:line="240" w:lineRule="auto"/>
-              <w:jc w:val="left"/>
+              <w:jc w:val="both"/>
               <w:rPr>
                 <w:rFonts w:hint="default" w:ascii="Times New Roman Regular" w:hAnsi="Times New Roman Regular" w:cs="Times New Roman Regular"/>
                 <w:sz w:val="16"/>
@@ -508,7 +510,7 @@
             <w:pPr>
               <w:bidi w:val="0"/>
               <w:spacing w:line="240" w:lineRule="auto"/>
-              <w:jc w:val="left"/>
+              <w:jc w:val="both"/>
               <w:rPr>
                 <w:rFonts w:hint="default" w:ascii="Times New Roman Regular" w:hAnsi="Times New Roman Regular" w:cs="Times New Roman Regular"/>
                 <w:sz w:val="16"/>
@@ -523,7 +525,7 @@
             <w:pPr>
               <w:bidi w:val="0"/>
               <w:spacing w:line="240" w:lineRule="auto"/>
-              <w:jc w:val="left"/>
+              <w:jc w:val="both"/>
               <w:rPr>
                 <w:rFonts w:hint="default" w:ascii="Times New Roman Regular" w:hAnsi="Times New Roman Regular" w:cs="Times New Roman Regular"/>
                 <w:sz w:val="16"/>
@@ -602,7 +604,7 @@
             <w:pPr>
               <w:bidi w:val="0"/>
               <w:spacing w:line="240" w:lineRule="auto"/>
-              <w:jc w:val="left"/>
+              <w:jc w:val="both"/>
               <w:rPr>
                 <w:rFonts w:hint="default" w:ascii="Times New Roman Regular" w:hAnsi="Times New Roman Regular" w:cs="Times New Roman Regular"/>
                 <w:sz w:val="16"/>
@@ -631,7 +633,7 @@
               <w:bidi w:val="0"/>
               <w:spacing w:line="240" w:lineRule="auto"/>
               <w:ind w:leftChars="0"/>
-              <w:jc w:val="left"/>
+              <w:jc w:val="both"/>
               <w:rPr>
                 <w:rFonts w:hint="default" w:ascii="Times New Roman Regular" w:hAnsi="Times New Roman Regular" w:cs="Times New Roman Regular"/>
                 <w:sz w:val="16"/>
@@ -682,7 +684,7 @@
               <w:bidi w:val="0"/>
               <w:spacing w:line="240" w:lineRule="auto"/>
               <w:ind w:leftChars="0"/>
-              <w:jc w:val="left"/>
+              <w:jc w:val="both"/>
               <w:rPr>
                 <w:rFonts w:hint="default" w:ascii="Times New Roman Regular" w:hAnsi="Times New Roman Regular" w:cs="Times New Roman Regular"/>
                 <w:sz w:val="16"/>
@@ -850,7 +852,7 @@
             <w:pPr>
               <w:bidi w:val="0"/>
               <w:spacing w:line="240" w:lineRule="auto"/>
-              <w:jc w:val="left"/>
+              <w:jc w:val="both"/>
               <w:rPr>
                 <w:rFonts w:hint="default" w:ascii="Times New Roman Regular" w:hAnsi="Times New Roman Regular" w:cs="Times New Roman Regular"/>
                 <w:sz w:val="16"/>
@@ -865,7 +867,7 @@
             <w:pPr>
               <w:bidi w:val="0"/>
               <w:spacing w:line="240" w:lineRule="auto"/>
-              <w:jc w:val="left"/>
+              <w:jc w:val="both"/>
               <w:rPr>
                 <w:rFonts w:hint="default" w:ascii="Times New Roman Regular" w:hAnsi="Times New Roman Regular" w:cs="Times New Roman Regular"/>
                 <w:sz w:val="16"/>
@@ -896,7 +898,7 @@
             <w:pPr>
               <w:bidi w:val="0"/>
               <w:spacing w:line="240" w:lineRule="auto"/>
-              <w:jc w:val="left"/>
+              <w:jc w:val="both"/>
               <w:rPr>
                 <w:rFonts w:hint="default" w:ascii="Times New Roman" w:hAnsi="Times New Roman" w:cs="Times New Roman"/>
                 <w:b w:val="0"/>
@@ -946,7 +948,7 @@
             <w:pPr>
               <w:bidi w:val="0"/>
               <w:spacing w:line="240" w:lineRule="auto"/>
-              <w:jc w:val="left"/>
+              <w:jc w:val="both"/>
               <w:rPr>
                 <w:rFonts w:hint="default" w:ascii="Times New Roman" w:hAnsi="Times New Roman" w:cs="Times New Roman"/>
                 <w:b w:val="0"/>
@@ -1002,7 +1004,7 @@
             <w:pPr>
               <w:bidi w:val="0"/>
               <w:spacing w:line="240" w:lineRule="auto"/>
-              <w:jc w:val="left"/>
+              <w:jc w:val="both"/>
               <w:rPr>
                 <w:rFonts w:hint="default" w:ascii="Times New Roman Regular" w:hAnsi="Times New Roman Regular" w:cs="Times New Roman Regular"/>
                 <w:sz w:val="16"/>
@@ -1017,7 +1019,7 @@
             <w:pPr>
               <w:bidi w:val="0"/>
               <w:spacing w:line="240" w:lineRule="auto"/>
-              <w:jc w:val="left"/>
+              <w:jc w:val="both"/>
               <w:rPr>
                 <w:rFonts w:hint="default" w:ascii="Times New Roman Regular" w:hAnsi="Times New Roman Regular" w:cs="Times New Roman Regular"/>
                 <w:sz w:val="16"/>
@@ -1072,7 +1074,7 @@
             <w:pPr>
               <w:bidi w:val="0"/>
               <w:spacing w:line="240" w:lineRule="auto"/>
-              <w:jc w:val="left"/>
+              <w:jc w:val="both"/>
               <w:rPr>
                 <w:rFonts w:hint="default" w:ascii="Times New Roman Regular" w:hAnsi="Times New Roman Regular" w:cs="Times New Roman Regular"/>
                 <w:sz w:val="16"/>
@@ -1172,7 +1174,7 @@
             <w:pPr>
               <w:bidi w:val="0"/>
               <w:spacing w:line="240" w:lineRule="auto"/>
-              <w:jc w:val="left"/>
+              <w:jc w:val="both"/>
               <w:rPr>
                 <w:rFonts w:hint="default" w:ascii="Times New Roman Regular" w:hAnsi="Times New Roman Regular" w:cs="Times New Roman Regular"/>
                 <w:sz w:val="16"/>
@@ -1187,7 +1189,7 @@
             <w:pPr>
               <w:bidi w:val="0"/>
               <w:spacing w:line="240" w:lineRule="auto"/>
-              <w:jc w:val="left"/>
+              <w:jc w:val="both"/>
               <w:rPr>
                 <w:rFonts w:hint="default" w:ascii="Times New Roman Regular" w:hAnsi="Times New Roman Regular" w:cs="Times New Roman Regular"/>
                 <w:sz w:val="16"/>
@@ -1332,7 +1334,7 @@
             <w:pPr>
               <w:bidi w:val="0"/>
               <w:spacing w:line="240" w:lineRule="auto"/>
-              <w:jc w:val="left"/>
+              <w:jc w:val="both"/>
               <w:rPr>
                 <w:rFonts w:hint="default" w:ascii="Times New Roman Regular" w:hAnsi="Times New Roman Regular" w:cs="Times New Roman Regular"/>
                 <w:sz w:val="16"/>
@@ -1347,7 +1349,7 @@
             <w:pPr>
               <w:bidi w:val="0"/>
               <w:spacing w:line="240" w:lineRule="auto"/>
-              <w:jc w:val="left"/>
+              <w:jc w:val="both"/>
               <w:rPr>
                 <w:rFonts w:hint="default" w:ascii="Times New Roman Regular" w:hAnsi="Times New Roman Regular" w:cs="Times New Roman Regular"/>
                 <w:sz w:val="16"/>
@@ -1492,7 +1494,7 @@
             <w:pPr>
               <w:bidi w:val="0"/>
               <w:spacing w:line="240" w:lineRule="auto"/>
-              <w:jc w:val="left"/>
+              <w:jc w:val="both"/>
               <w:rPr>
                 <w:rFonts w:hint="default" w:ascii="Times New Roman Regular" w:hAnsi="Times New Roman Regular" w:cs="Times New Roman Regular"/>
                 <w:sz w:val="16"/>
@@ -1507,7 +1509,7 @@
             <w:pPr>
               <w:bidi w:val="0"/>
               <w:spacing w:line="240" w:lineRule="auto"/>
-              <w:jc w:val="left"/>
+              <w:jc w:val="both"/>
               <w:rPr>
                 <w:rFonts w:hint="default" w:ascii="Times New Roman Regular" w:hAnsi="Times New Roman Regular" w:cs="Times New Roman Regular"/>
                 <w:sz w:val="16"/>
@@ -1663,7 +1665,7 @@
             <w:pPr>
               <w:bidi w:val="0"/>
               <w:spacing w:line="240" w:lineRule="auto"/>
-              <w:jc w:val="left"/>
+              <w:jc w:val="both"/>
               <w:rPr>
                 <w:rFonts w:hint="default" w:ascii="Times New Roman Regular" w:hAnsi="Times New Roman Regular" w:cs="Times New Roman Regular"/>
                 <w:sz w:val="16"/>
@@ -1678,7 +1680,7 @@
             <w:pPr>
               <w:bidi w:val="0"/>
               <w:spacing w:line="240" w:lineRule="auto"/>
-              <w:jc w:val="left"/>
+              <w:jc w:val="both"/>
               <w:rPr>
                 <w:rFonts w:hint="default" w:ascii="Times New Roman Regular" w:hAnsi="Times New Roman Regular" w:cs="Times New Roman Regular"/>
                 <w:sz w:val="16"/>
@@ -1693,7 +1695,7 @@
             <w:pPr>
               <w:bidi w:val="0"/>
               <w:spacing w:line="240" w:lineRule="auto"/>
-              <w:jc w:val="left"/>
+              <w:jc w:val="both"/>
               <w:rPr>
                 <w:rFonts w:hint="default" w:ascii="Times New Roman Regular" w:hAnsi="Times New Roman Regular" w:cs="Times New Roman Regular"/>
                 <w:sz w:val="16"/>
@@ -1708,7 +1710,7 @@
             <w:pPr>
               <w:bidi w:val="0"/>
               <w:spacing w:line="240" w:lineRule="auto"/>
-              <w:jc w:val="left"/>
+              <w:jc w:val="both"/>
               <w:rPr>
                 <w:rFonts w:hint="default" w:ascii="Times New Roman Regular" w:hAnsi="Times New Roman Regular" w:cs="Times New Roman Regular"/>
                 <w:sz w:val="16"/>
@@ -1863,7 +1865,7 @@
               <w:widowControl/>
               <w:suppressLineNumbers w:val="0"/>
               <w:ind w:firstLine="160" w:firstLineChars="100"/>
-              <w:jc w:val="left"/>
+              <w:jc w:val="both"/>
               <w:rPr>
                 <w:rFonts w:hint="default" w:ascii="Times New Roman Regular" w:hAnsi="Times New Roman Regular" w:cs="Times New Roman Regular"/>
                 <w:sz w:val="16"/>
@@ -1913,7 +1915,7 @@
               <w:widowControl/>
               <w:suppressLineNumbers w:val="0"/>
               <w:ind w:firstLine="160" w:firstLineChars="100"/>
-              <w:jc w:val="left"/>
+              <w:jc w:val="both"/>
               <w:rPr>
                 <w:rFonts w:hint="default" w:ascii="Times New Roman Regular" w:hAnsi="Times New Roman Regular" w:cs="Times New Roman Regular"/>
                 <w:sz w:val="16"/>
@@ -1994,7 +1996,7 @@
               <w:keepLines w:val="0"/>
               <w:widowControl/>
               <w:suppressLineNumbers w:val="0"/>
-              <w:jc w:val="left"/>
+              <w:jc w:val="both"/>
             </w:pPr>
             <w:r>
               <w:rPr>
@@ -2141,7 +2143,7 @@
               <w:keepLines w:val="0"/>
               <w:widowControl/>
               <w:suppressLineNumbers w:val="0"/>
-              <w:jc w:val="left"/>
+              <w:jc w:val="both"/>
               <w:rPr>
                 <w:rFonts w:hint="default" w:ascii="Times New Roman Bold" w:hAnsi="Times New Roman Bold" w:eastAsia="CourierStd" w:cs="Times New Roman Bold"/>
                 <w:b/>
@@ -2198,7 +2200,7 @@
               <w:keepLines w:val="0"/>
               <w:widowControl/>
               <w:suppressLineNumbers w:val="0"/>
-              <w:jc w:val="left"/>
+              <w:jc w:val="both"/>
               <w:rPr>
                 <w:rFonts w:hint="default" w:ascii="Times New Roman Bold" w:hAnsi="Times New Roman Bold" w:eastAsia="CourierStd" w:cs="Times New Roman Bold"/>
                 <w:b/>
@@ -2217,7 +2219,7 @@
               <w:keepLines w:val="0"/>
               <w:widowControl/>
               <w:suppressLineNumbers w:val="0"/>
-              <w:jc w:val="left"/>
+              <w:jc w:val="both"/>
               <w:rPr>
                 <w:rFonts w:hint="default" w:ascii="Times New Roman Bold" w:hAnsi="Times New Roman Bold" w:eastAsia="CourierStd" w:cs="Times New Roman Bold"/>
                 <w:b/>
@@ -2274,7 +2276,7 @@
               <w:keepLines w:val="0"/>
               <w:widowControl/>
               <w:suppressLineNumbers w:val="0"/>
-              <w:jc w:val="left"/>
+              <w:jc w:val="both"/>
               <w:rPr>
                 <w:rFonts w:hint="default" w:ascii="Times New Roman Bold" w:hAnsi="Times New Roman Bold" w:eastAsia="CourierStd" w:cs="Times New Roman Bold"/>
                 <w:b/>
@@ -2291,7 +2293,7 @@
             <w:pPr>
               <w:bidi w:val="0"/>
               <w:spacing w:line="240" w:lineRule="auto"/>
-              <w:jc w:val="left"/>
+              <w:jc w:val="both"/>
               <w:rPr>
                 <w:rFonts w:hint="default" w:ascii="Times New Roman Regular" w:hAnsi="Times New Roman Regular" w:cs="Times New Roman Regular"/>
                 <w:sz w:val="16"/>
@@ -2392,7 +2394,7 @@
             <w:pPr>
               <w:bidi w:val="0"/>
               <w:spacing w:line="240" w:lineRule="auto"/>
-              <w:jc w:val="left"/>
+              <w:jc w:val="both"/>
               <w:rPr>
                 <w:rFonts w:hint="default" w:ascii="Times New Roman Regular" w:hAnsi="Times New Roman Regular" w:cs="Times New Roman Regular"/>
                 <w:sz w:val="16"/>
@@ -2407,7 +2409,7 @@
             <w:pPr>
               <w:bidi w:val="0"/>
               <w:spacing w:line="240" w:lineRule="auto"/>
-              <w:jc w:val="left"/>
+              <w:jc w:val="both"/>
               <w:rPr>
                 <w:rFonts w:hint="default" w:ascii="Times New Roman Regular" w:hAnsi="Times New Roman Regular" w:cs="Times New Roman Regular"/>
                 <w:sz w:val="16"/>
@@ -2422,7 +2424,7 @@
             <w:pPr>
               <w:bidi w:val="0"/>
               <w:spacing w:line="240" w:lineRule="auto"/>
-              <w:jc w:val="left"/>
+              <w:jc w:val="both"/>
               <w:rPr>
                 <w:rFonts w:hint="default" w:ascii="Times New Roman Regular" w:hAnsi="Times New Roman Regular" w:cs="Times New Roman Regular"/>
                 <w:sz w:val="16"/>
@@ -2437,7 +2439,7 @@
             <w:pPr>
               <w:bidi w:val="0"/>
               <w:spacing w:line="240" w:lineRule="auto"/>
-              <w:jc w:val="left"/>
+              <w:jc w:val="both"/>
               <w:rPr>
                 <w:rFonts w:hint="default" w:ascii="Times New Roman Regular" w:hAnsi="Times New Roman Regular" w:cs="Times New Roman Regular"/>
                 <w:sz w:val="16"/>
@@ -2452,7 +2454,7 @@
             <w:pPr>
               <w:bidi w:val="0"/>
               <w:spacing w:line="240" w:lineRule="auto"/>
-              <w:jc w:val="left"/>
+              <w:jc w:val="both"/>
               <w:rPr>
                 <w:rFonts w:hint="default" w:ascii="Times New Roman Regular" w:hAnsi="Times New Roman Regular" w:cs="Times New Roman Regular"/>
                 <w:sz w:val="16"/>
@@ -2580,7 +2582,7 @@
             <w:pPr>
               <w:bidi w:val="0"/>
               <w:spacing w:line="240" w:lineRule="auto"/>
-              <w:jc w:val="left"/>
+              <w:jc w:val="both"/>
               <w:rPr>
                 <w:rFonts w:hint="default" w:ascii="Times New Roman Regular" w:hAnsi="Times New Roman Regular" w:cs="Times New Roman Regular"/>
                 <w:sz w:val="16"/>
@@ -2604,7 +2606,7 @@
             <w:pPr>
               <w:bidi w:val="0"/>
               <w:spacing w:line="240" w:lineRule="auto"/>
-              <w:jc w:val="left"/>
+              <w:jc w:val="both"/>
               <w:rPr>
                 <w:rFonts w:hint="default" w:ascii="Times New Roman Regular" w:hAnsi="Times New Roman Regular" w:cs="Times New Roman Regular"/>
                 <w:sz w:val="16"/>
@@ -2622,7 +2624,7 @@
               </w:numPr>
               <w:bidi w:val="0"/>
               <w:spacing w:line="240" w:lineRule="auto"/>
-              <w:jc w:val="left"/>
+              <w:jc w:val="both"/>
               <w:rPr>
                 <w:rFonts w:hint="default" w:ascii="Times New Roman Regular" w:hAnsi="Times New Roman Regular" w:cs="Times New Roman Regular"/>
                 <w:sz w:val="16"/>
@@ -2677,7 +2679,7 @@
               <w:bidi w:val="0"/>
               <w:spacing w:line="240" w:lineRule="auto"/>
               <w:ind w:left="160" w:hanging="160" w:hangingChars="100"/>
-              <w:jc w:val="left"/>
+              <w:jc w:val="both"/>
               <w:rPr>
                 <w:rFonts w:hint="default" w:ascii="Times New Roman Regular" w:hAnsi="Times New Roman Regular" w:cs="Times New Roman Regular"/>
                 <w:sz w:val="16"/>
@@ -2705,7 +2707,7 @@
               </w:numPr>
               <w:bidi w:val="0"/>
               <w:spacing w:line="240" w:lineRule="auto"/>
-              <w:jc w:val="left"/>
+              <w:jc w:val="both"/>
               <w:rPr>
                 <w:rFonts w:hint="default" w:ascii="Times New Roman Bold" w:hAnsi="Times New Roman Bold" w:cs="Times New Roman Bold"/>
                 <w:b/>
@@ -2795,7 +2797,7 @@
               <w:bidi w:val="0"/>
               <w:spacing w:line="240" w:lineRule="auto"/>
               <w:ind w:left="80" w:hanging="80" w:hangingChars="50"/>
-              <w:jc w:val="left"/>
+              <w:jc w:val="both"/>
               <w:rPr>
                 <w:rFonts w:hint="default" w:ascii="Times New Roman Regular" w:hAnsi="Times New Roman Regular" w:cs="Times New Roman Regular"/>
                 <w:sz w:val="16"/>
@@ -2811,7 +2813,7 @@
               <w:bidi w:val="0"/>
               <w:spacing w:line="240" w:lineRule="auto"/>
               <w:ind w:left="80" w:hanging="80" w:hangingChars="50"/>
-              <w:jc w:val="left"/>
+              <w:jc w:val="both"/>
               <w:rPr>
                 <w:rFonts w:hint="default" w:ascii="Times New Roman Regular" w:hAnsi="Times New Roman Regular" w:cs="Times New Roman Regular"/>
                 <w:sz w:val="16"/>
@@ -2827,7 +2829,7 @@
               <w:bidi w:val="0"/>
               <w:spacing w:line="240" w:lineRule="auto"/>
               <w:ind w:left="80" w:hanging="80" w:hangingChars="50"/>
-              <w:jc w:val="left"/>
+              <w:jc w:val="both"/>
               <w:rPr>
                 <w:rFonts w:hint="default" w:ascii="Times New Roman Regular" w:hAnsi="Times New Roman Regular" w:cs="Times New Roman Regular"/>
                 <w:sz w:val="16"/>
@@ -2843,7 +2845,7 @@
               <w:bidi w:val="0"/>
               <w:spacing w:line="240" w:lineRule="auto"/>
               <w:ind w:left="80" w:hanging="80" w:hangingChars="50"/>
-              <w:jc w:val="left"/>
+              <w:jc w:val="both"/>
               <w:rPr>
                 <w:rFonts w:hint="default" w:ascii="Times New Roman Regular" w:hAnsi="Times New Roman Regular" w:cs="Times New Roman Regular"/>
                 <w:sz w:val="16"/>
@@ -2859,7 +2861,7 @@
               <w:bidi w:val="0"/>
               <w:spacing w:line="240" w:lineRule="auto"/>
               <w:ind w:left="80" w:hanging="80" w:hangingChars="50"/>
-              <w:jc w:val="left"/>
+              <w:jc w:val="both"/>
               <w:rPr>
                 <w:rFonts w:hint="default" w:ascii="Times New Roman Regular" w:hAnsi="Times New Roman Regular" w:cs="Times New Roman Regular"/>
                 <w:sz w:val="16"/>
@@ -2875,7 +2877,7 @@
               <w:bidi w:val="0"/>
               <w:spacing w:line="240" w:lineRule="auto"/>
               <w:ind w:left="80" w:hanging="80" w:hangingChars="50"/>
-              <w:jc w:val="left"/>
+              <w:jc w:val="both"/>
               <w:rPr>
                 <w:rFonts w:hint="default" w:ascii="Times New Roman Regular" w:hAnsi="Times New Roman Regular" w:cs="Times New Roman Regular"/>
                 <w:sz w:val="16"/>
@@ -2891,7 +2893,7 @@
               <w:bidi w:val="0"/>
               <w:spacing w:line="240" w:lineRule="auto"/>
               <w:ind w:left="80" w:hanging="80" w:hangingChars="50"/>
-              <w:jc w:val="left"/>
+              <w:jc w:val="both"/>
               <w:rPr>
                 <w:rFonts w:hint="default" w:ascii="Times New Roman Regular" w:hAnsi="Times New Roman Regular" w:cs="Times New Roman Regular"/>
                 <w:sz w:val="16"/>
@@ -2907,7 +2909,7 @@
               <w:bidi w:val="0"/>
               <w:spacing w:line="240" w:lineRule="auto"/>
               <w:ind w:left="80" w:hanging="80" w:hangingChars="50"/>
-              <w:jc w:val="left"/>
+              <w:jc w:val="both"/>
               <w:rPr>
                 <w:rFonts w:hint="default" w:ascii="Times New Roman Regular" w:hAnsi="Times New Roman Regular" w:cs="Times New Roman Regular"/>
                 <w:sz w:val="16"/>
@@ -3120,7 +3122,7 @@
             <w:pPr>
               <w:bidi w:val="0"/>
               <w:spacing w:line="240" w:lineRule="auto"/>
-              <w:jc w:val="left"/>
+              <w:jc w:val="both"/>
               <w:rPr>
                 <w:rFonts w:hint="default" w:ascii="Times New Roman Regular" w:hAnsi="Times New Roman Regular" w:cs="Times New Roman Regular"/>
                 <w:sz w:val="16"/>
@@ -3146,7 +3148,7 @@
             <w:pPr>
               <w:bidi w:val="0"/>
               <w:spacing w:line="240" w:lineRule="auto"/>
-              <w:jc w:val="left"/>
+              <w:jc w:val="both"/>
               <w:rPr>
                 <w:rFonts w:hint="default" w:ascii="Times New Roman Regular" w:hAnsi="Times New Roman Regular" w:cs="Times New Roman Regular"/>
                 <w:sz w:val="16"/>
@@ -3161,7 +3163,7 @@
             <w:pPr>
               <w:bidi w:val="0"/>
               <w:spacing w:line="240" w:lineRule="auto"/>
-              <w:jc w:val="left"/>
+              <w:jc w:val="both"/>
               <w:rPr>
                 <w:rFonts w:hint="default" w:ascii="Times New Roman Regular" w:hAnsi="Times New Roman Regular" w:cs="Times New Roman Regular"/>
                 <w:sz w:val="16"/>
@@ -3187,7 +3189,7 @@
             <w:pPr>
               <w:bidi w:val="0"/>
               <w:spacing w:line="240" w:lineRule="auto"/>
-              <w:jc w:val="left"/>
+              <w:jc w:val="both"/>
               <w:rPr>
                 <w:rFonts w:hint="default" w:ascii="Times New Roman Regular" w:hAnsi="Times New Roman Regular" w:cs="Times New Roman Regular"/>
                 <w:sz w:val="16"/>
@@ -3202,7 +3204,7 @@
             <w:pPr>
               <w:bidi w:val="0"/>
               <w:spacing w:line="240" w:lineRule="auto"/>
-              <w:jc w:val="left"/>
+              <w:jc w:val="both"/>
               <w:rPr>
                 <w:rFonts w:hint="default" w:ascii="Times New Roman" w:hAnsi="Times New Roman" w:cs="Times New Roman"/>
                 <w:b w:val="0"/>
@@ -3422,6 +3424,7 @@
           <w:rFonts w:hint="default" w:ascii="Times New Roman Bold" w:hAnsi="Times New Roman Bold" w:cs="Times New Roman Bold"/>
           <w:b/>
           <w:bCs/>
+          <w:color w:val="C00000"/>
           <w:sz w:val="20"/>
           <w:szCs w:val="20"/>
           <w:lang w:val="en-US"/>
@@ -3446,26 +3449,93 @@
     <w:p>
       <w:pPr>
         <w:bidi w:val="0"/>
+        <w:ind w:firstLine="720" w:firstLineChars="0"/>
         <w:jc w:val="both"/>
         <w:rPr>
-          <w:rFonts w:hint="default" w:ascii="Times New Roman" w:hAnsi="Times New Roman" w:cs="Times New Roman"/>
-          <w:b w:val="0"/>
-          <w:bCs w:val="0"/>
-          <w:sz w:val="20"/>
-          <w:szCs w:val="20"/>
-          <w:lang w:val="en-US"/>
-        </w:rPr>
-      </w:pPr>
-      <w:r>
-        <w:rPr>
-          <w:rFonts w:hint="default" w:ascii="Times New Roman" w:hAnsi="Times New Roman" w:cs="Times New Roman"/>
-          <w:b w:val="0"/>
-          <w:bCs w:val="0"/>
-          <w:sz w:val="20"/>
-          <w:szCs w:val="20"/>
-          <w:lang w:val="en-US"/>
-        </w:rPr>
-        <w:t>Docker Image like of if a big zip file stored small files inside it, when you pulling an image (if image have not yet locally on your machine), you can see various processes to handling, those are called i</w:t>
+          <w:rFonts w:hint="default" w:ascii="Times New Roman Bold" w:hAnsi="Times New Roman Bold" w:cs="Times New Roman Bold"/>
+          <w:b/>
+          <w:bCs/>
+          <w:sz w:val="20"/>
+          <w:szCs w:val="20"/>
+          <w:lang w:val="en-US"/>
+        </w:rPr>
+      </w:pPr>
+      <w:r>
+        <w:rPr>
+          <w:rFonts w:hint="default" w:ascii="Times New Roman Bold" w:hAnsi="Times New Roman Bold" w:cs="Times New Roman Bold"/>
+          <w:b/>
+          <w:bCs/>
+          <w:color w:val="0070C0"/>
+          <w:sz w:val="20"/>
+          <w:szCs w:val="20"/>
+          <w:lang w:val="en-US"/>
+        </w:rPr>
+        <w:t>Pull images from Docker Hub</w:t>
+      </w:r>
+    </w:p>
+    <w:p>
+      <w:pPr>
+        <w:bidi w:val="0"/>
+        <w:ind w:firstLine="720" w:firstLineChars="0"/>
+        <w:jc w:val="both"/>
+        <w:rPr>
+          <w:rFonts w:hint="default" w:ascii="Times New Roman Bold" w:hAnsi="Times New Roman Bold" w:cs="Times New Roman Bold"/>
+          <w:b/>
+          <w:bCs/>
+          <w:sz w:val="20"/>
+          <w:szCs w:val="20"/>
+          <w:lang w:val="en-US"/>
+        </w:rPr>
+      </w:pPr>
+    </w:p>
+    <w:p>
+      <w:pPr>
+        <w:bidi w:val="0"/>
+        <w:ind w:firstLine="720" w:firstLineChars="0"/>
+        <w:jc w:val="both"/>
+        <w:rPr>
+          <w:rFonts w:hint="default" w:ascii="Times New Roman" w:hAnsi="Times New Roman" w:cs="Times New Roman"/>
+          <w:b w:val="0"/>
+          <w:bCs w:val="0"/>
+          <w:sz w:val="20"/>
+          <w:szCs w:val="20"/>
+          <w:lang w:val="en-US"/>
+        </w:rPr>
+      </w:pPr>
+      <w:r>
+        <w:rPr>
+          <w:rFonts w:hint="default" w:ascii="Times New Roman" w:hAnsi="Times New Roman" w:cs="Times New Roman"/>
+          <w:b w:val="0"/>
+          <w:bCs w:val="0"/>
+          <w:sz w:val="20"/>
+          <w:szCs w:val="20"/>
+          <w:lang w:val="en-US"/>
+        </w:rPr>
+        <w:t xml:space="preserve">Docker Image like of if a big zip file stored small files inside it, when you pulling an image (if </w:t>
+      </w:r>
+      <w:r>
+        <w:rPr>
+          <w:rFonts w:hint="default" w:ascii="Times New Roman" w:hAnsi="Times New Roman" w:cs="Times New Roman"/>
+          <w:b w:val="0"/>
+          <w:bCs w:val="0"/>
+          <w:sz w:val="20"/>
+          <w:szCs w:val="20"/>
+          <w:lang w:val="en-US"/>
+        </w:rPr>
+        <w:tab/>
+        <w:t xml:space="preserve">image have not yet locally on your machine), you can see various processes to handling, those </w:t>
+      </w:r>
+      <w:r>
+        <w:rPr>
+          <w:rFonts w:hint="default" w:ascii="Times New Roman" w:hAnsi="Times New Roman" w:cs="Times New Roman"/>
+          <w:b w:val="0"/>
+          <w:bCs w:val="0"/>
+          <w:sz w:val="20"/>
+          <w:szCs w:val="20"/>
+          <w:lang w:val="en-US"/>
+        </w:rPr>
+        <w:tab/>
+        <w:t>are called i</w:t>
       </w:r>
       <w:r>
         <w:rPr>
@@ -3495,6 +3565,7 @@
     <w:p>
       <w:pPr>
         <w:bidi w:val="0"/>
+        <w:ind w:firstLine="720" w:firstLineChars="0"/>
         <w:jc w:val="both"/>
         <w:rPr>
           <w:rFonts w:hint="default" w:ascii="Times New Roman" w:hAnsi="Times New Roman" w:cs="Times New Roman"/>
@@ -3509,6 +3580,7 @@
     <w:p>
       <w:pPr>
         <w:bidi w:val="0"/>
+        <w:ind w:firstLine="720" w:firstLineChars="0"/>
         <w:jc w:val="both"/>
         <w:rPr>
           <w:rFonts w:hint="default" w:ascii="Times New Roman" w:hAnsi="Times New Roman" w:cs="Times New Roman"/>
@@ -3528,12 +3600,37 @@
           <w:szCs w:val="20"/>
           <w:lang w:val="en-US"/>
         </w:rPr>
-        <w:t>Beacause image stored as lots of smaller files, Docker auto assemble them together to create completely containers filesystem. When all the layers have been pulled, the full Image is available to use.</w:t>
+        <w:t xml:space="preserve">Beacause image stored as lots of smaller files, Docker auto assemble them together to create </w:t>
+      </w:r>
+      <w:r>
+        <w:rPr>
+          <w:rFonts w:hint="default" w:ascii="Times New Roman" w:hAnsi="Times New Roman" w:cs="Times New Roman"/>
+          <w:b w:val="0"/>
+          <w:bCs w:val="0"/>
+          <w:sz w:val="20"/>
+          <w:szCs w:val="20"/>
+          <w:lang w:val="en-US"/>
+        </w:rPr>
+        <w:tab/>
+        <w:t xml:space="preserve">completely containers filesystem. When all the layers have been pulled, the full Image is </w:t>
+      </w:r>
+      <w:r>
+        <w:rPr>
+          <w:rFonts w:hint="default" w:ascii="Times New Roman" w:hAnsi="Times New Roman" w:cs="Times New Roman"/>
+          <w:b w:val="0"/>
+          <w:bCs w:val="0"/>
+          <w:sz w:val="20"/>
+          <w:szCs w:val="20"/>
+          <w:lang w:val="en-US"/>
+        </w:rPr>
+        <w:tab/>
+        <w:t>available to use.</w:t>
       </w:r>
     </w:p>
     <w:p>
       <w:pPr>
         <w:bidi w:val="0"/>
+        <w:ind w:firstLine="720" w:firstLineChars="0"/>
         <w:jc w:val="both"/>
         <w:rPr>
           <w:rFonts w:hint="default" w:ascii="Times New Roman" w:hAnsi="Times New Roman" w:cs="Times New Roman"/>
@@ -3544,84 +3641,6 @@
           <w:lang w:val="en-US"/>
         </w:rPr>
       </w:pPr>
-    </w:p>
-    <w:p>
-      <w:pPr>
-        <w:keepNext w:val="0"/>
-        <w:keepLines w:val="0"/>
-        <w:widowControl/>
-        <w:suppressLineNumbers w:val="0"/>
-        <w:jc w:val="left"/>
-        <w:rPr>
-          <w:rFonts w:hint="default" w:ascii="Times New Roman" w:hAnsi="Times New Roman" w:cs="Times New Roman"/>
-          <w:b w:val="0"/>
-          <w:bCs w:val="0"/>
-          <w:sz w:val="20"/>
-          <w:szCs w:val="20"/>
-          <w:lang w:val="en-US"/>
-        </w:rPr>
-      </w:pPr>
-      <w:r>
-        <w:rPr>
-          <w:rFonts w:hint="default" w:ascii="Times New Roman Bold" w:hAnsi="Times New Roman Bold" w:cs="Times New Roman Bold"/>
-          <w:b/>
-          <w:bCs/>
-          <w:sz w:val="20"/>
-          <w:szCs w:val="20"/>
-          <w:lang w:val="en-US"/>
-        </w:rPr>
-        <w:t>Example</w:t>
-      </w:r>
-      <w:r>
-        <w:rPr>
-          <w:rFonts w:hint="default" w:ascii="Times New Roman" w:hAnsi="Times New Roman" w:cs="Times New Roman"/>
-          <w:b w:val="0"/>
-          <w:bCs w:val="0"/>
-          <w:sz w:val="20"/>
-          <w:szCs w:val="20"/>
-          <w:lang w:val="en-US"/>
-        </w:rPr>
-        <w:t xml:space="preserve">: </w:t>
-      </w:r>
-    </w:p>
-    <w:p>
-      <w:pPr>
-        <w:keepNext w:val="0"/>
-        <w:keepLines w:val="0"/>
-        <w:widowControl/>
-        <w:suppressLineNumbers w:val="0"/>
-        <w:jc w:val="left"/>
-        <w:rPr>
-          <w:rFonts w:hint="default" w:ascii="Times New Roman Bold" w:hAnsi="Times New Roman Bold" w:cs="Times New Roman Bold"/>
-          <w:b/>
-          <w:bCs/>
-          <w:sz w:val="20"/>
-          <w:szCs w:val="20"/>
-          <w:lang w:val="en-US"/>
-        </w:rPr>
-      </w:pPr>
-      <w:r>
-        <w:rPr>
-          <w:rFonts w:hint="default" w:ascii="Times New Roman" w:hAnsi="Times New Roman" w:cs="Times New Roman"/>
-          <w:b w:val="0"/>
-          <w:bCs w:val="0"/>
-          <w:sz w:val="20"/>
-          <w:szCs w:val="20"/>
-          <w:lang w:val="en-US"/>
-        </w:rPr>
-        <w:tab/>
-      </w:r>
-      <w:r>
-        <w:rPr>
-          <w:rFonts w:hint="default" w:ascii="Times New Roman Bold" w:hAnsi="Times New Roman Bold" w:cs="Times New Roman Bold"/>
-          <w:b/>
-          <w:bCs/>
-          <w:sz w:val="20"/>
-          <w:szCs w:val="20"/>
-          <w:lang w:val="en-US"/>
-        </w:rPr>
-        <w:t>Docker command</w:t>
-      </w:r>
     </w:p>
     <w:p>
       <w:pPr>
@@ -3630,7 +3649,87 @@
         <w:widowControl/>
         <w:suppressLineNumbers w:val="0"/>
         <w:ind w:firstLine="720" w:firstLineChars="0"/>
-        <w:jc w:val="left"/>
+        <w:jc w:val="both"/>
+        <w:rPr>
+          <w:rFonts w:hint="default" w:ascii="Times New Roman" w:hAnsi="Times New Roman" w:cs="Times New Roman"/>
+          <w:b w:val="0"/>
+          <w:bCs w:val="0"/>
+          <w:sz w:val="20"/>
+          <w:szCs w:val="20"/>
+          <w:lang w:val="en-US"/>
+        </w:rPr>
+      </w:pPr>
+      <w:r>
+        <w:rPr>
+          <w:rFonts w:hint="default" w:ascii="Times New Roman Bold" w:hAnsi="Times New Roman Bold" w:cs="Times New Roman Bold"/>
+          <w:b/>
+          <w:bCs/>
+          <w:sz w:val="20"/>
+          <w:szCs w:val="20"/>
+          <w:lang w:val="en-US"/>
+        </w:rPr>
+        <w:t>Example</w:t>
+      </w:r>
+      <w:r>
+        <w:rPr>
+          <w:rFonts w:hint="default" w:ascii="Times New Roman" w:hAnsi="Times New Roman" w:cs="Times New Roman"/>
+          <w:b w:val="0"/>
+          <w:bCs w:val="0"/>
+          <w:sz w:val="20"/>
+          <w:szCs w:val="20"/>
+          <w:lang w:val="en-US"/>
+        </w:rPr>
+        <w:t xml:space="preserve">: </w:t>
+      </w:r>
+    </w:p>
+    <w:p>
+      <w:pPr>
+        <w:keepNext w:val="0"/>
+        <w:keepLines w:val="0"/>
+        <w:widowControl/>
+        <w:suppressLineNumbers w:val="0"/>
+        <w:ind w:firstLine="720" w:firstLineChars="0"/>
+        <w:jc w:val="both"/>
+        <w:rPr>
+          <w:rFonts w:hint="default" w:ascii="Times New Roman Bold" w:hAnsi="Times New Roman Bold" w:cs="Times New Roman Bold"/>
+          <w:b/>
+          <w:bCs/>
+          <w:sz w:val="20"/>
+          <w:szCs w:val="20"/>
+          <w:lang w:val="en-US"/>
+        </w:rPr>
+      </w:pPr>
+      <w:r>
+        <w:rPr>
+          <w:rFonts w:hint="default" w:ascii="Times New Roman" w:hAnsi="Times New Roman" w:cs="Times New Roman"/>
+          <w:b w:val="0"/>
+          <w:bCs w:val="0"/>
+          <w:sz w:val="20"/>
+          <w:szCs w:val="20"/>
+          <w:lang w:val="en-US"/>
+        </w:rPr>
+        <w:tab/>
+      </w:r>
+      <w:r>
+        <w:rPr>
+          <w:rFonts w:hint="default" w:ascii="Times New Roman Bold" w:hAnsi="Times New Roman Bold" w:cs="Times New Roman Bold"/>
+          <w:b/>
+          <w:bCs/>
+          <w:sz w:val="20"/>
+          <w:szCs w:val="20"/>
+          <w:lang w:val="en-US"/>
+        </w:rPr>
+        <w:t>Docker command</w:t>
+      </w:r>
+    </w:p>
+    <w:p>
+      <w:pPr>
+        <w:keepNext w:val="0"/>
+        <w:keepLines w:val="0"/>
+        <w:widowControl/>
+        <w:suppressLineNumbers w:val="0"/>
+        <w:ind w:left="720" w:leftChars="0" w:firstLine="720" w:firstLineChars="0"/>
+        <w:jc w:val="both"/>
         <w:rPr>
           <w:rFonts w:hint="default" w:ascii="Times New Roman Regular" w:hAnsi="Times New Roman Regular" w:eastAsia="CourierStd" w:cs="Times New Roman Regular"/>
           <w:color w:val="262626"/>
@@ -3736,7 +3835,8 @@
         <w:keepLines w:val="0"/>
         <w:widowControl/>
         <w:suppressLineNumbers w:val="0"/>
-        <w:jc w:val="left"/>
+        <w:ind w:firstLine="720" w:firstLineChars="0"/>
+        <w:jc w:val="both"/>
         <w:rPr>
           <w:rFonts w:hint="default" w:ascii="Times New Roman Regular" w:hAnsi="Times New Roman Regular" w:eastAsia="CourierStd" w:cs="Times New Roman Regular"/>
           <w:color w:val="262626"/>
@@ -3753,8 +3853,9 @@
         <w:keepLines w:val="0"/>
         <w:widowControl/>
         <w:suppressLineNumbers w:val="0"/>
-        <w:ind w:left="684" w:leftChars="342" w:firstLine="0" w:firstLineChars="0"/>
-        <w:jc w:val="left"/>
+        <w:spacing w:after="0" w:afterLines="0" w:afterAutospacing="0"/>
+        <w:ind w:left="1400" w:leftChars="0" w:firstLine="713" w:firstLineChars="0"/>
+        <w:jc w:val="both"/>
         <w:rPr>
           <w:rFonts w:hint="default" w:ascii="Times New Roman Regular" w:hAnsi="Times New Roman Regular" w:eastAsia="CourierStd" w:cs="Times New Roman Regular"/>
           <w:color w:val="262626"/>
@@ -3813,8 +3914,8 @@
       <w:r>
         <w:drawing>
           <wp:inline distT="0" distB="0" distL="114300" distR="114300">
-            <wp:extent cx="5264150" cy="1237615"/>
-            <wp:effectExtent l="0" t="0" r="19050" b="6985"/>
+            <wp:extent cx="4399280" cy="1237615"/>
+            <wp:effectExtent l="0" t="0" r="20320" b="6985"/>
             <wp:docPr id="4" name="Picture 2"/>
             <wp:cNvGraphicFramePr>
               <a:graphicFrameLocks xmlns:a="http://schemas.openxmlformats.org/drawingml/2006/main" noChangeAspect="1"/>
@@ -3837,7 +3938,7 @@
                   <pic:spPr>
                     <a:xfrm>
                       <a:off x="0" y="0"/>
-                      <a:ext cx="5264150" cy="1237615"/>
+                      <a:ext cx="4399280" cy="1237615"/>
                     </a:xfrm>
                     <a:prstGeom prst="rect">
                       <a:avLst/>
@@ -3857,6 +3958,8 @@
     <w:p>
       <w:pPr>
         <w:bidi w:val="0"/>
+        <w:spacing w:beforeAutospacing="0"/>
+        <w:ind w:firstLine="720" w:firstLineChars="0"/>
         <w:jc w:val="both"/>
         <w:rPr>
           <w:rFonts w:hint="default" w:ascii="Times New Roman" w:hAnsi="Times New Roman" w:cs="Times New Roman"/>
@@ -3871,6 +3974,7 @@
     <w:p>
       <w:pPr>
         <w:bidi w:val="0"/>
+        <w:ind w:firstLine="720" w:firstLineChars="0"/>
         <w:jc w:val="both"/>
         <w:rPr>
           <w:rFonts w:hint="default" w:ascii="Times New Roman" w:hAnsi="Times New Roman" w:cs="Times New Roman"/>
@@ -3918,6 +4022,7 @@
     <w:p>
       <w:pPr>
         <w:bidi w:val="0"/>
+        <w:ind w:firstLine="720" w:firstLineChars="0"/>
         <w:jc w:val="both"/>
         <w:rPr>
           <w:rFonts w:hint="default" w:ascii="Times New Roman Bold" w:hAnsi="Times New Roman Bold" w:cs="Times New Roman Bold"/>
@@ -3982,19 +4087,55 @@
           <w:szCs w:val="20"/>
           <w:lang w:val="en-US"/>
         </w:rPr>
-        <w:t xml:space="preserve">this states when </w:t>
-      </w:r>
-      <w:r>
-        <w:rPr>
-          <w:rFonts w:hint="default" w:ascii="Times New Roman" w:hAnsi="Times New Roman" w:cs="Times New Roman"/>
-          <w:b w:val="0"/>
-          <w:bCs w:val="0"/>
-          <w:sz w:val="20"/>
-          <w:szCs w:val="20"/>
-          <w:lang w:val="en-US"/>
-        </w:rPr>
-        <w:tab/>
-        <w:t xml:space="preserve">you pull an image from Docker Hub. If the small files inside Image has bean already on your </w:t>
+        <w:t xml:space="preserve">this states </w:t>
+      </w:r>
+      <w:r>
+        <w:rPr>
+          <w:rFonts w:hint="default" w:ascii="Times New Roman" w:hAnsi="Times New Roman" w:cs="Times New Roman"/>
+          <w:b w:val="0"/>
+          <w:bCs w:val="0"/>
+          <w:sz w:val="20"/>
+          <w:szCs w:val="20"/>
+          <w:lang w:val="en-US"/>
+        </w:rPr>
+        <w:tab/>
+        <w:t/>
+      </w:r>
+      <w:r>
+        <w:rPr>
+          <w:rFonts w:hint="default" w:ascii="Times New Roman" w:hAnsi="Times New Roman" w:cs="Times New Roman"/>
+          <w:b w:val="0"/>
+          <w:bCs w:val="0"/>
+          <w:sz w:val="20"/>
+          <w:szCs w:val="20"/>
+          <w:lang w:val="en-US"/>
+        </w:rPr>
+        <w:tab/>
+        <w:t xml:space="preserve">when you pull an image from Docker Hub. If the small files inside Image has bean </w:t>
+      </w:r>
+      <w:r>
+        <w:rPr>
+          <w:rFonts w:hint="default" w:ascii="Times New Roman" w:hAnsi="Times New Roman" w:cs="Times New Roman"/>
+          <w:b w:val="0"/>
+          <w:bCs w:val="0"/>
+          <w:sz w:val="20"/>
+          <w:szCs w:val="20"/>
+          <w:lang w:val="en-US"/>
+        </w:rPr>
+        <w:tab/>
+        <w:t/>
+      </w:r>
+      <w:r>
+        <w:rPr>
+          <w:rFonts w:hint="default" w:ascii="Times New Roman" w:hAnsi="Times New Roman" w:cs="Times New Roman"/>
+          <w:b w:val="0"/>
+          <w:bCs w:val="0"/>
+          <w:sz w:val="20"/>
+          <w:szCs w:val="20"/>
+          <w:lang w:val="en-US"/>
+        </w:rPr>
+        <w:tab/>
+        <w:t xml:space="preserve">already on your </w:t>
       </w:r>
       <w:r>
         <w:rPr>
@@ -4028,19 +4169,31 @@
           <w:szCs w:val="20"/>
           <w:lang w:val="en-US"/>
         </w:rPr>
-        <w:t xml:space="preserve">and if not already file is download until Docker </w:t>
-      </w:r>
-      <w:r>
-        <w:rPr>
-          <w:rFonts w:hint="default" w:ascii="Times New Roman" w:hAnsi="Times New Roman" w:cs="Times New Roman"/>
-          <w:b w:val="0"/>
-          <w:bCs w:val="0"/>
-          <w:sz w:val="20"/>
-          <w:szCs w:val="20"/>
-          <w:lang w:val="en-US"/>
-        </w:rPr>
-        <w:tab/>
-        <w:t xml:space="preserve">notice that </w:t>
+        <w:t xml:space="preserve">and if not already file is </w:t>
+      </w:r>
+      <w:r>
+        <w:rPr>
+          <w:rFonts w:hint="default" w:ascii="Times New Roman" w:hAnsi="Times New Roman" w:cs="Times New Roman"/>
+          <w:b w:val="0"/>
+          <w:bCs w:val="0"/>
+          <w:sz w:val="20"/>
+          <w:szCs w:val="20"/>
+          <w:lang w:val="en-US"/>
+        </w:rPr>
+        <w:tab/>
+        <w:t/>
+      </w:r>
+      <w:r>
+        <w:rPr>
+          <w:rFonts w:hint="default" w:ascii="Times New Roman" w:hAnsi="Times New Roman" w:cs="Times New Roman"/>
+          <w:b w:val="0"/>
+          <w:bCs w:val="0"/>
+          <w:sz w:val="20"/>
+          <w:szCs w:val="20"/>
+          <w:lang w:val="en-US"/>
+        </w:rPr>
+        <w:tab/>
+        <w:t xml:space="preserve">download until Docker notice that </w:t>
       </w:r>
       <w:r>
         <w:rPr>
@@ -4057,6 +4210,7 @@
     <w:p>
       <w:pPr>
         <w:bidi w:val="0"/>
+        <w:ind w:firstLine="720" w:firstLineChars="0"/>
         <w:jc w:val="both"/>
         <w:rPr>
           <w:rFonts w:hint="default" w:ascii="Times New Roman Bold" w:hAnsi="Times New Roman Bold" w:cs="Times New Roman Bold"/>
@@ -4071,6 +4225,7 @@
     <w:p>
       <w:pPr>
         <w:bidi w:val="0"/>
+        <w:ind w:firstLine="720" w:firstLineChars="0"/>
         <w:jc w:val="both"/>
         <w:rPr>
           <w:rFonts w:hint="default" w:ascii="Times New Roman Italic" w:hAnsi="Times New Roman Italic" w:cs="Times New Roman Italic"/>
@@ -4119,23 +4274,3959 @@
           <w:lang w:val="en-US"/>
         </w:rPr>
         <w:tab/>
-        <w:t>filesystem for the</w:t>
+        <w:t/>
+      </w:r>
+      <w:r>
+        <w:rPr>
+          <w:rFonts w:hint="default" w:ascii="Times New Roman Italic" w:hAnsi="Times New Roman Italic" w:cs="Times New Roman Italic"/>
+          <w:b w:val="0"/>
+          <w:bCs w:val="0"/>
+          <w:i/>
+          <w:iCs/>
+          <w:sz w:val="20"/>
+          <w:szCs w:val="20"/>
+          <w:lang w:val="en-US"/>
+        </w:rPr>
+        <w:tab/>
+        <w:t>filesystem for the completely Image.</w:t>
+      </w:r>
+    </w:p>
+    <w:p>
+      <w:pPr>
+        <w:bidi w:val="0"/>
+        <w:jc w:val="both"/>
+        <w:rPr>
+          <w:rFonts w:hint="default" w:ascii="Times New Roman Italic" w:hAnsi="Times New Roman Italic" w:cs="Times New Roman Italic"/>
+          <w:b w:val="0"/>
+          <w:bCs w:val="0"/>
+          <w:i/>
+          <w:iCs/>
+          <w:sz w:val="20"/>
+          <w:szCs w:val="20"/>
+          <w:lang w:val="en-US"/>
+        </w:rPr>
+      </w:pPr>
+    </w:p>
+    <w:p>
+      <w:pPr>
+        <w:bidi w:val="0"/>
+        <w:jc w:val="both"/>
+        <w:rPr>
+          <w:rFonts w:hint="default" w:ascii="Times New Roman Italic" w:hAnsi="Times New Roman Italic" w:cs="Times New Roman Italic"/>
+          <w:b w:val="0"/>
+          <w:bCs w:val="0"/>
+          <w:i/>
+          <w:iCs/>
+          <w:sz w:val="20"/>
+          <w:szCs w:val="20"/>
+          <w:lang w:val="en-US"/>
+        </w:rPr>
+      </w:pPr>
+    </w:p>
+    <w:p>
+      <w:pPr>
+        <w:bidi w:val="0"/>
+        <w:jc w:val="both"/>
+        <w:rPr>
+          <w:rFonts w:hint="default" w:ascii="Times New Roman Bold" w:hAnsi="Times New Roman Bold" w:cs="Times New Roman Bold"/>
+          <w:b/>
+          <w:bCs/>
+          <w:i w:val="0"/>
+          <w:iCs w:val="0"/>
+          <w:color w:val="0070C0"/>
+          <w:sz w:val="20"/>
+          <w:szCs w:val="20"/>
+          <w:lang w:val="en-US"/>
+        </w:rPr>
+      </w:pPr>
+      <w:r>
+        <w:rPr>
+          <w:rFonts w:hint="default" w:ascii="Times New Roman Italic" w:hAnsi="Times New Roman Italic" w:cs="Times New Roman Italic"/>
+          <w:b w:val="0"/>
+          <w:bCs w:val="0"/>
+          <w:i/>
+          <w:iCs/>
+          <w:sz w:val="20"/>
+          <w:szCs w:val="20"/>
+          <w:lang w:val="en-US"/>
+        </w:rPr>
+        <w:tab/>
+      </w:r>
+      <w:r>
+        <w:rPr>
+          <w:rFonts w:hint="default" w:ascii="Times New Roman Bold" w:hAnsi="Times New Roman Bold" w:cs="Times New Roman Bold"/>
+          <w:b/>
+          <w:bCs/>
+          <w:i w:val="0"/>
+          <w:iCs w:val="0"/>
+          <w:color w:val="0070C0"/>
+          <w:sz w:val="20"/>
+          <w:szCs w:val="20"/>
+          <w:lang w:val="en-US"/>
+        </w:rPr>
+        <w:t>Build Image and Share Docker Hub</w:t>
+      </w:r>
+    </w:p>
+    <w:p>
+      <w:pPr>
+        <w:bidi w:val="0"/>
+        <w:jc w:val="both"/>
+        <w:rPr>
+          <w:rFonts w:hint="default" w:ascii="Times New Roman Bold" w:hAnsi="Times New Roman Bold" w:cs="Times New Roman Bold"/>
+          <w:b/>
+          <w:bCs/>
+          <w:i w:val="0"/>
+          <w:iCs w:val="0"/>
+          <w:color w:val="0070C0"/>
+          <w:sz w:val="20"/>
+          <w:szCs w:val="20"/>
+          <w:lang w:val="en-US"/>
+        </w:rPr>
+      </w:pPr>
+    </w:p>
+    <w:p>
+      <w:pPr>
+        <w:bidi w:val="0"/>
+        <w:jc w:val="both"/>
+        <w:rPr>
+          <w:rFonts w:hint="default" w:ascii="Times New Roman" w:hAnsi="Times New Roman" w:cs="Times New Roman"/>
+          <w:b w:val="0"/>
+          <w:bCs w:val="0"/>
+          <w:i w:val="0"/>
+          <w:iCs w:val="0"/>
+          <w:color w:val="auto"/>
+          <w:sz w:val="20"/>
+          <w:szCs w:val="20"/>
+          <w:lang w:val="en-US"/>
+        </w:rPr>
+      </w:pPr>
+      <w:r>
+        <w:rPr>
+          <w:rFonts w:hint="default" w:ascii="Times New Roman Bold" w:hAnsi="Times New Roman Bold" w:cs="Times New Roman Bold"/>
+          <w:b/>
+          <w:bCs/>
+          <w:i w:val="0"/>
+          <w:iCs w:val="0"/>
+          <w:color w:val="0070C0"/>
+          <w:sz w:val="20"/>
+          <w:szCs w:val="20"/>
+          <w:lang w:val="en-US"/>
+        </w:rPr>
+        <w:tab/>
+      </w:r>
+      <w:r>
+        <w:rPr>
+          <w:rFonts w:hint="default" w:ascii="Times New Roman" w:hAnsi="Times New Roman" w:cs="Times New Roman"/>
+          <w:b w:val="0"/>
+          <w:bCs w:val="0"/>
+          <w:i w:val="0"/>
+          <w:iCs w:val="0"/>
+          <w:color w:val="auto"/>
+          <w:sz w:val="20"/>
+          <w:szCs w:val="20"/>
+          <w:lang w:val="en-US"/>
+        </w:rPr>
+        <w:t>When build an Docker Image, remember some things:</w:t>
+      </w:r>
+    </w:p>
+    <w:p>
+      <w:pPr>
+        <w:bidi w:val="0"/>
+        <w:jc w:val="both"/>
+        <w:rPr>
+          <w:rFonts w:hint="default" w:ascii="Times New Roman" w:hAnsi="Times New Roman" w:cs="Times New Roman"/>
+          <w:b w:val="0"/>
+          <w:bCs w:val="0"/>
+          <w:i w:val="0"/>
+          <w:iCs w:val="0"/>
+          <w:color w:val="auto"/>
+          <w:sz w:val="20"/>
+          <w:szCs w:val="20"/>
+          <w:lang w:val="en-US"/>
+        </w:rPr>
+      </w:pPr>
+    </w:p>
+    <w:p>
+      <w:pPr>
+        <w:numPr>
+          <w:ilvl w:val="3"/>
+          <w:numId w:val="3"/>
+        </w:numPr>
+        <w:bidi w:val="0"/>
+        <w:ind w:left="425" w:leftChars="0" w:firstLine="835" w:firstLineChars="0"/>
+        <w:jc w:val="both"/>
+        <w:rPr>
+          <w:rFonts w:hint="default" w:ascii="Times New Roman Bold" w:hAnsi="Times New Roman Bold" w:cs="Times New Roman Bold"/>
+          <w:b/>
+          <w:bCs/>
+          <w:i w:val="0"/>
+          <w:iCs w:val="0"/>
+          <w:color w:val="auto"/>
+          <w:sz w:val="20"/>
+          <w:szCs w:val="20"/>
+          <w:lang w:val="en-US"/>
+        </w:rPr>
+      </w:pPr>
+      <w:r>
+        <w:rPr>
+          <w:rFonts w:hint="default" w:ascii="Times New Roman Bold" w:hAnsi="Times New Roman Bold" w:cs="Times New Roman Bold"/>
+          <w:b/>
+          <w:bCs/>
+          <w:i w:val="0"/>
+          <w:iCs w:val="0"/>
+          <w:color w:val="auto"/>
+          <w:sz w:val="20"/>
+          <w:szCs w:val="20"/>
+          <w:lang w:val="en-US"/>
+        </w:rPr>
+        <w:t>You should stay at the current directory storing Dockerfile to build Image.</w:t>
+      </w:r>
+    </w:p>
+    <w:p>
+      <w:pPr>
+        <w:numPr>
+          <w:numId w:val="0"/>
+        </w:numPr>
+        <w:bidi w:val="0"/>
+        <w:ind w:left="840" w:leftChars="0"/>
+        <w:jc w:val="both"/>
+        <w:rPr>
+          <w:rFonts w:hint="default" w:ascii="Times New Roman" w:hAnsi="Times New Roman" w:cs="Times New Roman"/>
+          <w:b w:val="0"/>
+          <w:bCs w:val="0"/>
+          <w:i w:val="0"/>
+          <w:iCs w:val="0"/>
+          <w:color w:val="auto"/>
+          <w:sz w:val="20"/>
+          <w:szCs w:val="20"/>
+          <w:lang w:val="en-US"/>
+        </w:rPr>
+      </w:pPr>
+      <w:r>
+        <w:rPr>
+          <w:rFonts w:hint="default" w:ascii="Times New Roman" w:hAnsi="Times New Roman" w:cs="Times New Roman"/>
+          <w:b w:val="0"/>
+          <w:bCs w:val="0"/>
+          <w:i w:val="0"/>
+          <w:iCs w:val="0"/>
+          <w:color w:val="auto"/>
+          <w:sz w:val="20"/>
+          <w:szCs w:val="20"/>
+          <w:lang w:val="en-US"/>
+        </w:rPr>
+        <w:tab/>
+      </w:r>
+      <w:r>
+        <w:rPr>
+          <w:rFonts w:hint="default" w:ascii="Times New Roman Bold" w:hAnsi="Times New Roman Bold" w:cs="Times New Roman Bold"/>
+          <w:b/>
+          <w:bCs/>
+          <w:i w:val="0"/>
+          <w:iCs w:val="0"/>
+          <w:color w:val="auto"/>
+          <w:sz w:val="20"/>
+          <w:szCs w:val="20"/>
+          <w:lang w:val="en-US"/>
+        </w:rPr>
+        <w:t>Ex</w:t>
+      </w:r>
+      <w:r>
+        <w:rPr>
+          <w:rFonts w:hint="default" w:ascii="Times New Roman" w:hAnsi="Times New Roman" w:cs="Times New Roman"/>
+          <w:b w:val="0"/>
+          <w:bCs w:val="0"/>
+          <w:i w:val="0"/>
+          <w:iCs w:val="0"/>
+          <w:color w:val="auto"/>
+          <w:sz w:val="20"/>
+          <w:szCs w:val="20"/>
+          <w:lang w:val="en-US"/>
+        </w:rPr>
+        <w:t>:</w:t>
+      </w:r>
+    </w:p>
+    <w:p>
+      <w:pPr>
+        <w:numPr>
+          <w:numId w:val="0"/>
+        </w:numPr>
+        <w:bidi w:val="0"/>
+        <w:ind w:left="840" w:leftChars="0"/>
+        <w:jc w:val="both"/>
+        <w:rPr>
+          <w:rFonts w:hint="default" w:ascii="Times New Roman" w:hAnsi="Times New Roman" w:cs="Times New Roman"/>
+          <w:b w:val="0"/>
+          <w:bCs w:val="0"/>
+          <w:i w:val="0"/>
+          <w:iCs w:val="0"/>
+          <w:color w:val="auto"/>
+          <w:sz w:val="20"/>
+          <w:szCs w:val="20"/>
+          <w:lang w:val="en-US"/>
+        </w:rPr>
+      </w:pPr>
+      <w:r>
+        <w:rPr>
+          <w:rFonts w:hint="default" w:ascii="Times New Roman" w:hAnsi="Times New Roman" w:cs="Times New Roman"/>
+          <w:b w:val="0"/>
+          <w:bCs w:val="0"/>
+          <w:i w:val="0"/>
+          <w:iCs w:val="0"/>
+          <w:color w:val="auto"/>
+          <w:sz w:val="20"/>
+          <w:szCs w:val="20"/>
+          <w:lang w:val="en-US"/>
+        </w:rPr>
+        <w:tab/>
+        <w:t/>
+      </w:r>
+      <w:r>
+        <w:rPr>
+          <w:rFonts w:hint="default" w:ascii="Times New Roman" w:hAnsi="Times New Roman" w:cs="Times New Roman"/>
+          <w:b w:val="0"/>
+          <w:bCs w:val="0"/>
+          <w:i w:val="0"/>
+          <w:iCs w:val="0"/>
+          <w:color w:val="auto"/>
+          <w:sz w:val="20"/>
+          <w:szCs w:val="20"/>
+          <w:lang w:val="en-US"/>
+        </w:rPr>
+        <w:tab/>
+        <w:t xml:space="preserve">If app directory storing Dockerfile like this: </w:t>
+      </w:r>
+    </w:p>
+    <w:p>
+      <w:pPr>
+        <w:numPr>
+          <w:numId w:val="0"/>
+        </w:numPr>
+        <w:bidi w:val="0"/>
+        <w:ind w:left="840" w:leftChars="0"/>
+        <w:jc w:val="both"/>
+        <w:rPr>
+          <w:rFonts w:hint="default" w:ascii="Times New Roman" w:hAnsi="Times New Roman" w:cs="Times New Roman"/>
+          <w:b w:val="0"/>
+          <w:bCs w:val="0"/>
+          <w:i w:val="0"/>
+          <w:iCs w:val="0"/>
+          <w:color w:val="auto"/>
+          <w:sz w:val="20"/>
+          <w:szCs w:val="20"/>
+          <w:lang w:val="en-US"/>
+        </w:rPr>
+      </w:pPr>
+    </w:p>
+    <w:p>
+      <w:pPr>
+        <w:numPr>
+          <w:numId w:val="0"/>
+        </w:numPr>
+        <w:bidi w:val="0"/>
+        <w:ind w:left="840" w:leftChars="0"/>
+        <w:jc w:val="both"/>
+        <w:rPr>
+          <w:rFonts w:hint="default" w:ascii="Times New Roman" w:hAnsi="Times New Roman" w:cs="Times New Roman"/>
+          <w:b w:val="0"/>
+          <w:bCs w:val="0"/>
+          <w:i w:val="0"/>
+          <w:iCs w:val="0"/>
+          <w:color w:val="auto"/>
+          <w:sz w:val="20"/>
+          <w:szCs w:val="20"/>
+          <w:lang w:val="en-US"/>
+        </w:rPr>
+      </w:pPr>
+      <w:r>
+        <w:rPr>
+          <w:rFonts w:hint="default" w:ascii="Times New Roman" w:hAnsi="Times New Roman" w:cs="Times New Roman"/>
+          <w:b w:val="0"/>
+          <w:bCs w:val="0"/>
+          <w:i w:val="0"/>
+          <w:iCs w:val="0"/>
+          <w:color w:val="auto"/>
+          <w:sz w:val="20"/>
+          <w:szCs w:val="20"/>
+          <w:lang w:val="en-US"/>
+        </w:rPr>
+        <w:tab/>
+        <w:t/>
+      </w:r>
+      <w:r>
+        <w:rPr>
+          <w:rFonts w:hint="default" w:ascii="Times New Roman" w:hAnsi="Times New Roman" w:cs="Times New Roman"/>
+          <w:b w:val="0"/>
+          <w:bCs w:val="0"/>
+          <w:i w:val="0"/>
+          <w:iCs w:val="0"/>
+          <w:color w:val="auto"/>
+          <w:sz w:val="20"/>
+          <w:szCs w:val="20"/>
+          <w:lang w:val="en-US"/>
+        </w:rPr>
+        <w:tab/>
+        <w:t>~/desltop/app</w:t>
+      </w:r>
+    </w:p>
+    <w:p>
+      <w:pPr>
+        <w:numPr>
+          <w:numId w:val="0"/>
+        </w:numPr>
+        <w:bidi w:val="0"/>
+        <w:ind w:left="840" w:leftChars="0"/>
+        <w:jc w:val="both"/>
+        <w:rPr>
+          <w:rFonts w:hint="default" w:ascii="Times New Roman" w:hAnsi="Times New Roman" w:cs="Times New Roman"/>
+          <w:b w:val="0"/>
+          <w:bCs w:val="0"/>
+          <w:i w:val="0"/>
+          <w:iCs w:val="0"/>
+          <w:color w:val="auto"/>
+          <w:sz w:val="20"/>
+          <w:szCs w:val="20"/>
+          <w:lang w:val="en-US"/>
+        </w:rPr>
+      </w:pPr>
+      <w:r>
+        <w:rPr>
+          <w:rFonts w:hint="default" w:ascii="Times New Roman" w:hAnsi="Times New Roman" w:cs="Times New Roman"/>
+          <w:b w:val="0"/>
+          <w:bCs w:val="0"/>
+          <w:i w:val="0"/>
+          <w:iCs w:val="0"/>
+          <w:color w:val="auto"/>
+          <w:sz w:val="20"/>
+          <w:szCs w:val="20"/>
+          <w:lang w:val="en-US"/>
+        </w:rPr>
+        <w:tab/>
+        <w:t/>
+      </w:r>
+      <w:r>
+        <w:rPr>
+          <w:rFonts w:hint="default" w:ascii="Times New Roman" w:hAnsi="Times New Roman" w:cs="Times New Roman"/>
+          <w:b w:val="0"/>
+          <w:bCs w:val="0"/>
+          <w:i w:val="0"/>
+          <w:iCs w:val="0"/>
+          <w:color w:val="auto"/>
+          <w:sz w:val="20"/>
+          <w:szCs w:val="20"/>
+          <w:lang w:val="en-US"/>
+        </w:rPr>
+        <w:tab/>
+        <w:t xml:space="preserve">     </w:t>
+      </w:r>
+      <w:r>
+        <w:rPr>
+          <w:rFonts w:hint="default" w:ascii="Times New Roman" w:hAnsi="Times New Roman" w:cs="Times New Roman"/>
+          <w:b w:val="0"/>
+          <w:bCs w:val="0"/>
+          <w:i w:val="0"/>
+          <w:iCs w:val="0"/>
+          <w:color w:val="auto"/>
+          <w:sz w:val="20"/>
+          <w:szCs w:val="20"/>
+          <w:lang w:val="en-US"/>
+        </w:rPr>
+        <w:tab/>
+        <w:t>|_ main.js</w:t>
+      </w:r>
+    </w:p>
+    <w:p>
+      <w:pPr>
+        <w:numPr>
+          <w:numId w:val="0"/>
+        </w:numPr>
+        <w:bidi w:val="0"/>
+        <w:ind w:left="840" w:leftChars="0"/>
+        <w:jc w:val="both"/>
+        <w:rPr>
+          <w:rFonts w:hint="default" w:ascii="Times New Roman" w:hAnsi="Times New Roman" w:cs="Times New Roman"/>
+          <w:b w:val="0"/>
+          <w:bCs w:val="0"/>
+          <w:i w:val="0"/>
+          <w:iCs w:val="0"/>
+          <w:color w:val="auto"/>
+          <w:sz w:val="20"/>
+          <w:szCs w:val="20"/>
+          <w:lang w:val="en-US"/>
+        </w:rPr>
+      </w:pPr>
+      <w:r>
+        <w:rPr>
+          <w:rFonts w:hint="default" w:ascii="Times New Roman" w:hAnsi="Times New Roman" w:cs="Times New Roman"/>
+          <w:b w:val="0"/>
+          <w:bCs w:val="0"/>
+          <w:i w:val="0"/>
+          <w:iCs w:val="0"/>
+          <w:color w:val="auto"/>
+          <w:sz w:val="20"/>
+          <w:szCs w:val="20"/>
+          <w:lang w:val="en-US"/>
+        </w:rPr>
+        <w:tab/>
+        <w:t/>
+      </w:r>
+      <w:r>
+        <w:rPr>
+          <w:rFonts w:hint="default" w:ascii="Times New Roman" w:hAnsi="Times New Roman" w:cs="Times New Roman"/>
+          <w:b w:val="0"/>
+          <w:bCs w:val="0"/>
+          <w:i w:val="0"/>
+          <w:iCs w:val="0"/>
+          <w:color w:val="auto"/>
+          <w:sz w:val="20"/>
+          <w:szCs w:val="20"/>
+          <w:lang w:val="en-US"/>
+        </w:rPr>
+        <w:tab/>
+        <w:t xml:space="preserve">  </w:t>
+      </w:r>
+      <w:r>
+        <w:rPr>
+          <w:rFonts w:hint="default" w:ascii="Times New Roman" w:hAnsi="Times New Roman" w:cs="Times New Roman"/>
+          <w:b w:val="0"/>
+          <w:bCs w:val="0"/>
+          <w:i w:val="0"/>
+          <w:iCs w:val="0"/>
+          <w:color w:val="auto"/>
+          <w:sz w:val="20"/>
+          <w:szCs w:val="20"/>
+          <w:lang w:val="en-US"/>
+        </w:rPr>
+        <w:tab/>
+        <w:t>|_ routes.js</w:t>
+      </w:r>
+    </w:p>
+    <w:p>
+      <w:pPr>
+        <w:numPr>
+          <w:numId w:val="0"/>
+        </w:numPr>
+        <w:bidi w:val="0"/>
+        <w:ind w:left="840" w:leftChars="0"/>
+        <w:jc w:val="both"/>
+        <w:rPr>
+          <w:rFonts w:hint="default" w:ascii="Times New Roman" w:hAnsi="Times New Roman" w:cs="Times New Roman"/>
+          <w:b w:val="0"/>
+          <w:bCs w:val="0"/>
+          <w:i w:val="0"/>
+          <w:iCs w:val="0"/>
+          <w:color w:val="auto"/>
+          <w:sz w:val="20"/>
+          <w:szCs w:val="20"/>
+          <w:lang w:val="en-US"/>
+        </w:rPr>
+      </w:pPr>
+      <w:r>
+        <w:rPr>
+          <w:rFonts w:hint="default" w:ascii="Times New Roman" w:hAnsi="Times New Roman" w:cs="Times New Roman"/>
+          <w:b w:val="0"/>
+          <w:bCs w:val="0"/>
+          <w:i w:val="0"/>
+          <w:iCs w:val="0"/>
+          <w:color w:val="auto"/>
+          <w:sz w:val="20"/>
+          <w:szCs w:val="20"/>
+          <w:lang w:val="en-US"/>
+        </w:rPr>
+        <w:tab/>
+        <w:t/>
+      </w:r>
+      <w:r>
+        <w:rPr>
+          <w:rFonts w:hint="default" w:ascii="Times New Roman" w:hAnsi="Times New Roman" w:cs="Times New Roman"/>
+          <w:b w:val="0"/>
+          <w:bCs w:val="0"/>
+          <w:i w:val="0"/>
+          <w:iCs w:val="0"/>
+          <w:color w:val="auto"/>
+          <w:sz w:val="20"/>
+          <w:szCs w:val="20"/>
+          <w:lang w:val="en-US"/>
+        </w:rPr>
+        <w:tab/>
+        <w:t xml:space="preserve">  </w:t>
+      </w:r>
+      <w:r>
+        <w:rPr>
+          <w:rFonts w:hint="default" w:ascii="Times New Roman" w:hAnsi="Times New Roman" w:cs="Times New Roman"/>
+          <w:b w:val="0"/>
+          <w:bCs w:val="0"/>
+          <w:i w:val="0"/>
+          <w:iCs w:val="0"/>
+          <w:color w:val="auto"/>
+          <w:sz w:val="20"/>
+          <w:szCs w:val="20"/>
+          <w:lang w:val="en-US"/>
+        </w:rPr>
+        <w:tab/>
+        <w:t>|_ nodemodules</w:t>
+      </w:r>
+    </w:p>
+    <w:p>
+      <w:pPr>
+        <w:numPr>
+          <w:numId w:val="0"/>
+        </w:numPr>
+        <w:bidi w:val="0"/>
+        <w:ind w:left="840" w:leftChars="0"/>
+        <w:jc w:val="both"/>
+        <w:rPr>
+          <w:rFonts w:hint="default" w:ascii="Times New Roman" w:hAnsi="Times New Roman" w:cs="Times New Roman"/>
+          <w:b w:val="0"/>
+          <w:bCs w:val="0"/>
+          <w:i w:val="0"/>
+          <w:iCs w:val="0"/>
+          <w:color w:val="auto"/>
+          <w:sz w:val="20"/>
+          <w:szCs w:val="20"/>
+          <w:lang w:val="en-US"/>
+        </w:rPr>
+      </w:pPr>
+      <w:r>
+        <w:rPr>
+          <w:rFonts w:hint="default" w:ascii="Times New Roman" w:hAnsi="Times New Roman" w:cs="Times New Roman"/>
+          <w:b w:val="0"/>
+          <w:bCs w:val="0"/>
+          <w:i w:val="0"/>
+          <w:iCs w:val="0"/>
+          <w:color w:val="auto"/>
+          <w:sz w:val="20"/>
+          <w:szCs w:val="20"/>
+          <w:lang w:val="en-US"/>
+        </w:rPr>
+        <w:t xml:space="preserve">     </w:t>
+      </w:r>
+      <w:r>
+        <w:rPr>
+          <w:rFonts w:hint="default" w:ascii="Times New Roman" w:hAnsi="Times New Roman" w:cs="Times New Roman"/>
+          <w:b w:val="0"/>
+          <w:bCs w:val="0"/>
+          <w:i w:val="0"/>
+          <w:iCs w:val="0"/>
+          <w:color w:val="auto"/>
+          <w:sz w:val="20"/>
+          <w:szCs w:val="20"/>
+          <w:lang w:val="en-US"/>
+        </w:rPr>
+        <w:tab/>
+        <w:t/>
+      </w:r>
+      <w:r>
+        <w:rPr>
+          <w:rFonts w:hint="default" w:ascii="Times New Roman" w:hAnsi="Times New Roman" w:cs="Times New Roman"/>
+          <w:b w:val="0"/>
+          <w:bCs w:val="0"/>
+          <w:i w:val="0"/>
+          <w:iCs w:val="0"/>
+          <w:color w:val="auto"/>
+          <w:sz w:val="20"/>
+          <w:szCs w:val="20"/>
+          <w:lang w:val="en-US"/>
+        </w:rPr>
+        <w:tab/>
+        <w:t xml:space="preserve">  </w:t>
+      </w:r>
+      <w:r>
+        <w:rPr>
+          <w:rFonts w:hint="default" w:ascii="Times New Roman" w:hAnsi="Times New Roman" w:cs="Times New Roman"/>
+          <w:b w:val="0"/>
+          <w:bCs w:val="0"/>
+          <w:i w:val="0"/>
+          <w:iCs w:val="0"/>
+          <w:color w:val="auto"/>
+          <w:sz w:val="20"/>
+          <w:szCs w:val="20"/>
+          <w:lang w:val="en-US"/>
+        </w:rPr>
+        <w:tab/>
+        <w:t>|_Dockerfile</w:t>
+      </w:r>
+    </w:p>
+    <w:p>
+      <w:pPr>
+        <w:numPr>
+          <w:numId w:val="0"/>
+        </w:numPr>
+        <w:bidi w:val="0"/>
+        <w:ind w:left="840" w:leftChars="0"/>
+        <w:jc w:val="both"/>
+        <w:rPr>
+          <w:rFonts w:hint="default" w:ascii="Times New Roman" w:hAnsi="Times New Roman" w:cs="Times New Roman"/>
+          <w:b w:val="0"/>
+          <w:bCs w:val="0"/>
+          <w:i w:val="0"/>
+          <w:iCs w:val="0"/>
+          <w:color w:val="auto"/>
+          <w:sz w:val="20"/>
+          <w:szCs w:val="20"/>
+          <w:lang w:val="en-US"/>
+        </w:rPr>
+      </w:pPr>
+    </w:p>
+    <w:p>
+      <w:pPr>
+        <w:numPr>
+          <w:numId w:val="0"/>
+        </w:numPr>
+        <w:bidi w:val="0"/>
+        <w:ind w:left="840" w:leftChars="0"/>
+        <w:jc w:val="both"/>
+        <w:rPr>
+          <w:rFonts w:hint="default" w:ascii="Times New Roman" w:hAnsi="Times New Roman" w:cs="Times New Roman"/>
+          <w:b w:val="0"/>
+          <w:bCs w:val="0"/>
+          <w:i w:val="0"/>
+          <w:iCs w:val="0"/>
+          <w:color w:val="auto"/>
+          <w:sz w:val="20"/>
+          <w:szCs w:val="20"/>
+          <w:lang w:val="en-US"/>
+        </w:rPr>
+      </w:pPr>
+      <w:r>
+        <w:rPr>
+          <w:rFonts w:hint="default" w:ascii="Times New Roman" w:hAnsi="Times New Roman" w:cs="Times New Roman"/>
+          <w:b w:val="0"/>
+          <w:bCs w:val="0"/>
+          <w:i w:val="0"/>
+          <w:iCs w:val="0"/>
+          <w:color w:val="auto"/>
+          <w:sz w:val="20"/>
+          <w:szCs w:val="20"/>
+          <w:lang w:val="en-US"/>
+        </w:rPr>
+        <w:tab/>
+        <w:t/>
+      </w:r>
+      <w:r>
+        <w:rPr>
+          <w:rFonts w:hint="default" w:ascii="Times New Roman" w:hAnsi="Times New Roman" w:cs="Times New Roman"/>
+          <w:b w:val="0"/>
+          <w:bCs w:val="0"/>
+          <w:i w:val="0"/>
+          <w:iCs w:val="0"/>
+          <w:color w:val="auto"/>
+          <w:sz w:val="20"/>
+          <w:szCs w:val="20"/>
+          <w:lang w:val="en-US"/>
+        </w:rPr>
+        <w:tab/>
+        <w:t xml:space="preserve">When you preparing build image, you should rechecks working directory so </w:t>
+      </w:r>
+      <w:r>
+        <w:rPr>
+          <w:rFonts w:hint="default" w:ascii="Times New Roman" w:hAnsi="Times New Roman" w:cs="Times New Roman"/>
+          <w:b w:val="0"/>
+          <w:bCs w:val="0"/>
+          <w:i w:val="0"/>
+          <w:iCs w:val="0"/>
+          <w:color w:val="auto"/>
+          <w:sz w:val="20"/>
+          <w:szCs w:val="20"/>
+          <w:lang w:val="en-US"/>
+        </w:rPr>
+        <w:tab/>
+        <w:t/>
+      </w:r>
+      <w:r>
+        <w:rPr>
+          <w:rFonts w:hint="default" w:ascii="Times New Roman" w:hAnsi="Times New Roman" w:cs="Times New Roman"/>
+          <w:b w:val="0"/>
+          <w:bCs w:val="0"/>
+          <w:i w:val="0"/>
+          <w:iCs w:val="0"/>
+          <w:color w:val="auto"/>
+          <w:sz w:val="20"/>
+          <w:szCs w:val="20"/>
+          <w:lang w:val="en-US"/>
+        </w:rPr>
+        <w:tab/>
+        <w:t xml:space="preserve">you standing to make sure you stay in right directory storing Dockerfile. </w:t>
+      </w:r>
+      <w:r>
+        <w:rPr>
+          <w:rFonts w:hint="default" w:ascii="Times New Roman" w:hAnsi="Times New Roman" w:cs="Times New Roman"/>
+          <w:b w:val="0"/>
+          <w:bCs w:val="0"/>
+          <w:i w:val="0"/>
+          <w:iCs w:val="0"/>
+          <w:color w:val="auto"/>
+          <w:sz w:val="20"/>
+          <w:szCs w:val="20"/>
+          <w:lang w:val="en-US"/>
+        </w:rPr>
+        <w:tab/>
+        <w:t/>
+      </w:r>
+      <w:r>
+        <w:rPr>
+          <w:rFonts w:hint="default" w:ascii="Times New Roman" w:hAnsi="Times New Roman" w:cs="Times New Roman"/>
+          <w:b w:val="0"/>
+          <w:bCs w:val="0"/>
+          <w:i w:val="0"/>
+          <w:iCs w:val="0"/>
+          <w:color w:val="auto"/>
+          <w:sz w:val="20"/>
+          <w:szCs w:val="20"/>
+          <w:lang w:val="en-US"/>
+        </w:rPr>
+        <w:tab/>
+        <w:t>Because when you use docker command to build image like this:</w:t>
+      </w:r>
+    </w:p>
+    <w:p>
+      <w:pPr>
+        <w:numPr>
+          <w:numId w:val="0"/>
+        </w:numPr>
+        <w:bidi w:val="0"/>
+        <w:ind w:left="840" w:leftChars="0"/>
+        <w:jc w:val="both"/>
+        <w:rPr>
+          <w:rFonts w:hint="default" w:ascii="Times New Roman" w:hAnsi="Times New Roman" w:cs="Times New Roman"/>
+          <w:b w:val="0"/>
+          <w:bCs w:val="0"/>
+          <w:i w:val="0"/>
+          <w:iCs w:val="0"/>
+          <w:color w:val="auto"/>
+          <w:sz w:val="20"/>
+          <w:szCs w:val="20"/>
+          <w:lang w:val="en-US"/>
+        </w:rPr>
+      </w:pPr>
+    </w:p>
+    <w:p>
+      <w:pPr>
+        <w:numPr>
+          <w:numId w:val="0"/>
+        </w:numPr>
+        <w:bidi w:val="0"/>
+        <w:ind w:left="840" w:leftChars="0"/>
+        <w:jc w:val="both"/>
+        <w:rPr>
+          <w:rFonts w:hint="default" w:ascii="Times New Roman" w:hAnsi="Times New Roman" w:cs="Times New Roman"/>
+          <w:b w:val="0"/>
+          <w:bCs w:val="0"/>
+          <w:i w:val="0"/>
+          <w:iCs w:val="0"/>
+          <w:color w:val="auto"/>
+          <w:sz w:val="20"/>
+          <w:szCs w:val="20"/>
+          <w:lang w:val="en-US"/>
+        </w:rPr>
+      </w:pPr>
+      <w:r>
+        <w:rPr>
+          <w:rFonts w:hint="default" w:ascii="Times New Roman" w:hAnsi="Times New Roman" w:cs="Times New Roman"/>
+          <w:b w:val="0"/>
+          <w:bCs w:val="0"/>
+          <w:i w:val="0"/>
+          <w:iCs w:val="0"/>
+          <w:color w:val="auto"/>
+          <w:sz w:val="20"/>
+          <w:szCs w:val="20"/>
+          <w:lang w:val="en-US"/>
+        </w:rPr>
+        <w:tab/>
+        <w:t/>
+      </w:r>
+      <w:r>
+        <w:rPr>
+          <w:rFonts w:hint="default" w:ascii="Times New Roman" w:hAnsi="Times New Roman" w:cs="Times New Roman"/>
+          <w:b w:val="0"/>
+          <w:bCs w:val="0"/>
+          <w:i w:val="0"/>
+          <w:iCs w:val="0"/>
+          <w:color w:val="auto"/>
+          <w:sz w:val="20"/>
+          <w:szCs w:val="20"/>
+          <w:lang w:val="en-US"/>
+        </w:rPr>
+        <w:tab/>
+        <w:t>docker image build --tag &lt;image-name&gt; .</w:t>
+      </w:r>
+    </w:p>
+    <w:p>
+      <w:pPr>
+        <w:numPr>
+          <w:numId w:val="0"/>
+        </w:numPr>
+        <w:bidi w:val="0"/>
+        <w:ind w:left="840" w:leftChars="0"/>
+        <w:jc w:val="both"/>
+        <w:rPr>
+          <w:rFonts w:hint="default" w:ascii="Times New Roman" w:hAnsi="Times New Roman" w:cs="Times New Roman"/>
+          <w:b w:val="0"/>
+          <w:bCs w:val="0"/>
+          <w:i w:val="0"/>
+          <w:iCs w:val="0"/>
+          <w:color w:val="auto"/>
+          <w:sz w:val="20"/>
+          <w:szCs w:val="20"/>
+          <w:lang w:val="en-US"/>
+        </w:rPr>
+      </w:pPr>
+      <w:r>
+        <w:rPr>
+          <w:rFonts w:hint="default" w:ascii="Times New Roman" w:hAnsi="Times New Roman" w:cs="Times New Roman"/>
+          <w:b w:val="0"/>
+          <w:bCs w:val="0"/>
+          <w:i w:val="0"/>
+          <w:iCs w:val="0"/>
+          <w:color w:val="auto"/>
+          <w:sz w:val="20"/>
+          <w:szCs w:val="20"/>
+          <w:lang w:val="en-US"/>
+        </w:rPr>
+        <w:tab/>
+      </w:r>
+    </w:p>
+    <w:p>
+      <w:pPr>
+        <w:numPr>
+          <w:numId w:val="0"/>
+        </w:numPr>
+        <w:bidi w:val="0"/>
+        <w:ind w:left="840" w:leftChars="0"/>
+        <w:jc w:val="both"/>
+        <w:rPr>
+          <w:rFonts w:hint="default" w:ascii="Times New Roman" w:hAnsi="Times New Roman" w:cs="Times New Roman"/>
+          <w:b w:val="0"/>
+          <w:bCs w:val="0"/>
+          <w:i w:val="0"/>
+          <w:iCs w:val="0"/>
+          <w:color w:val="auto"/>
+          <w:sz w:val="20"/>
+          <w:szCs w:val="20"/>
+          <w:lang w:val="en-US"/>
+        </w:rPr>
+      </w:pPr>
+      <w:r>
+        <w:rPr>
+          <w:rFonts w:hint="default" w:ascii="Times New Roman" w:hAnsi="Times New Roman" w:cs="Times New Roman"/>
+          <w:b w:val="0"/>
+          <w:bCs w:val="0"/>
+          <w:i w:val="0"/>
+          <w:iCs w:val="0"/>
+          <w:color w:val="auto"/>
+          <w:sz w:val="20"/>
+          <w:szCs w:val="20"/>
+          <w:lang w:val="en-US"/>
+        </w:rPr>
+        <w:tab/>
+        <w:t/>
+      </w:r>
+      <w:r>
+        <w:rPr>
+          <w:rFonts w:hint="default" w:ascii="Times New Roman" w:hAnsi="Times New Roman" w:cs="Times New Roman"/>
+          <w:b w:val="0"/>
+          <w:bCs w:val="0"/>
+          <w:i w:val="0"/>
+          <w:iCs w:val="0"/>
+          <w:color w:val="auto"/>
+          <w:sz w:val="20"/>
+          <w:szCs w:val="20"/>
+          <w:lang w:val="en-US"/>
+        </w:rPr>
+        <w:tab/>
+        <w:t/>
+      </w:r>
+      <w:r>
+        <w:rPr>
+          <w:rFonts w:hint="default" w:ascii="Times New Roman" w:hAnsi="Times New Roman" w:cs="Times New Roman"/>
+          <w:b w:val="0"/>
+          <w:bCs w:val="0"/>
+          <w:i w:val="0"/>
+          <w:iCs w:val="0"/>
+          <w:color w:val="auto"/>
+          <w:sz w:val="20"/>
+          <w:szCs w:val="20"/>
+          <w:lang w:val="en-US"/>
+        </w:rPr>
+        <w:tab/>
+        <w:t xml:space="preserve">--tag: </w:t>
+      </w:r>
+      <w:r>
+        <w:rPr>
+          <w:rFonts w:hint="default" w:ascii="Times New Roman" w:hAnsi="Times New Roman" w:cs="Times New Roman"/>
+          <w:b w:val="0"/>
+          <w:bCs w:val="0"/>
+          <w:i w:val="0"/>
+          <w:iCs w:val="0"/>
+          <w:color w:val="auto"/>
+          <w:sz w:val="20"/>
+          <w:szCs w:val="20"/>
+          <w:lang w:val="en-US"/>
+        </w:rPr>
+        <w:tab/>
+        <w:t/>
+      </w:r>
+      <w:r>
+        <w:rPr>
+          <w:rFonts w:hint="default" w:ascii="Times New Roman" w:hAnsi="Times New Roman" w:cs="Times New Roman"/>
+          <w:b w:val="0"/>
+          <w:bCs w:val="0"/>
+          <w:i w:val="0"/>
+          <w:iCs w:val="0"/>
+          <w:color w:val="auto"/>
+          <w:sz w:val="20"/>
+          <w:szCs w:val="20"/>
+          <w:lang w:val="en-US"/>
+        </w:rPr>
+        <w:tab/>
+        <w:t>flag use to naming image</w:t>
+      </w:r>
+    </w:p>
+    <w:p>
+      <w:pPr>
+        <w:numPr>
+          <w:numId w:val="0"/>
+        </w:numPr>
+        <w:bidi w:val="0"/>
+        <w:ind w:left="840" w:leftChars="0"/>
+        <w:jc w:val="both"/>
+        <w:rPr>
+          <w:rFonts w:hint="default" w:ascii="Times New Roman" w:hAnsi="Times New Roman" w:cs="Times New Roman"/>
+          <w:b w:val="0"/>
+          <w:bCs w:val="0"/>
+          <w:i w:val="0"/>
+          <w:iCs w:val="0"/>
+          <w:color w:val="auto"/>
+          <w:sz w:val="20"/>
+          <w:szCs w:val="20"/>
+          <w:lang w:val="en-US"/>
+        </w:rPr>
+      </w:pPr>
+      <w:r>
+        <w:rPr>
+          <w:rFonts w:hint="default" w:ascii="Times New Roman" w:hAnsi="Times New Roman" w:cs="Times New Roman"/>
+          <w:b w:val="0"/>
+          <w:bCs w:val="0"/>
+          <w:i w:val="0"/>
+          <w:iCs w:val="0"/>
+          <w:color w:val="auto"/>
+          <w:sz w:val="20"/>
+          <w:szCs w:val="20"/>
+          <w:lang w:val="en-US"/>
+        </w:rPr>
+        <w:tab/>
+        <w:t/>
+      </w:r>
+      <w:r>
+        <w:rPr>
+          <w:rFonts w:hint="default" w:ascii="Times New Roman" w:hAnsi="Times New Roman" w:cs="Times New Roman"/>
+          <w:b w:val="0"/>
+          <w:bCs w:val="0"/>
+          <w:i w:val="0"/>
+          <w:iCs w:val="0"/>
+          <w:color w:val="auto"/>
+          <w:sz w:val="20"/>
+          <w:szCs w:val="20"/>
+          <w:lang w:val="en-US"/>
+        </w:rPr>
+        <w:tab/>
+        <w:t/>
+      </w:r>
+      <w:r>
+        <w:rPr>
+          <w:rFonts w:hint="default" w:ascii="Times New Roman" w:hAnsi="Times New Roman" w:cs="Times New Roman"/>
+          <w:b w:val="0"/>
+          <w:bCs w:val="0"/>
+          <w:i w:val="0"/>
+          <w:iCs w:val="0"/>
+          <w:color w:val="auto"/>
+          <w:sz w:val="20"/>
+          <w:szCs w:val="20"/>
+          <w:lang w:val="en-US"/>
+        </w:rPr>
+        <w:tab/>
+        <w:t xml:space="preserve">period “.” : </w:t>
+      </w:r>
+      <w:r>
+        <w:rPr>
+          <w:rFonts w:hint="default" w:ascii="Times New Roman" w:hAnsi="Times New Roman" w:cs="Times New Roman"/>
+          <w:b w:val="0"/>
+          <w:bCs w:val="0"/>
+          <w:i w:val="0"/>
+          <w:iCs w:val="0"/>
+          <w:color w:val="auto"/>
+          <w:sz w:val="20"/>
+          <w:szCs w:val="20"/>
+          <w:lang w:val="en-US"/>
+        </w:rPr>
+        <w:tab/>
+        <w:t xml:space="preserve">at the current working directoy storing </w:t>
+      </w:r>
+      <w:r>
+        <w:rPr>
+          <w:rFonts w:hint="default" w:ascii="Times New Roman" w:hAnsi="Times New Roman" w:cs="Times New Roman"/>
+          <w:b w:val="0"/>
+          <w:bCs w:val="0"/>
+          <w:i w:val="0"/>
+          <w:iCs w:val="0"/>
+          <w:color w:val="auto"/>
+          <w:sz w:val="20"/>
+          <w:szCs w:val="20"/>
+          <w:lang w:val="en-US"/>
+        </w:rPr>
+        <w:tab/>
+        <w:t/>
+      </w:r>
+      <w:r>
+        <w:rPr>
+          <w:rFonts w:hint="default" w:ascii="Times New Roman" w:hAnsi="Times New Roman" w:cs="Times New Roman"/>
+          <w:b w:val="0"/>
+          <w:bCs w:val="0"/>
+          <w:i w:val="0"/>
+          <w:iCs w:val="0"/>
+          <w:color w:val="auto"/>
+          <w:sz w:val="20"/>
+          <w:szCs w:val="20"/>
+          <w:lang w:val="en-US"/>
+        </w:rPr>
+        <w:tab/>
+        <w:t/>
+      </w:r>
+      <w:r>
+        <w:rPr>
+          <w:rFonts w:hint="default" w:ascii="Times New Roman" w:hAnsi="Times New Roman" w:cs="Times New Roman"/>
+          <w:b w:val="0"/>
+          <w:bCs w:val="0"/>
+          <w:i w:val="0"/>
+          <w:iCs w:val="0"/>
+          <w:color w:val="auto"/>
+          <w:sz w:val="20"/>
+          <w:szCs w:val="20"/>
+          <w:lang w:val="en-US"/>
+        </w:rPr>
+        <w:tab/>
+        <w:t/>
+      </w:r>
+      <w:r>
+        <w:rPr>
+          <w:rFonts w:hint="default" w:ascii="Times New Roman" w:hAnsi="Times New Roman" w:cs="Times New Roman"/>
+          <w:b w:val="0"/>
+          <w:bCs w:val="0"/>
+          <w:i w:val="0"/>
+          <w:iCs w:val="0"/>
+          <w:color w:val="auto"/>
+          <w:sz w:val="20"/>
+          <w:szCs w:val="20"/>
+          <w:lang w:val="en-US"/>
+        </w:rPr>
+        <w:tab/>
+        <w:t/>
+      </w:r>
+      <w:r>
+        <w:rPr>
+          <w:rFonts w:hint="default" w:ascii="Times New Roman" w:hAnsi="Times New Roman" w:cs="Times New Roman"/>
+          <w:b w:val="0"/>
+          <w:bCs w:val="0"/>
+          <w:i w:val="0"/>
+          <w:iCs w:val="0"/>
+          <w:color w:val="auto"/>
+          <w:sz w:val="20"/>
+          <w:szCs w:val="20"/>
+          <w:lang w:val="en-US"/>
+        </w:rPr>
+        <w:tab/>
+        <w:t/>
+      </w:r>
+      <w:r>
+        <w:rPr>
+          <w:rFonts w:hint="default" w:ascii="Times New Roman" w:hAnsi="Times New Roman" w:cs="Times New Roman"/>
+          <w:b w:val="0"/>
+          <w:bCs w:val="0"/>
+          <w:i w:val="0"/>
+          <w:iCs w:val="0"/>
+          <w:color w:val="auto"/>
+          <w:sz w:val="20"/>
+          <w:szCs w:val="20"/>
+          <w:lang w:val="en-US"/>
+        </w:rPr>
+        <w:tab/>
+        <w:t>Dockerfile.</w:t>
+      </w:r>
+    </w:p>
+    <w:p>
+      <w:pPr>
+        <w:numPr>
+          <w:numId w:val="0"/>
+        </w:numPr>
+        <w:bidi w:val="0"/>
+        <w:ind w:left="840" w:leftChars="0"/>
+        <w:jc w:val="both"/>
+        <w:rPr>
+          <w:rFonts w:hint="default" w:ascii="Times New Roman" w:hAnsi="Times New Roman" w:cs="Times New Roman"/>
+          <w:b w:val="0"/>
+          <w:bCs w:val="0"/>
+          <w:i w:val="0"/>
+          <w:iCs w:val="0"/>
+          <w:color w:val="auto"/>
+          <w:sz w:val="20"/>
+          <w:szCs w:val="20"/>
+          <w:lang w:val="en-US"/>
+        </w:rPr>
+      </w:pPr>
+      <w:r>
+        <w:rPr>
+          <w:rFonts w:hint="default" w:ascii="Times New Roman" w:hAnsi="Times New Roman" w:cs="Times New Roman"/>
+          <w:b w:val="0"/>
+          <w:bCs w:val="0"/>
+          <w:i w:val="0"/>
+          <w:iCs w:val="0"/>
+          <w:color w:val="auto"/>
+          <w:sz w:val="20"/>
+          <w:szCs w:val="20"/>
+          <w:lang w:val="en-US"/>
+        </w:rPr>
+        <w:tab/>
+        <w:t/>
+      </w:r>
+      <w:r>
+        <w:rPr>
+          <w:rFonts w:hint="default" w:ascii="Times New Roman" w:hAnsi="Times New Roman" w:cs="Times New Roman"/>
+          <w:b w:val="0"/>
+          <w:bCs w:val="0"/>
+          <w:i w:val="0"/>
+          <w:iCs w:val="0"/>
+          <w:color w:val="auto"/>
+          <w:sz w:val="20"/>
+          <w:szCs w:val="20"/>
+          <w:lang w:val="en-US"/>
+        </w:rPr>
+        <w:tab/>
+        <w:t/>
+      </w:r>
+      <w:r>
+        <w:rPr>
+          <w:rFonts w:hint="default" w:ascii="Times New Roman" w:hAnsi="Times New Roman" w:cs="Times New Roman"/>
+          <w:b w:val="0"/>
+          <w:bCs w:val="0"/>
+          <w:i w:val="0"/>
+          <w:iCs w:val="0"/>
+          <w:color w:val="auto"/>
+          <w:sz w:val="20"/>
+          <w:szCs w:val="20"/>
+          <w:lang w:val="en-US"/>
+        </w:rPr>
+        <w:tab/>
+        <w:t/>
+      </w:r>
+      <w:r>
+        <w:rPr>
+          <w:rFonts w:hint="default" w:ascii="Times New Roman" w:hAnsi="Times New Roman" w:cs="Times New Roman"/>
+          <w:b w:val="0"/>
+          <w:bCs w:val="0"/>
+          <w:i w:val="0"/>
+          <w:iCs w:val="0"/>
+          <w:color w:val="auto"/>
+          <w:sz w:val="20"/>
+          <w:szCs w:val="20"/>
+          <w:lang w:val="en-US"/>
+        </w:rPr>
+        <w:tab/>
+        <w:t/>
+      </w:r>
+      <w:r>
+        <w:rPr>
+          <w:rFonts w:hint="default" w:ascii="Times New Roman" w:hAnsi="Times New Roman" w:cs="Times New Roman"/>
+          <w:b w:val="0"/>
+          <w:bCs w:val="0"/>
+          <w:i w:val="0"/>
+          <w:iCs w:val="0"/>
+          <w:color w:val="auto"/>
+          <w:sz w:val="20"/>
+          <w:szCs w:val="20"/>
+          <w:lang w:val="en-US"/>
+        </w:rPr>
+        <w:tab/>
+        <w:t xml:space="preserve">in the context like example, dir ~/desktop/app </w:t>
+      </w:r>
+      <w:r>
+        <w:rPr>
+          <w:rFonts w:hint="default" w:ascii="Times New Roman" w:hAnsi="Times New Roman" w:cs="Times New Roman"/>
+          <w:b w:val="0"/>
+          <w:bCs w:val="0"/>
+          <w:i w:val="0"/>
+          <w:iCs w:val="0"/>
+          <w:color w:val="auto"/>
+          <w:sz w:val="20"/>
+          <w:szCs w:val="20"/>
+          <w:lang w:val="en-US"/>
+        </w:rPr>
+        <w:tab/>
+        <w:t/>
+      </w:r>
+      <w:r>
+        <w:rPr>
+          <w:rFonts w:hint="default" w:ascii="Times New Roman" w:hAnsi="Times New Roman" w:cs="Times New Roman"/>
+          <w:b w:val="0"/>
+          <w:bCs w:val="0"/>
+          <w:i w:val="0"/>
+          <w:iCs w:val="0"/>
+          <w:color w:val="auto"/>
+          <w:sz w:val="20"/>
+          <w:szCs w:val="20"/>
+          <w:lang w:val="en-US"/>
+        </w:rPr>
+        <w:tab/>
+        <w:t/>
+      </w:r>
+      <w:r>
+        <w:rPr>
+          <w:rFonts w:hint="default" w:ascii="Times New Roman" w:hAnsi="Times New Roman" w:cs="Times New Roman"/>
+          <w:b w:val="0"/>
+          <w:bCs w:val="0"/>
+          <w:i w:val="0"/>
+          <w:iCs w:val="0"/>
+          <w:color w:val="auto"/>
+          <w:sz w:val="20"/>
+          <w:szCs w:val="20"/>
+          <w:lang w:val="en-US"/>
+        </w:rPr>
+        <w:tab/>
+        <w:t/>
+      </w:r>
+      <w:r>
+        <w:rPr>
+          <w:rFonts w:hint="default" w:ascii="Times New Roman" w:hAnsi="Times New Roman" w:cs="Times New Roman"/>
+          <w:b w:val="0"/>
+          <w:bCs w:val="0"/>
+          <w:i w:val="0"/>
+          <w:iCs w:val="0"/>
+          <w:color w:val="auto"/>
+          <w:sz w:val="20"/>
+          <w:szCs w:val="20"/>
+          <w:lang w:val="en-US"/>
+        </w:rPr>
+        <w:tab/>
+        <w:t/>
+      </w:r>
+      <w:r>
+        <w:rPr>
+          <w:rFonts w:hint="default" w:ascii="Times New Roman" w:hAnsi="Times New Roman" w:cs="Times New Roman"/>
+          <w:b w:val="0"/>
+          <w:bCs w:val="0"/>
+          <w:i w:val="0"/>
+          <w:iCs w:val="0"/>
+          <w:color w:val="auto"/>
+          <w:sz w:val="20"/>
+          <w:szCs w:val="20"/>
+          <w:lang w:val="en-US"/>
+        </w:rPr>
+        <w:tab/>
+        <w:t>storing file Dockerfile.</w:t>
+      </w:r>
+    </w:p>
+    <w:p>
+      <w:pPr>
+        <w:numPr>
+          <w:numId w:val="0"/>
+        </w:numPr>
+        <w:bidi w:val="0"/>
+        <w:ind w:left="840" w:leftChars="0"/>
+        <w:jc w:val="both"/>
+        <w:rPr>
+          <w:rFonts w:hint="default" w:ascii="Times New Roman" w:hAnsi="Times New Roman" w:cs="Times New Roman"/>
+          <w:b w:val="0"/>
+          <w:bCs w:val="0"/>
+          <w:i w:val="0"/>
+          <w:iCs w:val="0"/>
+          <w:color w:val="auto"/>
+          <w:sz w:val="20"/>
+          <w:szCs w:val="20"/>
+          <w:lang w:val="en-US"/>
+        </w:rPr>
+      </w:pPr>
+    </w:p>
+    <w:p>
+      <w:pPr>
+        <w:numPr>
+          <w:numId w:val="0"/>
+        </w:numPr>
+        <w:bidi w:val="0"/>
+        <w:ind w:left="840" w:leftChars="0"/>
+        <w:jc w:val="both"/>
+        <w:rPr>
+          <w:rFonts w:hint="default" w:ascii="Times New Roman" w:hAnsi="Times New Roman" w:cs="Times New Roman"/>
+          <w:b w:val="0"/>
+          <w:bCs w:val="0"/>
+          <w:i w:val="0"/>
+          <w:iCs w:val="0"/>
+          <w:color w:val="auto"/>
+          <w:sz w:val="20"/>
+          <w:szCs w:val="20"/>
+          <w:lang w:val="en-US"/>
+        </w:rPr>
+      </w:pPr>
+      <w:r>
+        <w:rPr>
+          <w:rFonts w:hint="default" w:ascii="Times New Roman" w:hAnsi="Times New Roman" w:cs="Times New Roman"/>
+          <w:b w:val="0"/>
+          <w:bCs w:val="0"/>
+          <w:i w:val="0"/>
+          <w:iCs w:val="0"/>
+          <w:color w:val="auto"/>
+          <w:sz w:val="20"/>
+          <w:szCs w:val="20"/>
+          <w:lang w:val="en-US"/>
+        </w:rPr>
+        <w:tab/>
+        <w:t/>
+      </w:r>
+      <w:r>
+        <w:rPr>
+          <w:rFonts w:hint="default" w:ascii="Times New Roman" w:hAnsi="Times New Roman" w:cs="Times New Roman"/>
+          <w:b w:val="0"/>
+          <w:bCs w:val="0"/>
+          <w:i w:val="0"/>
+          <w:iCs w:val="0"/>
+          <w:color w:val="auto"/>
+          <w:sz w:val="20"/>
+          <w:szCs w:val="20"/>
+          <w:lang w:val="en-US"/>
+        </w:rPr>
+        <w:tab/>
+        <w:t xml:space="preserve">Although, you maybe stands anywhere in the local machine to build image, </w:t>
+      </w:r>
+      <w:r>
+        <w:rPr>
+          <w:rFonts w:hint="default" w:ascii="Times New Roman" w:hAnsi="Times New Roman" w:cs="Times New Roman"/>
+          <w:b w:val="0"/>
+          <w:bCs w:val="0"/>
+          <w:i w:val="0"/>
+          <w:iCs w:val="0"/>
+          <w:color w:val="auto"/>
+          <w:sz w:val="20"/>
+          <w:szCs w:val="20"/>
+          <w:lang w:val="en-US"/>
+        </w:rPr>
+        <w:tab/>
+        <w:t/>
+      </w:r>
+      <w:r>
+        <w:rPr>
+          <w:rFonts w:hint="default" w:ascii="Times New Roman" w:hAnsi="Times New Roman" w:cs="Times New Roman"/>
+          <w:b w:val="0"/>
+          <w:bCs w:val="0"/>
+          <w:i w:val="0"/>
+          <w:iCs w:val="0"/>
+          <w:color w:val="auto"/>
+          <w:sz w:val="20"/>
+          <w:szCs w:val="20"/>
+          <w:lang w:val="en-US"/>
+        </w:rPr>
+        <w:tab/>
+        <w:t>but you will using the long command like below and not recommended.</w:t>
+      </w:r>
+    </w:p>
+    <w:p>
+      <w:pPr>
+        <w:numPr>
+          <w:numId w:val="0"/>
+        </w:numPr>
+        <w:bidi w:val="0"/>
+        <w:ind w:left="840" w:leftChars="0"/>
+        <w:jc w:val="both"/>
+        <w:rPr>
+          <w:rFonts w:hint="default" w:ascii="Times New Roman" w:hAnsi="Times New Roman" w:cs="Times New Roman"/>
+          <w:b w:val="0"/>
+          <w:bCs w:val="0"/>
+          <w:i w:val="0"/>
+          <w:iCs w:val="0"/>
+          <w:color w:val="auto"/>
+          <w:sz w:val="20"/>
+          <w:szCs w:val="20"/>
+          <w:lang w:val="en-US"/>
+        </w:rPr>
+      </w:pPr>
+    </w:p>
+    <w:p>
+      <w:pPr>
+        <w:numPr>
+          <w:numId w:val="0"/>
+        </w:numPr>
+        <w:bidi w:val="0"/>
+        <w:ind w:left="840" w:leftChars="0"/>
+        <w:jc w:val="both"/>
+        <w:rPr>
+          <w:rFonts w:hint="default" w:ascii="Times New Roman" w:hAnsi="Times New Roman" w:cs="Times New Roman"/>
+          <w:b w:val="0"/>
+          <w:bCs w:val="0"/>
+          <w:i w:val="0"/>
+          <w:iCs w:val="0"/>
+          <w:color w:val="auto"/>
+          <w:sz w:val="20"/>
+          <w:szCs w:val="20"/>
+          <w:lang w:val="en-US"/>
+        </w:rPr>
+      </w:pPr>
+      <w:r>
+        <w:rPr>
+          <w:rFonts w:hint="default" w:ascii="Times New Roman" w:hAnsi="Times New Roman" w:cs="Times New Roman"/>
+          <w:b w:val="0"/>
+          <w:bCs w:val="0"/>
+          <w:i w:val="0"/>
+          <w:iCs w:val="0"/>
+          <w:color w:val="auto"/>
+          <w:sz w:val="20"/>
+          <w:szCs w:val="20"/>
+          <w:lang w:val="en-US"/>
+        </w:rPr>
+        <w:tab/>
+        <w:t/>
+      </w:r>
+      <w:r>
+        <w:rPr>
+          <w:rFonts w:hint="default" w:ascii="Times New Roman" w:hAnsi="Times New Roman" w:cs="Times New Roman"/>
+          <w:b w:val="0"/>
+          <w:bCs w:val="0"/>
+          <w:i w:val="0"/>
+          <w:iCs w:val="0"/>
+          <w:color w:val="auto"/>
+          <w:sz w:val="20"/>
+          <w:szCs w:val="20"/>
+          <w:lang w:val="en-US"/>
+        </w:rPr>
+        <w:tab/>
+        <w:t>docker image build --t &lt;image-name&gt; -f ~/desktop/app/Dockerfile .</w:t>
+      </w:r>
+    </w:p>
+    <w:p>
+      <w:pPr>
+        <w:numPr>
+          <w:numId w:val="0"/>
+        </w:numPr>
+        <w:bidi w:val="0"/>
+        <w:jc w:val="both"/>
+        <w:rPr>
+          <w:rFonts w:hint="default" w:ascii="Times New Roman" w:hAnsi="Times New Roman" w:cs="Times New Roman"/>
+          <w:b w:val="0"/>
+          <w:bCs w:val="0"/>
+          <w:i w:val="0"/>
+          <w:iCs w:val="0"/>
+          <w:color w:val="auto"/>
+          <w:sz w:val="20"/>
+          <w:szCs w:val="20"/>
+          <w:lang w:val="en-US"/>
+        </w:rPr>
+      </w:pPr>
+    </w:p>
+    <w:p>
+      <w:pPr>
+        <w:numPr>
+          <w:ilvl w:val="3"/>
+          <w:numId w:val="3"/>
+        </w:numPr>
+        <w:bidi w:val="0"/>
+        <w:ind w:left="425" w:leftChars="0" w:firstLine="835" w:firstLineChars="0"/>
+        <w:jc w:val="both"/>
+        <w:rPr>
+          <w:rFonts w:hint="default" w:ascii="Times New Roman Bold" w:hAnsi="Times New Roman Bold" w:cs="Times New Roman Bold"/>
+          <w:b/>
+          <w:bCs/>
+          <w:i w:val="0"/>
+          <w:iCs w:val="0"/>
+          <w:color w:val="auto"/>
+          <w:sz w:val="20"/>
+          <w:szCs w:val="20"/>
+          <w:lang w:val="en-US"/>
+        </w:rPr>
+      </w:pPr>
+      <w:r>
+        <w:rPr>
+          <w:rFonts w:hint="default" w:ascii="Times New Roman Bold" w:hAnsi="Times New Roman Bold" w:cs="Times New Roman Bold"/>
+          <w:b/>
+          <w:bCs/>
+          <w:i w:val="0"/>
+          <w:iCs w:val="0"/>
+          <w:color w:val="auto"/>
+          <w:sz w:val="20"/>
+          <w:szCs w:val="20"/>
+          <w:lang w:val="en-US"/>
+        </w:rPr>
+        <w:t xml:space="preserve">Docker Engine must be started before build image or execute Docker </w:t>
+      </w:r>
+      <w:r>
+        <w:rPr>
+          <w:rFonts w:hint="default" w:ascii="Times New Roman Bold" w:hAnsi="Times New Roman Bold" w:cs="Times New Roman Bold"/>
+          <w:b/>
+          <w:bCs/>
+          <w:i w:val="0"/>
+          <w:iCs w:val="0"/>
+          <w:color w:val="auto"/>
+          <w:sz w:val="20"/>
+          <w:szCs w:val="20"/>
+          <w:lang w:val="en-US"/>
+        </w:rPr>
+        <w:tab/>
+        <w:t/>
+      </w:r>
+      <w:r>
+        <w:rPr>
+          <w:rFonts w:hint="default" w:ascii="Times New Roman Bold" w:hAnsi="Times New Roman Bold" w:cs="Times New Roman Bold"/>
+          <w:b/>
+          <w:bCs/>
+          <w:i w:val="0"/>
+          <w:iCs w:val="0"/>
+          <w:color w:val="auto"/>
+          <w:sz w:val="20"/>
+          <w:szCs w:val="20"/>
+          <w:lang w:val="en-US"/>
+        </w:rPr>
+        <w:tab/>
+        <w:t/>
+      </w:r>
+      <w:r>
+        <w:rPr>
+          <w:rFonts w:hint="default" w:ascii="Times New Roman Bold" w:hAnsi="Times New Roman Bold" w:cs="Times New Roman Bold"/>
+          <w:b/>
+          <w:bCs/>
+          <w:i w:val="0"/>
+          <w:iCs w:val="0"/>
+          <w:color w:val="auto"/>
+          <w:sz w:val="20"/>
+          <w:szCs w:val="20"/>
+          <w:lang w:val="en-US"/>
+        </w:rPr>
+        <w:tab/>
+        <w:t>Commands.</w:t>
+      </w:r>
+    </w:p>
+    <w:p>
+      <w:pPr>
+        <w:numPr>
+          <w:numId w:val="0"/>
+        </w:numPr>
+        <w:bidi w:val="0"/>
+        <w:jc w:val="both"/>
+        <w:rPr>
+          <w:rFonts w:hint="default" w:ascii="Times New Roman Bold" w:hAnsi="Times New Roman Bold" w:cs="Times New Roman Bold"/>
+          <w:b/>
+          <w:bCs/>
+          <w:i w:val="0"/>
+          <w:iCs w:val="0"/>
+          <w:color w:val="auto"/>
+          <w:sz w:val="20"/>
+          <w:szCs w:val="20"/>
+          <w:lang w:val="en-US"/>
+        </w:rPr>
+      </w:pPr>
+    </w:p>
+    <w:p>
+      <w:pPr>
+        <w:numPr>
+          <w:numId w:val="0"/>
+        </w:numPr>
+        <w:bidi w:val="0"/>
+        <w:jc w:val="both"/>
+        <w:rPr>
+          <w:rFonts w:hint="default" w:ascii="Times New Roman" w:hAnsi="Times New Roman" w:cs="Times New Roman"/>
+          <w:b w:val="0"/>
+          <w:bCs w:val="0"/>
+          <w:i w:val="0"/>
+          <w:iCs w:val="0"/>
+          <w:color w:val="auto"/>
+          <w:sz w:val="20"/>
+          <w:szCs w:val="20"/>
+          <w:lang w:val="en-US"/>
+        </w:rPr>
+      </w:pPr>
+      <w:r>
+        <w:rPr>
+          <w:rFonts w:hint="default" w:ascii="Times New Roman Bold" w:hAnsi="Times New Roman Bold" w:cs="Times New Roman Bold"/>
+          <w:b/>
+          <w:bCs/>
+          <w:i w:val="0"/>
+          <w:iCs w:val="0"/>
+          <w:color w:val="auto"/>
+          <w:sz w:val="20"/>
+          <w:szCs w:val="20"/>
+          <w:lang w:val="en-US"/>
+        </w:rPr>
+        <w:tab/>
+        <w:t/>
+      </w:r>
+      <w:r>
+        <w:rPr>
+          <w:rFonts w:hint="default" w:ascii="Times New Roman Bold" w:hAnsi="Times New Roman Bold" w:cs="Times New Roman Bold"/>
+          <w:b/>
+          <w:bCs/>
+          <w:i w:val="0"/>
+          <w:iCs w:val="0"/>
+          <w:color w:val="auto"/>
+          <w:sz w:val="20"/>
+          <w:szCs w:val="20"/>
+          <w:lang w:val="en-US"/>
+        </w:rPr>
+        <w:tab/>
+      </w:r>
+      <w:r>
+        <w:rPr>
+          <w:rFonts w:hint="default" w:ascii="Times New Roman" w:hAnsi="Times New Roman" w:cs="Times New Roman"/>
+          <w:b w:val="0"/>
+          <w:bCs w:val="0"/>
+          <w:i w:val="0"/>
+          <w:iCs w:val="0"/>
+          <w:color w:val="auto"/>
+          <w:sz w:val="20"/>
+          <w:szCs w:val="20"/>
+          <w:lang w:val="en-US"/>
+        </w:rPr>
+        <w:t xml:space="preserve">Always to check Docker Engine started before perform interactive with docker </w:t>
+      </w:r>
+    </w:p>
+    <w:p>
+      <w:pPr>
+        <w:numPr>
+          <w:numId w:val="0"/>
+        </w:numPr>
+        <w:bidi w:val="0"/>
+        <w:jc w:val="both"/>
+        <w:rPr>
+          <w:rFonts w:hint="default" w:ascii="Times New Roman" w:hAnsi="Times New Roman" w:cs="Times New Roman"/>
+          <w:b w:val="0"/>
+          <w:bCs w:val="0"/>
+          <w:i w:val="0"/>
+          <w:iCs w:val="0"/>
+          <w:color w:val="auto"/>
+          <w:sz w:val="20"/>
+          <w:szCs w:val="20"/>
+          <w:lang w:val="en-US"/>
+        </w:rPr>
+      </w:pPr>
+    </w:p>
+    <w:p>
+      <w:pPr>
+        <w:numPr>
+          <w:numId w:val="0"/>
+        </w:numPr>
+        <w:bidi w:val="0"/>
+        <w:jc w:val="both"/>
+        <w:rPr>
+          <w:rFonts w:hint="default" w:ascii="Times New Roman" w:hAnsi="Times New Roman" w:cs="Times New Roman"/>
+          <w:b w:val="0"/>
+          <w:bCs w:val="0"/>
+          <w:i w:val="0"/>
+          <w:iCs w:val="0"/>
+          <w:color w:val="auto"/>
+          <w:sz w:val="20"/>
+          <w:szCs w:val="20"/>
+          <w:lang w:val="en-US"/>
+        </w:rPr>
+      </w:pPr>
+      <w:r>
+        <w:rPr>
+          <w:rFonts w:hint="default" w:ascii="Times New Roman" w:hAnsi="Times New Roman" w:cs="Times New Roman"/>
+          <w:b w:val="0"/>
+          <w:bCs w:val="0"/>
+          <w:i w:val="0"/>
+          <w:iCs w:val="0"/>
+          <w:color w:val="auto"/>
+          <w:sz w:val="20"/>
+          <w:szCs w:val="20"/>
+          <w:lang w:val="en-US"/>
+        </w:rPr>
+        <w:tab/>
+        <w:t>Dockerfile includes basic Instructions</w:t>
+      </w:r>
+    </w:p>
+    <w:p>
+      <w:pPr>
+        <w:numPr>
+          <w:numId w:val="0"/>
+        </w:numPr>
+        <w:bidi w:val="0"/>
+        <w:jc w:val="both"/>
+        <w:rPr>
+          <w:rFonts w:hint="default" w:ascii="Times New Roman" w:hAnsi="Times New Roman" w:cs="Times New Roman"/>
+          <w:b w:val="0"/>
+          <w:bCs w:val="0"/>
+          <w:i w:val="0"/>
+          <w:iCs w:val="0"/>
+          <w:color w:val="auto"/>
+          <w:sz w:val="20"/>
+          <w:szCs w:val="20"/>
+          <w:lang w:val="en-US"/>
+        </w:rPr>
+      </w:pPr>
+    </w:p>
+    <w:tbl>
+      <w:tblPr>
+        <w:tblStyle w:val="5"/>
+        <w:tblW w:w="0" w:type="auto"/>
+        <w:tblInd w:w="836" w:type="dxa"/>
+        <w:tblBorders>
+          <w:top w:val="single" w:color="auto" w:sz="4" w:space="0"/>
+          <w:left w:val="single" w:color="auto" w:sz="4" w:space="0"/>
+          <w:bottom w:val="single" w:color="auto" w:sz="4" w:space="0"/>
+          <w:right w:val="single" w:color="auto" w:sz="4" w:space="0"/>
+          <w:insideH w:val="single" w:color="auto" w:sz="4" w:space="0"/>
+          <w:insideV w:val="single" w:color="auto" w:sz="4" w:space="0"/>
+        </w:tblBorders>
+        <w:tblLayout w:type="autofit"/>
+        <w:tblCellMar>
+          <w:left w:w="108" w:type="dxa"/>
+          <w:right w:w="108" w:type="dxa"/>
+        </w:tblCellMar>
+      </w:tblPr>
+      <w:tblGrid>
+        <w:gridCol w:w="2305"/>
+        <w:gridCol w:w="5381"/>
+      </w:tblGrid>
+      <w:tr>
+        <w:tc>
+          <w:tcPr>
+            <w:tcW w:w="2305" w:type="dxa"/>
+          </w:tcPr>
+          <w:p>
+            <w:pPr>
+              <w:numPr>
+                <w:numId w:val="0"/>
+              </w:numPr>
+              <w:bidi w:val="0"/>
+              <w:jc w:val="both"/>
+              <w:rPr>
+                <w:rFonts w:hint="default" w:ascii="Times New Roman Bold" w:hAnsi="Times New Roman Bold" w:cs="Times New Roman Bold"/>
+                <w:b/>
+                <w:bCs/>
+                <w:i w:val="0"/>
+                <w:iCs w:val="0"/>
+                <w:color w:val="C00000"/>
+                <w:sz w:val="20"/>
+                <w:szCs w:val="20"/>
+                <w:vertAlign w:val="baseline"/>
+                <w:lang w:val="en-US"/>
+              </w:rPr>
+            </w:pPr>
+            <w:r>
+              <w:rPr>
+                <w:rFonts w:hint="default" w:ascii="Times New Roman Bold" w:hAnsi="Times New Roman Bold" w:cs="Times New Roman Bold"/>
+                <w:b/>
+                <w:bCs/>
+                <w:i w:val="0"/>
+                <w:iCs w:val="0"/>
+                <w:color w:val="C00000"/>
+                <w:sz w:val="20"/>
+                <w:szCs w:val="20"/>
+                <w:vertAlign w:val="baseline"/>
+                <w:lang w:val="en-US"/>
+              </w:rPr>
+              <w:t>INSTRUCTIONS</w:t>
+            </w:r>
+          </w:p>
+        </w:tc>
+        <w:tc>
+          <w:tcPr>
+            <w:tcW w:w="5381" w:type="dxa"/>
+          </w:tcPr>
+          <w:p>
+            <w:pPr>
+              <w:numPr>
+                <w:numId w:val="0"/>
+              </w:numPr>
+              <w:bidi w:val="0"/>
+              <w:jc w:val="both"/>
+              <w:rPr>
+                <w:rFonts w:hint="default" w:ascii="Times New Roman Bold" w:hAnsi="Times New Roman Bold" w:cs="Times New Roman Bold"/>
+                <w:b/>
+                <w:bCs/>
+                <w:i w:val="0"/>
+                <w:iCs w:val="0"/>
+                <w:color w:val="C00000"/>
+                <w:sz w:val="20"/>
+                <w:szCs w:val="20"/>
+                <w:vertAlign w:val="baseline"/>
+                <w:lang w:val="en-US"/>
+              </w:rPr>
+            </w:pPr>
+            <w:r>
+              <w:rPr>
+                <w:rFonts w:hint="default" w:ascii="Times New Roman Bold" w:hAnsi="Times New Roman Bold" w:cs="Times New Roman Bold"/>
+                <w:b/>
+                <w:bCs/>
+                <w:i w:val="0"/>
+                <w:iCs w:val="0"/>
+                <w:color w:val="C00000"/>
+                <w:sz w:val="20"/>
+                <w:szCs w:val="20"/>
+                <w:vertAlign w:val="baseline"/>
+                <w:lang w:val="en-US"/>
+              </w:rPr>
+              <w:t>EXPLAINS</w:t>
+            </w:r>
+          </w:p>
+        </w:tc>
+      </w:tr>
+      <w:tr>
+        <w:tc>
+          <w:tcPr>
+            <w:tcW w:w="2305" w:type="dxa"/>
+          </w:tcPr>
+          <w:p>
+            <w:pPr>
+              <w:numPr>
+                <w:numId w:val="0"/>
+              </w:numPr>
+              <w:bidi w:val="0"/>
+              <w:jc w:val="both"/>
+              <w:rPr>
+                <w:rFonts w:hint="default" w:ascii="Times New Roman Bold" w:hAnsi="Times New Roman Bold" w:cs="Times New Roman Bold"/>
+                <w:b/>
+                <w:bCs/>
+                <w:i w:val="0"/>
+                <w:iCs w:val="0"/>
+                <w:color w:val="0070C0"/>
+                <w:sz w:val="20"/>
+                <w:szCs w:val="20"/>
+                <w:vertAlign w:val="baseline"/>
+                <w:lang w:val="en-US"/>
+              </w:rPr>
+            </w:pPr>
+            <w:r>
+              <w:rPr>
+                <w:rFonts w:hint="default" w:ascii="Times New Roman Bold" w:hAnsi="Times New Roman Bold" w:cs="Times New Roman Bold"/>
+                <w:b/>
+                <w:bCs/>
+                <w:i w:val="0"/>
+                <w:iCs w:val="0"/>
+                <w:color w:val="0070C0"/>
+                <w:sz w:val="20"/>
+                <w:szCs w:val="20"/>
+                <w:vertAlign w:val="baseline"/>
+                <w:lang w:val="en-US"/>
+              </w:rPr>
+              <w:t>FROM</w:t>
+            </w:r>
+          </w:p>
+        </w:tc>
+        <w:tc>
+          <w:tcPr>
+            <w:tcW w:w="5381" w:type="dxa"/>
+          </w:tcPr>
+          <w:p>
+            <w:pPr>
+              <w:numPr>
+                <w:numId w:val="0"/>
+              </w:numPr>
+              <w:bidi w:val="0"/>
+              <w:spacing w:line="240" w:lineRule="auto"/>
+              <w:jc w:val="both"/>
+              <w:rPr>
+                <w:rFonts w:hint="default" w:ascii="Times New Roman" w:hAnsi="Times New Roman" w:cs="Times New Roman"/>
+                <w:b w:val="0"/>
+                <w:bCs w:val="0"/>
+                <w:i w:val="0"/>
+                <w:iCs w:val="0"/>
+                <w:color w:val="auto"/>
+                <w:sz w:val="20"/>
+                <w:szCs w:val="20"/>
+                <w:vertAlign w:val="baseline"/>
+                <w:lang w:val="en-US"/>
+              </w:rPr>
+            </w:pPr>
+            <w:r>
+              <w:rPr>
+                <w:rFonts w:hint="default" w:ascii="Times New Roman" w:hAnsi="Times New Roman" w:cs="Times New Roman"/>
+                <w:b w:val="0"/>
+                <w:bCs w:val="0"/>
+                <w:i w:val="0"/>
+                <w:iCs w:val="0"/>
+                <w:color w:val="auto"/>
+                <w:sz w:val="20"/>
+                <w:szCs w:val="20"/>
+                <w:lang w:val="en-US"/>
+              </w:rPr>
+              <w:t>Start point from another image. Every image has to start from the another image.</w:t>
+            </w:r>
+          </w:p>
+        </w:tc>
+      </w:tr>
+      <w:tr>
+        <w:tc>
+          <w:tcPr>
+            <w:tcW w:w="2305" w:type="dxa"/>
+          </w:tcPr>
+          <w:p>
+            <w:pPr>
+              <w:numPr>
+                <w:numId w:val="0"/>
+              </w:numPr>
+              <w:bidi w:val="0"/>
+              <w:jc w:val="both"/>
+              <w:rPr>
+                <w:rFonts w:hint="default" w:ascii="Times New Roman Bold" w:hAnsi="Times New Roman Bold" w:cs="Times New Roman Bold"/>
+                <w:b/>
+                <w:bCs/>
+                <w:i w:val="0"/>
+                <w:iCs w:val="0"/>
+                <w:color w:val="0070C0"/>
+                <w:sz w:val="20"/>
+                <w:szCs w:val="20"/>
+                <w:vertAlign w:val="baseline"/>
+                <w:lang w:val="en-US"/>
+              </w:rPr>
+            </w:pPr>
+            <w:r>
+              <w:rPr>
+                <w:rFonts w:hint="default" w:ascii="Times New Roman Bold" w:hAnsi="Times New Roman Bold" w:cs="Times New Roman Bold"/>
+                <w:b/>
+                <w:bCs/>
+                <w:i w:val="0"/>
+                <w:iCs w:val="0"/>
+                <w:color w:val="0070C0"/>
+                <w:sz w:val="20"/>
+                <w:szCs w:val="20"/>
+                <w:vertAlign w:val="baseline"/>
+                <w:lang w:val="en-US"/>
+              </w:rPr>
+              <w:t>ENV</w:t>
+            </w:r>
+          </w:p>
+        </w:tc>
+        <w:tc>
+          <w:tcPr>
+            <w:tcW w:w="5381" w:type="dxa"/>
+          </w:tcPr>
+          <w:p>
+            <w:pPr>
+              <w:numPr>
+                <w:numId w:val="0"/>
+              </w:numPr>
+              <w:bidi w:val="0"/>
+              <w:jc w:val="both"/>
+              <w:rPr>
+                <w:rFonts w:hint="default" w:ascii="Times New Roman" w:hAnsi="Times New Roman" w:cs="Times New Roman"/>
+                <w:b w:val="0"/>
+                <w:bCs w:val="0"/>
+                <w:i w:val="0"/>
+                <w:iCs w:val="0"/>
+                <w:color w:val="auto"/>
+                <w:sz w:val="20"/>
+                <w:szCs w:val="20"/>
+                <w:vertAlign w:val="baseline"/>
+                <w:lang w:val="en-US"/>
+              </w:rPr>
+            </w:pPr>
+            <w:r>
+              <w:rPr>
+                <w:rFonts w:hint="default" w:ascii="Times New Roman" w:hAnsi="Times New Roman" w:cs="Times New Roman"/>
+                <w:b w:val="0"/>
+                <w:bCs w:val="0"/>
+                <w:i w:val="0"/>
+                <w:iCs w:val="0"/>
+                <w:color w:val="auto"/>
+                <w:sz w:val="20"/>
+                <w:szCs w:val="20"/>
+                <w:lang w:val="en-US"/>
+              </w:rPr>
+              <w:t>Optinal, you think it like parameter dynamic. When you declare ENV this mean, when you run image and you can pass another value istead default value you has declared in dockerfile.</w:t>
+            </w:r>
+          </w:p>
+        </w:tc>
+      </w:tr>
+      <w:tr>
+        <w:tc>
+          <w:tcPr>
+            <w:tcW w:w="2305" w:type="dxa"/>
+          </w:tcPr>
+          <w:p>
+            <w:pPr>
+              <w:numPr>
+                <w:numId w:val="0"/>
+              </w:numPr>
+              <w:bidi w:val="0"/>
+              <w:jc w:val="both"/>
+              <w:rPr>
+                <w:rFonts w:hint="default" w:ascii="Times New Roman Bold" w:hAnsi="Times New Roman Bold" w:cs="Times New Roman Bold"/>
+                <w:b/>
+                <w:bCs/>
+                <w:i w:val="0"/>
+                <w:iCs w:val="0"/>
+                <w:color w:val="0070C0"/>
+                <w:sz w:val="20"/>
+                <w:szCs w:val="20"/>
+                <w:vertAlign w:val="baseline"/>
+                <w:lang w:val="en-US"/>
+              </w:rPr>
+            </w:pPr>
+            <w:r>
+              <w:rPr>
+                <w:rFonts w:hint="default" w:ascii="Times New Roman Bold" w:hAnsi="Times New Roman Bold" w:cs="Times New Roman Bold"/>
+                <w:b/>
+                <w:bCs/>
+                <w:i w:val="0"/>
+                <w:iCs w:val="0"/>
+                <w:color w:val="0070C0"/>
+                <w:sz w:val="20"/>
+                <w:szCs w:val="20"/>
+                <w:vertAlign w:val="baseline"/>
+                <w:lang w:val="en-US"/>
+              </w:rPr>
+              <w:t>WORKDIR</w:t>
+            </w:r>
+          </w:p>
+        </w:tc>
+        <w:tc>
+          <w:tcPr>
+            <w:tcW w:w="5381" w:type="dxa"/>
+          </w:tcPr>
+          <w:p>
+            <w:pPr>
+              <w:numPr>
+                <w:ilvl w:val="0"/>
+                <w:numId w:val="0"/>
+              </w:numPr>
+              <w:bidi w:val="0"/>
+              <w:jc w:val="both"/>
+              <w:rPr>
+                <w:rFonts w:hint="default" w:ascii="Times New Roman" w:hAnsi="Times New Roman"/>
+                <w:b w:val="0"/>
+                <w:bCs w:val="0"/>
+                <w:i w:val="0"/>
+                <w:iCs w:val="0"/>
+                <w:color w:val="auto"/>
+                <w:sz w:val="20"/>
+                <w:szCs w:val="20"/>
+                <w:lang w:val="en-US"/>
+              </w:rPr>
+            </w:pPr>
+            <w:r>
+              <w:rPr>
+                <w:rFonts w:hint="default" w:ascii="Times New Roman" w:hAnsi="Times New Roman" w:cs="Times New Roman"/>
+                <w:b w:val="0"/>
+                <w:bCs w:val="0"/>
+                <w:i w:val="0"/>
+                <w:iCs w:val="0"/>
+                <w:color w:val="auto"/>
+                <w:sz w:val="20"/>
+                <w:szCs w:val="20"/>
+                <w:lang w:val="en-US"/>
+              </w:rPr>
+              <w:t xml:space="preserve">This Instruction tell docker after init container and filesystem into container, docker </w:t>
+            </w:r>
+            <w:r>
+              <w:rPr>
+                <w:rFonts w:hint="default" w:ascii="Times New Roman" w:hAnsi="Times New Roman"/>
+                <w:b w:val="0"/>
+                <w:bCs w:val="0"/>
+                <w:i w:val="0"/>
+                <w:iCs w:val="0"/>
+                <w:color w:val="auto"/>
+                <w:sz w:val="20"/>
+                <w:szCs w:val="20"/>
+                <w:lang w:val="en-US"/>
+              </w:rPr>
+              <w:t>simultaneously create new Dir and cd the new Dir created.</w:t>
+            </w:r>
+          </w:p>
+          <w:p>
+            <w:pPr>
+              <w:numPr>
+                <w:ilvl w:val="0"/>
+                <w:numId w:val="0"/>
+              </w:numPr>
+              <w:bidi w:val="0"/>
+              <w:jc w:val="both"/>
+              <w:rPr>
+                <w:rFonts w:hint="default" w:ascii="Times New Roman Italic" w:hAnsi="Times New Roman Italic" w:cs="Times New Roman Italic"/>
+                <w:b w:val="0"/>
+                <w:bCs w:val="0"/>
+                <w:i/>
+                <w:iCs/>
+                <w:color w:val="auto"/>
+                <w:sz w:val="20"/>
+                <w:szCs w:val="20"/>
+                <w:lang w:val="en-US"/>
+              </w:rPr>
+            </w:pPr>
+            <w:r>
+              <w:rPr>
+                <w:rFonts w:hint="default" w:ascii="Times New Roman" w:hAnsi="Times New Roman"/>
+                <w:b w:val="0"/>
+                <w:bCs w:val="0"/>
+                <w:i w:val="0"/>
+                <w:iCs w:val="0"/>
+                <w:color w:val="auto"/>
+                <w:sz w:val="20"/>
+                <w:szCs w:val="20"/>
+                <w:lang w:val="en-US"/>
+              </w:rPr>
+              <w:t xml:space="preserve">It’s the same you keystroke command </w:t>
+            </w:r>
+            <w:r>
+              <w:rPr>
+                <w:rFonts w:hint="default" w:ascii="Times New Roman Bold Italic" w:hAnsi="Times New Roman Bold Italic" w:cs="Times New Roman Bold Italic"/>
+                <w:b/>
+                <w:bCs/>
+                <w:i/>
+                <w:iCs/>
+                <w:color w:val="auto"/>
+                <w:sz w:val="20"/>
+                <w:szCs w:val="20"/>
+                <w:lang w:val="en-US"/>
+              </w:rPr>
+              <w:t>mkdir newDir &amp;&amp; cd newDir</w:t>
+            </w:r>
+            <w:r>
+              <w:rPr>
+                <w:rFonts w:hint="default" w:ascii="Times New Roman Italic" w:hAnsi="Times New Roman Italic" w:cs="Times New Roman Italic"/>
+                <w:b w:val="0"/>
+                <w:bCs w:val="0"/>
+                <w:i/>
+                <w:iCs/>
+                <w:color w:val="auto"/>
+                <w:sz w:val="20"/>
+                <w:szCs w:val="20"/>
+                <w:lang w:val="en-US"/>
+              </w:rPr>
+              <w:t xml:space="preserve"> </w:t>
+            </w:r>
+            <w:r>
+              <w:rPr>
+                <w:rFonts w:hint="default" w:ascii="Times New Roman" w:hAnsi="Times New Roman" w:cs="Times New Roman"/>
+                <w:b w:val="0"/>
+                <w:bCs w:val="0"/>
+                <w:i w:val="0"/>
+                <w:iCs w:val="0"/>
+                <w:color w:val="auto"/>
+                <w:sz w:val="20"/>
+                <w:szCs w:val="20"/>
+                <w:lang w:val="en-US"/>
+              </w:rPr>
+              <w:t>in Linux</w:t>
+            </w:r>
+          </w:p>
+          <w:p>
+            <w:pPr>
+              <w:numPr>
+                <w:numId w:val="0"/>
+              </w:numPr>
+              <w:bidi w:val="0"/>
+              <w:jc w:val="both"/>
+              <w:rPr>
+                <w:rFonts w:hint="default" w:ascii="Times New Roman" w:hAnsi="Times New Roman" w:cs="Times New Roman"/>
+                <w:b w:val="0"/>
+                <w:bCs w:val="0"/>
+                <w:i w:val="0"/>
+                <w:iCs w:val="0"/>
+                <w:color w:val="auto"/>
+                <w:sz w:val="20"/>
+                <w:szCs w:val="20"/>
+                <w:vertAlign w:val="baseline"/>
+                <w:lang w:val="en-US"/>
+              </w:rPr>
+            </w:pPr>
+          </w:p>
+        </w:tc>
+      </w:tr>
+      <w:tr>
+        <w:tc>
+          <w:tcPr>
+            <w:tcW w:w="2305" w:type="dxa"/>
+          </w:tcPr>
+          <w:p>
+            <w:pPr>
+              <w:numPr>
+                <w:numId w:val="0"/>
+              </w:numPr>
+              <w:bidi w:val="0"/>
+              <w:jc w:val="both"/>
+              <w:rPr>
+                <w:rFonts w:hint="default" w:ascii="Times New Roman Bold" w:hAnsi="Times New Roman Bold" w:cs="Times New Roman Bold"/>
+                <w:b/>
+                <w:bCs/>
+                <w:i w:val="0"/>
+                <w:iCs w:val="0"/>
+                <w:color w:val="0070C0"/>
+                <w:sz w:val="20"/>
+                <w:szCs w:val="20"/>
+                <w:vertAlign w:val="baseline"/>
+                <w:lang w:val="en-US"/>
+              </w:rPr>
+            </w:pPr>
+            <w:r>
+              <w:rPr>
+                <w:rFonts w:hint="default" w:ascii="Times New Roman Bold" w:hAnsi="Times New Roman Bold" w:cs="Times New Roman Bold"/>
+                <w:b/>
+                <w:bCs/>
+                <w:i w:val="0"/>
+                <w:iCs w:val="0"/>
+                <w:color w:val="0070C0"/>
+                <w:sz w:val="20"/>
+                <w:szCs w:val="20"/>
+                <w:vertAlign w:val="baseline"/>
+                <w:lang w:val="en-US"/>
+              </w:rPr>
+              <w:t>COPY</w:t>
+            </w:r>
+          </w:p>
+        </w:tc>
+        <w:tc>
+          <w:tcPr>
+            <w:tcW w:w="5381" w:type="dxa"/>
+          </w:tcPr>
+          <w:p>
+            <w:pPr>
+              <w:numPr>
+                <w:numId w:val="0"/>
+              </w:numPr>
+              <w:bidi w:val="0"/>
+              <w:jc w:val="both"/>
+              <w:rPr>
+                <w:rFonts w:hint="default" w:ascii="Times New Roman" w:hAnsi="Times New Roman" w:cs="Times New Roman"/>
+                <w:b w:val="0"/>
+                <w:bCs w:val="0"/>
+                <w:i w:val="0"/>
+                <w:iCs w:val="0"/>
+                <w:color w:val="auto"/>
+                <w:sz w:val="20"/>
+                <w:szCs w:val="20"/>
+                <w:vertAlign w:val="baseline"/>
+                <w:lang w:val="en-US"/>
+              </w:rPr>
+            </w:pPr>
+            <w:r>
+              <w:rPr>
+                <w:rFonts w:hint="default" w:ascii="Times New Roman" w:hAnsi="Times New Roman" w:cs="Times New Roman"/>
+                <w:b w:val="0"/>
+                <w:bCs w:val="0"/>
+                <w:i w:val="0"/>
+                <w:iCs w:val="0"/>
+                <w:color w:val="auto"/>
+                <w:sz w:val="20"/>
+                <w:szCs w:val="20"/>
+                <w:vertAlign w:val="baseline"/>
+                <w:lang w:val="en-US"/>
+              </w:rPr>
+              <w:t>Copy files or directories at the local filesystem machine to location directory into Container as you want.</w:t>
+            </w:r>
+          </w:p>
+          <w:p>
+            <w:pPr>
+              <w:numPr>
+                <w:numId w:val="0"/>
+              </w:numPr>
+              <w:bidi w:val="0"/>
+              <w:jc w:val="both"/>
+              <w:rPr>
+                <w:rFonts w:hint="default" w:ascii="Times New Roman" w:hAnsi="Times New Roman" w:cs="Times New Roman"/>
+                <w:b w:val="0"/>
+                <w:bCs w:val="0"/>
+                <w:i w:val="0"/>
+                <w:iCs w:val="0"/>
+                <w:color w:val="auto"/>
+                <w:sz w:val="20"/>
+                <w:szCs w:val="20"/>
+                <w:vertAlign w:val="baseline"/>
+                <w:lang w:val="en-US"/>
+              </w:rPr>
+            </w:pPr>
+            <w:r>
+              <w:rPr>
+                <w:rFonts w:hint="default" w:ascii="Times New Roman" w:hAnsi="Times New Roman" w:cs="Times New Roman"/>
+                <w:b w:val="0"/>
+                <w:bCs w:val="0"/>
+                <w:i w:val="0"/>
+                <w:iCs w:val="0"/>
+                <w:color w:val="auto"/>
+                <w:sz w:val="20"/>
+                <w:szCs w:val="20"/>
+                <w:vertAlign w:val="baseline"/>
+                <w:lang w:val="en-US"/>
+              </w:rPr>
+              <w:t>Often, files and directories at the local machine will at the current directory stroring dockerfile</w:t>
+            </w:r>
+          </w:p>
+        </w:tc>
+      </w:tr>
+      <w:tr>
+        <w:tc>
+          <w:tcPr>
+            <w:tcW w:w="2305" w:type="dxa"/>
+          </w:tcPr>
+          <w:p>
+            <w:pPr>
+              <w:numPr>
+                <w:numId w:val="0"/>
+              </w:numPr>
+              <w:bidi w:val="0"/>
+              <w:jc w:val="both"/>
+              <w:rPr>
+                <w:rFonts w:hint="default" w:ascii="Times New Roman Bold" w:hAnsi="Times New Roman Bold" w:cs="Times New Roman Bold"/>
+                <w:b/>
+                <w:bCs/>
+                <w:i w:val="0"/>
+                <w:iCs w:val="0"/>
+                <w:color w:val="0070C0"/>
+                <w:sz w:val="20"/>
+                <w:szCs w:val="20"/>
+                <w:vertAlign w:val="baseline"/>
+                <w:lang w:val="en-US"/>
+              </w:rPr>
+            </w:pPr>
+            <w:r>
+              <w:rPr>
+                <w:rFonts w:hint="default" w:ascii="Times New Roman Bold" w:hAnsi="Times New Roman Bold" w:cs="Times New Roman Bold"/>
+                <w:b/>
+                <w:bCs/>
+                <w:i w:val="0"/>
+                <w:iCs w:val="0"/>
+                <w:color w:val="0070C0"/>
+                <w:sz w:val="20"/>
+                <w:szCs w:val="20"/>
+                <w:vertAlign w:val="baseline"/>
+                <w:lang w:val="en-US"/>
+              </w:rPr>
+              <w:t>CMD</w:t>
+            </w:r>
+          </w:p>
+        </w:tc>
+        <w:tc>
+          <w:tcPr>
+            <w:tcW w:w="5381" w:type="dxa"/>
+          </w:tcPr>
+          <w:p>
+            <w:pPr>
+              <w:numPr>
+                <w:numId w:val="0"/>
+              </w:numPr>
+              <w:bidi w:val="0"/>
+              <w:jc w:val="both"/>
+              <w:rPr>
+                <w:rFonts w:hint="default" w:ascii="Times New Roman" w:hAnsi="Times New Roman" w:cs="Times New Roman"/>
+                <w:b w:val="0"/>
+                <w:bCs w:val="0"/>
+                <w:i w:val="0"/>
+                <w:iCs w:val="0"/>
+                <w:color w:val="auto"/>
+                <w:sz w:val="20"/>
+                <w:szCs w:val="20"/>
+                <w:vertAlign w:val="baseline"/>
+                <w:lang w:val="en-US"/>
+              </w:rPr>
+            </w:pPr>
+            <w:r>
+              <w:rPr>
+                <w:rFonts w:hint="default" w:ascii="Times New Roman" w:hAnsi="Times New Roman" w:cs="Times New Roman"/>
+                <w:b w:val="0"/>
+                <w:bCs w:val="0"/>
+                <w:i w:val="0"/>
+                <w:iCs w:val="0"/>
+                <w:color w:val="auto"/>
+                <w:sz w:val="20"/>
+                <w:szCs w:val="20"/>
+                <w:vertAlign w:val="baseline"/>
+                <w:lang w:val="en-US"/>
+              </w:rPr>
+              <w:t>The command execute app like this [“node”, “dir/main.js”]</w:t>
+            </w:r>
+          </w:p>
+        </w:tc>
+      </w:tr>
+    </w:tbl>
+    <w:p>
+      <w:pPr>
+        <w:numPr>
+          <w:numId w:val="0"/>
+        </w:numPr>
+        <w:bidi w:val="0"/>
+        <w:jc w:val="both"/>
+        <w:rPr>
+          <w:rFonts w:hint="default" w:ascii="Times New Roman" w:hAnsi="Times New Roman" w:cs="Times New Roman"/>
+          <w:b w:val="0"/>
+          <w:bCs w:val="0"/>
+          <w:i w:val="0"/>
+          <w:iCs w:val="0"/>
+          <w:color w:val="auto"/>
+          <w:sz w:val="20"/>
+          <w:szCs w:val="20"/>
+          <w:lang w:val="en-US"/>
+        </w:rPr>
+      </w:pPr>
+    </w:p>
+    <w:p>
+      <w:pPr>
+        <w:numPr>
+          <w:numId w:val="0"/>
+        </w:numPr>
+        <w:bidi w:val="0"/>
+        <w:jc w:val="both"/>
+        <w:rPr>
+          <w:rFonts w:hint="default" w:ascii="Times New Roman" w:hAnsi="Times New Roman" w:cs="Times New Roman"/>
+          <w:b w:val="0"/>
+          <w:bCs w:val="0"/>
+          <w:i w:val="0"/>
+          <w:iCs w:val="0"/>
+          <w:color w:val="auto"/>
+          <w:sz w:val="20"/>
+          <w:szCs w:val="20"/>
+          <w:lang w:val="en-US"/>
+        </w:rPr>
+      </w:pPr>
+      <w:r>
+        <w:rPr>
+          <w:rFonts w:hint="default" w:ascii="Times New Roman" w:hAnsi="Times New Roman" w:cs="Times New Roman"/>
+          <w:b w:val="0"/>
+          <w:bCs w:val="0"/>
+          <w:i w:val="0"/>
+          <w:iCs w:val="0"/>
+          <w:color w:val="auto"/>
+          <w:sz w:val="20"/>
+          <w:szCs w:val="20"/>
+          <w:lang w:val="en-US"/>
+        </w:rPr>
+        <w:tab/>
+        <w:t>Exapmle: build Image</w:t>
+      </w:r>
+    </w:p>
+    <w:p>
+      <w:pPr>
+        <w:numPr>
+          <w:numId w:val="0"/>
+        </w:numPr>
+        <w:bidi w:val="0"/>
+        <w:jc w:val="both"/>
+        <w:rPr>
+          <w:rFonts w:hint="default" w:ascii="Times New Roman" w:hAnsi="Times New Roman" w:cs="Times New Roman"/>
+          <w:b w:val="0"/>
+          <w:bCs w:val="0"/>
+          <w:i w:val="0"/>
+          <w:iCs w:val="0"/>
+          <w:color w:val="auto"/>
+          <w:sz w:val="20"/>
+          <w:szCs w:val="20"/>
+          <w:lang w:val="en-US"/>
+        </w:rPr>
+      </w:pPr>
+    </w:p>
+    <w:p>
+      <w:pPr>
+        <w:numPr>
+          <w:numId w:val="0"/>
+        </w:numPr>
+        <w:bidi w:val="0"/>
+        <w:jc w:val="both"/>
+        <w:rPr>
+          <w:rFonts w:hint="default" w:ascii="Times New Roman" w:hAnsi="Times New Roman" w:cs="Times New Roman"/>
+          <w:b w:val="0"/>
+          <w:bCs w:val="0"/>
+          <w:i w:val="0"/>
+          <w:iCs w:val="0"/>
+          <w:color w:val="auto"/>
+          <w:sz w:val="20"/>
+          <w:szCs w:val="20"/>
+          <w:lang w:val="en-US"/>
+        </w:rPr>
+      </w:pPr>
+      <w:r>
+        <w:rPr>
+          <w:rFonts w:hint="default" w:ascii="Times New Roman" w:hAnsi="Times New Roman" w:cs="Times New Roman"/>
+          <w:b w:val="0"/>
+          <w:bCs w:val="0"/>
+          <w:i w:val="0"/>
+          <w:iCs w:val="0"/>
+          <w:color w:val="auto"/>
+          <w:sz w:val="20"/>
+          <w:szCs w:val="20"/>
+          <w:lang w:val="en-US"/>
+        </w:rPr>
+        <w:tab/>
+        <w:t/>
+      </w:r>
+      <w:r>
+        <w:rPr>
+          <w:rFonts w:hint="default" w:ascii="Times New Roman" w:hAnsi="Times New Roman" w:cs="Times New Roman"/>
+          <w:b w:val="0"/>
+          <w:bCs w:val="0"/>
+          <w:i w:val="0"/>
+          <w:iCs w:val="0"/>
+          <w:color w:val="auto"/>
+          <w:sz w:val="20"/>
+          <w:szCs w:val="20"/>
+          <w:lang w:val="en-US"/>
+        </w:rPr>
+        <w:tab/>
+        <w:t>~/desktop/app</w:t>
+      </w:r>
+    </w:p>
+    <w:p>
+      <w:pPr>
+        <w:numPr>
+          <w:numId w:val="0"/>
+        </w:numPr>
+        <w:bidi w:val="0"/>
+        <w:jc w:val="both"/>
+        <w:rPr>
+          <w:rFonts w:hint="default" w:ascii="Times New Roman" w:hAnsi="Times New Roman" w:cs="Times New Roman"/>
+          <w:b w:val="0"/>
+          <w:bCs w:val="0"/>
+          <w:i w:val="0"/>
+          <w:iCs w:val="0"/>
+          <w:color w:val="auto"/>
+          <w:sz w:val="20"/>
+          <w:szCs w:val="20"/>
+          <w:lang w:val="en-US"/>
+        </w:rPr>
+      </w:pPr>
+      <w:r>
+        <w:rPr>
+          <w:rFonts w:hint="default" w:ascii="Times New Roman" w:hAnsi="Times New Roman" w:cs="Times New Roman"/>
+          <w:b w:val="0"/>
+          <w:bCs w:val="0"/>
+          <w:i w:val="0"/>
+          <w:iCs w:val="0"/>
+          <w:color w:val="auto"/>
+          <w:sz w:val="20"/>
+          <w:szCs w:val="20"/>
+          <w:lang w:val="en-US"/>
+        </w:rPr>
+        <w:tab/>
+        <w:t/>
+      </w:r>
+      <w:r>
+        <w:rPr>
+          <w:rFonts w:hint="default" w:ascii="Times New Roman" w:hAnsi="Times New Roman" w:cs="Times New Roman"/>
+          <w:b w:val="0"/>
+          <w:bCs w:val="0"/>
+          <w:i w:val="0"/>
+          <w:iCs w:val="0"/>
+          <w:color w:val="auto"/>
+          <w:sz w:val="20"/>
+          <w:szCs w:val="20"/>
+          <w:lang w:val="en-US"/>
+        </w:rPr>
+        <w:tab/>
+        <w:t/>
+      </w:r>
+      <w:r>
+        <w:rPr>
+          <w:rFonts w:hint="default" w:ascii="Times New Roman" w:hAnsi="Times New Roman" w:cs="Times New Roman"/>
+          <w:b w:val="0"/>
+          <w:bCs w:val="0"/>
+          <w:i w:val="0"/>
+          <w:iCs w:val="0"/>
+          <w:color w:val="auto"/>
+          <w:sz w:val="20"/>
+          <w:szCs w:val="20"/>
+          <w:lang w:val="en-US"/>
+        </w:rPr>
+        <w:tab/>
+        <w:t>|_ nodemodule</w:t>
+      </w:r>
+    </w:p>
+    <w:p>
+      <w:pPr>
+        <w:numPr>
+          <w:numId w:val="0"/>
+        </w:numPr>
+        <w:bidi w:val="0"/>
+        <w:jc w:val="both"/>
+        <w:rPr>
+          <w:rFonts w:hint="default" w:ascii="Times New Roman" w:hAnsi="Times New Roman" w:cs="Times New Roman"/>
+          <w:b w:val="0"/>
+          <w:bCs w:val="0"/>
+          <w:i w:val="0"/>
+          <w:iCs w:val="0"/>
+          <w:color w:val="auto"/>
+          <w:sz w:val="20"/>
+          <w:szCs w:val="20"/>
+          <w:lang w:val="en-US"/>
+        </w:rPr>
+      </w:pPr>
+      <w:r>
+        <w:rPr>
+          <w:rFonts w:hint="default" w:ascii="Times New Roman" w:hAnsi="Times New Roman" w:cs="Times New Roman"/>
+          <w:b w:val="0"/>
+          <w:bCs w:val="0"/>
+          <w:i w:val="0"/>
+          <w:iCs w:val="0"/>
+          <w:color w:val="auto"/>
+          <w:sz w:val="20"/>
+          <w:szCs w:val="20"/>
+          <w:lang w:val="en-US"/>
+        </w:rPr>
+        <w:tab/>
+        <w:t/>
+      </w:r>
+      <w:r>
+        <w:rPr>
+          <w:rFonts w:hint="default" w:ascii="Times New Roman" w:hAnsi="Times New Roman" w:cs="Times New Roman"/>
+          <w:b w:val="0"/>
+          <w:bCs w:val="0"/>
+          <w:i w:val="0"/>
+          <w:iCs w:val="0"/>
+          <w:color w:val="auto"/>
+          <w:sz w:val="20"/>
+          <w:szCs w:val="20"/>
+          <w:lang w:val="en-US"/>
+        </w:rPr>
+        <w:tab/>
+        <w:t/>
+      </w:r>
+      <w:r>
+        <w:rPr>
+          <w:rFonts w:hint="default" w:ascii="Times New Roman" w:hAnsi="Times New Roman" w:cs="Times New Roman"/>
+          <w:b w:val="0"/>
+          <w:bCs w:val="0"/>
+          <w:i w:val="0"/>
+          <w:iCs w:val="0"/>
+          <w:color w:val="auto"/>
+          <w:sz w:val="20"/>
+          <w:szCs w:val="20"/>
+          <w:lang w:val="en-US"/>
+        </w:rPr>
+        <w:tab/>
+        <w:t>|_ main.js</w:t>
+      </w:r>
+    </w:p>
+    <w:p>
+      <w:pPr>
+        <w:numPr>
+          <w:numId w:val="0"/>
+        </w:numPr>
+        <w:bidi w:val="0"/>
+        <w:jc w:val="both"/>
+        <w:rPr>
+          <w:rFonts w:hint="default" w:ascii="Times New Roman" w:hAnsi="Times New Roman" w:cs="Times New Roman"/>
+          <w:b w:val="0"/>
+          <w:bCs w:val="0"/>
+          <w:i w:val="0"/>
+          <w:iCs w:val="0"/>
+          <w:color w:val="auto"/>
+          <w:sz w:val="20"/>
+          <w:szCs w:val="20"/>
+          <w:lang w:val="en-US"/>
+        </w:rPr>
+      </w:pPr>
+      <w:r>
+        <w:rPr>
+          <w:rFonts w:hint="default" w:ascii="Times New Roman" w:hAnsi="Times New Roman" w:cs="Times New Roman"/>
+          <w:b w:val="0"/>
+          <w:bCs w:val="0"/>
+          <w:i w:val="0"/>
+          <w:iCs w:val="0"/>
+          <w:color w:val="auto"/>
+          <w:sz w:val="20"/>
+          <w:szCs w:val="20"/>
+          <w:lang w:val="en-US"/>
+        </w:rPr>
+        <w:tab/>
+        <w:t/>
+      </w:r>
+      <w:r>
+        <w:rPr>
+          <w:rFonts w:hint="default" w:ascii="Times New Roman" w:hAnsi="Times New Roman" w:cs="Times New Roman"/>
+          <w:b w:val="0"/>
+          <w:bCs w:val="0"/>
+          <w:i w:val="0"/>
+          <w:iCs w:val="0"/>
+          <w:color w:val="auto"/>
+          <w:sz w:val="20"/>
+          <w:szCs w:val="20"/>
+          <w:lang w:val="en-US"/>
+        </w:rPr>
+        <w:tab/>
+        <w:t/>
+      </w:r>
+      <w:r>
+        <w:rPr>
+          <w:rFonts w:hint="default" w:ascii="Times New Roman" w:hAnsi="Times New Roman" w:cs="Times New Roman"/>
+          <w:b w:val="0"/>
+          <w:bCs w:val="0"/>
+          <w:i w:val="0"/>
+          <w:iCs w:val="0"/>
+          <w:color w:val="auto"/>
+          <w:sz w:val="20"/>
+          <w:szCs w:val="20"/>
+          <w:lang w:val="en-US"/>
+        </w:rPr>
+        <w:tab/>
+        <w:t>|_ Dockerfile</w:t>
+      </w:r>
+    </w:p>
+    <w:p>
+      <w:pPr>
+        <w:numPr>
+          <w:numId w:val="0"/>
+        </w:numPr>
+        <w:bidi w:val="0"/>
+        <w:jc w:val="both"/>
+        <w:rPr>
+          <w:rFonts w:hint="default" w:ascii="Times New Roman" w:hAnsi="Times New Roman" w:cs="Times New Roman"/>
+          <w:b w:val="0"/>
+          <w:bCs w:val="0"/>
+          <w:i w:val="0"/>
+          <w:iCs w:val="0"/>
+          <w:color w:val="auto"/>
+          <w:sz w:val="20"/>
+          <w:szCs w:val="20"/>
+          <w:lang w:val="en-US"/>
+        </w:rPr>
+      </w:pPr>
+    </w:p>
+    <w:p>
+      <w:pPr>
+        <w:numPr>
+          <w:numId w:val="0"/>
+        </w:numPr>
+        <w:bidi w:val="0"/>
+        <w:jc w:val="both"/>
+        <w:rPr>
+          <w:rFonts w:hint="default" w:ascii="Times New Roman" w:hAnsi="Times New Roman" w:cs="Times New Roman"/>
+          <w:b w:val="0"/>
+          <w:bCs w:val="0"/>
+          <w:i w:val="0"/>
+          <w:iCs w:val="0"/>
+          <w:color w:val="auto"/>
+          <w:sz w:val="20"/>
+          <w:szCs w:val="20"/>
+          <w:lang w:val="en-US"/>
+        </w:rPr>
+      </w:pPr>
+      <w:r>
+        <w:rPr>
+          <w:rFonts w:hint="default" w:ascii="Times New Roman" w:hAnsi="Times New Roman" w:cs="Times New Roman"/>
+          <w:b w:val="0"/>
+          <w:bCs w:val="0"/>
+          <w:i w:val="0"/>
+          <w:iCs w:val="0"/>
+          <w:color w:val="auto"/>
+          <w:sz w:val="20"/>
+          <w:szCs w:val="20"/>
+          <w:lang w:val="en-US"/>
+        </w:rPr>
+        <w:tab/>
+        <w:t/>
+      </w:r>
+      <w:r>
+        <w:rPr>
+          <w:rFonts w:hint="default" w:ascii="Times New Roman" w:hAnsi="Times New Roman" w:cs="Times New Roman"/>
+          <w:b w:val="0"/>
+          <w:bCs w:val="0"/>
+          <w:i w:val="0"/>
+          <w:iCs w:val="0"/>
+          <w:color w:val="auto"/>
+          <w:sz w:val="20"/>
+          <w:szCs w:val="20"/>
+          <w:lang w:val="en-US"/>
+        </w:rPr>
+        <w:tab/>
+        <w:t>into Dockerfile</w:t>
+      </w:r>
+    </w:p>
+    <w:p>
+      <w:pPr>
+        <w:numPr>
+          <w:numId w:val="0"/>
+        </w:numPr>
+        <w:bidi w:val="0"/>
+        <w:jc w:val="both"/>
+        <w:rPr>
+          <w:rFonts w:hint="default" w:ascii="Times New Roman" w:hAnsi="Times New Roman" w:cs="Times New Roman"/>
+          <w:b w:val="0"/>
+          <w:bCs w:val="0"/>
+          <w:i w:val="0"/>
+          <w:iCs w:val="0"/>
+          <w:color w:val="auto"/>
+          <w:sz w:val="20"/>
+          <w:szCs w:val="20"/>
+          <w:lang w:val="en-US"/>
+        </w:rPr>
+      </w:pPr>
+    </w:p>
+    <w:p>
+      <w:pPr>
+        <w:keepNext w:val="0"/>
+        <w:keepLines w:val="0"/>
+        <w:widowControl/>
+        <w:suppressLineNumbers w:val="0"/>
+        <w:jc w:val="left"/>
+        <w:rPr>
+          <w:rFonts w:hint="default" w:ascii="Times New Roman Regular" w:hAnsi="Times New Roman Regular" w:eastAsia="CourierStd" w:cs="Times New Roman Regular"/>
+          <w:color w:val="262626"/>
+          <w:kern w:val="0"/>
+          <w:sz w:val="20"/>
+          <w:szCs w:val="20"/>
+          <w:lang w:val="en-US" w:eastAsia="zh-CN" w:bidi="ar"/>
+        </w:rPr>
+      </w:pPr>
+      <w:r>
+        <w:rPr>
+          <w:rFonts w:hint="default" w:ascii="Times New Roman" w:hAnsi="Times New Roman" w:cs="Times New Roman"/>
+          <w:b w:val="0"/>
+          <w:bCs w:val="0"/>
+          <w:i w:val="0"/>
+          <w:iCs w:val="0"/>
+          <w:color w:val="auto"/>
+          <w:sz w:val="20"/>
+          <w:szCs w:val="20"/>
+          <w:lang w:val="en-US"/>
+        </w:rPr>
+        <w:tab/>
+        <w:t/>
+      </w:r>
+      <w:r>
+        <w:rPr>
+          <w:rFonts w:hint="default" w:ascii="Times New Roman" w:hAnsi="Times New Roman" w:cs="Times New Roman"/>
+          <w:b w:val="0"/>
+          <w:bCs w:val="0"/>
+          <w:i w:val="0"/>
+          <w:iCs w:val="0"/>
+          <w:color w:val="auto"/>
+          <w:sz w:val="20"/>
+          <w:szCs w:val="20"/>
+          <w:lang w:val="en-US"/>
+        </w:rPr>
+        <w:tab/>
+        <w:t/>
+      </w:r>
+      <w:r>
+        <w:rPr>
+          <w:rFonts w:hint="default" w:ascii="Times New Roman" w:hAnsi="Times New Roman" w:cs="Times New Roman"/>
+          <w:b w:val="0"/>
+          <w:bCs w:val="0"/>
+          <w:i w:val="0"/>
+          <w:iCs w:val="0"/>
+          <w:color w:val="auto"/>
+          <w:sz w:val="20"/>
+          <w:szCs w:val="20"/>
+          <w:lang w:val="en-US"/>
+        </w:rPr>
+        <w:tab/>
+      </w:r>
+      <w:r>
+        <w:rPr>
+          <w:rFonts w:hint="default" w:ascii="Times New Roman Bold" w:hAnsi="Times New Roman Bold" w:cs="Times New Roman Bold"/>
+          <w:b/>
+          <w:bCs/>
+          <w:i w:val="0"/>
+          <w:iCs w:val="0"/>
+          <w:color w:val="auto"/>
+          <w:sz w:val="20"/>
+          <w:szCs w:val="20"/>
+          <w:lang w:val="en-US"/>
+        </w:rPr>
+        <w:t xml:space="preserve">FROM </w:t>
+      </w:r>
+      <w:r>
+        <w:rPr>
+          <w:rFonts w:hint="default" w:ascii="Times New Roman Regular" w:hAnsi="Times New Roman Regular" w:eastAsia="CourierStd" w:cs="Times New Roman Regular"/>
+          <w:color w:val="262626"/>
+          <w:kern w:val="0"/>
+          <w:sz w:val="20"/>
+          <w:szCs w:val="20"/>
+          <w:lang w:val="en-US" w:eastAsia="zh-CN" w:bidi="ar"/>
+        </w:rPr>
+        <w:t>diamol/node:2e</w:t>
+      </w:r>
+    </w:p>
+    <w:p>
+      <w:pPr>
+        <w:keepNext w:val="0"/>
+        <w:keepLines w:val="0"/>
+        <w:widowControl/>
+        <w:suppressLineNumbers w:val="0"/>
+        <w:jc w:val="left"/>
+        <w:rPr>
+          <w:rFonts w:hint="default" w:ascii="Times New Roman Regular" w:hAnsi="Times New Roman Regular" w:eastAsia="CourierStd" w:cs="Times New Roman Regular"/>
+          <w:color w:val="262626"/>
+          <w:kern w:val="0"/>
+          <w:sz w:val="20"/>
+          <w:szCs w:val="20"/>
+          <w:lang w:val="en-US" w:eastAsia="zh-CN" w:bidi="ar"/>
+        </w:rPr>
+      </w:pPr>
+      <w:r>
+        <w:rPr>
+          <w:rFonts w:hint="default" w:ascii="Times New Roman Regular" w:hAnsi="Times New Roman Regular" w:eastAsia="CourierStd" w:cs="Times New Roman Regular"/>
+          <w:color w:val="262626"/>
+          <w:kern w:val="0"/>
+          <w:sz w:val="20"/>
+          <w:szCs w:val="20"/>
+          <w:lang w:val="en-US" w:eastAsia="zh-CN" w:bidi="ar"/>
+        </w:rPr>
+        <w:tab/>
+        <w:t/>
+      </w:r>
+      <w:r>
+        <w:rPr>
+          <w:rFonts w:hint="default" w:ascii="Times New Roman Regular" w:hAnsi="Times New Roman Regular" w:eastAsia="CourierStd" w:cs="Times New Roman Regular"/>
+          <w:color w:val="262626"/>
+          <w:kern w:val="0"/>
+          <w:sz w:val="20"/>
+          <w:szCs w:val="20"/>
+          <w:lang w:val="en-US" w:eastAsia="zh-CN" w:bidi="ar"/>
+        </w:rPr>
+        <w:tab/>
+        <w:t/>
+      </w:r>
+      <w:r>
+        <w:rPr>
+          <w:rFonts w:hint="default" w:ascii="Times New Roman Regular" w:hAnsi="Times New Roman Regular" w:eastAsia="CourierStd" w:cs="Times New Roman Regular"/>
+          <w:color w:val="262626"/>
+          <w:kern w:val="0"/>
+          <w:sz w:val="20"/>
+          <w:szCs w:val="20"/>
+          <w:lang w:val="en-US" w:eastAsia="zh-CN" w:bidi="ar"/>
+        </w:rPr>
+        <w:tab/>
+      </w:r>
+      <w:r>
+        <w:rPr>
+          <w:rFonts w:hint="default" w:ascii="Times New Roman Bold" w:hAnsi="Times New Roman Bold" w:eastAsia="CourierStd" w:cs="Times New Roman Bold"/>
+          <w:b/>
+          <w:bCs/>
+          <w:color w:val="262626"/>
+          <w:kern w:val="0"/>
+          <w:sz w:val="20"/>
+          <w:szCs w:val="20"/>
+          <w:lang w:val="en-US" w:eastAsia="zh-CN" w:bidi="ar"/>
+        </w:rPr>
+        <w:t xml:space="preserve">ENV </w:t>
+      </w:r>
+      <w:r>
+        <w:rPr>
+          <w:rFonts w:hint="default" w:ascii="Times New Roman Regular" w:hAnsi="Times New Roman Regular" w:eastAsia="CourierStd" w:cs="Times New Roman Regular"/>
+          <w:color w:val="262626"/>
+          <w:kern w:val="0"/>
+          <w:sz w:val="20"/>
+          <w:szCs w:val="20"/>
+          <w:lang w:val="en-US" w:eastAsia="zh-CN" w:bidi="ar"/>
+        </w:rPr>
+        <w:t>TARGET=”https;//www.google.com”  ## ENV with default value</w:t>
+      </w:r>
+    </w:p>
+    <w:p>
+      <w:pPr>
+        <w:keepNext w:val="0"/>
+        <w:keepLines w:val="0"/>
+        <w:widowControl/>
+        <w:suppressLineNumbers w:val="0"/>
+        <w:jc w:val="left"/>
+        <w:rPr>
+          <w:rFonts w:hint="default" w:ascii="Times New Roman Regular" w:hAnsi="Times New Roman Regular" w:eastAsia="CourierStd" w:cs="Times New Roman Regular"/>
+          <w:color w:val="262626"/>
+          <w:kern w:val="0"/>
+          <w:sz w:val="20"/>
+          <w:szCs w:val="20"/>
+          <w:lang w:val="en-US" w:eastAsia="zh-CN" w:bidi="ar"/>
+        </w:rPr>
+      </w:pPr>
+      <w:r>
+        <w:rPr>
+          <w:rFonts w:hint="default" w:ascii="Times New Roman Regular" w:hAnsi="Times New Roman Regular" w:eastAsia="CourierStd" w:cs="Times New Roman Regular"/>
+          <w:color w:val="262626"/>
+          <w:kern w:val="0"/>
+          <w:sz w:val="20"/>
+          <w:szCs w:val="20"/>
+          <w:lang w:val="en-US" w:eastAsia="zh-CN" w:bidi="ar"/>
+        </w:rPr>
+        <w:tab/>
+        <w:t xml:space="preserve"> </w:t>
+      </w:r>
+      <w:r>
+        <w:rPr>
+          <w:rFonts w:hint="default" w:ascii="Times New Roman Regular" w:hAnsi="Times New Roman Regular" w:eastAsia="CourierStd" w:cs="Times New Roman Regular"/>
+          <w:color w:val="262626"/>
+          <w:kern w:val="0"/>
+          <w:sz w:val="20"/>
+          <w:szCs w:val="20"/>
+          <w:lang w:val="en-US" w:eastAsia="zh-CN" w:bidi="ar"/>
+        </w:rPr>
+        <w:tab/>
+        <w:t/>
+      </w:r>
+      <w:r>
+        <w:rPr>
+          <w:rFonts w:hint="default" w:ascii="Times New Roman Regular" w:hAnsi="Times New Roman Regular" w:eastAsia="CourierStd" w:cs="Times New Roman Regular"/>
+          <w:color w:val="262626"/>
+          <w:kern w:val="0"/>
+          <w:sz w:val="20"/>
+          <w:szCs w:val="20"/>
+          <w:lang w:val="en-US" w:eastAsia="zh-CN" w:bidi="ar"/>
+        </w:rPr>
+        <w:tab/>
+      </w:r>
+      <w:r>
+        <w:rPr>
+          <w:rFonts w:hint="default" w:ascii="Times New Roman Bold" w:hAnsi="Times New Roman Bold" w:eastAsia="CourierStd" w:cs="Times New Roman Bold"/>
+          <w:b/>
+          <w:bCs/>
+          <w:color w:val="262626"/>
+          <w:kern w:val="0"/>
+          <w:sz w:val="20"/>
+          <w:szCs w:val="20"/>
+          <w:lang w:val="en-US" w:eastAsia="zh-CN" w:bidi="ar"/>
+        </w:rPr>
+        <w:t xml:space="preserve">WORKDIR </w:t>
+      </w:r>
+      <w:r>
+        <w:rPr>
+          <w:rFonts w:hint="default" w:ascii="Times New Roman Regular" w:hAnsi="Times New Roman Regular" w:eastAsia="CourierStd" w:cs="Times New Roman Regular"/>
+          <w:color w:val="262626"/>
+          <w:kern w:val="0"/>
+          <w:sz w:val="20"/>
+          <w:szCs w:val="20"/>
+          <w:lang w:val="en-US" w:eastAsia="zh-CN" w:bidi="ar"/>
+        </w:rPr>
+        <w:t>./webapp</w:t>
+      </w:r>
+    </w:p>
+    <w:p>
+      <w:pPr>
+        <w:keepNext w:val="0"/>
+        <w:keepLines w:val="0"/>
+        <w:widowControl/>
+        <w:suppressLineNumbers w:val="0"/>
+        <w:jc w:val="left"/>
+        <w:rPr>
+          <w:rFonts w:hint="default" w:ascii="Times New Roman Regular" w:hAnsi="Times New Roman Regular" w:eastAsia="CourierStd" w:cs="Times New Roman Regular"/>
+          <w:color w:val="262626"/>
+          <w:kern w:val="0"/>
+          <w:sz w:val="20"/>
+          <w:szCs w:val="20"/>
+          <w:lang w:val="en-US" w:eastAsia="zh-CN" w:bidi="ar"/>
+        </w:rPr>
+      </w:pPr>
+      <w:r>
+        <w:rPr>
+          <w:rFonts w:hint="default" w:ascii="Times New Roman Regular" w:hAnsi="Times New Roman Regular" w:eastAsia="CourierStd" w:cs="Times New Roman Regular"/>
+          <w:color w:val="262626"/>
+          <w:kern w:val="0"/>
+          <w:sz w:val="20"/>
+          <w:szCs w:val="20"/>
+          <w:lang w:val="en-US" w:eastAsia="zh-CN" w:bidi="ar"/>
+        </w:rPr>
+        <w:tab/>
+        <w:t/>
+      </w:r>
+      <w:r>
+        <w:rPr>
+          <w:rFonts w:hint="default" w:ascii="Times New Roman Regular" w:hAnsi="Times New Roman Regular" w:eastAsia="CourierStd" w:cs="Times New Roman Regular"/>
+          <w:color w:val="262626"/>
+          <w:kern w:val="0"/>
+          <w:sz w:val="20"/>
+          <w:szCs w:val="20"/>
+          <w:lang w:val="en-US" w:eastAsia="zh-CN" w:bidi="ar"/>
+        </w:rPr>
+        <w:tab/>
+        <w:t/>
+      </w:r>
+      <w:r>
+        <w:rPr>
+          <w:rFonts w:hint="default" w:ascii="Times New Roman Regular" w:hAnsi="Times New Roman Regular" w:eastAsia="CourierStd" w:cs="Times New Roman Regular"/>
+          <w:color w:val="262626"/>
+          <w:kern w:val="0"/>
+          <w:sz w:val="20"/>
+          <w:szCs w:val="20"/>
+          <w:lang w:val="en-US" w:eastAsia="zh-CN" w:bidi="ar"/>
+        </w:rPr>
+        <w:tab/>
+      </w:r>
+      <w:r>
+        <w:rPr>
+          <w:rFonts w:hint="default" w:ascii="Times New Roman Bold" w:hAnsi="Times New Roman Bold" w:eastAsia="CourierStd" w:cs="Times New Roman Bold"/>
+          <w:b/>
+          <w:bCs/>
+          <w:color w:val="262626"/>
+          <w:kern w:val="0"/>
+          <w:sz w:val="20"/>
+          <w:szCs w:val="20"/>
+          <w:lang w:val="en-US" w:eastAsia="zh-CN" w:bidi="ar"/>
+        </w:rPr>
+        <w:t xml:space="preserve">COPY </w:t>
+      </w:r>
+      <w:r>
+        <w:rPr>
+          <w:rFonts w:hint="default" w:ascii="Times New Roman Regular" w:hAnsi="Times New Roman Regular" w:eastAsia="CourierStd" w:cs="Times New Roman Regular"/>
+          <w:color w:val="262626"/>
+          <w:kern w:val="0"/>
+          <w:sz w:val="20"/>
+          <w:szCs w:val="20"/>
+          <w:lang w:val="en-US" w:eastAsia="zh-CN" w:bidi="ar"/>
+        </w:rPr>
+        <w:t>. .</w:t>
+      </w:r>
+    </w:p>
+    <w:p>
+      <w:pPr>
+        <w:keepNext w:val="0"/>
+        <w:keepLines w:val="0"/>
+        <w:widowControl/>
+        <w:suppressLineNumbers w:val="0"/>
+        <w:jc w:val="left"/>
+        <w:rPr>
+          <w:rFonts w:hint="default" w:ascii="Times New Roman Regular" w:hAnsi="Times New Roman Regular" w:eastAsia="CourierStd" w:cs="Times New Roman Regular"/>
+          <w:color w:val="262626"/>
+          <w:kern w:val="0"/>
+          <w:sz w:val="20"/>
+          <w:szCs w:val="20"/>
+          <w:lang w:val="en-US" w:eastAsia="zh-CN" w:bidi="ar"/>
+        </w:rPr>
+      </w:pPr>
+      <w:r>
+        <w:rPr>
+          <w:rFonts w:hint="default" w:ascii="Times New Roman Regular" w:hAnsi="Times New Roman Regular" w:eastAsia="CourierStd" w:cs="Times New Roman Regular"/>
+          <w:color w:val="262626"/>
+          <w:kern w:val="0"/>
+          <w:sz w:val="20"/>
+          <w:szCs w:val="20"/>
+          <w:lang w:val="en-US" w:eastAsia="zh-CN" w:bidi="ar"/>
+        </w:rPr>
+        <w:tab/>
+        <w:t/>
+      </w:r>
+      <w:r>
+        <w:rPr>
+          <w:rFonts w:hint="default" w:ascii="Times New Roman Regular" w:hAnsi="Times New Roman Regular" w:eastAsia="CourierStd" w:cs="Times New Roman Regular"/>
+          <w:color w:val="262626"/>
+          <w:kern w:val="0"/>
+          <w:sz w:val="20"/>
+          <w:szCs w:val="20"/>
+          <w:lang w:val="en-US" w:eastAsia="zh-CN" w:bidi="ar"/>
+        </w:rPr>
+        <w:tab/>
+        <w:t/>
+      </w:r>
+      <w:r>
+        <w:rPr>
+          <w:rFonts w:hint="default" w:ascii="Times New Roman Regular" w:hAnsi="Times New Roman Regular" w:eastAsia="CourierStd" w:cs="Times New Roman Regular"/>
+          <w:color w:val="262626"/>
+          <w:kern w:val="0"/>
+          <w:sz w:val="20"/>
+          <w:szCs w:val="20"/>
+          <w:lang w:val="en-US" w:eastAsia="zh-CN" w:bidi="ar"/>
+        </w:rPr>
+        <w:tab/>
+      </w:r>
+      <w:r>
+        <w:rPr>
+          <w:rFonts w:hint="default" w:ascii="Times New Roman Bold" w:hAnsi="Times New Roman Bold" w:eastAsia="CourierStd" w:cs="Times New Roman Bold"/>
+          <w:b/>
+          <w:bCs/>
+          <w:color w:val="262626"/>
+          <w:kern w:val="0"/>
+          <w:sz w:val="20"/>
+          <w:szCs w:val="20"/>
+          <w:lang w:val="en-US" w:eastAsia="zh-CN" w:bidi="ar"/>
+        </w:rPr>
+        <w:t xml:space="preserve">CMD </w:t>
+      </w:r>
+      <w:r>
+        <w:rPr>
+          <w:rFonts w:hint="default" w:ascii="Times New Roman Regular" w:hAnsi="Times New Roman Regular" w:eastAsia="CourierStd" w:cs="Times New Roman Regular"/>
+          <w:color w:val="262626"/>
+          <w:kern w:val="0"/>
+          <w:sz w:val="20"/>
+          <w:szCs w:val="20"/>
+          <w:lang w:val="en-US" w:eastAsia="zh-CN" w:bidi="ar"/>
+        </w:rPr>
+        <w:t>[“node”, “/webapp/main.js”]</w:t>
+      </w:r>
+    </w:p>
+    <w:p>
+      <w:pPr>
+        <w:keepNext w:val="0"/>
+        <w:keepLines w:val="0"/>
+        <w:widowControl/>
+        <w:suppressLineNumbers w:val="0"/>
+        <w:jc w:val="left"/>
+        <w:rPr>
+          <w:rFonts w:hint="default" w:ascii="Times New Roman Regular" w:hAnsi="Times New Roman Regular" w:eastAsia="CourierStd" w:cs="Times New Roman Regular"/>
+          <w:color w:val="262626"/>
+          <w:kern w:val="0"/>
+          <w:sz w:val="20"/>
+          <w:szCs w:val="20"/>
+          <w:lang w:val="en-US" w:eastAsia="zh-CN" w:bidi="ar"/>
+        </w:rPr>
+      </w:pPr>
+    </w:p>
+    <w:p>
+      <w:pPr>
+        <w:keepNext w:val="0"/>
+        <w:keepLines w:val="0"/>
+        <w:widowControl/>
+        <w:suppressLineNumbers w:val="0"/>
+        <w:jc w:val="left"/>
+        <w:rPr>
+          <w:rFonts w:hint="default" w:ascii="Times New Roman Bold" w:hAnsi="Times New Roman Bold" w:eastAsia="CourierStd" w:cs="Times New Roman Bold"/>
+          <w:b/>
+          <w:bCs/>
+          <w:color w:val="262626"/>
+          <w:kern w:val="0"/>
+          <w:sz w:val="20"/>
+          <w:szCs w:val="20"/>
+          <w:lang w:val="en-US" w:eastAsia="zh-CN" w:bidi="ar"/>
+        </w:rPr>
+      </w:pPr>
+      <w:r>
+        <w:rPr>
+          <w:rFonts w:hint="default" w:ascii="Times New Roman Regular" w:hAnsi="Times New Roman Regular" w:eastAsia="CourierStd" w:cs="Times New Roman Regular"/>
+          <w:color w:val="262626"/>
+          <w:kern w:val="0"/>
+          <w:sz w:val="20"/>
+          <w:szCs w:val="20"/>
+          <w:lang w:val="en-US" w:eastAsia="zh-CN" w:bidi="ar"/>
+        </w:rPr>
+        <w:tab/>
+        <w:t/>
+      </w:r>
+      <w:r>
+        <w:rPr>
+          <w:rFonts w:hint="default" w:ascii="Times New Roman Regular" w:hAnsi="Times New Roman Regular" w:eastAsia="CourierStd" w:cs="Times New Roman Regular"/>
+          <w:color w:val="262626"/>
+          <w:kern w:val="0"/>
+          <w:sz w:val="20"/>
+          <w:szCs w:val="20"/>
+          <w:lang w:val="en-US" w:eastAsia="zh-CN" w:bidi="ar"/>
+        </w:rPr>
+        <w:tab/>
+      </w:r>
+      <w:r>
+        <w:rPr>
+          <w:rFonts w:hint="default" w:ascii="Times New Roman Bold" w:hAnsi="Times New Roman Bold" w:eastAsia="CourierStd" w:cs="Times New Roman Bold"/>
+          <w:b/>
+          <w:bCs/>
+          <w:color w:val="262626"/>
+          <w:kern w:val="0"/>
+          <w:sz w:val="20"/>
+          <w:szCs w:val="20"/>
+          <w:lang w:val="en-US" w:eastAsia="zh-CN" w:bidi="ar"/>
+        </w:rPr>
+        <w:t>Build image:</w:t>
+      </w:r>
+    </w:p>
+    <w:p>
+      <w:pPr>
+        <w:keepNext w:val="0"/>
+        <w:keepLines w:val="0"/>
+        <w:widowControl/>
+        <w:suppressLineNumbers w:val="0"/>
+        <w:jc w:val="left"/>
+        <w:rPr>
+          <w:rFonts w:hint="default" w:ascii="Times New Roman Regular" w:hAnsi="Times New Roman Regular" w:eastAsia="CourierStd" w:cs="Times New Roman Regular"/>
+          <w:color w:val="262626"/>
+          <w:kern w:val="0"/>
+          <w:sz w:val="20"/>
+          <w:szCs w:val="20"/>
+          <w:lang w:val="en-US" w:eastAsia="zh-CN" w:bidi="ar"/>
+        </w:rPr>
+      </w:pPr>
+      <w:r>
+        <w:rPr>
+          <w:rFonts w:hint="default" w:ascii="Times New Roman Regular" w:hAnsi="Times New Roman Regular" w:eastAsia="CourierStd" w:cs="Times New Roman Regular"/>
+          <w:color w:val="262626"/>
+          <w:kern w:val="0"/>
+          <w:sz w:val="20"/>
+          <w:szCs w:val="20"/>
+          <w:lang w:val="en-US" w:eastAsia="zh-CN" w:bidi="ar"/>
+        </w:rPr>
+        <w:tab/>
+        <w:t/>
+      </w:r>
+      <w:r>
+        <w:rPr>
+          <w:rFonts w:hint="default" w:ascii="Times New Roman Regular" w:hAnsi="Times New Roman Regular" w:eastAsia="CourierStd" w:cs="Times New Roman Regular"/>
+          <w:color w:val="262626"/>
+          <w:kern w:val="0"/>
+          <w:sz w:val="20"/>
+          <w:szCs w:val="20"/>
+          <w:lang w:val="en-US" w:eastAsia="zh-CN" w:bidi="ar"/>
+        </w:rPr>
+        <w:tab/>
+        <w:t>docker image build --tag webapp .</w:t>
+      </w:r>
+    </w:p>
+    <w:p>
+      <w:pPr>
+        <w:keepNext w:val="0"/>
+        <w:keepLines w:val="0"/>
+        <w:widowControl/>
+        <w:suppressLineNumbers w:val="0"/>
+        <w:jc w:val="left"/>
+        <w:rPr>
+          <w:rFonts w:hint="default" w:ascii="Times New Roman Regular" w:hAnsi="Times New Roman Regular" w:eastAsia="CourierStd" w:cs="Times New Roman Regular"/>
+          <w:color w:val="262626"/>
+          <w:kern w:val="0"/>
+          <w:sz w:val="20"/>
+          <w:szCs w:val="20"/>
+          <w:lang w:val="en-US" w:eastAsia="zh-CN" w:bidi="ar"/>
+        </w:rPr>
+      </w:pPr>
+    </w:p>
+    <w:p>
+      <w:pPr>
+        <w:keepNext w:val="0"/>
+        <w:keepLines w:val="0"/>
+        <w:widowControl/>
+        <w:suppressLineNumbers w:val="0"/>
+        <w:jc w:val="left"/>
+        <w:rPr>
+          <w:rFonts w:hint="default" w:ascii="Times New Roman Regular" w:hAnsi="Times New Roman Regular" w:eastAsia="CourierStd" w:cs="Times New Roman Regular"/>
+          <w:color w:val="262626"/>
+          <w:kern w:val="0"/>
+          <w:sz w:val="20"/>
+          <w:szCs w:val="20"/>
+          <w:lang w:val="en-US" w:eastAsia="zh-CN" w:bidi="ar"/>
+        </w:rPr>
+      </w:pPr>
+      <w:r>
+        <w:rPr>
+          <w:rFonts w:hint="default" w:ascii="Times New Roman Regular" w:hAnsi="Times New Roman Regular" w:eastAsia="CourierStd" w:cs="Times New Roman Regular"/>
+          <w:color w:val="262626"/>
+          <w:kern w:val="0"/>
+          <w:sz w:val="20"/>
+          <w:szCs w:val="20"/>
+          <w:lang w:val="en-US" w:eastAsia="zh-CN" w:bidi="ar"/>
+        </w:rPr>
+        <w:tab/>
+        <w:t/>
+      </w:r>
+      <w:r>
+        <w:rPr>
+          <w:rFonts w:hint="default" w:ascii="Times New Roman Regular" w:hAnsi="Times New Roman Regular" w:eastAsia="CourierStd" w:cs="Times New Roman Regular"/>
+          <w:color w:val="262626"/>
+          <w:kern w:val="0"/>
+          <w:sz w:val="20"/>
+          <w:szCs w:val="20"/>
+          <w:lang w:val="en-US" w:eastAsia="zh-CN" w:bidi="ar"/>
+        </w:rPr>
+        <w:tab/>
+      </w:r>
+      <w:r>
+        <w:rPr>
+          <w:rFonts w:hint="default" w:ascii="Times New Roman Bold" w:hAnsi="Times New Roman Bold" w:eastAsia="CourierStd" w:cs="Times New Roman Bold"/>
+          <w:b/>
+          <w:bCs/>
+          <w:color w:val="262626"/>
+          <w:kern w:val="0"/>
+          <w:sz w:val="20"/>
+          <w:szCs w:val="20"/>
+          <w:lang w:val="en-US" w:eastAsia="zh-CN" w:bidi="ar"/>
+        </w:rPr>
+        <w:t>check image is created</w:t>
+      </w:r>
+    </w:p>
+    <w:p>
+      <w:pPr>
+        <w:keepNext w:val="0"/>
+        <w:keepLines w:val="0"/>
+        <w:widowControl/>
+        <w:suppressLineNumbers w:val="0"/>
+        <w:jc w:val="left"/>
+        <w:rPr>
+          <w:rFonts w:hint="default" w:ascii="Times New Roman Regular" w:hAnsi="Times New Roman Regular" w:eastAsia="CourierStd" w:cs="Times New Roman Regular"/>
+          <w:color w:val="262626"/>
+          <w:kern w:val="0"/>
+          <w:sz w:val="20"/>
+          <w:szCs w:val="20"/>
+          <w:lang w:val="en-US" w:eastAsia="zh-CN" w:bidi="ar"/>
+        </w:rPr>
+      </w:pPr>
+      <w:r>
+        <w:rPr>
+          <w:rFonts w:hint="default" w:ascii="Times New Roman Regular" w:hAnsi="Times New Roman Regular" w:eastAsia="CourierStd" w:cs="Times New Roman Regular"/>
+          <w:color w:val="262626"/>
+          <w:kern w:val="0"/>
+          <w:sz w:val="20"/>
+          <w:szCs w:val="20"/>
+          <w:lang w:val="en-US" w:eastAsia="zh-CN" w:bidi="ar"/>
+        </w:rPr>
+        <w:tab/>
+        <w:t/>
+      </w:r>
+      <w:r>
+        <w:rPr>
+          <w:rFonts w:hint="default" w:ascii="Times New Roman Regular" w:hAnsi="Times New Roman Regular" w:eastAsia="CourierStd" w:cs="Times New Roman Regular"/>
+          <w:color w:val="262626"/>
+          <w:kern w:val="0"/>
+          <w:sz w:val="20"/>
+          <w:szCs w:val="20"/>
+          <w:lang w:val="en-US" w:eastAsia="zh-CN" w:bidi="ar"/>
+        </w:rPr>
+        <w:tab/>
+        <w:t>docker images</w:t>
+      </w:r>
+    </w:p>
+    <w:p>
+      <w:pPr>
+        <w:keepNext w:val="0"/>
+        <w:keepLines w:val="0"/>
+        <w:widowControl/>
+        <w:suppressLineNumbers w:val="0"/>
+        <w:jc w:val="left"/>
+        <w:rPr>
+          <w:rFonts w:hint="default" w:ascii="Times New Roman Regular" w:hAnsi="Times New Roman Regular" w:eastAsia="CourierStd" w:cs="Times New Roman Regular"/>
+          <w:color w:val="262626"/>
+          <w:kern w:val="0"/>
+          <w:sz w:val="20"/>
+          <w:szCs w:val="20"/>
+          <w:lang w:val="en-US" w:eastAsia="zh-CN" w:bidi="ar"/>
+        </w:rPr>
+      </w:pPr>
+    </w:p>
+    <w:p>
+      <w:pPr>
+        <w:keepNext w:val="0"/>
+        <w:keepLines w:val="0"/>
+        <w:widowControl/>
+        <w:suppressLineNumbers w:val="0"/>
+        <w:jc w:val="left"/>
+        <w:rPr>
+          <w:rFonts w:hint="default" w:ascii="Times New Roman Regular" w:hAnsi="Times New Roman Regular" w:eastAsia="CourierStd" w:cs="Times New Roman Regular"/>
+          <w:color w:val="262626"/>
+          <w:kern w:val="0"/>
+          <w:sz w:val="20"/>
+          <w:szCs w:val="20"/>
+          <w:lang w:val="en-US" w:eastAsia="zh-CN" w:bidi="ar"/>
+        </w:rPr>
+      </w:pPr>
+      <w:r>
+        <w:rPr>
+          <w:rFonts w:hint="default" w:ascii="Times New Roman Regular" w:hAnsi="Times New Roman Regular" w:eastAsia="CourierStd" w:cs="Times New Roman Regular"/>
+          <w:color w:val="262626"/>
+          <w:kern w:val="0"/>
+          <w:sz w:val="20"/>
+          <w:szCs w:val="20"/>
+          <w:lang w:val="en-US" w:eastAsia="zh-CN" w:bidi="ar"/>
+        </w:rPr>
+        <w:tab/>
+        <w:t/>
+      </w:r>
+      <w:r>
+        <w:rPr>
+          <w:rFonts w:hint="default" w:ascii="Times New Roman Regular" w:hAnsi="Times New Roman Regular" w:eastAsia="CourierStd" w:cs="Times New Roman Regular"/>
+          <w:color w:val="262626"/>
+          <w:kern w:val="0"/>
+          <w:sz w:val="20"/>
+          <w:szCs w:val="20"/>
+          <w:lang w:val="en-US" w:eastAsia="zh-CN" w:bidi="ar"/>
+        </w:rPr>
+        <w:tab/>
+      </w:r>
+      <w:r>
+        <w:rPr>
+          <w:rFonts w:hint="default" w:ascii="Times New Roman Bold" w:hAnsi="Times New Roman Bold" w:eastAsia="CourierStd" w:cs="Times New Roman Bold"/>
+          <w:b/>
+          <w:bCs/>
+          <w:color w:val="262626"/>
+          <w:kern w:val="0"/>
+          <w:sz w:val="20"/>
+          <w:szCs w:val="20"/>
+          <w:lang w:val="en-US" w:eastAsia="zh-CN" w:bidi="ar"/>
+        </w:rPr>
+        <w:t>run image with value defult ENV</w:t>
       </w:r>
       <w:bookmarkStart w:id="0" w:name="_GoBack"/>
       <w:bookmarkEnd w:id="0"/>
-      <w:r>
-        <w:rPr>
-          <w:rFonts w:hint="default" w:ascii="Times New Roman Italic" w:hAnsi="Times New Roman Italic" w:cs="Times New Roman Italic"/>
-          <w:b w:val="0"/>
-          <w:bCs w:val="0"/>
-          <w:i/>
-          <w:iCs/>
-          <w:sz w:val="20"/>
-          <w:szCs w:val="20"/>
-          <w:lang w:val="en-US"/>
-        </w:rPr>
-        <w:t xml:space="preserve"> completely Image.</w:t>
-      </w:r>
+    </w:p>
+    <w:p>
+      <w:pPr>
+        <w:keepNext w:val="0"/>
+        <w:keepLines w:val="0"/>
+        <w:widowControl/>
+        <w:suppressLineNumbers w:val="0"/>
+        <w:jc w:val="left"/>
+        <w:rPr>
+          <w:rFonts w:hint="default" w:ascii="Times New Roman Regular" w:hAnsi="Times New Roman Regular" w:eastAsia="CourierStd" w:cs="Times New Roman Regular"/>
+          <w:color w:val="262626"/>
+          <w:kern w:val="0"/>
+          <w:sz w:val="20"/>
+          <w:szCs w:val="20"/>
+          <w:lang w:val="en-US" w:eastAsia="zh-CN" w:bidi="ar"/>
+        </w:rPr>
+      </w:pPr>
+      <w:r>
+        <w:rPr>
+          <w:rFonts w:hint="default" w:ascii="Times New Roman Regular" w:hAnsi="Times New Roman Regular" w:eastAsia="CourierStd" w:cs="Times New Roman Regular"/>
+          <w:color w:val="262626"/>
+          <w:kern w:val="0"/>
+          <w:sz w:val="20"/>
+          <w:szCs w:val="20"/>
+          <w:lang w:val="en-US" w:eastAsia="zh-CN" w:bidi="ar"/>
+        </w:rPr>
+        <w:tab/>
+        <w:t/>
+      </w:r>
+      <w:r>
+        <w:rPr>
+          <w:rFonts w:hint="default" w:ascii="Times New Roman Regular" w:hAnsi="Times New Roman Regular" w:eastAsia="CourierStd" w:cs="Times New Roman Regular"/>
+          <w:color w:val="262626"/>
+          <w:kern w:val="0"/>
+          <w:sz w:val="20"/>
+          <w:szCs w:val="20"/>
+          <w:lang w:val="en-US" w:eastAsia="zh-CN" w:bidi="ar"/>
+        </w:rPr>
+        <w:tab/>
+        <w:t>docker run webapp</w:t>
+      </w:r>
+    </w:p>
+    <w:p>
+      <w:pPr>
+        <w:keepNext w:val="0"/>
+        <w:keepLines w:val="0"/>
+        <w:widowControl/>
+        <w:suppressLineNumbers w:val="0"/>
+        <w:jc w:val="left"/>
+        <w:rPr>
+          <w:rFonts w:hint="default" w:ascii="Times New Roman Regular" w:hAnsi="Times New Roman Regular" w:eastAsia="CourierStd" w:cs="Times New Roman Regular"/>
+          <w:color w:val="262626"/>
+          <w:kern w:val="0"/>
+          <w:sz w:val="20"/>
+          <w:szCs w:val="20"/>
+          <w:lang w:val="en-US" w:eastAsia="zh-CN" w:bidi="ar"/>
+        </w:rPr>
+      </w:pPr>
+      <w:r>
+        <w:rPr>
+          <w:rFonts w:hint="default" w:ascii="Times New Roman Regular" w:hAnsi="Times New Roman Regular" w:eastAsia="CourierStd" w:cs="Times New Roman Regular"/>
+          <w:color w:val="262626"/>
+          <w:kern w:val="0"/>
+          <w:sz w:val="20"/>
+          <w:szCs w:val="20"/>
+          <w:lang w:val="en-US" w:eastAsia="zh-CN" w:bidi="ar"/>
+        </w:rPr>
+        <w:tab/>
+        <w:t/>
+      </w:r>
+      <w:r>
+        <w:rPr>
+          <w:rFonts w:hint="default" w:ascii="Times New Roman Regular" w:hAnsi="Times New Roman Regular" w:eastAsia="CourierStd" w:cs="Times New Roman Regular"/>
+          <w:color w:val="262626"/>
+          <w:kern w:val="0"/>
+          <w:sz w:val="20"/>
+          <w:szCs w:val="20"/>
+          <w:lang w:val="en-US" w:eastAsia="zh-CN" w:bidi="ar"/>
+        </w:rPr>
+        <w:tab/>
+        <w:t xml:space="preserve">App runs with defafult value by ENV </w:t>
+      </w:r>
+    </w:p>
+    <w:p>
+      <w:pPr>
+        <w:keepNext w:val="0"/>
+        <w:keepLines w:val="0"/>
+        <w:widowControl/>
+        <w:suppressLineNumbers w:val="0"/>
+        <w:jc w:val="left"/>
+        <w:rPr>
+          <w:rFonts w:hint="default" w:ascii="Times New Roman Regular" w:hAnsi="Times New Roman Regular" w:eastAsia="CourierStd" w:cs="Times New Roman Regular"/>
+          <w:color w:val="262626"/>
+          <w:kern w:val="0"/>
+          <w:sz w:val="20"/>
+          <w:szCs w:val="20"/>
+          <w:lang w:val="en-US" w:eastAsia="zh-CN" w:bidi="ar"/>
+        </w:rPr>
+      </w:pPr>
+    </w:p>
+    <w:p>
+      <w:pPr>
+        <w:keepNext w:val="0"/>
+        <w:keepLines w:val="0"/>
+        <w:widowControl/>
+        <w:suppressLineNumbers w:val="0"/>
+        <w:jc w:val="left"/>
+        <w:rPr>
+          <w:rFonts w:hint="default" w:ascii="Times New Roman Bold" w:hAnsi="Times New Roman Bold" w:eastAsia="CourierStd" w:cs="Times New Roman Bold"/>
+          <w:b/>
+          <w:bCs/>
+          <w:color w:val="262626"/>
+          <w:kern w:val="0"/>
+          <w:sz w:val="20"/>
+          <w:szCs w:val="20"/>
+          <w:lang w:val="en-US" w:eastAsia="zh-CN" w:bidi="ar"/>
+        </w:rPr>
+      </w:pPr>
+      <w:r>
+        <w:rPr>
+          <w:rFonts w:hint="default" w:ascii="Times New Roman Regular" w:hAnsi="Times New Roman Regular" w:eastAsia="CourierStd" w:cs="Times New Roman Regular"/>
+          <w:color w:val="262626"/>
+          <w:kern w:val="0"/>
+          <w:sz w:val="20"/>
+          <w:szCs w:val="20"/>
+          <w:lang w:val="en-US" w:eastAsia="zh-CN" w:bidi="ar"/>
+        </w:rPr>
+        <w:tab/>
+        <w:t/>
+      </w:r>
+      <w:r>
+        <w:rPr>
+          <w:rFonts w:hint="default" w:ascii="Times New Roman Regular" w:hAnsi="Times New Roman Regular" w:eastAsia="CourierStd" w:cs="Times New Roman Regular"/>
+          <w:color w:val="262626"/>
+          <w:kern w:val="0"/>
+          <w:sz w:val="20"/>
+          <w:szCs w:val="20"/>
+          <w:lang w:val="en-US" w:eastAsia="zh-CN" w:bidi="ar"/>
+        </w:rPr>
+        <w:tab/>
+      </w:r>
+      <w:r>
+        <w:rPr>
+          <w:rFonts w:hint="default" w:ascii="Times New Roman Bold" w:hAnsi="Times New Roman Bold" w:eastAsia="CourierStd" w:cs="Times New Roman Bold"/>
+          <w:b/>
+          <w:bCs/>
+          <w:color w:val="262626"/>
+          <w:kern w:val="0"/>
+          <w:sz w:val="20"/>
+          <w:szCs w:val="20"/>
+          <w:lang w:val="en-US" w:eastAsia="zh-CN" w:bidi="ar"/>
+        </w:rPr>
+        <w:t>run image with flag --env to change default value into Dockerfile</w:t>
+      </w:r>
+    </w:p>
+    <w:p>
+      <w:pPr>
+        <w:keepNext w:val="0"/>
+        <w:keepLines w:val="0"/>
+        <w:widowControl/>
+        <w:suppressLineNumbers w:val="0"/>
+        <w:jc w:val="left"/>
+        <w:rPr>
+          <w:rFonts w:hint="default" w:ascii="Times New Roman Regular" w:hAnsi="Times New Roman Regular" w:eastAsia="CourierStd" w:cs="Times New Roman Regular"/>
+          <w:color w:val="262626"/>
+          <w:kern w:val="0"/>
+          <w:sz w:val="20"/>
+          <w:szCs w:val="20"/>
+          <w:lang w:val="en-US" w:eastAsia="zh-CN" w:bidi="ar"/>
+        </w:rPr>
+      </w:pPr>
+      <w:r>
+        <w:rPr>
+          <w:rFonts w:hint="default" w:ascii="Times New Roman Regular" w:hAnsi="Times New Roman Regular" w:eastAsia="CourierStd" w:cs="Times New Roman Regular"/>
+          <w:color w:val="262626"/>
+          <w:kern w:val="0"/>
+          <w:sz w:val="20"/>
+          <w:szCs w:val="20"/>
+          <w:lang w:val="en-US" w:eastAsia="zh-CN" w:bidi="ar"/>
+        </w:rPr>
+        <w:tab/>
+        <w:t/>
+      </w:r>
+      <w:r>
+        <w:rPr>
+          <w:rFonts w:hint="default" w:ascii="Times New Roman Regular" w:hAnsi="Times New Roman Regular" w:eastAsia="CourierStd" w:cs="Times New Roman Regular"/>
+          <w:color w:val="262626"/>
+          <w:kern w:val="0"/>
+          <w:sz w:val="20"/>
+          <w:szCs w:val="20"/>
+          <w:lang w:val="en-US" w:eastAsia="zh-CN" w:bidi="ar"/>
+        </w:rPr>
+        <w:tab/>
+        <w:t>docker run --</w:t>
+      </w:r>
+      <w:r>
+        <w:rPr>
+          <w:rFonts w:hint="default" w:ascii="Times New Roman Bold" w:hAnsi="Times New Roman Bold" w:eastAsia="CourierStd" w:cs="Times New Roman Bold"/>
+          <w:b/>
+          <w:bCs/>
+          <w:color w:val="262626"/>
+          <w:kern w:val="0"/>
+          <w:sz w:val="20"/>
+          <w:szCs w:val="20"/>
+          <w:lang w:val="en-US" w:eastAsia="zh-CN" w:bidi="ar"/>
+        </w:rPr>
+        <w:t xml:space="preserve">env </w:t>
+      </w:r>
+      <w:r>
+        <w:rPr>
+          <w:rFonts w:hint="default" w:ascii="Times New Roman Regular" w:hAnsi="Times New Roman Regular" w:eastAsia="CourierStd" w:cs="Times New Roman Regular"/>
+          <w:color w:val="262626"/>
+          <w:kern w:val="0"/>
+          <w:sz w:val="20"/>
+          <w:szCs w:val="20"/>
+          <w:lang w:val="en-US" w:eastAsia="zh-CN" w:bidi="ar"/>
+        </w:rPr>
+        <w:t>TARGET=”https://www.w3schools.com”</w:t>
+      </w:r>
+    </w:p>
+    <w:p>
+      <w:pPr>
+        <w:keepNext w:val="0"/>
+        <w:keepLines w:val="0"/>
+        <w:widowControl/>
+        <w:suppressLineNumbers w:val="0"/>
+        <w:jc w:val="left"/>
+        <w:rPr>
+          <w:rFonts w:hint="default" w:ascii="Times New Roman Regular" w:hAnsi="Times New Roman Regular" w:eastAsia="CourierStd" w:cs="Times New Roman Regular"/>
+          <w:color w:val="262626"/>
+          <w:kern w:val="0"/>
+          <w:sz w:val="20"/>
+          <w:szCs w:val="20"/>
+          <w:lang w:val="en-US" w:eastAsia="zh-CN" w:bidi="ar"/>
+        </w:rPr>
+      </w:pPr>
+    </w:p>
+    <w:p>
+      <w:pPr>
+        <w:keepNext w:val="0"/>
+        <w:keepLines w:val="0"/>
+        <w:widowControl/>
+        <w:suppressLineNumbers w:val="0"/>
+        <w:jc w:val="left"/>
+        <w:rPr>
+          <w:rFonts w:hint="default" w:ascii="Times New Roman Regular" w:hAnsi="Times New Roman Regular" w:eastAsia="CourierStd" w:cs="Times New Roman Regular"/>
+          <w:color w:val="262626"/>
+          <w:kern w:val="0"/>
+          <w:sz w:val="20"/>
+          <w:szCs w:val="20"/>
+          <w:lang w:val="en-US" w:eastAsia="zh-CN" w:bidi="ar"/>
+        </w:rPr>
+      </w:pPr>
+      <w:r>
+        <w:rPr>
+          <w:rFonts w:hint="default" w:ascii="Times New Roman Regular" w:hAnsi="Times New Roman Regular" w:eastAsia="CourierStd" w:cs="Times New Roman Regular"/>
+          <w:color w:val="262626"/>
+          <w:kern w:val="0"/>
+          <w:sz w:val="20"/>
+          <w:szCs w:val="20"/>
+          <w:lang w:val="en-US" w:eastAsia="zh-CN" w:bidi="ar"/>
+        </w:rPr>
+        <w:tab/>
+        <w:t/>
+      </w:r>
+      <w:r>
+        <w:rPr>
+          <w:rFonts w:hint="default" w:ascii="Times New Roman Regular" w:hAnsi="Times New Roman Regular" w:eastAsia="CourierStd" w:cs="Times New Roman Regular"/>
+          <w:color w:val="262626"/>
+          <w:kern w:val="0"/>
+          <w:sz w:val="20"/>
+          <w:szCs w:val="20"/>
+          <w:lang w:val="en-US" w:eastAsia="zh-CN" w:bidi="ar"/>
+        </w:rPr>
+        <w:tab/>
+        <w:t>asign a new value for TARGET environment “</w:t>
+      </w:r>
+      <w:r>
+        <w:rPr>
+          <w:rFonts w:hint="default" w:ascii="Times New Roman Regular" w:hAnsi="Times New Roman Regular" w:eastAsia="CourierStd" w:cs="Times New Roman Regular"/>
+          <w:color w:val="262626"/>
+          <w:kern w:val="0"/>
+          <w:sz w:val="20"/>
+          <w:szCs w:val="20"/>
+          <w:lang w:val="en-US" w:eastAsia="zh-CN" w:bidi="ar"/>
+        </w:rPr>
+        <w:t xml:space="preserve">https://www.w3schools.com”, this </w:t>
+      </w:r>
+      <w:r>
+        <w:rPr>
+          <w:rFonts w:hint="default" w:ascii="Times New Roman Regular" w:hAnsi="Times New Roman Regular" w:eastAsia="CourierStd" w:cs="Times New Roman Regular"/>
+          <w:color w:val="262626"/>
+          <w:kern w:val="0"/>
+          <w:sz w:val="20"/>
+          <w:szCs w:val="20"/>
+          <w:lang w:val="en-US" w:eastAsia="zh-CN" w:bidi="ar"/>
+        </w:rPr>
+        <w:tab/>
+        <w:t/>
+      </w:r>
+      <w:r>
+        <w:rPr>
+          <w:rFonts w:hint="default" w:ascii="Times New Roman Regular" w:hAnsi="Times New Roman Regular" w:eastAsia="CourierStd" w:cs="Times New Roman Regular"/>
+          <w:color w:val="262626"/>
+          <w:kern w:val="0"/>
+          <w:sz w:val="20"/>
+          <w:szCs w:val="20"/>
+          <w:lang w:val="en-US" w:eastAsia="zh-CN" w:bidi="ar"/>
+        </w:rPr>
+        <w:tab/>
+        <w:t xml:space="preserve">value replace default value “https;//www.google.com” declared before via flag </w:t>
+      </w:r>
+      <w:r>
+        <w:rPr>
+          <w:rFonts w:hint="default" w:ascii="Times New Roman Bold" w:hAnsi="Times New Roman Bold" w:eastAsia="CourierStd" w:cs="Times New Roman Bold"/>
+          <w:b/>
+          <w:bCs/>
+          <w:color w:val="262626"/>
+          <w:kern w:val="0"/>
+          <w:sz w:val="20"/>
+          <w:szCs w:val="20"/>
+          <w:lang w:val="en-US" w:eastAsia="zh-CN" w:bidi="ar"/>
+        </w:rPr>
+        <w:t>--env</w:t>
+      </w:r>
+    </w:p>
+    <w:p>
+      <w:pPr>
+        <w:keepNext w:val="0"/>
+        <w:keepLines w:val="0"/>
+        <w:widowControl/>
+        <w:suppressLineNumbers w:val="0"/>
+        <w:jc w:val="left"/>
+        <w:rPr>
+          <w:rFonts w:hint="default" w:ascii="Times New Roman Regular" w:hAnsi="Times New Roman Regular" w:eastAsia="CourierStd" w:cs="Times New Roman Regular"/>
+          <w:color w:val="262626"/>
+          <w:kern w:val="0"/>
+          <w:sz w:val="20"/>
+          <w:szCs w:val="20"/>
+          <w:lang w:val="en-US" w:eastAsia="zh-CN" w:bidi="ar"/>
+        </w:rPr>
+      </w:pPr>
+    </w:p>
+    <w:p>
+      <w:pPr>
+        <w:numPr>
+          <w:numId w:val="0"/>
+        </w:numPr>
+        <w:bidi w:val="0"/>
+        <w:jc w:val="both"/>
+        <w:rPr>
+          <w:rFonts w:hint="default" w:ascii="Times New Roman" w:hAnsi="Times New Roman" w:cs="Times New Roman"/>
+          <w:b w:val="0"/>
+          <w:bCs w:val="0"/>
+          <w:i w:val="0"/>
+          <w:iCs w:val="0"/>
+          <w:color w:val="auto"/>
+          <w:sz w:val="20"/>
+          <w:szCs w:val="20"/>
+          <w:lang w:val="en-US"/>
+        </w:rPr>
+      </w:pPr>
+    </w:p>
+    <w:p>
+      <w:pPr>
+        <w:numPr>
+          <w:numId w:val="0"/>
+        </w:numPr>
+        <w:bidi w:val="0"/>
+        <w:jc w:val="both"/>
+        <w:rPr>
+          <w:rFonts w:hint="default" w:ascii="Times New Roman" w:hAnsi="Times New Roman" w:cs="Times New Roman"/>
+          <w:b w:val="0"/>
+          <w:bCs w:val="0"/>
+          <w:i w:val="0"/>
+          <w:iCs w:val="0"/>
+          <w:color w:val="auto"/>
+          <w:sz w:val="20"/>
+          <w:szCs w:val="20"/>
+          <w:lang w:val="en-US"/>
+        </w:rPr>
+      </w:pPr>
+    </w:p>
+    <w:p>
+      <w:pPr>
+        <w:numPr>
+          <w:numId w:val="0"/>
+        </w:numPr>
+        <w:bidi w:val="0"/>
+        <w:jc w:val="both"/>
+        <w:rPr>
+          <w:rFonts w:hint="default" w:ascii="Times New Roman" w:hAnsi="Times New Roman" w:cs="Times New Roman"/>
+          <w:b w:val="0"/>
+          <w:bCs w:val="0"/>
+          <w:i w:val="0"/>
+          <w:iCs w:val="0"/>
+          <w:color w:val="auto"/>
+          <w:sz w:val="20"/>
+          <w:szCs w:val="20"/>
+          <w:lang w:val="en-US"/>
+        </w:rPr>
+      </w:pPr>
     </w:p>
     <w:sectPr>
       <w:pgSz w:w="11906" w:h="16838"/>
@@ -4167,8 +8258,148 @@
     </w:lvl>
   </w:abstractNum>
   <w:abstractNum w:abstractNumId="1">
+    <w:nsid w:val="5FFEA371"/>
+    <w:multiLevelType w:val="multilevel"/>
+    <w:tmpl w:val="5FFEA371"/>
+    <w:lvl w:ilvl="0" w:tentative="0">
+      <w:start w:val="1"/>
+      <w:numFmt w:val="decimal"/>
+      <w:lvlText w:val="%1."/>
+      <w:lvlJc w:val="left"/>
+      <w:pPr>
+        <w:tabs>
+          <w:tab w:val="left" w:pos="425"/>
+        </w:tabs>
+        <w:ind w:left="425" w:leftChars="0"/>
+      </w:pPr>
+      <w:rPr>
+        <w:rFonts w:hint="default"/>
+      </w:rPr>
+    </w:lvl>
+    <w:lvl w:ilvl="1" w:tentative="0">
+      <w:start w:val="1"/>
+      <w:numFmt w:val="lowerLetter"/>
+      <w:lvlText w:val="%2."/>
+      <w:lvlJc w:val="left"/>
+      <w:pPr>
+        <w:tabs>
+          <w:tab w:val="left" w:pos="425"/>
+        </w:tabs>
+        <w:ind w:left="425" w:leftChars="0" w:hanging="5" w:firstLineChars="0"/>
+      </w:pPr>
+      <w:rPr>
+        <w:rFonts w:hint="default"/>
+      </w:rPr>
+    </w:lvl>
+    <w:lvl w:ilvl="2" w:tentative="0">
+      <w:start w:val="1"/>
+      <w:numFmt w:val="lowerRoman"/>
+      <w:lvlText w:val="%3."/>
+      <w:lvlJc w:val="left"/>
+      <w:pPr>
+        <w:tabs>
+          <w:tab w:val="left" w:pos="425"/>
+        </w:tabs>
+        <w:ind w:left="425" w:leftChars="0" w:firstLine="415" w:firstLineChars="0"/>
+      </w:pPr>
+      <w:rPr>
+        <w:rFonts w:hint="default"/>
+      </w:rPr>
+    </w:lvl>
+    <w:lvl w:ilvl="3" w:tentative="0">
+      <w:start w:val="1"/>
+      <w:numFmt w:val="decimal"/>
+      <w:lvlText w:val="%4."/>
+      <w:lvlJc w:val="left"/>
+      <w:pPr>
+        <w:tabs>
+          <w:tab w:val="left" w:pos="425"/>
+        </w:tabs>
+        <w:ind w:left="425" w:leftChars="0" w:firstLine="835" w:firstLineChars="0"/>
+      </w:pPr>
+      <w:rPr>
+        <w:rFonts w:hint="default"/>
+      </w:rPr>
+    </w:lvl>
+    <w:lvl w:ilvl="4" w:tentative="0">
+      <w:start w:val="1"/>
+      <w:numFmt w:val="lowerLetter"/>
+      <w:lvlText w:val="%5."/>
+      <w:lvlJc w:val="left"/>
+      <w:pPr>
+        <w:tabs>
+          <w:tab w:val="left" w:pos="425"/>
+        </w:tabs>
+        <w:ind w:left="425" w:leftChars="0" w:firstLine="1255" w:firstLineChars="0"/>
+      </w:pPr>
+      <w:rPr>
+        <w:rFonts w:hint="default"/>
+      </w:rPr>
+    </w:lvl>
+    <w:lvl w:ilvl="5" w:tentative="0">
+      <w:start w:val="1"/>
+      <w:numFmt w:val="lowerRoman"/>
+      <w:lvlText w:val="%6."/>
+      <w:lvlJc w:val="left"/>
+      <w:pPr>
+        <w:tabs>
+          <w:tab w:val="left" w:pos="425"/>
+        </w:tabs>
+        <w:ind w:left="425" w:leftChars="0" w:firstLine="1675" w:firstLineChars="0"/>
+      </w:pPr>
+      <w:rPr>
+        <w:rFonts w:hint="default"/>
+      </w:rPr>
+    </w:lvl>
+    <w:lvl w:ilvl="6" w:tentative="0">
+      <w:start w:val="1"/>
+      <w:numFmt w:val="decimal"/>
+      <w:lvlText w:val="%7."/>
+      <w:lvlJc w:val="left"/>
+      <w:pPr>
+        <w:tabs>
+          <w:tab w:val="left" w:pos="425"/>
+        </w:tabs>
+        <w:ind w:left="425" w:leftChars="0" w:firstLine="2095" w:firstLineChars="0"/>
+      </w:pPr>
+      <w:rPr>
+        <w:rFonts w:hint="default"/>
+      </w:rPr>
+    </w:lvl>
+    <w:lvl w:ilvl="7" w:tentative="0">
+      <w:start w:val="1"/>
+      <w:numFmt w:val="lowerLetter"/>
+      <w:lvlText w:val="%8."/>
+      <w:lvlJc w:val="left"/>
+      <w:pPr>
+        <w:tabs>
+          <w:tab w:val="left" w:pos="425"/>
+        </w:tabs>
+        <w:ind w:left="425" w:leftChars="0" w:firstLine="2515" w:firstLineChars="0"/>
+      </w:pPr>
+      <w:rPr>
+        <w:rFonts w:hint="default"/>
+      </w:rPr>
+    </w:lvl>
+    <w:lvl w:ilvl="8" w:tentative="0">
+      <w:start w:val="1"/>
+      <w:numFmt w:val="lowerRoman"/>
+      <w:lvlText w:val="%9."/>
+      <w:lvlJc w:val="left"/>
+      <w:pPr>
+        <w:tabs>
+          <w:tab w:val="left" w:pos="425"/>
+        </w:tabs>
+        <w:ind w:left="425" w:leftChars="0" w:firstLine="2935" w:firstLineChars="0"/>
+      </w:pPr>
+      <w:rPr>
+        <w:rFonts w:hint="default"/>
+      </w:rPr>
+    </w:lvl>
+  </w:abstractNum>
+  <w:abstractNum w:abstractNumId="2">
     <w:nsid w:val="7FEE7DF0"/>
-    <w:multiLevelType w:val="singleLevel"/>
+    <w:multiLevelType w:val="multilevel"/>
     <w:tmpl w:val="7FEE7DF0"/>
     <w:lvl w:ilvl="0" w:tentative="0">
       <w:start w:val="1"/>
@@ -4177,11 +8408,134 @@
       <w:lvlText w:val="%1."/>
       <w:lvlJc w:val="left"/>
     </w:lvl>
+    <w:lvl w:ilvl="1" w:tentative="0">
+      <w:start w:val="1"/>
+      <w:numFmt w:val="lowerLetter"/>
+      <w:lvlText w:val="%2)"/>
+      <w:lvlJc w:val="left"/>
+      <w:pPr>
+        <w:tabs>
+          <w:tab w:val="left" w:pos="840"/>
+        </w:tabs>
+        <w:ind w:left="840" w:leftChars="0" w:hanging="420" w:firstLineChars="0"/>
+      </w:pPr>
+      <w:rPr>
+        <w:rFonts w:hint="default"/>
+      </w:rPr>
+    </w:lvl>
+    <w:lvl w:ilvl="2" w:tentative="0">
+      <w:start w:val="1"/>
+      <w:numFmt w:val="lowerRoman"/>
+      <w:lvlText w:val="%3."/>
+      <w:lvlJc w:val="left"/>
+      <w:pPr>
+        <w:tabs>
+          <w:tab w:val="left" w:pos="1260"/>
+        </w:tabs>
+        <w:ind w:left="1260" w:leftChars="0" w:hanging="420" w:firstLineChars="0"/>
+      </w:pPr>
+      <w:rPr>
+        <w:rFonts w:hint="default"/>
+      </w:rPr>
+    </w:lvl>
+    <w:lvl w:ilvl="3" w:tentative="0">
+      <w:start w:val="1"/>
+      <w:numFmt w:val="decimal"/>
+      <w:lvlText w:val="%4."/>
+      <w:lvlJc w:val="left"/>
+      <w:pPr>
+        <w:tabs>
+          <w:tab w:val="left" w:pos="1680"/>
+        </w:tabs>
+        <w:ind w:left="1680" w:leftChars="0" w:hanging="420" w:firstLineChars="0"/>
+      </w:pPr>
+      <w:rPr>
+        <w:rFonts w:hint="default"/>
+      </w:rPr>
+    </w:lvl>
+    <w:lvl w:ilvl="4" w:tentative="0">
+      <w:start w:val="1"/>
+      <w:numFmt w:val="lowerLetter"/>
+      <w:lvlText w:val="%5)"/>
+      <w:lvlJc w:val="left"/>
+      <w:pPr>
+        <w:tabs>
+          <w:tab w:val="left" w:pos="2100"/>
+        </w:tabs>
+        <w:ind w:left="2100" w:leftChars="0" w:hanging="420" w:firstLineChars="0"/>
+      </w:pPr>
+      <w:rPr>
+        <w:rFonts w:hint="default"/>
+      </w:rPr>
+    </w:lvl>
+    <w:lvl w:ilvl="5" w:tentative="0">
+      <w:start w:val="1"/>
+      <w:numFmt w:val="lowerRoman"/>
+      <w:lvlText w:val="%6."/>
+      <w:lvlJc w:val="left"/>
+      <w:pPr>
+        <w:tabs>
+          <w:tab w:val="left" w:pos="2520"/>
+        </w:tabs>
+        <w:ind w:left="2520" w:leftChars="0" w:hanging="420" w:firstLineChars="0"/>
+      </w:pPr>
+      <w:rPr>
+        <w:rFonts w:hint="default"/>
+      </w:rPr>
+    </w:lvl>
+    <w:lvl w:ilvl="6" w:tentative="0">
+      <w:start w:val="1"/>
+      <w:numFmt w:val="decimal"/>
+      <w:lvlText w:val="%7."/>
+      <w:lvlJc w:val="left"/>
+      <w:pPr>
+        <w:tabs>
+          <w:tab w:val="left" w:pos="2940"/>
+        </w:tabs>
+        <w:ind w:left="2940" w:leftChars="0" w:hanging="420" w:firstLineChars="0"/>
+      </w:pPr>
+      <w:rPr>
+        <w:rFonts w:hint="default"/>
+      </w:rPr>
+    </w:lvl>
+    <w:lvl w:ilvl="7" w:tentative="0">
+      <w:start w:val="1"/>
+      <w:numFmt w:val="lowerLetter"/>
+      <w:lvlText w:val="%8)"/>
+      <w:lvlJc w:val="left"/>
+      <w:pPr>
+        <w:tabs>
+          <w:tab w:val="left" w:pos="3360"/>
+        </w:tabs>
+        <w:ind w:left="3360" w:leftChars="0" w:hanging="420" w:firstLineChars="0"/>
+      </w:pPr>
+      <w:rPr>
+        <w:rFonts w:hint="default"/>
+      </w:rPr>
+    </w:lvl>
+    <w:lvl w:ilvl="8" w:tentative="0">
+      <w:start w:val="1"/>
+      <w:numFmt w:val="lowerRoman"/>
+      <w:lvlText w:val="%9."/>
+      <w:lvlJc w:val="left"/>
+      <w:pPr>
+        <w:tabs>
+          <w:tab w:val="left" w:pos="3780"/>
+        </w:tabs>
+        <w:ind w:left="3780" w:leftChars="0" w:hanging="420" w:firstLineChars="0"/>
+      </w:pPr>
+      <w:rPr>
+        <w:rFonts w:hint="default"/>
+      </w:rPr>
+    </w:lvl>
   </w:abstractNum>
   <w:num w:numId="1">
     <w:abstractNumId w:val="0"/>
   </w:num>
   <w:num w:numId="2">
+    <w:abstractNumId w:val="2"/>
+  </w:num>
+  <w:num w:numId="3">
     <w:abstractNumId w:val="1"/>
   </w:num>
 </w:numbering>

--- a/chapter-1_learning-docker-in-a-month_E1.docx
+++ b/chapter-1_learning-docker-in-a-month_E1.docx
@@ -115,53 +115,13 @@
           <w:rFonts w:hint="default" w:ascii="Times New Roman Bold" w:hAnsi="Times New Roman Bold" w:cs="Times New Roman Bold"/>
           <w:b/>
           <w:bCs/>
-          <w:sz w:val="20"/>
-          <w:szCs w:val="20"/>
-          <w:lang w:val="en-US"/>
-        </w:rPr>
-      </w:pPr>
-      <w:r>
-        <w:rPr>
-          <w:rFonts w:hint="default" w:ascii="Times New Roman Bold" w:hAnsi="Times New Roman Bold" w:cs="Times New Roman Bold"/>
-          <w:b/>
-          <w:bCs/>
-          <w:color w:val="FF0000"/>
-          <w:sz w:val="20"/>
-          <w:szCs w:val="20"/>
-          <w:lang w:val="en-US"/>
-        </w:rPr>
-        <w:t>Chapter 1:</w:t>
-      </w:r>
-      <w:r>
-        <w:rPr>
-          <w:rFonts w:hint="default" w:ascii="Times New Roman Bold" w:hAnsi="Times New Roman Bold" w:cs="Times New Roman Bold"/>
-          <w:b/>
-          <w:bCs/>
-          <w:sz w:val="20"/>
-          <w:szCs w:val="20"/>
-          <w:lang w:val="en-US"/>
-        </w:rPr>
-        <w:t xml:space="preserve"> Understanding Docker Container and Image</w:t>
-      </w:r>
-    </w:p>
-    <w:p>
-      <w:pPr>
-        <w:bidi w:val="0"/>
-        <w:jc w:val="both"/>
-        <w:rPr>
-          <w:rFonts w:hint="default" w:ascii="Times New Roman Bold" w:hAnsi="Times New Roman Bold" w:cs="Times New Roman Bold"/>
-          <w:b/>
-          <w:bCs/>
-          <w:sz w:val="20"/>
-          <w:szCs w:val="20"/>
-          <w:lang w:val="en-US"/>
-        </w:rPr>
-      </w:pPr>
-    </w:p>
-    <w:p>
-      <w:pPr>
-        <w:bidi w:val="0"/>
-        <w:jc w:val="both"/>
+          <w:color w:val="C00000"/>
+          <w:sz w:val="20"/>
+          <w:szCs w:val="20"/>
+          <w:lang w:val="en-US"/>
+        </w:rPr>
+      </w:pPr>
+      <w:r>
         <w:rPr>
           <w:rFonts w:hint="default" w:ascii="Times New Roman Bold" w:hAnsi="Times New Roman Bold" w:cs="Times New Roman Bold"/>
           <w:b/>
@@ -171,7 +131,8 @@
           <w:szCs w:val="20"/>
           <w:lang w:val="en-US"/>
         </w:rPr>
-      </w:pPr>
+        <w:t xml:space="preserve">Summary books content chapter 1 - </w:t>
+      </w:r>
       <w:r>
         <w:rPr>
           <w:rFonts w:hint="default" w:ascii="Times New Roman Bold" w:hAnsi="Times New Roman Bold" w:cs="Times New Roman Bold"/>
@@ -182,7 +143,7 @@
           <w:szCs w:val="20"/>
           <w:lang w:val="en-US"/>
         </w:rPr>
-        <w:t>Docker Containers</w:t>
+        <w:t>Understanding Docker Container and Image</w:t>
       </w:r>
     </w:p>
     <w:p>
@@ -204,6 +165,47 @@
         <w:bidi w:val="0"/>
         <w:jc w:val="both"/>
         <w:rPr>
+          <w:rFonts w:hint="default" w:ascii="Times New Roman Bold" w:hAnsi="Times New Roman Bold" w:cs="Times New Roman Bold"/>
+          <w:b/>
+          <w:bCs/>
+          <w:color w:val="C00000"/>
+          <w:sz w:val="20"/>
+          <w:szCs w:val="20"/>
+          <w:lang w:val="en-US"/>
+        </w:rPr>
+      </w:pPr>
+      <w:r>
+        <w:rPr>
+          <w:rFonts w:hint="default" w:ascii="Times New Roman Bold" w:hAnsi="Times New Roman Bold" w:cs="Times New Roman Bold"/>
+          <w:b/>
+          <w:bCs/>
+          <w:color w:val="C00000"/>
+          <w:sz w:val="20"/>
+          <w:szCs w:val="20"/>
+          <w:lang w:val="en-US"/>
+        </w:rPr>
+        <w:t>Docker Containers</w:t>
+      </w:r>
+    </w:p>
+    <w:p>
+      <w:pPr>
+        <w:bidi w:val="0"/>
+        <w:jc w:val="both"/>
+        <w:rPr>
+          <w:rFonts w:hint="default" w:ascii="Times New Roman Bold" w:hAnsi="Times New Roman Bold" w:cs="Times New Roman Bold"/>
+          <w:b/>
+          <w:bCs/>
+          <w:sz w:val="20"/>
+          <w:szCs w:val="20"/>
+          <w:lang w:val="en-US"/>
+        </w:rPr>
+      </w:pPr>
+    </w:p>
+    <w:p>
+      <w:pPr>
+        <w:bidi w:val="0"/>
+        <w:jc w:val="both"/>
+        <w:rPr>
           <w:rFonts w:hint="default" w:ascii="Times New Roman" w:hAnsi="Times New Roman" w:cs="Times New Roman"/>
           <w:b w:val="0"/>
           <w:bCs w:val="0"/>
@@ -226,7 +228,7 @@
     </w:p>
     <w:tbl>
       <w:tblPr>
-        <w:tblStyle w:val="5"/>
+        <w:tblStyle w:val="6"/>
         <w:tblpPr w:leftFromText="180" w:rightFromText="180" w:vertAnchor="text" w:horzAnchor="page" w:tblpX="1915" w:tblpY="228"/>
         <w:tblOverlap w:val="never"/>
         <w:tblW w:w="0" w:type="auto"/>
@@ -1695,7 +1697,7 @@
             <w:pPr>
               <w:bidi w:val="0"/>
               <w:spacing w:line="240" w:lineRule="auto"/>
-              <w:jc w:val="both"/>
+              <w:jc w:val="left"/>
               <w:rPr>
                 <w:rFonts w:hint="default" w:ascii="Times New Roman Regular" w:hAnsi="Times New Roman Regular" w:cs="Times New Roman Regular"/>
                 <w:sz w:val="16"/>
@@ -1710,7 +1712,7 @@
             <w:pPr>
               <w:bidi w:val="0"/>
               <w:spacing w:line="240" w:lineRule="auto"/>
-              <w:jc w:val="both"/>
+              <w:jc w:val="left"/>
               <w:rPr>
                 <w:rFonts w:hint="default" w:ascii="Times New Roman Regular" w:hAnsi="Times New Roman Regular" w:cs="Times New Roman Regular"/>
                 <w:sz w:val="16"/>
@@ -2007,7 +2009,7 @@
                 <w:vertAlign w:val="baseline"/>
                 <w:lang w:val="en-US"/>
               </w:rPr>
-              <w:t>docker container run --</w:t>
+              <w:t xml:space="preserve">docker container run </w:t>
             </w:r>
             <w:r>
               <w:rPr>
@@ -2020,18 +2022,7 @@
                 <w:vertAlign w:val="baseline"/>
                 <w:lang w:val="en-US"/>
               </w:rPr>
-              <w:t xml:space="preserve">detach </w:t>
-            </w:r>
-            <w:r>
-              <w:rPr>
-                <w:rFonts w:hint="default" w:ascii="Times New Roman Regular" w:hAnsi="Times New Roman Regular" w:cs="Times New Roman Regular"/>
-                <w:sz w:val="16"/>
-                <w:szCs w:val="16"/>
-                <w:shd w:val="clear" w:color="auto" w:fill="auto"/>
-                <w:vertAlign w:val="baseline"/>
-                <w:lang w:val="en-US"/>
-              </w:rPr>
-              <w:t>--</w:t>
+              <w:t>-d</w:t>
             </w:r>
             <w:r>
               <w:rPr>
@@ -2044,7 +2035,33 @@
                 <w:vertAlign w:val="baseline"/>
                 <w:lang w:val="en-US"/>
               </w:rPr>
-              <w:t xml:space="preserve">publish </w:t>
+              <w:t xml:space="preserve"> </w:t>
+            </w:r>
+            <w:r>
+              <w:rPr>
+                <w:rFonts w:hint="default" w:ascii="Times New Roman Bold" w:hAnsi="Times New Roman Bold" w:cs="Times New Roman Bold"/>
+                <w:b/>
+                <w:bCs/>
+                <w:sz w:val="16"/>
+                <w:szCs w:val="16"/>
+                <w:shd w:val="clear" w:color="auto" w:fill="auto"/>
+                <w:vertAlign w:val="baseline"/>
+                <w:lang w:val="en-US"/>
+              </w:rPr>
+              <w:t>-p</w:t>
+            </w:r>
+            <w:r>
+              <w:rPr>
+                <w:rFonts w:hint="default" w:ascii="Times New Roman Bold" w:hAnsi="Times New Roman Bold" w:cs="Times New Roman Bold"/>
+                <w:b/>
+                <w:bCs/>
+                <w:sz w:val="16"/>
+                <w:szCs w:val="16"/>
+                <w:shd w:val="clear" w:color="auto" w:fill="auto"/>
+                <w:vertAlign w:val="baseline"/>
+                <w:lang w:val="en-US"/>
+              </w:rPr>
+              <w:t xml:space="preserve"> </w:t>
             </w:r>
             <w:r>
               <w:rPr>
@@ -2063,18 +2080,7 @@
                   </w14:solidFill>
                 </w14:textFill>
               </w:rPr>
-              <w:t>&lt;8088:80&gt;</w:t>
-            </w:r>
-            <w:r>
-              <w:rPr>
-                <w:rFonts w:hint="default" w:ascii="Times New Roman Regular" w:hAnsi="Times New Roman Regular" w:cs="Times New Roman Regular"/>
-                <w:sz w:val="16"/>
-                <w:szCs w:val="16"/>
-                <w:shd w:val="clear" w:color="auto" w:fill="auto"/>
-                <w:vertAlign w:val="baseline"/>
-                <w:lang w:val="en-US"/>
-              </w:rPr>
-              <w:t xml:space="preserve"> </w:t>
+              <w:t xml:space="preserve">8088:80 </w:t>
             </w:r>
             <w:r>
               <w:rPr>
@@ -2449,21 +2455,6 @@
                 <w:lang w:val="en-US"/>
               </w:rPr>
             </w:pPr>
-          </w:p>
-          <w:p>
-            <w:pPr>
-              <w:bidi w:val="0"/>
-              <w:spacing w:line="240" w:lineRule="auto"/>
-              <w:jc w:val="both"/>
-              <w:rPr>
-                <w:rFonts w:hint="default" w:ascii="Times New Roman Regular" w:hAnsi="Times New Roman Regular" w:cs="Times New Roman Regular"/>
-                <w:sz w:val="16"/>
-                <w:szCs w:val="16"/>
-                <w:shd w:val="clear" w:color="auto" w:fill="auto"/>
-                <w:vertAlign w:val="baseline"/>
-                <w:lang w:val="en-US"/>
-              </w:rPr>
-            </w:pPr>
             <w:r>
               <w:rPr>
                 <w:rFonts w:hint="default" w:ascii="Times New Roman Regular" w:hAnsi="Times New Roman Regular" w:cs="Times New Roman Regular"/>
@@ -2524,6 +2515,61 @@
               </w:rPr>
               <w:t xml:space="preserve"> </w:t>
             </w:r>
+          </w:p>
+          <w:p>
+            <w:pPr>
+              <w:bidi w:val="0"/>
+              <w:spacing w:line="240" w:lineRule="auto"/>
+              <w:jc w:val="both"/>
+              <w:rPr>
+                <w:rFonts w:hint="default" w:ascii="Times New Roman Regular" w:hAnsi="Times New Roman Regular" w:cs="Times New Roman Regular"/>
+                <w:sz w:val="16"/>
+                <w:szCs w:val="16"/>
+                <w:shd w:val="clear" w:color="auto" w:fill="auto"/>
+                <w:vertAlign w:val="baseline"/>
+                <w:lang w:val="en-US"/>
+              </w:rPr>
+            </w:pPr>
+            <w:r>
+              <w:rPr>
+                <w:rFonts w:hint="default" w:ascii="Times New Roman Regular" w:hAnsi="Times New Roman Regular" w:cs="Times New Roman Regular"/>
+                <w:sz w:val="16"/>
+                <w:szCs w:val="16"/>
+                <w:shd w:val="clear" w:color="auto" w:fill="auto"/>
+                <w:vertAlign w:val="baseline"/>
+                <w:lang w:val="en-US"/>
+              </w:rPr>
+              <w:t xml:space="preserve">docker container exec -it &lt;containet-ID&gt; </w:t>
+            </w:r>
+            <w:r>
+              <w:rPr>
+                <w:rFonts w:hint="default" w:ascii="Times New Roman Bold" w:hAnsi="Times New Roman Bold" w:cs="Times New Roman Bold"/>
+                <w:b/>
+                <w:bCs/>
+                <w:color w:val="FF0000"/>
+                <w:sz w:val="16"/>
+                <w:szCs w:val="16"/>
+                <w:shd w:val="clear" w:color="auto" w:fill="auto"/>
+                <w:vertAlign w:val="baseline"/>
+                <w:lang w:val="en-US"/>
+              </w:rPr>
+              <w:t>sh</w:t>
+            </w:r>
+          </w:p>
+          <w:p>
+            <w:pPr>
+              <w:bidi w:val="0"/>
+              <w:spacing w:line="240" w:lineRule="auto"/>
+              <w:jc w:val="both"/>
+              <w:rPr>
+                <w:rFonts w:hint="default" w:ascii="Times New Roman Regular" w:hAnsi="Times New Roman Regular" w:cs="Times New Roman Regular"/>
+                <w:sz w:val="16"/>
+                <w:szCs w:val="16"/>
+                <w:shd w:val="clear" w:color="auto" w:fill="auto"/>
+                <w:vertAlign w:val="baseline"/>
+                <w:lang w:val="en-US"/>
+              </w:rPr>
+            </w:pPr>
           </w:p>
         </w:tc>
         <w:tc>
@@ -2534,7 +2580,19 @@
             <w:pPr>
               <w:bidi w:val="0"/>
               <w:spacing w:line="240" w:lineRule="auto"/>
-              <w:jc w:val="both"/>
+              <w:jc w:val="left"/>
+              <w:rPr>
+                <w:rFonts w:hint="default" w:ascii="Times New Roman Bold" w:hAnsi="Times New Roman Bold" w:cs="Times New Roman Bold"/>
+                <w:b/>
+                <w:bCs/>
+                <w:color w:val="auto"/>
+                <w:sz w:val="16"/>
+                <w:szCs w:val="16"/>
+                <w:vertAlign w:val="baseline"/>
+                <w:lang w:val="en-US"/>
+              </w:rPr>
+            </w:pPr>
+            <w:r>
               <w:rPr>
                 <w:rFonts w:hint="default" w:ascii="Times New Roman" w:hAnsi="Times New Roman" w:cs="Times New Roman"/>
                 <w:b w:val="0"/>
@@ -2545,7 +2603,21 @@
                 <w:vertAlign w:val="baseline"/>
                 <w:lang w:val="en-US"/>
               </w:rPr>
-            </w:pPr>
+              <w:t xml:space="preserve">This command execute command </w:t>
+            </w:r>
+            <w:r>
+              <w:rPr>
+                <w:rFonts w:hint="default" w:ascii="Times New Roman Bold" w:hAnsi="Times New Roman Bold" w:cs="Times New Roman Bold"/>
+                <w:b/>
+                <w:bCs/>
+                <w:color w:val="FF0000"/>
+                <w:sz w:val="16"/>
+                <w:szCs w:val="16"/>
+                <w:vertAlign w:val="baseline"/>
+                <w:lang w:val="en-US"/>
+              </w:rPr>
+              <w:t>ls</w:t>
+            </w:r>
             <w:r>
               <w:rPr>
                 <w:rFonts w:hint="default" w:ascii="Times New Roman" w:hAnsi="Times New Roman" w:cs="Times New Roman"/>
@@ -2557,7 +2629,7 @@
                 <w:vertAlign w:val="baseline"/>
                 <w:lang w:val="en-US"/>
               </w:rPr>
-              <w:t xml:space="preserve">This command execute command line directly inside container is running with arguments </w:t>
+              <w:t xml:space="preserve"> directly inside container is running with arguments </w:t>
             </w:r>
             <w:r>
               <w:rPr>
@@ -2571,6 +2643,92 @@
                 <w:lang w:val="en-US"/>
               </w:rPr>
               <w:t>exec.</w:t>
+            </w:r>
+          </w:p>
+          <w:p>
+            <w:pPr>
+              <w:bidi w:val="0"/>
+              <w:spacing w:line="240" w:lineRule="auto"/>
+              <w:jc w:val="left"/>
+              <w:rPr>
+                <w:rFonts w:hint="default" w:ascii="Times New Roman Bold" w:hAnsi="Times New Roman Bold" w:cs="Times New Roman Bold"/>
+                <w:b/>
+                <w:bCs/>
+                <w:color w:val="auto"/>
+                <w:sz w:val="16"/>
+                <w:szCs w:val="16"/>
+                <w:vertAlign w:val="baseline"/>
+                <w:lang w:val="en-US"/>
+              </w:rPr>
+            </w:pPr>
+          </w:p>
+          <w:p>
+            <w:pPr>
+              <w:bidi w:val="0"/>
+              <w:spacing w:line="240" w:lineRule="auto"/>
+              <w:jc w:val="left"/>
+              <w:rPr>
+                <w:rFonts w:hint="default" w:ascii="Times New Roman" w:hAnsi="Times New Roman" w:cs="Times New Roman"/>
+                <w:b w:val="0"/>
+                <w:bCs w:val="0"/>
+                <w:color w:val="auto"/>
+                <w:sz w:val="16"/>
+                <w:szCs w:val="16"/>
+                <w:vertAlign w:val="baseline"/>
+                <w:lang w:val="en-US"/>
+              </w:rPr>
+            </w:pPr>
+            <w:r>
+              <w:rPr>
+                <w:rFonts w:hint="default" w:ascii="Times New Roman" w:hAnsi="Times New Roman" w:cs="Times New Roman"/>
+                <w:b w:val="0"/>
+                <w:bCs w:val="0"/>
+                <w:color w:val="auto"/>
+                <w:sz w:val="16"/>
+                <w:szCs w:val="16"/>
+                <w:vertAlign w:val="baseline"/>
+                <w:lang w:val="en-US"/>
+              </w:rPr>
+              <w:t xml:space="preserve">With the second command, you can access terminal session within container is runnings with flag </w:t>
+            </w:r>
+            <w:r>
+              <w:rPr>
+                <w:rFonts w:hint="default" w:ascii="Times New Roman Bold" w:hAnsi="Times New Roman Bold" w:cs="Times New Roman Bold"/>
+                <w:b/>
+                <w:bCs/>
+                <w:color w:val="auto"/>
+                <w:sz w:val="16"/>
+                <w:szCs w:val="16"/>
+                <w:vertAlign w:val="baseline"/>
+                <w:lang w:val="en-US"/>
+              </w:rPr>
+              <w:t xml:space="preserve">-it </w:t>
+            </w:r>
+            <w:r>
+              <w:rPr>
+                <w:rFonts w:hint="default" w:ascii="Times New Roman" w:hAnsi="Times New Roman" w:cs="Times New Roman"/>
+                <w:b w:val="0"/>
+                <w:bCs w:val="0"/>
+                <w:color w:val="auto"/>
+                <w:sz w:val="16"/>
+                <w:szCs w:val="16"/>
+                <w:vertAlign w:val="baseline"/>
+                <w:lang w:val="en-US"/>
+              </w:rPr>
+              <w:t xml:space="preserve">and args </w:t>
+            </w:r>
+            <w:r>
+              <w:rPr>
+                <w:rFonts w:hint="default" w:ascii="Times New Roman Bold" w:hAnsi="Times New Roman Bold" w:cs="Times New Roman Bold"/>
+                <w:b/>
+                <w:bCs/>
+                <w:color w:val="FF0000"/>
+                <w:sz w:val="16"/>
+                <w:szCs w:val="16"/>
+                <w:vertAlign w:val="baseline"/>
+                <w:lang w:val="en-US"/>
+              </w:rPr>
+              <w:t>sh</w:t>
             </w:r>
           </w:p>
         </w:tc>
@@ -6058,7 +6216,7 @@
     </w:p>
     <w:tbl>
       <w:tblPr>
-        <w:tblStyle w:val="5"/>
+        <w:tblStyle w:val="6"/>
         <w:tblW w:w="0" w:type="auto"/>
         <w:tblInd w:w="836" w:type="dxa"/>
         <w:tblBorders>
@@ -6782,7 +6940,34 @@
           <w:lang w:val="en-US"/>
         </w:rPr>
         <w:tab/>
-        <w:t>Exapmle: build Image</w:t>
+      </w:r>
+      <w:r>
+        <w:rPr>
+          <w:rFonts w:hint="default" w:ascii="Times New Roman Bold" w:hAnsi="Times New Roman Bold" w:cs="Times New Roman Bold"/>
+          <w:b/>
+          <w:bCs/>
+          <w:i w:val="0"/>
+          <w:iCs w:val="0"/>
+          <w:color w:val="0070C0"/>
+          <w:sz w:val="20"/>
+          <w:szCs w:val="20"/>
+          <w:lang w:val="en-US"/>
+        </w:rPr>
+        <w:t>Exapmle</w:t>
+      </w:r>
+      <w:r>
+        <w:rPr>
+          <w:rFonts w:hint="default" w:ascii="Times New Roman" w:hAnsi="Times New Roman" w:cs="Times New Roman"/>
+          <w:b w:val="0"/>
+          <w:bCs w:val="0"/>
+          <w:i w:val="0"/>
+          <w:iCs w:val="0"/>
+          <w:color w:val="auto"/>
+          <w:sz w:val="20"/>
+          <w:szCs w:val="20"/>
+          <w:lang w:val="en-US"/>
+        </w:rPr>
+        <w:t>: build Image</w:t>
       </w:r>
     </w:p>
     <w:p>
@@ -7146,7 +7331,7 @@
         <w:keepLines w:val="0"/>
         <w:widowControl/>
         <w:suppressLineNumbers w:val="0"/>
-        <w:jc w:val="left"/>
+        <w:jc w:val="both"/>
         <w:rPr>
           <w:rFonts w:hint="default" w:ascii="Times New Roman Regular" w:hAnsi="Times New Roman Regular" w:eastAsia="CourierStd" w:cs="Times New Roman Regular"/>
           <w:color w:val="262626"/>
@@ -7232,7 +7417,7 @@
         <w:keepLines w:val="0"/>
         <w:widowControl/>
         <w:suppressLineNumbers w:val="0"/>
-        <w:jc w:val="left"/>
+        <w:jc w:val="both"/>
         <w:rPr>
           <w:rFonts w:hint="default" w:ascii="Times New Roman Regular" w:hAnsi="Times New Roman Regular" w:eastAsia="CourierStd" w:cs="Times New Roman Regular"/>
           <w:color w:val="262626"/>
@@ -7308,7 +7493,7 @@
         <w:keepLines w:val="0"/>
         <w:widowControl/>
         <w:suppressLineNumbers w:val="0"/>
-        <w:jc w:val="left"/>
+        <w:jc w:val="both"/>
         <w:rPr>
           <w:rFonts w:hint="default" w:ascii="Times New Roman Regular" w:hAnsi="Times New Roman Regular" w:eastAsia="CourierStd" w:cs="Times New Roman Regular"/>
           <w:color w:val="262626"/>
@@ -7384,7 +7569,7 @@
         <w:keepLines w:val="0"/>
         <w:widowControl/>
         <w:suppressLineNumbers w:val="0"/>
-        <w:jc w:val="left"/>
+        <w:jc w:val="both"/>
         <w:rPr>
           <w:rFonts w:hint="default" w:ascii="Times New Roman Regular" w:hAnsi="Times New Roman Regular" w:eastAsia="CourierStd" w:cs="Times New Roman Regular"/>
           <w:color w:val="262626"/>
@@ -7460,7 +7645,7 @@
         <w:keepLines w:val="0"/>
         <w:widowControl/>
         <w:suppressLineNumbers w:val="0"/>
-        <w:jc w:val="left"/>
+        <w:jc w:val="both"/>
         <w:rPr>
           <w:rFonts w:hint="default" w:ascii="Times New Roman Regular" w:hAnsi="Times New Roman Regular" w:eastAsia="CourierStd" w:cs="Times New Roman Regular"/>
           <w:color w:val="262626"/>
@@ -7536,7 +7721,7 @@
         <w:keepLines w:val="0"/>
         <w:widowControl/>
         <w:suppressLineNumbers w:val="0"/>
-        <w:jc w:val="left"/>
+        <w:jc w:val="both"/>
         <w:rPr>
           <w:rFonts w:hint="default" w:ascii="Times New Roman Regular" w:hAnsi="Times New Roman Regular" w:eastAsia="CourierStd" w:cs="Times New Roman Regular"/>
           <w:color w:val="262626"/>
@@ -7553,7 +7738,7 @@
         <w:keepLines w:val="0"/>
         <w:widowControl/>
         <w:suppressLineNumbers w:val="0"/>
-        <w:jc w:val="left"/>
+        <w:jc w:val="both"/>
         <w:rPr>
           <w:rFonts w:hint="default" w:ascii="Times New Roman Bold" w:hAnsi="Times New Roman Bold" w:eastAsia="CourierStd" w:cs="Times New Roman Bold"/>
           <w:b/>
@@ -7608,7 +7793,7 @@
         <w:keepLines w:val="0"/>
         <w:widowControl/>
         <w:suppressLineNumbers w:val="0"/>
-        <w:jc w:val="left"/>
+        <w:jc w:val="both"/>
         <w:rPr>
           <w:rFonts w:hint="default" w:ascii="Times New Roman Regular" w:hAnsi="Times New Roman Regular" w:eastAsia="CourierStd" w:cs="Times New Roman Regular"/>
           <w:color w:val="262626"/>
@@ -7649,7 +7834,7 @@
         <w:keepLines w:val="0"/>
         <w:widowControl/>
         <w:suppressLineNumbers w:val="0"/>
-        <w:jc w:val="left"/>
+        <w:jc w:val="both"/>
         <w:rPr>
           <w:rFonts w:hint="default" w:ascii="Times New Roman Regular" w:hAnsi="Times New Roman Regular" w:eastAsia="CourierStd" w:cs="Times New Roman Regular"/>
           <w:color w:val="262626"/>
@@ -7666,7 +7851,7 @@
         <w:keepLines w:val="0"/>
         <w:widowControl/>
         <w:suppressLineNumbers w:val="0"/>
-        <w:jc w:val="left"/>
+        <w:jc w:val="both"/>
         <w:rPr>
           <w:rFonts w:hint="default" w:ascii="Times New Roman Regular" w:hAnsi="Times New Roman Regular" w:eastAsia="CourierStd" w:cs="Times New Roman Regular"/>
           <w:color w:val="262626"/>
@@ -7719,7 +7904,7 @@
         <w:keepLines w:val="0"/>
         <w:widowControl/>
         <w:suppressLineNumbers w:val="0"/>
-        <w:jc w:val="left"/>
+        <w:jc w:val="both"/>
         <w:rPr>
           <w:rFonts w:hint="default" w:ascii="Times New Roman Regular" w:hAnsi="Times New Roman Regular" w:eastAsia="CourierStd" w:cs="Times New Roman Regular"/>
           <w:color w:val="262626"/>
@@ -7760,7 +7945,7 @@
         <w:keepLines w:val="0"/>
         <w:widowControl/>
         <w:suppressLineNumbers w:val="0"/>
-        <w:jc w:val="left"/>
+        <w:jc w:val="both"/>
         <w:rPr>
           <w:rFonts w:hint="default" w:ascii="Times New Roman Regular" w:hAnsi="Times New Roman Regular" w:eastAsia="CourierStd" w:cs="Times New Roman Regular"/>
           <w:color w:val="262626"/>
@@ -7777,7 +7962,7 @@
         <w:keepLines w:val="0"/>
         <w:widowControl/>
         <w:suppressLineNumbers w:val="0"/>
-        <w:jc w:val="left"/>
+        <w:jc w:val="both"/>
         <w:rPr>
           <w:rFonts w:hint="default" w:ascii="Times New Roman Regular" w:hAnsi="Times New Roman Regular" w:eastAsia="CourierStd" w:cs="Times New Roman Regular"/>
           <w:color w:val="262626"/>
@@ -7823,8 +8008,6 @@
         </w:rPr>
         <w:t>run image with value defult ENV</w:t>
       </w:r>
-      <w:bookmarkStart w:id="0" w:name="_GoBack"/>
-      <w:bookmarkEnd w:id="0"/>
     </w:p>
     <w:p>
       <w:pPr>
@@ -7832,7 +8015,7 @@
         <w:keepLines w:val="0"/>
         <w:widowControl/>
         <w:suppressLineNumbers w:val="0"/>
-        <w:jc w:val="left"/>
+        <w:jc w:val="both"/>
         <w:rPr>
           <w:rFonts w:hint="default" w:ascii="Times New Roman Regular" w:hAnsi="Times New Roman Regular" w:eastAsia="CourierStd" w:cs="Times New Roman Regular"/>
           <w:color w:val="262626"/>
@@ -7873,7 +8056,7 @@
         <w:keepLines w:val="0"/>
         <w:widowControl/>
         <w:suppressLineNumbers w:val="0"/>
-        <w:jc w:val="left"/>
+        <w:jc w:val="both"/>
         <w:rPr>
           <w:rFonts w:hint="default" w:ascii="Times New Roman Regular" w:hAnsi="Times New Roman Regular" w:eastAsia="CourierStd" w:cs="Times New Roman Regular"/>
           <w:color w:val="262626"/>
@@ -7914,7 +8097,7 @@
         <w:keepLines w:val="0"/>
         <w:widowControl/>
         <w:suppressLineNumbers w:val="0"/>
-        <w:jc w:val="left"/>
+        <w:jc w:val="both"/>
         <w:rPr>
           <w:rFonts w:hint="default" w:ascii="Times New Roman Regular" w:hAnsi="Times New Roman Regular" w:eastAsia="CourierStd" w:cs="Times New Roman Regular"/>
           <w:color w:val="262626"/>
@@ -7931,7 +8114,7 @@
         <w:keepLines w:val="0"/>
         <w:widowControl/>
         <w:suppressLineNumbers w:val="0"/>
-        <w:jc w:val="left"/>
+        <w:jc w:val="both"/>
         <w:rPr>
           <w:rFonts w:hint="default" w:ascii="Times New Roman Bold" w:hAnsi="Times New Roman Bold" w:eastAsia="CourierStd" w:cs="Times New Roman Bold"/>
           <w:b/>
@@ -7986,7 +8169,7 @@
         <w:keepLines w:val="0"/>
         <w:widowControl/>
         <w:suppressLineNumbers w:val="0"/>
-        <w:jc w:val="left"/>
+        <w:jc w:val="both"/>
         <w:rPr>
           <w:rFonts w:hint="default" w:ascii="Times New Roman Regular" w:hAnsi="Times New Roman Regular" w:eastAsia="CourierStd" w:cs="Times New Roman Regular"/>
           <w:color w:val="262626"/>
@@ -8051,7 +8234,7 @@
         <w:keepLines w:val="0"/>
         <w:widowControl/>
         <w:suppressLineNumbers w:val="0"/>
-        <w:jc w:val="left"/>
+        <w:jc w:val="both"/>
         <w:rPr>
           <w:rFonts w:hint="default" w:ascii="Times New Roman Regular" w:hAnsi="Times New Roman Regular" w:eastAsia="CourierStd" w:cs="Times New Roman Regular"/>
           <w:color w:val="262626"/>
@@ -8068,9 +8251,11 @@
         <w:keepLines w:val="0"/>
         <w:widowControl/>
         <w:suppressLineNumbers w:val="0"/>
-        <w:jc w:val="left"/>
-        <w:rPr>
-          <w:rFonts w:hint="default" w:ascii="Times New Roman Regular" w:hAnsi="Times New Roman Regular" w:eastAsia="CourierStd" w:cs="Times New Roman Regular"/>
+        <w:jc w:val="both"/>
+        <w:rPr>
+          <w:rFonts w:hint="default" w:ascii="Times New Roman Bold" w:hAnsi="Times New Roman Bold" w:eastAsia="CourierStd" w:cs="Times New Roman Bold"/>
+          <w:b/>
+          <w:bCs/>
           <w:color w:val="262626"/>
           <w:kern w:val="0"/>
           <w:sz w:val="20"/>
@@ -8157,7 +8342,4090 @@
         <w:keepLines w:val="0"/>
         <w:widowControl/>
         <w:suppressLineNumbers w:val="0"/>
-        <w:jc w:val="left"/>
+        <w:jc w:val="both"/>
+        <w:rPr>
+          <w:rFonts w:hint="default" w:ascii="Times New Roman Bold" w:hAnsi="Times New Roman Bold" w:eastAsia="CourierStd" w:cs="Times New Roman Bold"/>
+          <w:b/>
+          <w:bCs/>
+          <w:color w:val="262626"/>
+          <w:kern w:val="0"/>
+          <w:sz w:val="20"/>
+          <w:szCs w:val="20"/>
+          <w:lang w:val="en-US" w:eastAsia="zh-CN" w:bidi="ar"/>
+        </w:rPr>
+      </w:pPr>
+    </w:p>
+    <w:p>
+      <w:pPr>
+        <w:keepNext w:val="0"/>
+        <w:keepLines w:val="0"/>
+        <w:widowControl/>
+        <w:suppressLineNumbers w:val="0"/>
+        <w:jc w:val="both"/>
+        <w:rPr>
+          <w:rFonts w:hint="default" w:ascii="Times New Roman Bold" w:hAnsi="Times New Roman Bold" w:eastAsia="CourierStd" w:cs="Times New Roman Bold"/>
+          <w:b/>
+          <w:bCs/>
+          <w:color w:val="262626"/>
+          <w:kern w:val="0"/>
+          <w:sz w:val="20"/>
+          <w:szCs w:val="20"/>
+          <w:lang w:val="en-US" w:eastAsia="zh-CN" w:bidi="ar"/>
+        </w:rPr>
+      </w:pPr>
+      <w:r>
+        <w:rPr>
+          <w:rFonts w:hint="default" w:ascii="Times New Roman Bold" w:hAnsi="Times New Roman Bold" w:eastAsia="CourierStd" w:cs="Times New Roman Bold"/>
+          <w:b/>
+          <w:bCs/>
+          <w:color w:val="262626"/>
+          <w:kern w:val="0"/>
+          <w:sz w:val="20"/>
+          <w:szCs w:val="20"/>
+          <w:lang w:val="en-US" w:eastAsia="zh-CN" w:bidi="ar"/>
+        </w:rPr>
+        <w:tab/>
+      </w:r>
+    </w:p>
+    <w:p>
+      <w:pPr>
+        <w:keepNext w:val="0"/>
+        <w:keepLines w:val="0"/>
+        <w:widowControl/>
+        <w:suppressLineNumbers w:val="0"/>
+        <w:ind w:firstLine="720" w:firstLineChars="0"/>
+        <w:jc w:val="both"/>
+        <w:rPr>
+          <w:rFonts w:hint="default" w:ascii="Times New Roman Bold" w:hAnsi="Times New Roman Bold" w:eastAsia="CourierStd" w:cs="Times New Roman Bold"/>
+          <w:b/>
+          <w:bCs/>
+          <w:color w:val="262626"/>
+          <w:kern w:val="0"/>
+          <w:sz w:val="20"/>
+          <w:szCs w:val="20"/>
+          <w:lang w:val="en-US" w:eastAsia="zh-CN" w:bidi="ar"/>
+        </w:rPr>
+      </w:pPr>
+      <w:r>
+        <w:rPr>
+          <w:rFonts w:hint="default" w:ascii="Times New Roman Bold" w:hAnsi="Times New Roman Bold" w:eastAsia="CourierStd" w:cs="Times New Roman Bold"/>
+          <w:b/>
+          <w:bCs/>
+          <w:color w:val="262626"/>
+          <w:kern w:val="0"/>
+          <w:sz w:val="20"/>
+          <w:szCs w:val="20"/>
+          <w:lang w:val="en-US" w:eastAsia="zh-CN" w:bidi="ar"/>
+        </w:rPr>
+        <w:t>Image Share Layers</w:t>
+      </w:r>
+    </w:p>
+    <w:p>
+      <w:pPr>
+        <w:keepNext w:val="0"/>
+        <w:keepLines w:val="0"/>
+        <w:widowControl/>
+        <w:suppressLineNumbers w:val="0"/>
+        <w:ind w:firstLine="720" w:firstLineChars="0"/>
+        <w:jc w:val="both"/>
+        <w:rPr>
+          <w:rFonts w:hint="default" w:ascii="Times New Roman" w:hAnsi="Times New Roman" w:eastAsia="CourierStd" w:cs="Times New Roman"/>
+          <w:b w:val="0"/>
+          <w:bCs w:val="0"/>
+          <w:color w:val="262626"/>
+          <w:kern w:val="0"/>
+          <w:sz w:val="20"/>
+          <w:szCs w:val="20"/>
+          <w:lang w:val="en-US" w:eastAsia="zh-CN" w:bidi="ar"/>
+        </w:rPr>
+      </w:pPr>
+      <w:r>
+        <w:rPr>
+          <w:rFonts w:hint="default" w:ascii="Times New Roman" w:hAnsi="Times New Roman" w:eastAsia="CourierStd" w:cs="Times New Roman"/>
+          <w:b w:val="0"/>
+          <w:bCs w:val="0"/>
+          <w:color w:val="262626"/>
+          <w:kern w:val="0"/>
+          <w:sz w:val="20"/>
+          <w:szCs w:val="20"/>
+          <w:lang w:val="en-US" w:eastAsia="zh-CN" w:bidi="ar"/>
+        </w:rPr>
+        <w:t xml:space="preserve">Here the major key very important, read more explainations at page 42-43 the books Learning </w:t>
+      </w:r>
+      <w:r>
+        <w:rPr>
+          <w:rFonts w:hint="default" w:ascii="Times New Roman" w:hAnsi="Times New Roman" w:eastAsia="CourierStd" w:cs="Times New Roman"/>
+          <w:b w:val="0"/>
+          <w:bCs w:val="0"/>
+          <w:color w:val="262626"/>
+          <w:kern w:val="0"/>
+          <w:sz w:val="20"/>
+          <w:szCs w:val="20"/>
+          <w:lang w:val="en-US" w:eastAsia="zh-CN" w:bidi="ar"/>
+        </w:rPr>
+        <w:tab/>
+        <w:t>Docker In A Month Of Lunches.</w:t>
+      </w:r>
+    </w:p>
+    <w:p>
+      <w:pPr>
+        <w:keepNext w:val="0"/>
+        <w:keepLines w:val="0"/>
+        <w:widowControl/>
+        <w:suppressLineNumbers w:val="0"/>
+        <w:jc w:val="both"/>
+        <w:rPr>
+          <w:rFonts w:hint="default" w:ascii="Times New Roman" w:hAnsi="Times New Roman" w:eastAsia="CourierStd" w:cs="Times New Roman"/>
+          <w:b w:val="0"/>
+          <w:bCs w:val="0"/>
+          <w:color w:val="262626"/>
+          <w:kern w:val="0"/>
+          <w:sz w:val="20"/>
+          <w:szCs w:val="20"/>
+          <w:lang w:val="en-US" w:eastAsia="zh-CN" w:bidi="ar"/>
+        </w:rPr>
+      </w:pPr>
+      <w:r>
+        <w:rPr>
+          <w:rFonts w:hint="default" w:ascii="Times New Roman" w:hAnsi="Times New Roman" w:eastAsia="CourierStd" w:cs="Times New Roman"/>
+          <w:b w:val="0"/>
+          <w:bCs w:val="0"/>
+          <w:color w:val="262626"/>
+          <w:kern w:val="0"/>
+          <w:sz w:val="20"/>
+          <w:szCs w:val="20"/>
+          <w:lang w:val="en-US" w:eastAsia="zh-CN" w:bidi="ar"/>
+        </w:rPr>
+        <w:tab/>
+      </w:r>
+    </w:p>
+    <w:p>
+      <w:pPr>
+        <w:keepNext w:val="0"/>
+        <w:keepLines w:val="0"/>
+        <w:widowControl/>
+        <w:suppressLineNumbers w:val="0"/>
+        <w:jc w:val="both"/>
+        <w:rPr>
+          <w:rFonts w:hint="default" w:ascii="Times New Roman" w:hAnsi="Times New Roman" w:eastAsia="CourierStd" w:cs="Times New Roman"/>
+          <w:b w:val="0"/>
+          <w:bCs w:val="0"/>
+          <w:color w:val="262626"/>
+          <w:kern w:val="0"/>
+          <w:sz w:val="20"/>
+          <w:szCs w:val="20"/>
+          <w:lang w:val="en-US" w:eastAsia="zh-CN" w:bidi="ar"/>
+        </w:rPr>
+      </w:pPr>
+      <w:r>
+        <w:rPr>
+          <w:rFonts w:hint="default" w:ascii="Times New Roman" w:hAnsi="Times New Roman" w:eastAsia="CourierStd" w:cs="Times New Roman"/>
+          <w:b w:val="0"/>
+          <w:bCs w:val="0"/>
+          <w:color w:val="262626"/>
+          <w:kern w:val="0"/>
+          <w:sz w:val="20"/>
+          <w:szCs w:val="20"/>
+          <w:lang w:val="en-US" w:eastAsia="zh-CN" w:bidi="ar"/>
+        </w:rPr>
+        <w:tab/>
+        <w:t xml:space="preserve">If the first time when you build Image with NodeJs for runtimes and Slim OS to create </w:t>
+      </w:r>
+      <w:r>
+        <w:rPr>
+          <w:rFonts w:hint="default" w:ascii="Times New Roman" w:hAnsi="Times New Roman" w:eastAsia="CourierStd" w:cs="Times New Roman"/>
+          <w:b w:val="0"/>
+          <w:bCs w:val="0"/>
+          <w:color w:val="262626"/>
+          <w:kern w:val="0"/>
+          <w:sz w:val="20"/>
+          <w:szCs w:val="20"/>
+          <w:lang w:val="en-US" w:eastAsia="zh-CN" w:bidi="ar"/>
+        </w:rPr>
+        <w:tab/>
+        <w:t xml:space="preserve">filesystem and then you going to build an another Image with the same NodeJs and Slim OS. </w:t>
+      </w:r>
+      <w:r>
+        <w:rPr>
+          <w:rFonts w:hint="default" w:ascii="Times New Roman" w:hAnsi="Times New Roman" w:eastAsia="CourierStd" w:cs="Times New Roman"/>
+          <w:b w:val="0"/>
+          <w:bCs w:val="0"/>
+          <w:color w:val="262626"/>
+          <w:kern w:val="0"/>
+          <w:sz w:val="20"/>
+          <w:szCs w:val="20"/>
+          <w:lang w:val="en-US" w:eastAsia="zh-CN" w:bidi="ar"/>
+        </w:rPr>
+        <w:tab/>
+        <w:t xml:space="preserve">At this time, Docker Engine before build this Image which to check wheather Build Cache </w:t>
+      </w:r>
+      <w:r>
+        <w:rPr>
+          <w:rFonts w:hint="default" w:ascii="Times New Roman" w:hAnsi="Times New Roman" w:eastAsia="CourierStd" w:cs="Times New Roman"/>
+          <w:b w:val="0"/>
+          <w:bCs w:val="0"/>
+          <w:color w:val="262626"/>
+          <w:kern w:val="0"/>
+          <w:sz w:val="20"/>
+          <w:szCs w:val="20"/>
+          <w:lang w:val="en-US" w:eastAsia="zh-CN" w:bidi="ar"/>
+        </w:rPr>
+        <w:tab/>
+        <w:t xml:space="preserve">and Layers Image from INSTRUCTIONS images have been match, if the all Layers Image in </w:t>
+      </w:r>
+      <w:r>
+        <w:rPr>
+          <w:rFonts w:hint="default" w:ascii="Times New Roman" w:hAnsi="Times New Roman" w:eastAsia="CourierStd" w:cs="Times New Roman"/>
+          <w:b w:val="0"/>
+          <w:bCs w:val="0"/>
+          <w:color w:val="262626"/>
+          <w:kern w:val="0"/>
+          <w:sz w:val="20"/>
+          <w:szCs w:val="20"/>
+          <w:lang w:val="en-US" w:eastAsia="zh-CN" w:bidi="ar"/>
+        </w:rPr>
+        <w:tab/>
+        <w:t xml:space="preserve">this Image for building has match Build Cache saved before so Docker Engine without </w:t>
+      </w:r>
+      <w:r>
+        <w:rPr>
+          <w:rFonts w:hint="default" w:ascii="Times New Roman" w:hAnsi="Times New Roman" w:eastAsia="CourierStd" w:cs="Times New Roman"/>
+          <w:b w:val="0"/>
+          <w:bCs w:val="0"/>
+          <w:color w:val="262626"/>
+          <w:kern w:val="0"/>
+          <w:sz w:val="20"/>
+          <w:szCs w:val="20"/>
+          <w:lang w:val="en-US" w:eastAsia="zh-CN" w:bidi="ar"/>
+        </w:rPr>
+        <w:tab/>
+        <w:t xml:space="preserve">execute, istead Build Cache will share layer for this Image and Docker Engine add more the </w:t>
+      </w:r>
+      <w:r>
+        <w:rPr>
+          <w:rFonts w:hint="default" w:ascii="Times New Roman" w:hAnsi="Times New Roman" w:eastAsia="CourierStd" w:cs="Times New Roman"/>
+          <w:b w:val="0"/>
+          <w:bCs w:val="0"/>
+          <w:color w:val="262626"/>
+          <w:kern w:val="0"/>
+          <w:sz w:val="20"/>
+          <w:szCs w:val="20"/>
+          <w:lang w:val="en-US" w:eastAsia="zh-CN" w:bidi="ar"/>
+        </w:rPr>
+        <w:tab/>
+        <w:t>new content in this Image to build complelely new Image</w:t>
+      </w:r>
+    </w:p>
+    <w:p>
+      <w:pPr>
+        <w:keepNext w:val="0"/>
+        <w:keepLines w:val="0"/>
+        <w:widowControl/>
+        <w:suppressLineNumbers w:val="0"/>
+        <w:jc w:val="both"/>
+        <w:rPr>
+          <w:rFonts w:hint="default" w:ascii="Times New Roman" w:hAnsi="Times New Roman" w:eastAsia="CourierStd" w:cs="Times New Roman"/>
+          <w:b w:val="0"/>
+          <w:bCs w:val="0"/>
+          <w:color w:val="262626"/>
+          <w:kern w:val="0"/>
+          <w:sz w:val="20"/>
+          <w:szCs w:val="20"/>
+          <w:lang w:val="en-US" w:eastAsia="zh-CN" w:bidi="ar"/>
+        </w:rPr>
+      </w:pPr>
+    </w:p>
+    <w:p>
+      <w:pPr>
+        <w:keepNext w:val="0"/>
+        <w:keepLines w:val="0"/>
+        <w:pageBreakBefore w:val="0"/>
+        <w:widowControl/>
+        <w:suppressLineNumbers w:val="0"/>
+        <w:kinsoku/>
+        <w:wordWrap/>
+        <w:overflowPunct/>
+        <w:topLinePunct w:val="0"/>
+        <w:autoSpaceDE/>
+        <w:autoSpaceDN/>
+        <w:bidi w:val="0"/>
+        <w:adjustRightInd/>
+        <w:snapToGrid/>
+        <w:spacing w:beforeAutospacing="0" w:afterAutospacing="0"/>
+        <w:jc w:val="both"/>
+        <w:textAlignment w:val="auto"/>
+        <w:rPr>
+          <w:rFonts w:hint="default" w:ascii="Times New Roman" w:hAnsi="Times New Roman" w:eastAsia="CourierStd" w:cs="Times New Roman"/>
+          <w:b w:val="0"/>
+          <w:bCs w:val="0"/>
+          <w:color w:val="262626"/>
+          <w:kern w:val="0"/>
+          <w:sz w:val="20"/>
+          <w:szCs w:val="20"/>
+          <w:lang w:val="en-US" w:eastAsia="zh-CN" w:bidi="ar"/>
+        </w:rPr>
+      </w:pPr>
+      <w:r>
+        <w:rPr>
+          <w:rFonts w:hint="default" w:ascii="Times New Roman" w:hAnsi="Times New Roman" w:eastAsia="CourierStd" w:cs="Times New Roman"/>
+          <w:b w:val="0"/>
+          <w:bCs w:val="0"/>
+          <w:color w:val="262626"/>
+          <w:kern w:val="0"/>
+          <w:sz w:val="20"/>
+          <w:szCs w:val="20"/>
+          <w:lang w:val="en-US" w:eastAsia="zh-CN" w:bidi="ar"/>
+        </w:rPr>
+        <w:tab/>
+      </w:r>
+      <w:r>
+        <w:rPr>
+          <w:rFonts w:hint="default" w:ascii="Times New Roman" w:hAnsi="Times New Roman" w:eastAsia="CourierStd" w:cs="Times New Roman"/>
+          <w:b w:val="0"/>
+          <w:bCs w:val="0"/>
+          <w:color w:val="262626"/>
+          <w:kern w:val="0"/>
+          <w:sz w:val="20"/>
+          <w:szCs w:val="20"/>
+          <w:lang w:val="en-US" w:eastAsia="zh-CN" w:bidi="ar"/>
+        </w:rPr>
+        <w:t xml:space="preserve">Or the another hands, </w:t>
+      </w:r>
+    </w:p>
+    <w:p>
+      <w:pPr>
+        <w:pStyle w:val="5"/>
+        <w:keepNext w:val="0"/>
+        <w:keepLines w:val="0"/>
+        <w:pageBreakBefore w:val="0"/>
+        <w:widowControl/>
+        <w:suppressLineNumbers w:val="0"/>
+        <w:kinsoku/>
+        <w:wordWrap/>
+        <w:overflowPunct/>
+        <w:topLinePunct w:val="0"/>
+        <w:autoSpaceDE/>
+        <w:autoSpaceDN/>
+        <w:bidi w:val="0"/>
+        <w:adjustRightInd/>
+        <w:snapToGrid/>
+        <w:spacing w:beforeAutospacing="0" w:afterAutospacing="0"/>
+        <w:ind w:firstLine="720" w:firstLineChars="0"/>
+        <w:jc w:val="both"/>
+        <w:textAlignment w:val="auto"/>
+        <w:rPr>
+          <w:sz w:val="20"/>
+          <w:szCs w:val="20"/>
+        </w:rPr>
+      </w:pPr>
+      <w:r>
+        <w:rPr>
+          <w:sz w:val="20"/>
+          <w:szCs w:val="20"/>
+        </w:rPr>
+        <w:t xml:space="preserve">When building a Docker image, Docker Engine checks whether the instructions in the </w:t>
+      </w:r>
+      <w:r>
+        <w:rPr>
+          <w:rFonts w:hint="default"/>
+          <w:sz w:val="20"/>
+          <w:szCs w:val="20"/>
+          <w:lang w:val="en-US"/>
+        </w:rPr>
+        <w:tab/>
+        <w:t/>
+      </w:r>
+      <w:r>
+        <w:rPr>
+          <w:rFonts w:hint="default"/>
+          <w:sz w:val="20"/>
+          <w:szCs w:val="20"/>
+          <w:lang w:val="en-US"/>
+        </w:rPr>
+        <w:tab/>
+      </w:r>
+      <w:r>
+        <w:rPr>
+          <w:sz w:val="20"/>
+          <w:szCs w:val="20"/>
+        </w:rPr>
+        <w:t>Dockerfile match previously built layers stored in the build cache.</w:t>
+      </w:r>
+    </w:p>
+    <w:p>
+      <w:pPr>
+        <w:pStyle w:val="5"/>
+        <w:keepNext w:val="0"/>
+        <w:keepLines w:val="0"/>
+        <w:pageBreakBefore w:val="0"/>
+        <w:widowControl/>
+        <w:suppressLineNumbers w:val="0"/>
+        <w:kinsoku/>
+        <w:wordWrap/>
+        <w:overflowPunct/>
+        <w:topLinePunct w:val="0"/>
+        <w:autoSpaceDE/>
+        <w:autoSpaceDN/>
+        <w:bidi w:val="0"/>
+        <w:adjustRightInd/>
+        <w:snapToGrid/>
+        <w:spacing w:beforeAutospacing="0" w:afterAutospacing="0"/>
+        <w:ind w:firstLine="720" w:firstLineChars="0"/>
+        <w:jc w:val="both"/>
+        <w:textAlignment w:val="auto"/>
+        <w:rPr>
+          <w:sz w:val="20"/>
+          <w:szCs w:val="20"/>
+        </w:rPr>
+      </w:pPr>
+      <w:r>
+        <w:rPr>
+          <w:sz w:val="20"/>
+          <w:szCs w:val="20"/>
+        </w:rPr>
+        <w:t xml:space="preserve">For example, if an image was previously built using Node.js and a slim Linux base image, and </w:t>
+      </w:r>
+      <w:r>
+        <w:rPr>
+          <w:rFonts w:hint="default"/>
+          <w:sz w:val="20"/>
+          <w:szCs w:val="20"/>
+          <w:lang w:val="en-US"/>
+        </w:rPr>
+        <w:tab/>
+      </w:r>
+      <w:r>
+        <w:rPr>
+          <w:sz w:val="20"/>
+          <w:szCs w:val="20"/>
+        </w:rPr>
+        <w:t xml:space="preserve">later another image is built with the same base image and identical instructions, Docker </w:t>
+      </w:r>
+      <w:r>
+        <w:rPr>
+          <w:rFonts w:hint="default"/>
+          <w:sz w:val="20"/>
+          <w:szCs w:val="20"/>
+          <w:lang w:val="en-US"/>
+        </w:rPr>
+        <w:tab/>
+      </w:r>
+      <w:r>
+        <w:rPr>
+          <w:sz w:val="20"/>
+          <w:szCs w:val="20"/>
+        </w:rPr>
+        <w:t>Engine compares each instruction with the cached layers.</w:t>
+      </w:r>
+    </w:p>
+    <w:p>
+      <w:pPr>
+        <w:pStyle w:val="5"/>
+        <w:keepNext w:val="0"/>
+        <w:keepLines w:val="0"/>
+        <w:pageBreakBefore w:val="0"/>
+        <w:widowControl/>
+        <w:suppressLineNumbers w:val="0"/>
+        <w:kinsoku/>
+        <w:wordWrap/>
+        <w:overflowPunct/>
+        <w:topLinePunct w:val="0"/>
+        <w:autoSpaceDE/>
+        <w:autoSpaceDN/>
+        <w:bidi w:val="0"/>
+        <w:adjustRightInd/>
+        <w:snapToGrid/>
+        <w:spacing w:beforeAutospacing="0" w:afterAutospacing="0"/>
+        <w:ind w:firstLine="720" w:firstLineChars="0"/>
+        <w:jc w:val="both"/>
+        <w:textAlignment w:val="auto"/>
+        <w:rPr>
+          <w:sz w:val="20"/>
+          <w:szCs w:val="20"/>
+        </w:rPr>
+      </w:pPr>
+      <w:r>
+        <w:rPr>
+          <w:sz w:val="20"/>
+          <w:szCs w:val="20"/>
+        </w:rPr>
+        <w:t xml:space="preserve">If a matching cached layer is found, Docker does not execute that instruction again. Instead, it </w:t>
+      </w:r>
+      <w:r>
+        <w:rPr>
+          <w:rFonts w:hint="default"/>
+          <w:sz w:val="20"/>
+          <w:szCs w:val="20"/>
+          <w:lang w:val="en-US"/>
+        </w:rPr>
+        <w:tab/>
+      </w:r>
+      <w:r>
+        <w:rPr>
+          <w:sz w:val="20"/>
+          <w:szCs w:val="20"/>
+        </w:rPr>
+        <w:t>reuses the existing cached layer.</w:t>
+      </w:r>
+    </w:p>
+    <w:p>
+      <w:pPr>
+        <w:pStyle w:val="5"/>
+        <w:keepNext w:val="0"/>
+        <w:keepLines w:val="0"/>
+        <w:pageBreakBefore w:val="0"/>
+        <w:widowControl/>
+        <w:suppressLineNumbers w:val="0"/>
+        <w:kinsoku/>
+        <w:wordWrap/>
+        <w:overflowPunct/>
+        <w:topLinePunct w:val="0"/>
+        <w:autoSpaceDE/>
+        <w:autoSpaceDN/>
+        <w:bidi w:val="0"/>
+        <w:adjustRightInd/>
+        <w:snapToGrid/>
+        <w:spacing w:beforeAutospacing="0" w:afterAutospacing="0"/>
+        <w:ind w:firstLine="720" w:firstLineChars="0"/>
+        <w:jc w:val="both"/>
+        <w:textAlignment w:val="auto"/>
+        <w:rPr>
+          <w:sz w:val="20"/>
+          <w:szCs w:val="20"/>
+        </w:rPr>
+      </w:pPr>
+      <w:r>
+        <w:rPr>
+          <w:sz w:val="20"/>
+          <w:szCs w:val="20"/>
+        </w:rPr>
+        <w:t xml:space="preserve">Docker then continues building from the first instruction that has changed, creating only the </w:t>
+      </w:r>
+      <w:r>
+        <w:rPr>
+          <w:rFonts w:hint="default"/>
+          <w:sz w:val="20"/>
+          <w:szCs w:val="20"/>
+          <w:lang w:val="en-US"/>
+        </w:rPr>
+        <w:tab/>
+      </w:r>
+      <w:r>
+        <w:rPr>
+          <w:sz w:val="20"/>
+          <w:szCs w:val="20"/>
+        </w:rPr>
+        <w:t>new layers required for the updated image.</w:t>
+      </w:r>
+    </w:p>
+    <w:p>
+      <w:pPr>
+        <w:pStyle w:val="5"/>
+        <w:keepNext w:val="0"/>
+        <w:keepLines w:val="0"/>
+        <w:pageBreakBefore w:val="0"/>
+        <w:widowControl/>
+        <w:suppressLineNumbers w:val="0"/>
+        <w:kinsoku/>
+        <w:wordWrap/>
+        <w:overflowPunct/>
+        <w:topLinePunct w:val="0"/>
+        <w:autoSpaceDE/>
+        <w:autoSpaceDN/>
+        <w:bidi w:val="0"/>
+        <w:adjustRightInd/>
+        <w:snapToGrid/>
+        <w:spacing w:beforeAutospacing="0" w:afterAutospacing="0"/>
+        <w:ind w:firstLine="720" w:firstLineChars="0"/>
+        <w:jc w:val="both"/>
+        <w:textAlignment w:val="auto"/>
+        <w:rPr>
+          <w:sz w:val="20"/>
+          <w:szCs w:val="20"/>
+        </w:rPr>
+      </w:pPr>
+      <w:r>
+        <w:rPr>
+          <w:sz w:val="20"/>
+          <w:szCs w:val="20"/>
+        </w:rPr>
+        <w:t xml:space="preserve">As a result, the new image can share unchanged layers with existing images while containing </w:t>
+      </w:r>
+      <w:r>
+        <w:rPr>
+          <w:rFonts w:hint="default"/>
+          <w:sz w:val="20"/>
+          <w:szCs w:val="20"/>
+          <w:lang w:val="en-US"/>
+        </w:rPr>
+        <w:tab/>
+      </w:r>
+      <w:r>
+        <w:rPr>
+          <w:sz w:val="20"/>
+          <w:szCs w:val="20"/>
+        </w:rPr>
+        <w:t>additional layers for its own content.</w:t>
+      </w:r>
+    </w:p>
+    <w:p>
+      <w:pPr>
+        <w:keepNext w:val="0"/>
+        <w:keepLines w:val="0"/>
+        <w:widowControl/>
+        <w:suppressLineNumbers w:val="0"/>
+        <w:jc w:val="both"/>
+        <w:rPr>
+          <w:rFonts w:hint="default" w:ascii="Times New Roman" w:hAnsi="Times New Roman" w:eastAsia="CourierStd" w:cs="Times New Roman"/>
+          <w:b w:val="0"/>
+          <w:bCs w:val="0"/>
+          <w:color w:val="262626"/>
+          <w:kern w:val="0"/>
+          <w:sz w:val="20"/>
+          <w:szCs w:val="20"/>
+          <w:lang w:val="en-US" w:eastAsia="zh-CN" w:bidi="ar"/>
+        </w:rPr>
+      </w:pPr>
+    </w:p>
+    <w:p>
+      <w:pPr>
+        <w:keepNext w:val="0"/>
+        <w:keepLines w:val="0"/>
+        <w:widowControl/>
+        <w:suppressLineNumbers w:val="0"/>
+        <w:ind w:firstLine="720" w:firstLineChars="0"/>
+        <w:jc w:val="both"/>
+        <w:rPr>
+          <w:rFonts w:hint="default" w:ascii="Times New Roman" w:hAnsi="Times New Roman" w:eastAsia="CourierStd" w:cs="Times New Roman"/>
+          <w:b w:val="0"/>
+          <w:bCs w:val="0"/>
+          <w:color w:val="262626"/>
+          <w:kern w:val="0"/>
+          <w:sz w:val="20"/>
+          <w:szCs w:val="20"/>
+          <w:lang w:val="en-US" w:eastAsia="zh-CN" w:bidi="ar"/>
+        </w:rPr>
+      </w:pPr>
+    </w:p>
+    <w:p>
+      <w:pPr>
+        <w:keepNext w:val="0"/>
+        <w:keepLines w:val="0"/>
+        <w:widowControl/>
+        <w:suppressLineNumbers w:val="0"/>
+        <w:ind w:firstLine="720" w:firstLineChars="0"/>
+        <w:jc w:val="both"/>
+        <w:rPr>
+          <w:rFonts w:hint="default" w:ascii="Times New Roman Bold" w:hAnsi="Times New Roman Bold" w:eastAsia="CourierStd" w:cs="Times New Roman Bold"/>
+          <w:b/>
+          <w:bCs/>
+          <w:color w:val="262626"/>
+          <w:kern w:val="0"/>
+          <w:sz w:val="20"/>
+          <w:szCs w:val="20"/>
+          <w:lang w:val="en-US" w:eastAsia="zh-CN" w:bidi="ar"/>
+        </w:rPr>
+      </w:pPr>
+      <w:r>
+        <w:rPr>
+          <w:rFonts w:hint="default" w:ascii="Times New Roman Bold" w:hAnsi="Times New Roman Bold" w:eastAsia="CourierStd" w:cs="Times New Roman Bold"/>
+          <w:b/>
+          <w:bCs/>
+          <w:color w:val="262626"/>
+          <w:kern w:val="0"/>
+          <w:sz w:val="20"/>
+          <w:szCs w:val="20"/>
+          <w:lang w:val="en-US" w:eastAsia="zh-CN" w:bidi="ar"/>
+        </w:rPr>
+        <w:t>Logical size and Real Size image</w:t>
+      </w:r>
+    </w:p>
+    <w:p>
+      <w:pPr>
+        <w:keepNext w:val="0"/>
+        <w:keepLines w:val="0"/>
+        <w:widowControl/>
+        <w:suppressLineNumbers w:val="0"/>
+        <w:ind w:firstLine="720" w:firstLineChars="0"/>
+        <w:jc w:val="both"/>
+        <w:rPr>
+          <w:rFonts w:hint="default" w:ascii="Times New Roman" w:hAnsi="Times New Roman" w:eastAsia="CourierStd" w:cs="Times New Roman"/>
+          <w:b w:val="0"/>
+          <w:bCs w:val="0"/>
+          <w:color w:val="262626"/>
+          <w:kern w:val="0"/>
+          <w:sz w:val="20"/>
+          <w:szCs w:val="20"/>
+          <w:lang w:val="en-US" w:eastAsia="zh-CN" w:bidi="ar"/>
+        </w:rPr>
+      </w:pPr>
+      <w:r>
+        <w:rPr>
+          <w:rFonts w:hint="default" w:ascii="Times New Roman" w:hAnsi="Times New Roman" w:eastAsia="CourierStd" w:cs="Times New Roman"/>
+          <w:b w:val="0"/>
+          <w:bCs w:val="0"/>
+          <w:color w:val="262626"/>
+          <w:kern w:val="0"/>
+          <w:sz w:val="20"/>
+          <w:szCs w:val="20"/>
+          <w:lang w:val="en-US" w:eastAsia="zh-CN" w:bidi="ar"/>
+        </w:rPr>
+        <w:t xml:space="preserve">You need to understanding about Logical Size Image and Real Size Image. With Logical Size </w:t>
+      </w:r>
+      <w:r>
+        <w:rPr>
+          <w:rFonts w:hint="default" w:ascii="Times New Roman" w:hAnsi="Times New Roman" w:eastAsia="CourierStd" w:cs="Times New Roman"/>
+          <w:b w:val="0"/>
+          <w:bCs w:val="0"/>
+          <w:color w:val="262626"/>
+          <w:kern w:val="0"/>
+          <w:sz w:val="20"/>
+          <w:szCs w:val="20"/>
+          <w:lang w:val="en-US" w:eastAsia="zh-CN" w:bidi="ar"/>
+        </w:rPr>
+        <w:tab/>
+        <w:t xml:space="preserve">Image is mean the whole components created Completely Image (including layers shared) and </w:t>
+      </w:r>
+      <w:r>
+        <w:rPr>
+          <w:rFonts w:hint="default" w:ascii="Times New Roman" w:hAnsi="Times New Roman" w:eastAsia="CourierStd" w:cs="Times New Roman"/>
+          <w:b w:val="0"/>
+          <w:bCs w:val="0"/>
+          <w:color w:val="262626"/>
+          <w:kern w:val="0"/>
+          <w:sz w:val="20"/>
+          <w:szCs w:val="20"/>
+          <w:lang w:val="en-US" w:eastAsia="zh-CN" w:bidi="ar"/>
+        </w:rPr>
+        <w:tab/>
+        <w:t xml:space="preserve">you can use commands </w:t>
+      </w:r>
+      <w:r>
+        <w:rPr>
+          <w:rFonts w:hint="default" w:ascii="Times New Roman" w:hAnsi="Times New Roman" w:eastAsia="CourierStd" w:cs="Times New Roman"/>
+          <w:b w:val="0"/>
+          <w:bCs w:val="0"/>
+          <w:color w:val="FF0000"/>
+          <w:kern w:val="0"/>
+          <w:sz w:val="20"/>
+          <w:szCs w:val="20"/>
+          <w:lang w:val="en-US" w:eastAsia="zh-CN" w:bidi="ar"/>
+        </w:rPr>
+        <w:t>“docker images”</w:t>
+      </w:r>
+      <w:r>
+        <w:rPr>
+          <w:rFonts w:hint="default" w:ascii="Times New Roman" w:hAnsi="Times New Roman" w:eastAsia="CourierStd" w:cs="Times New Roman"/>
+          <w:b w:val="0"/>
+          <w:bCs w:val="0"/>
+          <w:color w:val="262626"/>
+          <w:kern w:val="0"/>
+          <w:sz w:val="20"/>
+          <w:szCs w:val="20"/>
+          <w:lang w:val="en-US" w:eastAsia="zh-CN" w:bidi="ar"/>
+        </w:rPr>
+        <w:t xml:space="preserve"> or </w:t>
+      </w:r>
+      <w:r>
+        <w:rPr>
+          <w:rFonts w:hint="default" w:ascii="Times New Roman" w:hAnsi="Times New Roman" w:eastAsia="CourierStd" w:cs="Times New Roman"/>
+          <w:b w:val="0"/>
+          <w:bCs w:val="0"/>
+          <w:color w:val="FF0000"/>
+          <w:kern w:val="0"/>
+          <w:sz w:val="20"/>
+          <w:szCs w:val="20"/>
+          <w:lang w:val="en-US" w:eastAsia="zh-CN" w:bidi="ar"/>
+        </w:rPr>
+        <w:t>“docker image ls”</w:t>
+      </w:r>
+      <w:r>
+        <w:rPr>
+          <w:rFonts w:hint="default" w:ascii="Times New Roman" w:hAnsi="Times New Roman" w:eastAsia="CourierStd" w:cs="Times New Roman"/>
+          <w:b w:val="0"/>
+          <w:bCs w:val="0"/>
+          <w:color w:val="262626"/>
+          <w:kern w:val="0"/>
+          <w:sz w:val="20"/>
+          <w:szCs w:val="20"/>
+          <w:lang w:val="en-US" w:eastAsia="zh-CN" w:bidi="ar"/>
+        </w:rPr>
+        <w:t xml:space="preserve"> to review the Logical size </w:t>
+      </w:r>
+      <w:r>
+        <w:rPr>
+          <w:rFonts w:hint="default" w:ascii="Times New Roman" w:hAnsi="Times New Roman" w:eastAsia="CourierStd" w:cs="Times New Roman"/>
+          <w:b w:val="0"/>
+          <w:bCs w:val="0"/>
+          <w:color w:val="262626"/>
+          <w:kern w:val="0"/>
+          <w:sz w:val="20"/>
+          <w:szCs w:val="20"/>
+          <w:lang w:val="en-US" w:eastAsia="zh-CN" w:bidi="ar"/>
+        </w:rPr>
+        <w:tab/>
+        <w:t/>
+      </w:r>
+      <w:r>
+        <w:rPr>
+          <w:rFonts w:hint="default" w:ascii="Times New Roman" w:hAnsi="Times New Roman" w:eastAsia="CourierStd" w:cs="Times New Roman"/>
+          <w:b w:val="0"/>
+          <w:bCs w:val="0"/>
+          <w:color w:val="262626"/>
+          <w:kern w:val="0"/>
+          <w:sz w:val="20"/>
+          <w:szCs w:val="20"/>
+          <w:lang w:val="en-US" w:eastAsia="zh-CN" w:bidi="ar"/>
+        </w:rPr>
+        <w:tab/>
+        <w:t>image at the column Size outputs command.</w:t>
+      </w:r>
+    </w:p>
+    <w:p>
+      <w:pPr>
+        <w:keepNext w:val="0"/>
+        <w:keepLines w:val="0"/>
+        <w:widowControl/>
+        <w:suppressLineNumbers w:val="0"/>
+        <w:ind w:firstLine="720" w:firstLineChars="0"/>
+        <w:jc w:val="both"/>
+        <w:rPr>
+          <w:rFonts w:hint="default" w:ascii="Times New Roman" w:hAnsi="Times New Roman" w:eastAsia="CourierStd" w:cs="Times New Roman"/>
+          <w:b w:val="0"/>
+          <w:bCs w:val="0"/>
+          <w:color w:val="262626"/>
+          <w:kern w:val="0"/>
+          <w:sz w:val="20"/>
+          <w:szCs w:val="20"/>
+          <w:lang w:val="en-US" w:eastAsia="zh-CN" w:bidi="ar"/>
+        </w:rPr>
+      </w:pPr>
+      <w:r>
+        <w:rPr>
+          <w:rFonts w:hint="default" w:ascii="Times New Roman" w:hAnsi="Times New Roman" w:eastAsia="CourierStd" w:cs="Times New Roman"/>
+          <w:b w:val="0"/>
+          <w:bCs w:val="0"/>
+          <w:color w:val="262626"/>
+          <w:kern w:val="0"/>
+          <w:sz w:val="20"/>
+          <w:szCs w:val="20"/>
+          <w:lang w:val="en-US" w:eastAsia="zh-CN" w:bidi="ar"/>
+        </w:rPr>
+        <w:t xml:space="preserve">And this command can not review Real size Image, you need to do that by using </w:t>
+      </w:r>
+      <w:r>
+        <w:rPr>
+          <w:rFonts w:hint="default" w:ascii="Times New Roman" w:hAnsi="Times New Roman" w:eastAsia="CourierStd" w:cs="Times New Roman"/>
+          <w:b w:val="0"/>
+          <w:bCs w:val="0"/>
+          <w:color w:val="262626"/>
+          <w:kern w:val="0"/>
+          <w:sz w:val="20"/>
+          <w:szCs w:val="20"/>
+          <w:lang w:val="en-US" w:eastAsia="zh-CN" w:bidi="ar"/>
+        </w:rPr>
+        <w:tab/>
+        <w:t xml:space="preserve">command </w:t>
+      </w:r>
+      <w:r>
+        <w:rPr>
+          <w:rFonts w:hint="default" w:ascii="Times New Roman" w:hAnsi="Times New Roman" w:eastAsia="CourierStd" w:cs="Times New Roman"/>
+          <w:b w:val="0"/>
+          <w:bCs w:val="0"/>
+          <w:color w:val="FF0000"/>
+          <w:kern w:val="0"/>
+          <w:sz w:val="20"/>
+          <w:szCs w:val="20"/>
+          <w:lang w:val="en-US" w:eastAsia="zh-CN" w:bidi="ar"/>
+        </w:rPr>
+        <w:t>“docker system df”</w:t>
+      </w:r>
+      <w:r>
+        <w:rPr>
+          <w:rFonts w:hint="default" w:ascii="Times New Roman" w:hAnsi="Times New Roman" w:eastAsia="CourierStd" w:cs="Times New Roman"/>
+          <w:b w:val="0"/>
+          <w:bCs w:val="0"/>
+          <w:color w:val="262626"/>
+          <w:kern w:val="0"/>
+          <w:sz w:val="20"/>
+          <w:szCs w:val="20"/>
+          <w:lang w:val="en-US" w:eastAsia="zh-CN" w:bidi="ar"/>
+        </w:rPr>
+        <w:t xml:space="preserve"> to review total size images and compare with total size Image </w:t>
+      </w:r>
+      <w:r>
+        <w:rPr>
+          <w:rFonts w:hint="default" w:ascii="Times New Roman" w:hAnsi="Times New Roman" w:eastAsia="CourierStd" w:cs="Times New Roman"/>
+          <w:b w:val="0"/>
+          <w:bCs w:val="0"/>
+          <w:color w:val="262626"/>
+          <w:kern w:val="0"/>
+          <w:sz w:val="20"/>
+          <w:szCs w:val="20"/>
+          <w:lang w:val="en-US" w:eastAsia="zh-CN" w:bidi="ar"/>
+        </w:rPr>
+        <w:tab/>
+        <w:t>Logical and you’ll see differenes between them.</w:t>
+      </w:r>
+    </w:p>
+    <w:p>
+      <w:pPr>
+        <w:keepNext w:val="0"/>
+        <w:keepLines w:val="0"/>
+        <w:widowControl/>
+        <w:suppressLineNumbers w:val="0"/>
+        <w:ind w:firstLine="720" w:firstLineChars="0"/>
+        <w:jc w:val="both"/>
+        <w:rPr>
+          <w:rFonts w:hint="default" w:ascii="Times New Roman" w:hAnsi="Times New Roman" w:eastAsia="CourierStd" w:cs="Times New Roman"/>
+          <w:b w:val="0"/>
+          <w:bCs w:val="0"/>
+          <w:color w:val="262626"/>
+          <w:kern w:val="0"/>
+          <w:sz w:val="20"/>
+          <w:szCs w:val="20"/>
+          <w:lang w:val="en-US" w:eastAsia="zh-CN" w:bidi="ar"/>
+        </w:rPr>
+      </w:pPr>
+    </w:p>
+    <w:p>
+      <w:pPr>
+        <w:keepNext w:val="0"/>
+        <w:keepLines w:val="0"/>
+        <w:widowControl/>
+        <w:suppressLineNumbers w:val="0"/>
+        <w:ind w:firstLine="720" w:firstLineChars="0"/>
+        <w:jc w:val="both"/>
+        <w:rPr>
+          <w:rFonts w:hint="default" w:ascii="Times New Roman Bold" w:hAnsi="Times New Roman Bold" w:eastAsia="CourierStd" w:cs="Times New Roman Bold"/>
+          <w:b/>
+          <w:bCs/>
+          <w:color w:val="262626"/>
+          <w:kern w:val="0"/>
+          <w:sz w:val="20"/>
+          <w:szCs w:val="20"/>
+          <w:lang w:val="en-US" w:eastAsia="zh-CN" w:bidi="ar"/>
+        </w:rPr>
+      </w:pPr>
+      <w:r>
+        <w:rPr>
+          <w:rFonts w:hint="default" w:ascii="Times New Roman Bold" w:hAnsi="Times New Roman Bold" w:eastAsia="CourierStd" w:cs="Times New Roman Bold"/>
+          <w:b/>
+          <w:bCs/>
+          <w:color w:val="262626"/>
+          <w:kern w:val="0"/>
+          <w:sz w:val="20"/>
+          <w:szCs w:val="20"/>
+          <w:lang w:val="en-US" w:eastAsia="zh-CN" w:bidi="ar"/>
+        </w:rPr>
+        <w:t>Build Image from based-on existed container without Dockerfile.</w:t>
+      </w:r>
+    </w:p>
+    <w:p>
+      <w:pPr>
+        <w:keepNext w:val="0"/>
+        <w:keepLines w:val="0"/>
+        <w:widowControl/>
+        <w:suppressLineNumbers w:val="0"/>
+        <w:ind w:firstLine="720" w:firstLineChars="0"/>
+        <w:jc w:val="both"/>
+        <w:rPr>
+          <w:rFonts w:hint="default" w:ascii="Times New Roman" w:hAnsi="Times New Roman" w:eastAsia="CourierStd" w:cs="Times New Roman"/>
+          <w:b w:val="0"/>
+          <w:bCs w:val="0"/>
+          <w:color w:val="262626"/>
+          <w:kern w:val="0"/>
+          <w:sz w:val="20"/>
+          <w:szCs w:val="20"/>
+          <w:lang w:val="en-US" w:eastAsia="zh-CN" w:bidi="ar"/>
+        </w:rPr>
+      </w:pPr>
+      <w:r>
+        <w:rPr>
+          <w:rFonts w:hint="default" w:ascii="Times New Roman" w:hAnsi="Times New Roman" w:eastAsia="CourierStd" w:cs="Times New Roman"/>
+          <w:b w:val="0"/>
+          <w:bCs w:val="0"/>
+          <w:color w:val="262626"/>
+          <w:kern w:val="0"/>
+          <w:sz w:val="20"/>
+          <w:szCs w:val="20"/>
+          <w:lang w:val="en-US" w:eastAsia="zh-CN" w:bidi="ar"/>
+        </w:rPr>
+        <w:t xml:space="preserve">This mean you can create new an Image without Dockerfile, but you must depends on another </w:t>
+      </w:r>
+      <w:r>
+        <w:rPr>
+          <w:rFonts w:hint="default" w:ascii="Times New Roman" w:hAnsi="Times New Roman" w:eastAsia="CourierStd" w:cs="Times New Roman"/>
+          <w:b w:val="0"/>
+          <w:bCs w:val="0"/>
+          <w:color w:val="262626"/>
+          <w:kern w:val="0"/>
+          <w:sz w:val="20"/>
+          <w:szCs w:val="20"/>
+          <w:lang w:val="en-US" w:eastAsia="zh-CN" w:bidi="ar"/>
+        </w:rPr>
+        <w:tab/>
+        <w:t xml:space="preserve">Container (not image), this Container maybe is running or stop but existed. </w:t>
+      </w:r>
+    </w:p>
+    <w:p>
+      <w:pPr>
+        <w:keepNext w:val="0"/>
+        <w:keepLines w:val="0"/>
+        <w:widowControl/>
+        <w:suppressLineNumbers w:val="0"/>
+        <w:ind w:firstLine="720" w:firstLineChars="0"/>
+        <w:jc w:val="both"/>
+        <w:rPr>
+          <w:rFonts w:hint="default" w:ascii="Times New Roman" w:hAnsi="Times New Roman" w:eastAsia="CourierStd" w:cs="Times New Roman"/>
+          <w:b w:val="0"/>
+          <w:bCs w:val="0"/>
+          <w:color w:val="262626"/>
+          <w:kern w:val="0"/>
+          <w:sz w:val="20"/>
+          <w:szCs w:val="20"/>
+          <w:lang w:val="en-US" w:eastAsia="zh-CN" w:bidi="ar"/>
+        </w:rPr>
+      </w:pPr>
+      <w:r>
+        <w:rPr>
+          <w:rFonts w:hint="default" w:ascii="Times New Roman" w:hAnsi="Times New Roman" w:eastAsia="CourierStd" w:cs="Times New Roman"/>
+          <w:b w:val="0"/>
+          <w:bCs w:val="0"/>
+          <w:color w:val="262626"/>
+          <w:kern w:val="0"/>
+          <w:sz w:val="20"/>
+          <w:szCs w:val="20"/>
+          <w:lang w:val="en-US" w:eastAsia="zh-CN" w:bidi="ar"/>
+        </w:rPr>
+        <w:t xml:space="preserve">When you want to create new Image from another Container is existed you can do that by </w:t>
+      </w:r>
+      <w:r>
+        <w:rPr>
+          <w:rFonts w:hint="default" w:ascii="Times New Roman" w:hAnsi="Times New Roman" w:eastAsia="CourierStd" w:cs="Times New Roman"/>
+          <w:b w:val="0"/>
+          <w:bCs w:val="0"/>
+          <w:color w:val="262626"/>
+          <w:kern w:val="0"/>
+          <w:sz w:val="20"/>
+          <w:szCs w:val="20"/>
+          <w:lang w:val="en-US" w:eastAsia="zh-CN" w:bidi="ar"/>
+        </w:rPr>
+        <w:tab/>
+        <w:t>steps:</w:t>
+      </w:r>
+    </w:p>
+    <w:p>
+      <w:pPr>
+        <w:keepNext w:val="0"/>
+        <w:keepLines w:val="0"/>
+        <w:widowControl/>
+        <w:suppressLineNumbers w:val="0"/>
+        <w:ind w:left="720" w:leftChars="0" w:firstLine="720" w:firstLineChars="0"/>
+        <w:jc w:val="both"/>
+        <w:rPr>
+          <w:rFonts w:hint="default" w:ascii="Times New Roman Bold" w:hAnsi="Times New Roman Bold" w:eastAsia="CourierStd" w:cs="Times New Roman Bold"/>
+          <w:b/>
+          <w:bCs/>
+          <w:color w:val="262626"/>
+          <w:kern w:val="0"/>
+          <w:sz w:val="20"/>
+          <w:szCs w:val="20"/>
+          <w:lang w:val="en-US" w:eastAsia="zh-CN" w:bidi="ar"/>
+        </w:rPr>
+      </w:pPr>
+      <w:r>
+        <w:rPr>
+          <w:rFonts w:hint="default" w:ascii="Times New Roman Bold" w:hAnsi="Times New Roman Bold" w:eastAsia="CourierStd" w:cs="Times New Roman Bold"/>
+          <w:b/>
+          <w:bCs/>
+          <w:color w:val="262626"/>
+          <w:kern w:val="0"/>
+          <w:sz w:val="20"/>
+          <w:szCs w:val="20"/>
+          <w:lang w:val="en-US" w:eastAsia="zh-CN" w:bidi="ar"/>
+        </w:rPr>
+        <w:t>Access and monitoring that Container by command:</w:t>
+      </w:r>
+    </w:p>
+    <w:p>
+      <w:pPr>
+        <w:keepNext w:val="0"/>
+        <w:keepLines w:val="0"/>
+        <w:widowControl/>
+        <w:suppressLineNumbers w:val="0"/>
+        <w:ind w:left="720" w:leftChars="0" w:firstLine="720" w:firstLineChars="0"/>
+        <w:jc w:val="both"/>
+        <w:rPr>
+          <w:rFonts w:hint="default" w:ascii="Times New Roman" w:hAnsi="Times New Roman" w:eastAsia="CourierStd" w:cs="Times New Roman"/>
+          <w:b w:val="0"/>
+          <w:bCs w:val="0"/>
+          <w:color w:val="262626"/>
+          <w:kern w:val="0"/>
+          <w:sz w:val="20"/>
+          <w:szCs w:val="20"/>
+          <w:lang w:val="en-US" w:eastAsia="zh-CN" w:bidi="ar"/>
+        </w:rPr>
+      </w:pPr>
+      <w:r>
+        <w:rPr>
+          <w:rFonts w:hint="default" w:ascii="Times New Roman" w:hAnsi="Times New Roman" w:eastAsia="CourierStd" w:cs="Times New Roman"/>
+          <w:b w:val="0"/>
+          <w:bCs w:val="0"/>
+          <w:color w:val="262626"/>
+          <w:kern w:val="0"/>
+          <w:sz w:val="16"/>
+          <w:szCs w:val="16"/>
+          <w:lang w:val="en-US" w:eastAsia="zh-CN" w:bidi="ar"/>
+        </w:rPr>
+        <w:t>docker pull &lt;image-name&gt;</w:t>
+      </w:r>
+    </w:p>
+    <w:p>
+      <w:pPr>
+        <w:keepNext w:val="0"/>
+        <w:keepLines w:val="0"/>
+        <w:widowControl/>
+        <w:suppressLineNumbers w:val="0"/>
+        <w:ind w:firstLine="720" w:firstLineChars="0"/>
+        <w:jc w:val="both"/>
+        <w:rPr>
+          <w:rFonts w:hint="default" w:ascii="Times New Roman" w:hAnsi="Times New Roman" w:eastAsia="CourierStd" w:cs="Times New Roman"/>
+          <w:b w:val="0"/>
+          <w:bCs w:val="0"/>
+          <w:color w:val="262626"/>
+          <w:kern w:val="0"/>
+          <w:sz w:val="20"/>
+          <w:szCs w:val="20"/>
+          <w:lang w:val="en-US" w:eastAsia="zh-CN" w:bidi="ar"/>
+        </w:rPr>
+      </w:pPr>
+    </w:p>
+    <w:p>
+      <w:pPr>
+        <w:keepNext w:val="0"/>
+        <w:keepLines w:val="0"/>
+        <w:widowControl/>
+        <w:suppressLineNumbers w:val="0"/>
+        <w:jc w:val="both"/>
+        <w:rPr>
+          <w:rFonts w:hint="default" w:ascii="Times New Roman" w:hAnsi="Times New Roman" w:eastAsia="CourierStd" w:cs="Times New Roman"/>
+          <w:b w:val="0"/>
+          <w:bCs w:val="0"/>
+          <w:color w:val="262626"/>
+          <w:kern w:val="0"/>
+          <w:sz w:val="20"/>
+          <w:szCs w:val="20"/>
+          <w:lang w:val="en-US" w:eastAsia="zh-CN" w:bidi="ar"/>
+        </w:rPr>
+      </w:pPr>
+      <w:r>
+        <w:rPr>
+          <w:rFonts w:hint="default" w:ascii="Times New Roman" w:hAnsi="Times New Roman" w:eastAsia="CourierStd" w:cs="Times New Roman"/>
+          <w:b w:val="0"/>
+          <w:bCs w:val="0"/>
+          <w:color w:val="262626"/>
+          <w:kern w:val="0"/>
+          <w:sz w:val="20"/>
+          <w:szCs w:val="20"/>
+          <w:lang w:val="en-US" w:eastAsia="zh-CN" w:bidi="ar"/>
+        </w:rPr>
+        <w:tab/>
+        <w:t/>
+      </w:r>
+      <w:r>
+        <w:rPr>
+          <w:rFonts w:hint="default" w:ascii="Times New Roman" w:hAnsi="Times New Roman" w:eastAsia="CourierStd" w:cs="Times New Roman"/>
+          <w:b w:val="0"/>
+          <w:bCs w:val="0"/>
+          <w:color w:val="262626"/>
+          <w:kern w:val="0"/>
+          <w:sz w:val="20"/>
+          <w:szCs w:val="20"/>
+          <w:lang w:val="en-US" w:eastAsia="zh-CN" w:bidi="ar"/>
+        </w:rPr>
+        <w:tab/>
+      </w:r>
+      <w:r>
+        <w:rPr>
+          <w:rFonts w:hint="default" w:ascii="Times New Roman Bold" w:hAnsi="Times New Roman Bold" w:eastAsia="CourierStd" w:cs="Times New Roman Bold"/>
+          <w:b/>
+          <w:bCs/>
+          <w:color w:val="262626"/>
+          <w:kern w:val="0"/>
+          <w:sz w:val="20"/>
+          <w:szCs w:val="20"/>
+          <w:lang w:val="en-US" w:eastAsia="zh-CN" w:bidi="ar"/>
+        </w:rPr>
+        <w:t xml:space="preserve">Run image to create container or run access terminal session directly into </w:t>
+      </w:r>
+      <w:r>
+        <w:rPr>
+          <w:rFonts w:hint="default" w:ascii="Times New Roman Bold" w:hAnsi="Times New Roman Bold" w:eastAsia="CourierStd" w:cs="Times New Roman Bold"/>
+          <w:b/>
+          <w:bCs/>
+          <w:color w:val="262626"/>
+          <w:kern w:val="0"/>
+          <w:sz w:val="20"/>
+          <w:szCs w:val="20"/>
+          <w:lang w:val="en-US" w:eastAsia="zh-CN" w:bidi="ar"/>
+        </w:rPr>
+        <w:tab/>
+        <w:t/>
+      </w:r>
+      <w:r>
+        <w:rPr>
+          <w:rFonts w:hint="default" w:ascii="Times New Roman Bold" w:hAnsi="Times New Roman Bold" w:eastAsia="CourierStd" w:cs="Times New Roman Bold"/>
+          <w:b/>
+          <w:bCs/>
+          <w:color w:val="262626"/>
+          <w:kern w:val="0"/>
+          <w:sz w:val="20"/>
+          <w:szCs w:val="20"/>
+          <w:lang w:val="en-US" w:eastAsia="zh-CN" w:bidi="ar"/>
+        </w:rPr>
+        <w:tab/>
+        <w:t/>
+      </w:r>
+      <w:r>
+        <w:rPr>
+          <w:rFonts w:hint="default" w:ascii="Times New Roman Bold" w:hAnsi="Times New Roman Bold" w:eastAsia="CourierStd" w:cs="Times New Roman Bold"/>
+          <w:b/>
+          <w:bCs/>
+          <w:color w:val="262626"/>
+          <w:kern w:val="0"/>
+          <w:sz w:val="20"/>
+          <w:szCs w:val="20"/>
+          <w:lang w:val="en-US" w:eastAsia="zh-CN" w:bidi="ar"/>
+        </w:rPr>
+        <w:tab/>
+        <w:t>container from image pulled:</w:t>
+      </w:r>
+    </w:p>
+    <w:p>
+      <w:pPr>
+        <w:keepNext w:val="0"/>
+        <w:keepLines w:val="0"/>
+        <w:widowControl/>
+        <w:suppressLineNumbers w:val="0"/>
+        <w:jc w:val="both"/>
+        <w:rPr>
+          <w:rFonts w:hint="default" w:ascii="Times New Roman" w:hAnsi="Times New Roman" w:eastAsia="CourierStd" w:cs="Times New Roman"/>
+          <w:b w:val="0"/>
+          <w:bCs w:val="0"/>
+          <w:color w:val="262626"/>
+          <w:kern w:val="0"/>
+          <w:sz w:val="16"/>
+          <w:szCs w:val="16"/>
+          <w:lang w:val="en-US" w:eastAsia="zh-CN" w:bidi="ar"/>
+        </w:rPr>
+      </w:pPr>
+      <w:r>
+        <w:rPr>
+          <w:rFonts w:hint="default" w:ascii="Times New Roman" w:hAnsi="Times New Roman" w:eastAsia="CourierStd" w:cs="Times New Roman"/>
+          <w:b w:val="0"/>
+          <w:bCs w:val="0"/>
+          <w:color w:val="262626"/>
+          <w:kern w:val="0"/>
+          <w:sz w:val="20"/>
+          <w:szCs w:val="20"/>
+          <w:lang w:val="en-US" w:eastAsia="zh-CN" w:bidi="ar"/>
+        </w:rPr>
+        <w:tab/>
+        <w:t/>
+      </w:r>
+      <w:r>
+        <w:rPr>
+          <w:rFonts w:hint="default" w:ascii="Times New Roman" w:hAnsi="Times New Roman" w:eastAsia="CourierStd" w:cs="Times New Roman"/>
+          <w:b w:val="0"/>
+          <w:bCs w:val="0"/>
+          <w:color w:val="262626"/>
+          <w:kern w:val="0"/>
+          <w:sz w:val="20"/>
+          <w:szCs w:val="20"/>
+          <w:lang w:val="en-US" w:eastAsia="zh-CN" w:bidi="ar"/>
+        </w:rPr>
+        <w:tab/>
+      </w:r>
+      <w:r>
+        <w:rPr>
+          <w:rFonts w:hint="default" w:ascii="Times New Roman" w:hAnsi="Times New Roman" w:eastAsia="CourierStd" w:cs="Times New Roman"/>
+          <w:b w:val="0"/>
+          <w:bCs w:val="0"/>
+          <w:color w:val="262626"/>
+          <w:kern w:val="0"/>
+          <w:sz w:val="16"/>
+          <w:szCs w:val="16"/>
+          <w:lang w:val="en-US" w:eastAsia="zh-CN" w:bidi="ar"/>
+        </w:rPr>
+        <w:t xml:space="preserve">docker run -d --name [Container-name] &lt;image-name&gt;:[version] </w:t>
+      </w:r>
+      <w:r>
+        <w:rPr>
+          <w:rFonts w:hint="default" w:ascii="Times New Roman" w:hAnsi="Times New Roman" w:eastAsia="CourierStd" w:cs="Times New Roman"/>
+          <w:b w:val="0"/>
+          <w:bCs w:val="0"/>
+          <w:color w:val="262626"/>
+          <w:kern w:val="0"/>
+          <w:sz w:val="16"/>
+          <w:szCs w:val="16"/>
+          <w:lang w:val="en-US" w:eastAsia="zh-CN" w:bidi="ar"/>
+        </w:rPr>
+        <w:tab/>
+        <w:t/>
+      </w:r>
+      <w:r>
+        <w:rPr>
+          <w:rFonts w:hint="default" w:ascii="Times New Roman" w:hAnsi="Times New Roman" w:eastAsia="CourierStd" w:cs="Times New Roman"/>
+          <w:b w:val="0"/>
+          <w:bCs w:val="0"/>
+          <w:color w:val="262626"/>
+          <w:kern w:val="0"/>
+          <w:sz w:val="16"/>
+          <w:szCs w:val="16"/>
+          <w:lang w:val="en-US" w:eastAsia="zh-CN" w:bidi="ar"/>
+        </w:rPr>
+        <w:tab/>
+        <w:t xml:space="preserve">=&gt; run Image </w:t>
+      </w:r>
+    </w:p>
+    <w:p>
+      <w:pPr>
+        <w:keepNext w:val="0"/>
+        <w:keepLines w:val="0"/>
+        <w:widowControl/>
+        <w:suppressLineNumbers w:val="0"/>
+        <w:jc w:val="both"/>
+        <w:rPr>
+          <w:rFonts w:hint="default" w:ascii="Times New Roman" w:hAnsi="Times New Roman" w:eastAsia="CourierStd" w:cs="Times New Roman"/>
+          <w:b w:val="0"/>
+          <w:bCs w:val="0"/>
+          <w:color w:val="262626"/>
+          <w:kern w:val="0"/>
+          <w:sz w:val="16"/>
+          <w:szCs w:val="16"/>
+          <w:lang w:val="en-US" w:eastAsia="zh-CN" w:bidi="ar"/>
+        </w:rPr>
+      </w:pPr>
+      <w:r>
+        <w:rPr>
+          <w:rFonts w:hint="default" w:ascii="Times New Roman" w:hAnsi="Times New Roman" w:eastAsia="CourierStd" w:cs="Times New Roman"/>
+          <w:b w:val="0"/>
+          <w:bCs w:val="0"/>
+          <w:color w:val="262626"/>
+          <w:kern w:val="0"/>
+          <w:sz w:val="16"/>
+          <w:szCs w:val="16"/>
+          <w:lang w:val="en-US" w:eastAsia="zh-CN" w:bidi="ar"/>
+        </w:rPr>
+        <w:tab/>
+        <w:t/>
+      </w:r>
+      <w:r>
+        <w:rPr>
+          <w:rFonts w:hint="default" w:ascii="Times New Roman" w:hAnsi="Times New Roman" w:eastAsia="CourierStd" w:cs="Times New Roman"/>
+          <w:b w:val="0"/>
+          <w:bCs w:val="0"/>
+          <w:color w:val="262626"/>
+          <w:kern w:val="0"/>
+          <w:sz w:val="16"/>
+          <w:szCs w:val="16"/>
+          <w:lang w:val="en-US" w:eastAsia="zh-CN" w:bidi="ar"/>
+        </w:rPr>
+        <w:tab/>
+        <w:t>docker container run  -it --name [Container-name] &lt;image-name&gt;:[version] sh</w:t>
+      </w:r>
+      <w:r>
+        <w:rPr>
+          <w:rFonts w:hint="default" w:ascii="Times New Roman" w:hAnsi="Times New Roman" w:eastAsia="CourierStd" w:cs="Times New Roman"/>
+          <w:b w:val="0"/>
+          <w:bCs w:val="0"/>
+          <w:color w:val="262626"/>
+          <w:kern w:val="0"/>
+          <w:sz w:val="16"/>
+          <w:szCs w:val="16"/>
+          <w:lang w:val="en-US" w:eastAsia="zh-CN" w:bidi="ar"/>
+        </w:rPr>
+        <w:tab/>
+        <w:t xml:space="preserve">=&gt; run and access terminal </w:t>
+      </w:r>
+      <w:r>
+        <w:rPr>
+          <w:rFonts w:hint="default" w:ascii="Times New Roman" w:hAnsi="Times New Roman" w:eastAsia="CourierStd" w:cs="Times New Roman"/>
+          <w:b w:val="0"/>
+          <w:bCs w:val="0"/>
+          <w:color w:val="262626"/>
+          <w:kern w:val="0"/>
+          <w:sz w:val="16"/>
+          <w:szCs w:val="16"/>
+          <w:lang w:val="en-US" w:eastAsia="zh-CN" w:bidi="ar"/>
+        </w:rPr>
+        <w:tab/>
+        <w:t/>
+      </w:r>
+      <w:r>
+        <w:rPr>
+          <w:rFonts w:hint="default" w:ascii="Times New Roman" w:hAnsi="Times New Roman" w:eastAsia="CourierStd" w:cs="Times New Roman"/>
+          <w:b w:val="0"/>
+          <w:bCs w:val="0"/>
+          <w:color w:val="262626"/>
+          <w:kern w:val="0"/>
+          <w:sz w:val="16"/>
+          <w:szCs w:val="16"/>
+          <w:lang w:val="en-US" w:eastAsia="zh-CN" w:bidi="ar"/>
+        </w:rPr>
+        <w:tab/>
+        <w:t/>
+      </w:r>
+      <w:r>
+        <w:rPr>
+          <w:rFonts w:hint="default" w:ascii="Times New Roman" w:hAnsi="Times New Roman" w:eastAsia="CourierStd" w:cs="Times New Roman"/>
+          <w:b w:val="0"/>
+          <w:bCs w:val="0"/>
+          <w:color w:val="262626"/>
+          <w:kern w:val="0"/>
+          <w:sz w:val="16"/>
+          <w:szCs w:val="16"/>
+          <w:lang w:val="en-US" w:eastAsia="zh-CN" w:bidi="ar"/>
+        </w:rPr>
+        <w:tab/>
+        <w:t/>
+      </w:r>
+      <w:r>
+        <w:rPr>
+          <w:rFonts w:hint="default" w:ascii="Times New Roman" w:hAnsi="Times New Roman" w:eastAsia="CourierStd" w:cs="Times New Roman"/>
+          <w:b w:val="0"/>
+          <w:bCs w:val="0"/>
+          <w:color w:val="262626"/>
+          <w:kern w:val="0"/>
+          <w:sz w:val="16"/>
+          <w:szCs w:val="16"/>
+          <w:lang w:val="en-US" w:eastAsia="zh-CN" w:bidi="ar"/>
+        </w:rPr>
+        <w:tab/>
+        <w:t/>
+      </w:r>
+      <w:r>
+        <w:rPr>
+          <w:rFonts w:hint="default" w:ascii="Times New Roman" w:hAnsi="Times New Roman" w:eastAsia="CourierStd" w:cs="Times New Roman"/>
+          <w:b w:val="0"/>
+          <w:bCs w:val="0"/>
+          <w:color w:val="262626"/>
+          <w:kern w:val="0"/>
+          <w:sz w:val="16"/>
+          <w:szCs w:val="16"/>
+          <w:lang w:val="en-US" w:eastAsia="zh-CN" w:bidi="ar"/>
+        </w:rPr>
+        <w:tab/>
+        <w:t/>
+      </w:r>
+      <w:r>
+        <w:rPr>
+          <w:rFonts w:hint="default" w:ascii="Times New Roman" w:hAnsi="Times New Roman" w:eastAsia="CourierStd" w:cs="Times New Roman"/>
+          <w:b w:val="0"/>
+          <w:bCs w:val="0"/>
+          <w:color w:val="262626"/>
+          <w:kern w:val="0"/>
+          <w:sz w:val="16"/>
+          <w:szCs w:val="16"/>
+          <w:lang w:val="en-US" w:eastAsia="zh-CN" w:bidi="ar"/>
+        </w:rPr>
+        <w:tab/>
+        <w:t/>
+      </w:r>
+      <w:r>
+        <w:rPr>
+          <w:rFonts w:hint="default" w:ascii="Times New Roman" w:hAnsi="Times New Roman" w:eastAsia="CourierStd" w:cs="Times New Roman"/>
+          <w:b w:val="0"/>
+          <w:bCs w:val="0"/>
+          <w:color w:val="262626"/>
+          <w:kern w:val="0"/>
+          <w:sz w:val="16"/>
+          <w:szCs w:val="16"/>
+          <w:lang w:val="en-US" w:eastAsia="zh-CN" w:bidi="ar"/>
+        </w:rPr>
+        <w:tab/>
+        <w:t/>
+      </w:r>
+      <w:r>
+        <w:rPr>
+          <w:rFonts w:hint="default" w:ascii="Times New Roman" w:hAnsi="Times New Roman" w:eastAsia="CourierStd" w:cs="Times New Roman"/>
+          <w:b w:val="0"/>
+          <w:bCs w:val="0"/>
+          <w:color w:val="262626"/>
+          <w:kern w:val="0"/>
+          <w:sz w:val="16"/>
+          <w:szCs w:val="16"/>
+          <w:lang w:val="en-US" w:eastAsia="zh-CN" w:bidi="ar"/>
+        </w:rPr>
+        <w:tab/>
+        <w:t/>
+      </w:r>
+      <w:r>
+        <w:rPr>
+          <w:rFonts w:hint="default" w:ascii="Times New Roman" w:hAnsi="Times New Roman" w:eastAsia="CourierStd" w:cs="Times New Roman"/>
+          <w:b w:val="0"/>
+          <w:bCs w:val="0"/>
+          <w:color w:val="262626"/>
+          <w:kern w:val="0"/>
+          <w:sz w:val="16"/>
+          <w:szCs w:val="16"/>
+          <w:lang w:val="en-US" w:eastAsia="zh-CN" w:bidi="ar"/>
+        </w:rPr>
+        <w:tab/>
+        <w:t xml:space="preserve">      session into container</w:t>
+      </w:r>
+    </w:p>
+    <w:p>
+      <w:pPr>
+        <w:keepNext w:val="0"/>
+        <w:keepLines w:val="0"/>
+        <w:widowControl/>
+        <w:suppressLineNumbers w:val="0"/>
+        <w:jc w:val="both"/>
+        <w:rPr>
+          <w:rFonts w:hint="default" w:ascii="Times New Roman" w:hAnsi="Times New Roman" w:eastAsia="CourierStd" w:cs="Times New Roman"/>
+          <w:b w:val="0"/>
+          <w:bCs w:val="0"/>
+          <w:color w:val="262626"/>
+          <w:kern w:val="0"/>
+          <w:sz w:val="20"/>
+          <w:szCs w:val="20"/>
+          <w:lang w:val="en-US" w:eastAsia="zh-CN" w:bidi="ar"/>
+        </w:rPr>
+      </w:pPr>
+    </w:p>
+    <w:p>
+      <w:pPr>
+        <w:keepNext w:val="0"/>
+        <w:keepLines w:val="0"/>
+        <w:widowControl/>
+        <w:suppressLineNumbers w:val="0"/>
+        <w:ind w:left="720" w:leftChars="0" w:firstLine="720" w:firstLineChars="0"/>
+        <w:jc w:val="both"/>
+        <w:rPr>
+          <w:rFonts w:hint="default" w:ascii="Times New Roman Bold" w:hAnsi="Times New Roman Bold" w:eastAsia="CourierStd" w:cs="Times New Roman Bold"/>
+          <w:b/>
+          <w:bCs/>
+          <w:color w:val="262626"/>
+          <w:kern w:val="0"/>
+          <w:sz w:val="20"/>
+          <w:szCs w:val="20"/>
+          <w:lang w:val="en-US" w:eastAsia="zh-CN" w:bidi="ar"/>
+        </w:rPr>
+      </w:pPr>
+      <w:r>
+        <w:rPr>
+          <w:rFonts w:hint="default" w:ascii="Times New Roman Bold" w:hAnsi="Times New Roman Bold" w:eastAsia="CourierStd" w:cs="Times New Roman Bold"/>
+          <w:b/>
+          <w:bCs/>
+          <w:color w:val="262626"/>
+          <w:kern w:val="0"/>
+          <w:sz w:val="20"/>
+          <w:szCs w:val="20"/>
+          <w:lang w:val="en-US" w:eastAsia="zh-CN" w:bidi="ar"/>
+        </w:rPr>
+        <w:t>you standing at terminal session within Container</w:t>
+      </w:r>
+    </w:p>
+    <w:p>
+      <w:pPr>
+        <w:keepNext w:val="0"/>
+        <w:keepLines w:val="0"/>
+        <w:widowControl/>
+        <w:suppressLineNumbers w:val="0"/>
+        <w:ind w:firstLine="720" w:firstLineChars="0"/>
+        <w:jc w:val="both"/>
+        <w:rPr>
+          <w:rFonts w:hint="default" w:ascii="Times New Roman" w:hAnsi="Times New Roman" w:eastAsia="CourierStd" w:cs="Times New Roman"/>
+          <w:b w:val="0"/>
+          <w:bCs w:val="0"/>
+          <w:color w:val="262626"/>
+          <w:kern w:val="0"/>
+          <w:sz w:val="20"/>
+          <w:szCs w:val="20"/>
+          <w:lang w:val="en-US" w:eastAsia="zh-CN" w:bidi="ar"/>
+        </w:rPr>
+      </w:pPr>
+      <w:r>
+        <w:rPr>
+          <w:rFonts w:hint="default" w:ascii="Times New Roman Bold" w:hAnsi="Times New Roman Bold" w:eastAsia="CourierStd" w:cs="Times New Roman Bold"/>
+          <w:b/>
+          <w:bCs/>
+          <w:color w:val="262626"/>
+          <w:kern w:val="0"/>
+          <w:sz w:val="20"/>
+          <w:szCs w:val="20"/>
+          <w:lang w:val="en-US" w:eastAsia="zh-CN" w:bidi="ar"/>
+        </w:rPr>
+        <w:tab/>
+      </w:r>
+      <w:r>
+        <w:rPr>
+          <w:rFonts w:hint="default" w:ascii="Times New Roman" w:hAnsi="Times New Roman" w:eastAsia="CourierStd" w:cs="Times New Roman"/>
+          <w:b w:val="0"/>
+          <w:bCs w:val="0"/>
+          <w:color w:val="262626"/>
+          <w:kern w:val="0"/>
+          <w:sz w:val="20"/>
+          <w:szCs w:val="20"/>
+          <w:lang w:val="en-US" w:eastAsia="zh-CN" w:bidi="ar"/>
+        </w:rPr>
+        <w:t xml:space="preserve">at the session terminal Containers is running, you can navigate to the current working </w:t>
+      </w:r>
+      <w:r>
+        <w:rPr>
+          <w:rFonts w:hint="default" w:ascii="Times New Roman" w:hAnsi="Times New Roman" w:eastAsia="CourierStd" w:cs="Times New Roman"/>
+          <w:b w:val="0"/>
+          <w:bCs w:val="0"/>
+          <w:color w:val="262626"/>
+          <w:kern w:val="0"/>
+          <w:sz w:val="20"/>
+          <w:szCs w:val="20"/>
+          <w:lang w:val="en-US" w:eastAsia="zh-CN" w:bidi="ar"/>
+        </w:rPr>
+        <w:tab/>
+        <w:t/>
+      </w:r>
+      <w:r>
+        <w:rPr>
+          <w:rFonts w:hint="default" w:ascii="Times New Roman" w:hAnsi="Times New Roman" w:eastAsia="CourierStd" w:cs="Times New Roman"/>
+          <w:b w:val="0"/>
+          <w:bCs w:val="0"/>
+          <w:color w:val="262626"/>
+          <w:kern w:val="0"/>
+          <w:sz w:val="20"/>
+          <w:szCs w:val="20"/>
+          <w:lang w:val="en-US" w:eastAsia="zh-CN" w:bidi="ar"/>
+        </w:rPr>
+        <w:tab/>
+        <w:t xml:space="preserve">directory as Docker performings and you can add more content or any content like </w:t>
+      </w:r>
+      <w:r>
+        <w:rPr>
+          <w:rFonts w:hint="default" w:ascii="Times New Roman" w:hAnsi="Times New Roman" w:eastAsia="CourierStd" w:cs="Times New Roman"/>
+          <w:b w:val="0"/>
+          <w:bCs w:val="0"/>
+          <w:color w:val="262626"/>
+          <w:kern w:val="0"/>
+          <w:sz w:val="20"/>
+          <w:szCs w:val="20"/>
+          <w:lang w:val="en-US" w:eastAsia="zh-CN" w:bidi="ar"/>
+        </w:rPr>
+        <w:tab/>
+        <w:t/>
+      </w:r>
+      <w:r>
+        <w:rPr>
+          <w:rFonts w:hint="default" w:ascii="Times New Roman" w:hAnsi="Times New Roman" w:eastAsia="CourierStd" w:cs="Times New Roman"/>
+          <w:b w:val="0"/>
+          <w:bCs w:val="0"/>
+          <w:color w:val="262626"/>
+          <w:kern w:val="0"/>
+          <w:sz w:val="20"/>
+          <w:szCs w:val="20"/>
+          <w:lang w:val="en-US" w:eastAsia="zh-CN" w:bidi="ar"/>
+        </w:rPr>
+        <w:tab/>
+        <w:t>file, dir, text… into your app. and then keystroke “exit” to escape Container.</w:t>
+      </w:r>
+    </w:p>
+    <w:p>
+      <w:pPr>
+        <w:keepNext w:val="0"/>
+        <w:keepLines w:val="0"/>
+        <w:widowControl/>
+        <w:suppressLineNumbers w:val="0"/>
+        <w:ind w:firstLine="720" w:firstLineChars="0"/>
+        <w:jc w:val="both"/>
+        <w:rPr>
+          <w:rFonts w:hint="default" w:ascii="Times New Roman" w:hAnsi="Times New Roman" w:eastAsia="CourierStd" w:cs="Times New Roman"/>
+          <w:b w:val="0"/>
+          <w:bCs w:val="0"/>
+          <w:color w:val="262626"/>
+          <w:kern w:val="0"/>
+          <w:sz w:val="20"/>
+          <w:szCs w:val="20"/>
+          <w:lang w:val="en-US" w:eastAsia="zh-CN" w:bidi="ar"/>
+        </w:rPr>
+      </w:pPr>
+    </w:p>
+    <w:p>
+      <w:pPr>
+        <w:keepNext w:val="0"/>
+        <w:keepLines w:val="0"/>
+        <w:widowControl/>
+        <w:suppressLineNumbers w:val="0"/>
+        <w:ind w:firstLine="720" w:firstLineChars="0"/>
+        <w:jc w:val="both"/>
+        <w:rPr>
+          <w:rFonts w:hint="default" w:ascii="Times New Roman" w:hAnsi="Times New Roman" w:eastAsia="CourierStd" w:cs="Times New Roman"/>
+          <w:b w:val="0"/>
+          <w:bCs w:val="0"/>
+          <w:color w:val="262626"/>
+          <w:kern w:val="0"/>
+          <w:sz w:val="20"/>
+          <w:szCs w:val="20"/>
+          <w:lang w:val="en-US" w:eastAsia="zh-CN" w:bidi="ar"/>
+        </w:rPr>
+      </w:pPr>
+      <w:r>
+        <w:rPr>
+          <w:rFonts w:hint="default" w:ascii="Times New Roman" w:hAnsi="Times New Roman" w:eastAsia="CourierStd" w:cs="Times New Roman"/>
+          <w:b w:val="0"/>
+          <w:bCs w:val="0"/>
+          <w:color w:val="262626"/>
+          <w:kern w:val="0"/>
+          <w:sz w:val="20"/>
+          <w:szCs w:val="20"/>
+          <w:lang w:val="en-US" w:eastAsia="zh-CN" w:bidi="ar"/>
+        </w:rPr>
+        <w:tab/>
+      </w:r>
+      <w:r>
+        <w:rPr>
+          <w:rFonts w:hint="default" w:ascii="Times New Roman Bold" w:hAnsi="Times New Roman Bold" w:eastAsia="CourierStd" w:cs="Times New Roman Bold"/>
+          <w:b/>
+          <w:bCs/>
+          <w:color w:val="262626"/>
+          <w:kern w:val="0"/>
+          <w:sz w:val="20"/>
+          <w:szCs w:val="20"/>
+          <w:lang w:val="en-US" w:eastAsia="zh-CN" w:bidi="ar"/>
+        </w:rPr>
+        <w:t>Show details info Container to take Id/Container-name</w:t>
+      </w:r>
+      <w:r>
+        <w:rPr>
+          <w:rFonts w:hint="default" w:ascii="Times New Roman" w:hAnsi="Times New Roman" w:eastAsia="CourierStd" w:cs="Times New Roman"/>
+          <w:b w:val="0"/>
+          <w:bCs w:val="0"/>
+          <w:color w:val="262626"/>
+          <w:kern w:val="0"/>
+          <w:sz w:val="20"/>
+          <w:szCs w:val="20"/>
+          <w:lang w:val="en-US" w:eastAsia="zh-CN" w:bidi="ar"/>
+        </w:rPr>
+        <w:t xml:space="preserve"> </w:t>
+      </w:r>
+    </w:p>
+    <w:p>
+      <w:pPr>
+        <w:keepNext w:val="0"/>
+        <w:keepLines w:val="0"/>
+        <w:widowControl/>
+        <w:suppressLineNumbers w:val="0"/>
+        <w:ind w:firstLine="720" w:firstLineChars="0"/>
+        <w:jc w:val="both"/>
+        <w:rPr>
+          <w:rFonts w:hint="default" w:ascii="Times New Roman" w:hAnsi="Times New Roman" w:eastAsia="CourierStd" w:cs="Times New Roman"/>
+          <w:b w:val="0"/>
+          <w:bCs w:val="0"/>
+          <w:color w:val="262626"/>
+          <w:kern w:val="0"/>
+          <w:sz w:val="20"/>
+          <w:szCs w:val="20"/>
+          <w:lang w:val="en-US" w:eastAsia="zh-CN" w:bidi="ar"/>
+        </w:rPr>
+      </w:pPr>
+      <w:r>
+        <w:rPr>
+          <w:rFonts w:hint="default" w:ascii="Times New Roman" w:hAnsi="Times New Roman" w:eastAsia="CourierStd" w:cs="Times New Roman"/>
+          <w:b w:val="0"/>
+          <w:bCs w:val="0"/>
+          <w:color w:val="262626"/>
+          <w:kern w:val="0"/>
+          <w:sz w:val="20"/>
+          <w:szCs w:val="20"/>
+          <w:lang w:val="en-US" w:eastAsia="zh-CN" w:bidi="ar"/>
+        </w:rPr>
+        <w:tab/>
+        <w:t xml:space="preserve">When you keystroke “exit” to escape Container, this container maybe stop or keep </w:t>
+      </w:r>
+      <w:r>
+        <w:rPr>
+          <w:rFonts w:hint="default" w:ascii="Times New Roman" w:hAnsi="Times New Roman" w:eastAsia="CourierStd" w:cs="Times New Roman"/>
+          <w:b w:val="0"/>
+          <w:bCs w:val="0"/>
+          <w:color w:val="262626"/>
+          <w:kern w:val="0"/>
+          <w:sz w:val="20"/>
+          <w:szCs w:val="20"/>
+          <w:lang w:val="en-US" w:eastAsia="zh-CN" w:bidi="ar"/>
+        </w:rPr>
+        <w:tab/>
+        <w:t/>
+      </w:r>
+      <w:r>
+        <w:rPr>
+          <w:rFonts w:hint="default" w:ascii="Times New Roman" w:hAnsi="Times New Roman" w:eastAsia="CourierStd" w:cs="Times New Roman"/>
+          <w:b w:val="0"/>
+          <w:bCs w:val="0"/>
+          <w:color w:val="262626"/>
+          <w:kern w:val="0"/>
+          <w:sz w:val="20"/>
+          <w:szCs w:val="20"/>
+          <w:lang w:val="en-US" w:eastAsia="zh-CN" w:bidi="ar"/>
+        </w:rPr>
+        <w:tab/>
+        <w:t xml:space="preserve">going is running but you don’t care about that. Although Container was state stopped </w:t>
+      </w:r>
+      <w:r>
+        <w:rPr>
+          <w:rFonts w:hint="default" w:ascii="Times New Roman" w:hAnsi="Times New Roman" w:eastAsia="CourierStd" w:cs="Times New Roman"/>
+          <w:b w:val="0"/>
+          <w:bCs w:val="0"/>
+          <w:color w:val="262626"/>
+          <w:kern w:val="0"/>
+          <w:sz w:val="20"/>
+          <w:szCs w:val="20"/>
+          <w:lang w:val="en-US" w:eastAsia="zh-CN" w:bidi="ar"/>
+        </w:rPr>
+        <w:tab/>
+        <w:t/>
+      </w:r>
+      <w:r>
+        <w:rPr>
+          <w:rFonts w:hint="default" w:ascii="Times New Roman" w:hAnsi="Times New Roman" w:eastAsia="CourierStd" w:cs="Times New Roman"/>
+          <w:b w:val="0"/>
+          <w:bCs w:val="0"/>
+          <w:color w:val="262626"/>
+          <w:kern w:val="0"/>
+          <w:sz w:val="20"/>
+          <w:szCs w:val="20"/>
+          <w:lang w:val="en-US" w:eastAsia="zh-CN" w:bidi="ar"/>
+        </w:rPr>
+        <w:tab/>
+        <w:t>but it existing within Docker so you can command “</w:t>
+      </w:r>
+      <w:r>
+        <w:rPr>
+          <w:rFonts w:hint="default" w:ascii="Times New Roman Bold" w:hAnsi="Times New Roman Bold" w:eastAsia="CourierStd" w:cs="Times New Roman Bold"/>
+          <w:b/>
+          <w:bCs/>
+          <w:i w:val="0"/>
+          <w:iCs w:val="0"/>
+          <w:color w:val="262626"/>
+          <w:kern w:val="0"/>
+          <w:sz w:val="20"/>
+          <w:szCs w:val="20"/>
+          <w:lang w:val="en-US" w:eastAsia="zh-CN" w:bidi="ar"/>
+        </w:rPr>
+        <w:t>docker ps -a”</w:t>
+      </w:r>
+      <w:r>
+        <w:rPr>
+          <w:rFonts w:hint="default" w:ascii="Times New Roman" w:hAnsi="Times New Roman" w:eastAsia="CourierStd" w:cs="Times New Roman"/>
+          <w:b w:val="0"/>
+          <w:bCs w:val="0"/>
+          <w:color w:val="262626"/>
+          <w:kern w:val="0"/>
+          <w:sz w:val="20"/>
+          <w:szCs w:val="20"/>
+          <w:lang w:val="en-US" w:eastAsia="zh-CN" w:bidi="ar"/>
+        </w:rPr>
+        <w:t xml:space="preserve"> or </w:t>
+      </w:r>
+      <w:r>
+        <w:rPr>
+          <w:rFonts w:hint="default" w:ascii="Times New Roman Bold" w:hAnsi="Times New Roman Bold" w:eastAsia="CourierStd" w:cs="Times New Roman Bold"/>
+          <w:b/>
+          <w:bCs/>
+          <w:color w:val="262626"/>
+          <w:kern w:val="0"/>
+          <w:sz w:val="20"/>
+          <w:szCs w:val="20"/>
+          <w:lang w:val="en-US" w:eastAsia="zh-CN" w:bidi="ar"/>
+        </w:rPr>
+        <w:t xml:space="preserve">“docker </w:t>
+      </w:r>
+      <w:r>
+        <w:rPr>
+          <w:rFonts w:hint="default" w:ascii="Times New Roman Bold" w:hAnsi="Times New Roman Bold" w:eastAsia="CourierStd" w:cs="Times New Roman Bold"/>
+          <w:b/>
+          <w:bCs/>
+          <w:color w:val="262626"/>
+          <w:kern w:val="0"/>
+          <w:sz w:val="20"/>
+          <w:szCs w:val="20"/>
+          <w:lang w:val="en-US" w:eastAsia="zh-CN" w:bidi="ar"/>
+        </w:rPr>
+        <w:tab/>
+        <w:t/>
+      </w:r>
+      <w:r>
+        <w:rPr>
+          <w:rFonts w:hint="default" w:ascii="Times New Roman Bold" w:hAnsi="Times New Roman Bold" w:eastAsia="CourierStd" w:cs="Times New Roman Bold"/>
+          <w:b/>
+          <w:bCs/>
+          <w:color w:val="262626"/>
+          <w:kern w:val="0"/>
+          <w:sz w:val="20"/>
+          <w:szCs w:val="20"/>
+          <w:lang w:val="en-US" w:eastAsia="zh-CN" w:bidi="ar"/>
+        </w:rPr>
+        <w:tab/>
+        <w:t/>
+      </w:r>
+      <w:r>
+        <w:rPr>
+          <w:rFonts w:hint="default" w:ascii="Times New Roman Bold" w:hAnsi="Times New Roman Bold" w:eastAsia="CourierStd" w:cs="Times New Roman Bold"/>
+          <w:b/>
+          <w:bCs/>
+          <w:color w:val="262626"/>
+          <w:kern w:val="0"/>
+          <w:sz w:val="20"/>
+          <w:szCs w:val="20"/>
+          <w:lang w:val="en-US" w:eastAsia="zh-CN" w:bidi="ar"/>
+        </w:rPr>
+        <w:tab/>
+        <w:t xml:space="preserve">container ls -a” </w:t>
+      </w:r>
+      <w:r>
+        <w:rPr>
+          <w:rFonts w:hint="default" w:ascii="Times New Roman" w:hAnsi="Times New Roman" w:eastAsia="CourierStd" w:cs="Times New Roman"/>
+          <w:b w:val="0"/>
+          <w:bCs w:val="0"/>
+          <w:color w:val="262626"/>
+          <w:kern w:val="0"/>
+          <w:sz w:val="20"/>
+          <w:szCs w:val="20"/>
+          <w:lang w:val="en-US" w:eastAsia="zh-CN" w:bidi="ar"/>
+        </w:rPr>
+        <w:t>to show the whole containers with full state.</w:t>
+      </w:r>
+    </w:p>
+    <w:p>
+      <w:pPr>
+        <w:keepNext w:val="0"/>
+        <w:keepLines w:val="0"/>
+        <w:widowControl/>
+        <w:suppressLineNumbers w:val="0"/>
+        <w:ind w:firstLine="720" w:firstLineChars="0"/>
+        <w:jc w:val="both"/>
+        <w:rPr>
+          <w:rFonts w:hint="default" w:ascii="Times New Roman" w:hAnsi="Times New Roman" w:eastAsia="CourierStd" w:cs="Times New Roman"/>
+          <w:b w:val="0"/>
+          <w:bCs w:val="0"/>
+          <w:color w:val="262626"/>
+          <w:kern w:val="0"/>
+          <w:sz w:val="20"/>
+          <w:szCs w:val="20"/>
+          <w:lang w:val="en-US" w:eastAsia="zh-CN" w:bidi="ar"/>
+        </w:rPr>
+      </w:pPr>
+    </w:p>
+    <w:p>
+      <w:pPr>
+        <w:keepNext w:val="0"/>
+        <w:keepLines w:val="0"/>
+        <w:widowControl/>
+        <w:suppressLineNumbers w:val="0"/>
+        <w:ind w:firstLine="720" w:firstLineChars="0"/>
+        <w:jc w:val="both"/>
+        <w:rPr>
+          <w:rFonts w:hint="default" w:ascii="Times New Roman" w:hAnsi="Times New Roman" w:eastAsia="CourierStd" w:cs="Times New Roman"/>
+          <w:b w:val="0"/>
+          <w:bCs w:val="0"/>
+          <w:color w:val="262626"/>
+          <w:kern w:val="0"/>
+          <w:sz w:val="16"/>
+          <w:szCs w:val="16"/>
+          <w:lang w:val="en-US" w:eastAsia="zh-CN" w:bidi="ar"/>
+        </w:rPr>
+      </w:pPr>
+      <w:r>
+        <w:rPr>
+          <w:rFonts w:hint="default" w:ascii="Times New Roman" w:hAnsi="Times New Roman" w:eastAsia="CourierStd" w:cs="Times New Roman"/>
+          <w:b w:val="0"/>
+          <w:bCs w:val="0"/>
+          <w:color w:val="262626"/>
+          <w:kern w:val="0"/>
+          <w:sz w:val="20"/>
+          <w:szCs w:val="20"/>
+          <w:lang w:val="en-US" w:eastAsia="zh-CN" w:bidi="ar"/>
+        </w:rPr>
+        <w:tab/>
+        <w:t xml:space="preserve">Get </w:t>
+      </w:r>
+      <w:r>
+        <w:rPr>
+          <w:rFonts w:hint="default" w:ascii="Times New Roman Italic" w:hAnsi="Times New Roman Italic" w:eastAsia="CourierStd" w:cs="Times New Roman Italic"/>
+          <w:b w:val="0"/>
+          <w:bCs w:val="0"/>
+          <w:i/>
+          <w:iCs/>
+          <w:color w:val="262626"/>
+          <w:kern w:val="0"/>
+          <w:sz w:val="20"/>
+          <w:szCs w:val="20"/>
+          <w:lang w:val="en-US" w:eastAsia="zh-CN" w:bidi="ar"/>
+        </w:rPr>
+        <w:t xml:space="preserve">Id Container </w:t>
+      </w:r>
+      <w:r>
+        <w:rPr>
+          <w:rFonts w:hint="default" w:ascii="Times New Roman" w:hAnsi="Times New Roman" w:eastAsia="CourierStd" w:cs="Times New Roman"/>
+          <w:b w:val="0"/>
+          <w:bCs w:val="0"/>
+          <w:color w:val="262626"/>
+          <w:kern w:val="0"/>
+          <w:sz w:val="20"/>
+          <w:szCs w:val="20"/>
+          <w:lang w:val="en-US" w:eastAsia="zh-CN" w:bidi="ar"/>
+        </w:rPr>
+        <w:t xml:space="preserve">or </w:t>
+      </w:r>
+      <w:r>
+        <w:rPr>
+          <w:rFonts w:hint="default" w:ascii="Times New Roman Italic" w:hAnsi="Times New Roman Italic" w:eastAsia="CourierStd" w:cs="Times New Roman Italic"/>
+          <w:b w:val="0"/>
+          <w:bCs w:val="0"/>
+          <w:i/>
+          <w:iCs/>
+          <w:color w:val="262626"/>
+          <w:kern w:val="0"/>
+          <w:sz w:val="20"/>
+          <w:szCs w:val="20"/>
+          <w:lang w:val="en-US" w:eastAsia="zh-CN" w:bidi="ar"/>
+        </w:rPr>
+        <w:t>Container name</w:t>
+      </w:r>
+      <w:r>
+        <w:rPr>
+          <w:rFonts w:hint="default" w:ascii="Times New Roman" w:hAnsi="Times New Roman" w:eastAsia="CourierStd" w:cs="Times New Roman"/>
+          <w:b w:val="0"/>
+          <w:bCs w:val="0"/>
+          <w:color w:val="262626"/>
+          <w:kern w:val="0"/>
+          <w:sz w:val="20"/>
+          <w:szCs w:val="20"/>
+          <w:lang w:val="en-US" w:eastAsia="zh-CN" w:bidi="ar"/>
+        </w:rPr>
+        <w:t xml:space="preserve"> was you change contents and then use command </w:t>
+      </w:r>
+      <w:r>
+        <w:rPr>
+          <w:rFonts w:hint="default" w:ascii="Times New Roman" w:hAnsi="Times New Roman" w:eastAsia="CourierStd" w:cs="Times New Roman"/>
+          <w:b w:val="0"/>
+          <w:bCs w:val="0"/>
+          <w:color w:val="262626"/>
+          <w:kern w:val="0"/>
+          <w:sz w:val="20"/>
+          <w:szCs w:val="20"/>
+          <w:lang w:val="en-US" w:eastAsia="zh-CN" w:bidi="ar"/>
+        </w:rPr>
+        <w:tab/>
+        <w:t/>
+      </w:r>
+      <w:r>
+        <w:rPr>
+          <w:rFonts w:hint="default" w:ascii="Times New Roman" w:hAnsi="Times New Roman" w:eastAsia="CourierStd" w:cs="Times New Roman"/>
+          <w:b w:val="0"/>
+          <w:bCs w:val="0"/>
+          <w:color w:val="262626"/>
+          <w:kern w:val="0"/>
+          <w:sz w:val="20"/>
+          <w:szCs w:val="20"/>
+          <w:lang w:val="en-US" w:eastAsia="zh-CN" w:bidi="ar"/>
+        </w:rPr>
+        <w:tab/>
+      </w:r>
+      <w:r>
+        <w:rPr>
+          <w:rFonts w:hint="default" w:ascii="Times New Roman Bold" w:hAnsi="Times New Roman Bold" w:eastAsia="CourierStd" w:cs="Times New Roman Bold"/>
+          <w:b/>
+          <w:bCs/>
+          <w:color w:val="262626"/>
+          <w:kern w:val="0"/>
+          <w:sz w:val="20"/>
+          <w:szCs w:val="20"/>
+          <w:lang w:val="en-US" w:eastAsia="zh-CN" w:bidi="ar"/>
+        </w:rPr>
+        <w:t xml:space="preserve">commit </w:t>
+      </w:r>
+      <w:r>
+        <w:rPr>
+          <w:rFonts w:hint="default" w:ascii="Times New Roman" w:hAnsi="Times New Roman" w:eastAsia="CourierStd" w:cs="Times New Roman"/>
+          <w:b w:val="0"/>
+          <w:bCs w:val="0"/>
+          <w:color w:val="262626"/>
+          <w:kern w:val="0"/>
+          <w:sz w:val="20"/>
+          <w:szCs w:val="20"/>
+          <w:lang w:val="en-US" w:eastAsia="zh-CN" w:bidi="ar"/>
+        </w:rPr>
+        <w:t xml:space="preserve">to confirm content was changed and finally create a new image without </w:t>
+      </w:r>
+      <w:r>
+        <w:rPr>
+          <w:rFonts w:hint="default" w:ascii="Times New Roman" w:hAnsi="Times New Roman" w:eastAsia="CourierStd" w:cs="Times New Roman"/>
+          <w:b w:val="0"/>
+          <w:bCs w:val="0"/>
+          <w:color w:val="262626"/>
+          <w:kern w:val="0"/>
+          <w:sz w:val="20"/>
+          <w:szCs w:val="20"/>
+          <w:lang w:val="en-US" w:eastAsia="zh-CN" w:bidi="ar"/>
+        </w:rPr>
+        <w:tab/>
+        <w:t/>
+      </w:r>
+      <w:r>
+        <w:rPr>
+          <w:rFonts w:hint="default" w:ascii="Times New Roman" w:hAnsi="Times New Roman" w:eastAsia="CourierStd" w:cs="Times New Roman"/>
+          <w:b w:val="0"/>
+          <w:bCs w:val="0"/>
+          <w:color w:val="262626"/>
+          <w:kern w:val="0"/>
+          <w:sz w:val="20"/>
+          <w:szCs w:val="20"/>
+          <w:lang w:val="en-US" w:eastAsia="zh-CN" w:bidi="ar"/>
+        </w:rPr>
+        <w:tab/>
+        <w:t/>
+      </w:r>
+      <w:r>
+        <w:rPr>
+          <w:rFonts w:hint="default" w:ascii="Times New Roman" w:hAnsi="Times New Roman" w:eastAsia="CourierStd" w:cs="Times New Roman"/>
+          <w:b w:val="0"/>
+          <w:bCs w:val="0"/>
+          <w:color w:val="262626"/>
+          <w:kern w:val="0"/>
+          <w:sz w:val="20"/>
+          <w:szCs w:val="20"/>
+          <w:lang w:val="en-US" w:eastAsia="zh-CN" w:bidi="ar"/>
+        </w:rPr>
+        <w:tab/>
+        <w:t xml:space="preserve">Dockerfile like this </w:t>
+      </w:r>
+      <w:r>
+        <w:rPr>
+          <w:rFonts w:hint="default" w:ascii="Times New Roman" w:hAnsi="Times New Roman" w:eastAsia="CourierStd" w:cs="Times New Roman"/>
+          <w:b w:val="0"/>
+          <w:bCs w:val="0"/>
+          <w:color w:val="262626"/>
+          <w:kern w:val="0"/>
+          <w:sz w:val="16"/>
+          <w:szCs w:val="16"/>
+          <w:shd w:val="clear" w:color="FFFFFF" w:fill="D9D9D9"/>
+          <w:lang w:val="en-US" w:eastAsia="zh-CN" w:bidi="ar"/>
+        </w:rPr>
+        <w:t xml:space="preserve">docker container </w:t>
+      </w:r>
+      <w:r>
+        <w:rPr>
+          <w:rFonts w:hint="default" w:ascii="Times New Roman Bold" w:hAnsi="Times New Roman Bold" w:eastAsia="CourierStd" w:cs="Times New Roman Bold"/>
+          <w:b/>
+          <w:bCs/>
+          <w:color w:val="FF0000"/>
+          <w:kern w:val="0"/>
+          <w:sz w:val="16"/>
+          <w:szCs w:val="16"/>
+          <w:shd w:val="clear" w:color="FFFFFF" w:fill="D9D9D9"/>
+          <w:lang w:val="en-US" w:eastAsia="zh-CN" w:bidi="ar"/>
+        </w:rPr>
+        <w:t xml:space="preserve">commit </w:t>
+      </w:r>
+      <w:r>
+        <w:rPr>
+          <w:rFonts w:hint="default" w:ascii="Times New Roman Bold" w:hAnsi="Times New Roman Bold" w:eastAsia="CourierStd" w:cs="Times New Roman Bold"/>
+          <w:b/>
+          <w:bCs/>
+          <w:color w:val="548235" w:themeColor="accent6" w:themeShade="BF"/>
+          <w:kern w:val="0"/>
+          <w:sz w:val="16"/>
+          <w:szCs w:val="16"/>
+          <w:shd w:val="clear" w:color="FFFFFF" w:fill="D9D9D9"/>
+          <w:lang w:val="en-US" w:eastAsia="zh-CN" w:bidi="ar"/>
+        </w:rPr>
+        <w:t>container-id</w:t>
+      </w:r>
+      <w:r>
+        <w:rPr>
+          <w:rFonts w:hint="default" w:ascii="Times New Roman" w:hAnsi="Times New Roman" w:eastAsia="CourierStd" w:cs="Times New Roman"/>
+          <w:b w:val="0"/>
+          <w:bCs w:val="0"/>
+          <w:color w:val="262626"/>
+          <w:kern w:val="0"/>
+          <w:sz w:val="16"/>
+          <w:szCs w:val="16"/>
+          <w:shd w:val="clear" w:color="FFFFFF" w:fill="D9D9D9"/>
+          <w:lang w:val="en-US" w:eastAsia="zh-CN" w:bidi="ar"/>
+        </w:rPr>
+        <w:t xml:space="preserve"> </w:t>
+      </w:r>
+      <w:r>
+        <w:rPr>
+          <w:rFonts w:hint="default" w:ascii="Times New Roman Bold" w:hAnsi="Times New Roman Bold" w:eastAsia="CourierStd" w:cs="Times New Roman Bold"/>
+          <w:b/>
+          <w:bCs/>
+          <w:color w:val="0070C0"/>
+          <w:kern w:val="0"/>
+          <w:sz w:val="16"/>
+          <w:szCs w:val="16"/>
+          <w:shd w:val="clear" w:color="FFFFFF" w:fill="D9D9D9"/>
+          <w:lang w:val="en-US" w:eastAsia="zh-CN" w:bidi="ar"/>
+        </w:rPr>
+        <w:t>image-name</w:t>
+      </w:r>
+    </w:p>
+    <w:p>
+      <w:pPr>
+        <w:keepNext w:val="0"/>
+        <w:keepLines w:val="0"/>
+        <w:widowControl/>
+        <w:suppressLineNumbers w:val="0"/>
+        <w:ind w:firstLine="720" w:firstLineChars="0"/>
+        <w:jc w:val="both"/>
+        <w:rPr>
+          <w:rFonts w:hint="default" w:ascii="Times New Roman" w:hAnsi="Times New Roman" w:eastAsia="CourierStd" w:cs="Times New Roman"/>
+          <w:b w:val="0"/>
+          <w:bCs w:val="0"/>
+          <w:color w:val="262626"/>
+          <w:kern w:val="0"/>
+          <w:sz w:val="20"/>
+          <w:szCs w:val="20"/>
+          <w:lang w:val="en-US" w:eastAsia="zh-CN" w:bidi="ar"/>
+        </w:rPr>
+      </w:pPr>
+      <w:r>
+        <w:rPr>
+          <w:rFonts w:hint="default" w:ascii="Times New Roman" w:hAnsi="Times New Roman" w:eastAsia="CourierStd" w:cs="Times New Roman"/>
+          <w:b w:val="0"/>
+          <w:bCs w:val="0"/>
+          <w:color w:val="262626"/>
+          <w:kern w:val="0"/>
+          <w:sz w:val="20"/>
+          <w:szCs w:val="20"/>
+          <w:lang w:val="en-US" w:eastAsia="zh-CN" w:bidi="ar"/>
+        </w:rPr>
+        <w:tab/>
+        <w:t/>
+      </w:r>
+      <w:r>
+        <w:rPr>
+          <w:rFonts w:hint="default" w:ascii="Times New Roman" w:hAnsi="Times New Roman" w:eastAsia="CourierStd" w:cs="Times New Roman"/>
+          <w:b w:val="0"/>
+          <w:bCs w:val="0"/>
+          <w:color w:val="262626"/>
+          <w:kern w:val="0"/>
+          <w:sz w:val="20"/>
+          <w:szCs w:val="20"/>
+          <w:lang w:val="en-US" w:eastAsia="zh-CN" w:bidi="ar"/>
+        </w:rPr>
+        <w:tab/>
+      </w:r>
+    </w:p>
+    <w:p>
+      <w:pPr>
+        <w:keepNext w:val="0"/>
+        <w:keepLines w:val="0"/>
+        <w:widowControl/>
+        <w:suppressLineNumbers w:val="0"/>
+        <w:ind w:firstLine="720" w:firstLineChars="0"/>
+        <w:jc w:val="both"/>
+        <w:rPr>
+          <w:rFonts w:hint="default" w:ascii="Times New Roman" w:hAnsi="Times New Roman" w:eastAsia="CourierStd" w:cs="Times New Roman"/>
+          <w:b w:val="0"/>
+          <w:bCs w:val="0"/>
+          <w:color w:val="262626"/>
+          <w:kern w:val="0"/>
+          <w:sz w:val="20"/>
+          <w:szCs w:val="20"/>
+          <w:lang w:val="en-US" w:eastAsia="zh-CN" w:bidi="ar"/>
+        </w:rPr>
+      </w:pPr>
+      <w:r>
+        <w:rPr>
+          <w:rFonts w:hint="default" w:ascii="Times New Roman" w:hAnsi="Times New Roman" w:eastAsia="CourierStd" w:cs="Times New Roman"/>
+          <w:b w:val="0"/>
+          <w:bCs w:val="0"/>
+          <w:color w:val="262626"/>
+          <w:kern w:val="0"/>
+          <w:sz w:val="20"/>
+          <w:szCs w:val="20"/>
+          <w:lang w:val="en-US" w:eastAsia="zh-CN" w:bidi="ar"/>
+        </w:rPr>
+        <w:t>Table CLIs Manages Docker Image</w:t>
+      </w:r>
+    </w:p>
+    <w:p>
+      <w:pPr>
+        <w:keepNext w:val="0"/>
+        <w:keepLines w:val="0"/>
+        <w:widowControl/>
+        <w:suppressLineNumbers w:val="0"/>
+        <w:ind w:firstLine="720" w:firstLineChars="0"/>
+        <w:jc w:val="both"/>
+        <w:rPr>
+          <w:rFonts w:hint="default" w:ascii="Times New Roman" w:hAnsi="Times New Roman" w:eastAsia="CourierStd" w:cs="Times New Roman"/>
+          <w:b w:val="0"/>
+          <w:bCs w:val="0"/>
+          <w:color w:val="262626"/>
+          <w:kern w:val="0"/>
+          <w:sz w:val="20"/>
+          <w:szCs w:val="20"/>
+          <w:lang w:val="en-US" w:eastAsia="zh-CN" w:bidi="ar"/>
+        </w:rPr>
+      </w:pPr>
+    </w:p>
+    <w:p>
+      <w:pPr>
+        <w:keepNext w:val="0"/>
+        <w:keepLines w:val="0"/>
+        <w:widowControl/>
+        <w:suppressLineNumbers w:val="0"/>
+        <w:ind w:firstLine="720" w:firstLineChars="0"/>
+        <w:jc w:val="both"/>
+        <w:rPr>
+          <w:rFonts w:hint="default" w:ascii="Times New Roman" w:hAnsi="Times New Roman" w:eastAsia="CourierStd" w:cs="Times New Roman"/>
+          <w:b w:val="0"/>
+          <w:bCs w:val="0"/>
+          <w:color w:val="262626"/>
+          <w:kern w:val="0"/>
+          <w:sz w:val="20"/>
+          <w:szCs w:val="20"/>
+          <w:lang w:val="en-US" w:eastAsia="zh-CN" w:bidi="ar"/>
+        </w:rPr>
+      </w:pPr>
+      <w:r>
+        <w:rPr>
+          <w:rFonts w:hint="default" w:ascii="Times New Roman Bold" w:hAnsi="Times New Roman Bold" w:eastAsia="CourierStd" w:cs="Times New Roman Bold"/>
+          <w:b/>
+          <w:bCs/>
+          <w:color w:val="262626"/>
+          <w:kern w:val="0"/>
+          <w:sz w:val="20"/>
+          <w:szCs w:val="20"/>
+          <w:lang w:val="en-US" w:eastAsia="zh-CN" w:bidi="ar"/>
+        </w:rPr>
+        <w:t>notes:</w:t>
+      </w:r>
+      <w:r>
+        <w:rPr>
+          <w:rFonts w:hint="default" w:ascii="Times New Roman" w:hAnsi="Times New Roman" w:eastAsia="CourierStd" w:cs="Times New Roman"/>
+          <w:b w:val="0"/>
+          <w:bCs w:val="0"/>
+          <w:color w:val="262626"/>
+          <w:kern w:val="0"/>
+          <w:sz w:val="20"/>
+          <w:szCs w:val="20"/>
+          <w:lang w:val="en-US" w:eastAsia="zh-CN" w:bidi="ar"/>
+        </w:rPr>
+        <w:t xml:space="preserve"> </w:t>
+      </w:r>
+    </w:p>
+    <w:p>
+      <w:pPr>
+        <w:keepNext w:val="0"/>
+        <w:keepLines w:val="0"/>
+        <w:widowControl/>
+        <w:suppressLineNumbers w:val="0"/>
+        <w:ind w:firstLine="720" w:firstLineChars="0"/>
+        <w:jc w:val="both"/>
+        <w:rPr>
+          <w:rFonts w:hint="default" w:ascii="Times New Roman" w:hAnsi="Times New Roman" w:eastAsia="CourierStd" w:cs="Times New Roman"/>
+          <w:b w:val="0"/>
+          <w:bCs w:val="0"/>
+          <w:color w:val="262626"/>
+          <w:kern w:val="0"/>
+          <w:sz w:val="20"/>
+          <w:szCs w:val="20"/>
+          <w:lang w:val="en-US" w:eastAsia="zh-CN" w:bidi="ar"/>
+        </w:rPr>
+      </w:pPr>
+      <w:r>
+        <w:rPr>
+          <w:rFonts w:hint="default" w:ascii="Times New Roman" w:hAnsi="Times New Roman" w:eastAsia="CourierStd" w:cs="Times New Roman"/>
+          <w:b w:val="0"/>
+          <w:bCs w:val="0"/>
+          <w:color w:val="262626"/>
+          <w:kern w:val="0"/>
+          <w:sz w:val="20"/>
+          <w:szCs w:val="20"/>
+          <w:lang w:val="en-US" w:eastAsia="zh-CN" w:bidi="ar"/>
+        </w:rPr>
+        <w:tab/>
+        <w:t>&lt;&gt; : Required argument</w:t>
+      </w:r>
+    </w:p>
+    <w:p>
+      <w:pPr>
+        <w:keepNext w:val="0"/>
+        <w:keepLines w:val="0"/>
+        <w:widowControl/>
+        <w:suppressLineNumbers w:val="0"/>
+        <w:ind w:firstLine="720" w:firstLineChars="0"/>
+        <w:jc w:val="both"/>
+        <w:rPr>
+          <w:rFonts w:hint="default" w:ascii="Times New Roman" w:hAnsi="Times New Roman" w:eastAsia="CourierStd" w:cs="Times New Roman"/>
+          <w:b w:val="0"/>
+          <w:bCs w:val="0"/>
+          <w:color w:val="262626"/>
+          <w:kern w:val="0"/>
+          <w:sz w:val="20"/>
+          <w:szCs w:val="20"/>
+          <w:lang w:val="en-US" w:eastAsia="zh-CN" w:bidi="ar"/>
+        </w:rPr>
+      </w:pPr>
+      <w:r>
+        <w:rPr>
+          <w:rFonts w:hint="default" w:ascii="Times New Roman" w:hAnsi="Times New Roman" w:eastAsia="CourierStd" w:cs="Times New Roman"/>
+          <w:b w:val="0"/>
+          <w:bCs w:val="0"/>
+          <w:color w:val="262626"/>
+          <w:kern w:val="0"/>
+          <w:sz w:val="20"/>
+          <w:szCs w:val="20"/>
+          <w:lang w:val="en-US" w:eastAsia="zh-CN" w:bidi="ar"/>
+        </w:rPr>
+        <w:tab/>
+        <w:t>[]   : Optionals</w:t>
+      </w:r>
+    </w:p>
+    <w:p>
+      <w:pPr>
+        <w:keepNext w:val="0"/>
+        <w:keepLines w:val="0"/>
+        <w:widowControl/>
+        <w:suppressLineNumbers w:val="0"/>
+        <w:ind w:firstLine="720" w:firstLineChars="0"/>
+        <w:jc w:val="both"/>
+        <w:rPr>
+          <w:rFonts w:hint="default" w:ascii="Times New Roman" w:hAnsi="Times New Roman" w:eastAsia="CourierStd" w:cs="Times New Roman"/>
+          <w:b w:val="0"/>
+          <w:bCs w:val="0"/>
+          <w:color w:val="262626"/>
+          <w:kern w:val="0"/>
+          <w:sz w:val="20"/>
+          <w:szCs w:val="20"/>
+          <w:lang w:val="en-US" w:eastAsia="zh-CN" w:bidi="ar"/>
+        </w:rPr>
+      </w:pPr>
+    </w:p>
+    <w:tbl>
+      <w:tblPr>
+        <w:tblStyle w:val="6"/>
+        <w:tblW w:w="0" w:type="auto"/>
+        <w:tblInd w:w="826" w:type="dxa"/>
+        <w:tblBorders>
+          <w:top w:val="single" w:color="auto" w:sz="4" w:space="0"/>
+          <w:left w:val="single" w:color="auto" w:sz="4" w:space="0"/>
+          <w:bottom w:val="single" w:color="auto" w:sz="4" w:space="0"/>
+          <w:right w:val="single" w:color="auto" w:sz="4" w:space="0"/>
+          <w:insideH w:val="single" w:color="auto" w:sz="4" w:space="0"/>
+          <w:insideV w:val="single" w:color="auto" w:sz="4" w:space="0"/>
+        </w:tblBorders>
+        <w:tblLayout w:type="autofit"/>
+        <w:tblCellMar>
+          <w:left w:w="108" w:type="dxa"/>
+          <w:right w:w="108" w:type="dxa"/>
+        </w:tblCellMar>
+      </w:tblPr>
+      <w:tblGrid>
+        <w:gridCol w:w="3063"/>
+        <w:gridCol w:w="2552"/>
+        <w:gridCol w:w="2081"/>
+      </w:tblGrid>
+      <w:tr>
+        <w:tc>
+          <w:tcPr>
+            <w:tcW w:w="3063" w:type="dxa"/>
+          </w:tcPr>
+          <w:p>
+            <w:pPr>
+              <w:keepNext w:val="0"/>
+              <w:keepLines w:val="0"/>
+              <w:widowControl/>
+              <w:suppressLineNumbers w:val="0"/>
+              <w:jc w:val="both"/>
+              <w:rPr>
+                <w:rFonts w:hint="default" w:ascii="Times New Roman Bold" w:hAnsi="Times New Roman Bold" w:eastAsia="CourierStd" w:cs="Times New Roman Bold"/>
+                <w:b/>
+                <w:bCs/>
+                <w:color w:val="0070C0"/>
+                <w:kern w:val="0"/>
+                <w:sz w:val="20"/>
+                <w:szCs w:val="20"/>
+                <w:vertAlign w:val="baseline"/>
+                <w:lang w:val="en-US" w:eastAsia="zh-CN" w:bidi="ar"/>
+              </w:rPr>
+            </w:pPr>
+            <w:r>
+              <w:rPr>
+                <w:rFonts w:hint="default" w:ascii="Times New Roman Bold" w:hAnsi="Times New Roman Bold" w:eastAsia="CourierStd" w:cs="Times New Roman Bold"/>
+                <w:b/>
+                <w:bCs/>
+                <w:color w:val="0070C0"/>
+                <w:kern w:val="0"/>
+                <w:sz w:val="20"/>
+                <w:szCs w:val="20"/>
+                <w:vertAlign w:val="baseline"/>
+                <w:lang w:val="en-US" w:eastAsia="zh-CN" w:bidi="ar"/>
+              </w:rPr>
+              <w:t>Command lines</w:t>
+            </w:r>
+          </w:p>
+        </w:tc>
+        <w:tc>
+          <w:tcPr>
+            <w:tcW w:w="2552" w:type="dxa"/>
+          </w:tcPr>
+          <w:p>
+            <w:pPr>
+              <w:keepNext w:val="0"/>
+              <w:keepLines w:val="0"/>
+              <w:widowControl/>
+              <w:suppressLineNumbers w:val="0"/>
+              <w:jc w:val="both"/>
+              <w:rPr>
+                <w:rFonts w:hint="default" w:ascii="Times New Roman Bold" w:hAnsi="Times New Roman Bold" w:eastAsia="CourierStd" w:cs="Times New Roman Bold"/>
+                <w:b/>
+                <w:bCs/>
+                <w:color w:val="0070C0"/>
+                <w:kern w:val="0"/>
+                <w:sz w:val="20"/>
+                <w:szCs w:val="20"/>
+                <w:vertAlign w:val="baseline"/>
+                <w:lang w:val="en-US" w:eastAsia="zh-CN" w:bidi="ar"/>
+              </w:rPr>
+            </w:pPr>
+            <w:r>
+              <w:rPr>
+                <w:rFonts w:hint="default" w:ascii="Times New Roman Bold" w:hAnsi="Times New Roman Bold" w:eastAsia="CourierStd" w:cs="Times New Roman Bold"/>
+                <w:b/>
+                <w:bCs/>
+                <w:color w:val="0070C0"/>
+                <w:kern w:val="0"/>
+                <w:sz w:val="20"/>
+                <w:szCs w:val="20"/>
+                <w:vertAlign w:val="baseline"/>
+                <w:lang w:val="en-US" w:eastAsia="zh-CN" w:bidi="ar"/>
+              </w:rPr>
+              <w:t>Explaination</w:t>
+            </w:r>
+          </w:p>
+        </w:tc>
+        <w:tc>
+          <w:tcPr>
+            <w:tcW w:w="2081" w:type="dxa"/>
+          </w:tcPr>
+          <w:p>
+            <w:pPr>
+              <w:keepNext w:val="0"/>
+              <w:keepLines w:val="0"/>
+              <w:widowControl/>
+              <w:suppressLineNumbers w:val="0"/>
+              <w:jc w:val="both"/>
+              <w:rPr>
+                <w:rFonts w:hint="default" w:ascii="Times New Roman Bold" w:hAnsi="Times New Roman Bold" w:eastAsia="CourierStd" w:cs="Times New Roman Bold"/>
+                <w:b/>
+                <w:bCs/>
+                <w:color w:val="0070C0"/>
+                <w:kern w:val="0"/>
+                <w:sz w:val="20"/>
+                <w:szCs w:val="20"/>
+                <w:vertAlign w:val="baseline"/>
+                <w:lang w:val="en-US" w:eastAsia="zh-CN" w:bidi="ar"/>
+              </w:rPr>
+            </w:pPr>
+            <w:r>
+              <w:rPr>
+                <w:rFonts w:hint="default" w:ascii="Times New Roman Bold" w:hAnsi="Times New Roman Bold" w:eastAsia="CourierStd" w:cs="Times New Roman Bold"/>
+                <w:b/>
+                <w:bCs/>
+                <w:color w:val="0070C0"/>
+                <w:kern w:val="0"/>
+                <w:sz w:val="20"/>
+                <w:szCs w:val="20"/>
+                <w:vertAlign w:val="baseline"/>
+                <w:lang w:val="en-US" w:eastAsia="zh-CN" w:bidi="ar"/>
+              </w:rPr>
+              <w:t>More Details</w:t>
+            </w:r>
+          </w:p>
+        </w:tc>
+      </w:tr>
+      <w:tr>
+        <w:tc>
+          <w:tcPr>
+            <w:tcW w:w="3063" w:type="dxa"/>
+            <w:shd w:val="clear" w:color="auto" w:fill="E2EFDA" w:themeFill="accent6" w:themeFillTint="32"/>
+          </w:tcPr>
+          <w:p>
+            <w:pPr>
+              <w:keepNext w:val="0"/>
+              <w:keepLines w:val="0"/>
+              <w:widowControl/>
+              <w:suppressLineNumbers w:val="0"/>
+              <w:jc w:val="both"/>
+              <w:rPr>
+                <w:rFonts w:hint="default" w:ascii="Times New Roman" w:hAnsi="Times New Roman" w:eastAsia="CourierStd" w:cs="Times New Roman"/>
+                <w:b w:val="0"/>
+                <w:bCs w:val="0"/>
+                <w:color w:val="262626"/>
+                <w:kern w:val="0"/>
+                <w:sz w:val="16"/>
+                <w:szCs w:val="16"/>
+                <w:vertAlign w:val="baseline"/>
+                <w:lang w:val="en-US" w:eastAsia="zh-CN" w:bidi="ar"/>
+              </w:rPr>
+            </w:pPr>
+            <w:r>
+              <w:rPr>
+                <w:rFonts w:hint="default" w:ascii="Times New Roman" w:hAnsi="Times New Roman" w:eastAsia="CourierStd" w:cs="Times New Roman"/>
+                <w:b w:val="0"/>
+                <w:bCs w:val="0"/>
+                <w:color w:val="262626"/>
+                <w:kern w:val="0"/>
+                <w:sz w:val="16"/>
+                <w:szCs w:val="16"/>
+                <w:vertAlign w:val="baseline"/>
+                <w:lang w:val="en-US" w:eastAsia="zh-CN" w:bidi="ar"/>
+              </w:rPr>
+              <w:t>docker images</w:t>
+            </w:r>
+          </w:p>
+          <w:p>
+            <w:pPr>
+              <w:keepNext w:val="0"/>
+              <w:keepLines w:val="0"/>
+              <w:widowControl/>
+              <w:suppressLineNumbers w:val="0"/>
+              <w:jc w:val="both"/>
+              <w:rPr>
+                <w:rFonts w:hint="default" w:ascii="Times New Roman" w:hAnsi="Times New Roman" w:eastAsia="CourierStd" w:cs="Times New Roman"/>
+                <w:b w:val="0"/>
+                <w:bCs w:val="0"/>
+                <w:color w:val="262626"/>
+                <w:kern w:val="0"/>
+                <w:sz w:val="16"/>
+                <w:szCs w:val="16"/>
+                <w:vertAlign w:val="baseline"/>
+                <w:lang w:val="en-US" w:eastAsia="zh-CN" w:bidi="ar"/>
+              </w:rPr>
+            </w:pPr>
+            <w:r>
+              <w:rPr>
+                <w:rFonts w:hint="default" w:ascii="Times New Roman" w:hAnsi="Times New Roman" w:eastAsia="CourierStd" w:cs="Times New Roman"/>
+                <w:b w:val="0"/>
+                <w:bCs w:val="0"/>
+                <w:color w:val="262626"/>
+                <w:kern w:val="0"/>
+                <w:sz w:val="16"/>
+                <w:szCs w:val="16"/>
+                <w:vertAlign w:val="baseline"/>
+                <w:lang w:val="en-US" w:eastAsia="zh-CN" w:bidi="ar"/>
+              </w:rPr>
+              <w:t>docker image ls</w:t>
+            </w:r>
+          </w:p>
+        </w:tc>
+        <w:tc>
+          <w:tcPr>
+            <w:tcW w:w="2552" w:type="dxa"/>
+          </w:tcPr>
+          <w:p>
+            <w:pPr>
+              <w:keepNext w:val="0"/>
+              <w:keepLines w:val="0"/>
+              <w:widowControl/>
+              <w:suppressLineNumbers w:val="0"/>
+              <w:jc w:val="both"/>
+              <w:rPr>
+                <w:rFonts w:hint="default" w:ascii="Times New Roman" w:hAnsi="Times New Roman" w:eastAsia="CourierStd" w:cs="Times New Roman"/>
+                <w:b w:val="0"/>
+                <w:bCs w:val="0"/>
+                <w:color w:val="262626"/>
+                <w:kern w:val="0"/>
+                <w:sz w:val="16"/>
+                <w:szCs w:val="16"/>
+                <w:vertAlign w:val="baseline"/>
+                <w:lang w:val="en-US" w:eastAsia="zh-CN" w:bidi="ar"/>
+              </w:rPr>
+            </w:pPr>
+            <w:r>
+              <w:rPr>
+                <w:rFonts w:hint="default" w:ascii="Times New Roman" w:hAnsi="Times New Roman" w:eastAsia="CourierStd" w:cs="Times New Roman"/>
+                <w:b w:val="0"/>
+                <w:bCs w:val="0"/>
+                <w:color w:val="262626"/>
+                <w:kern w:val="0"/>
+                <w:sz w:val="16"/>
+                <w:szCs w:val="16"/>
+                <w:vertAlign w:val="baseline"/>
+                <w:lang w:val="en-US" w:eastAsia="zh-CN" w:bidi="ar"/>
+              </w:rPr>
+              <w:t xml:space="preserve">show all the images </w:t>
+            </w:r>
+          </w:p>
+          <w:p>
+            <w:pPr>
+              <w:keepNext w:val="0"/>
+              <w:keepLines w:val="0"/>
+              <w:widowControl/>
+              <w:suppressLineNumbers w:val="0"/>
+              <w:jc w:val="both"/>
+              <w:rPr>
+                <w:rFonts w:hint="default" w:ascii="Times New Roman" w:hAnsi="Times New Roman" w:eastAsia="CourierStd" w:cs="Times New Roman"/>
+                <w:b w:val="0"/>
+                <w:bCs w:val="0"/>
+                <w:color w:val="262626"/>
+                <w:kern w:val="0"/>
+                <w:sz w:val="16"/>
+                <w:szCs w:val="16"/>
+                <w:vertAlign w:val="baseline"/>
+                <w:lang w:val="en-US" w:eastAsia="zh-CN" w:bidi="ar"/>
+              </w:rPr>
+            </w:pPr>
+          </w:p>
+          <w:p>
+            <w:pPr>
+              <w:keepNext w:val="0"/>
+              <w:keepLines w:val="0"/>
+              <w:widowControl/>
+              <w:suppressLineNumbers w:val="0"/>
+              <w:jc w:val="both"/>
+              <w:rPr>
+                <w:rFonts w:hint="default" w:ascii="Times New Roman" w:hAnsi="Times New Roman" w:eastAsia="CourierStd" w:cs="Times New Roman"/>
+                <w:b w:val="0"/>
+                <w:bCs w:val="0"/>
+                <w:color w:val="262626"/>
+                <w:kern w:val="0"/>
+                <w:sz w:val="16"/>
+                <w:szCs w:val="16"/>
+                <w:vertAlign w:val="baseline"/>
+                <w:lang w:val="en-US" w:eastAsia="zh-CN" w:bidi="ar"/>
+              </w:rPr>
+            </w:pPr>
+          </w:p>
+        </w:tc>
+        <w:tc>
+          <w:tcPr>
+            <w:tcW w:w="2081" w:type="dxa"/>
+          </w:tcPr>
+          <w:p>
+            <w:pPr>
+              <w:keepNext w:val="0"/>
+              <w:keepLines w:val="0"/>
+              <w:widowControl/>
+              <w:suppressLineNumbers w:val="0"/>
+              <w:jc w:val="both"/>
+              <w:rPr>
+                <w:rFonts w:hint="default" w:ascii="Times New Roman" w:hAnsi="Times New Roman" w:eastAsia="CourierStd" w:cs="Times New Roman"/>
+                <w:b w:val="0"/>
+                <w:bCs w:val="0"/>
+                <w:color w:val="262626"/>
+                <w:kern w:val="0"/>
+                <w:sz w:val="16"/>
+                <w:szCs w:val="16"/>
+                <w:vertAlign w:val="baseline"/>
+                <w:lang w:val="en-US" w:eastAsia="zh-CN" w:bidi="ar"/>
+              </w:rPr>
+            </w:pPr>
+          </w:p>
+        </w:tc>
+      </w:tr>
+      <w:tr>
+        <w:tc>
+          <w:tcPr>
+            <w:tcW w:w="3063" w:type="dxa"/>
+            <w:shd w:val="clear" w:color="auto" w:fill="E2EFDA" w:themeFill="accent6" w:themeFillTint="32"/>
+          </w:tcPr>
+          <w:p>
+            <w:pPr>
+              <w:keepNext w:val="0"/>
+              <w:keepLines w:val="0"/>
+              <w:widowControl/>
+              <w:suppressLineNumbers w:val="0"/>
+              <w:jc w:val="both"/>
+              <w:rPr>
+                <w:rFonts w:hint="default" w:ascii="Times New Roman" w:hAnsi="Times New Roman" w:eastAsia="CourierStd" w:cs="Times New Roman"/>
+                <w:b w:val="0"/>
+                <w:bCs w:val="0"/>
+                <w:color w:val="262626"/>
+                <w:kern w:val="0"/>
+                <w:sz w:val="16"/>
+                <w:szCs w:val="16"/>
+                <w:vertAlign w:val="baseline"/>
+                <w:lang w:val="en-US" w:eastAsia="zh-CN" w:bidi="ar"/>
+              </w:rPr>
+            </w:pPr>
+            <w:r>
+              <w:rPr>
+                <w:rFonts w:hint="default" w:ascii="Times New Roman" w:hAnsi="Times New Roman" w:eastAsia="CourierStd" w:cs="Times New Roman"/>
+                <w:b w:val="0"/>
+                <w:bCs w:val="0"/>
+                <w:color w:val="262626"/>
+                <w:kern w:val="0"/>
+                <w:sz w:val="16"/>
+                <w:szCs w:val="16"/>
+                <w:vertAlign w:val="baseline"/>
+                <w:lang w:val="en-US" w:eastAsia="zh-CN" w:bidi="ar"/>
+              </w:rPr>
+              <w:t>docker run &lt;image-name&gt;:</w:t>
+            </w:r>
+            <w:r>
+              <w:rPr>
+                <w:rFonts w:hint="default" w:ascii="Times New Roman Bold" w:hAnsi="Times New Roman Bold" w:eastAsia="CourierStd" w:cs="Times New Roman Bold"/>
+                <w:b/>
+                <w:bCs/>
+                <w:color w:val="262626"/>
+                <w:kern w:val="0"/>
+                <w:sz w:val="16"/>
+                <w:szCs w:val="16"/>
+                <w:vertAlign w:val="baseline"/>
+                <w:lang w:val="en-US" w:eastAsia="zh-CN" w:bidi="ar"/>
+              </w:rPr>
+              <w:t>[version]</w:t>
+            </w:r>
+          </w:p>
+        </w:tc>
+        <w:tc>
+          <w:tcPr>
+            <w:tcW w:w="2552" w:type="dxa"/>
+          </w:tcPr>
+          <w:p>
+            <w:pPr>
+              <w:keepNext w:val="0"/>
+              <w:keepLines w:val="0"/>
+              <w:widowControl/>
+              <w:suppressLineNumbers w:val="0"/>
+              <w:jc w:val="both"/>
+              <w:rPr>
+                <w:rFonts w:hint="default" w:ascii="Times New Roman" w:hAnsi="Times New Roman" w:eastAsia="CourierStd" w:cs="Times New Roman"/>
+                <w:b w:val="0"/>
+                <w:bCs w:val="0"/>
+                <w:color w:val="262626"/>
+                <w:kern w:val="0"/>
+                <w:sz w:val="16"/>
+                <w:szCs w:val="16"/>
+                <w:vertAlign w:val="baseline"/>
+                <w:lang w:val="en-US" w:eastAsia="zh-CN" w:bidi="ar"/>
+              </w:rPr>
+            </w:pPr>
+            <w:r>
+              <w:rPr>
+                <w:rFonts w:hint="default" w:ascii="Times New Roman" w:hAnsi="Times New Roman" w:eastAsia="CourierStd" w:cs="Times New Roman"/>
+                <w:b w:val="0"/>
+                <w:bCs w:val="0"/>
+                <w:color w:val="262626"/>
+                <w:kern w:val="0"/>
+                <w:sz w:val="16"/>
+                <w:szCs w:val="16"/>
+                <w:vertAlign w:val="baseline"/>
+                <w:lang w:val="en-US" w:eastAsia="zh-CN" w:bidi="ar"/>
+              </w:rPr>
+              <w:t xml:space="preserve">Docker auto create and container base-on image </w:t>
+            </w:r>
+          </w:p>
+        </w:tc>
+        <w:tc>
+          <w:tcPr>
+            <w:tcW w:w="2081" w:type="dxa"/>
+          </w:tcPr>
+          <w:p>
+            <w:pPr>
+              <w:keepNext w:val="0"/>
+              <w:keepLines w:val="0"/>
+              <w:widowControl/>
+              <w:suppressLineNumbers w:val="0"/>
+              <w:jc w:val="both"/>
+              <w:rPr>
+                <w:rFonts w:hint="default" w:ascii="Times New Roman" w:hAnsi="Times New Roman" w:eastAsia="CourierStd" w:cs="Times New Roman"/>
+                <w:b w:val="0"/>
+                <w:bCs w:val="0"/>
+                <w:color w:val="262626"/>
+                <w:kern w:val="0"/>
+                <w:sz w:val="16"/>
+                <w:szCs w:val="16"/>
+                <w:vertAlign w:val="baseline"/>
+                <w:lang w:val="en-US" w:eastAsia="zh-CN" w:bidi="ar"/>
+              </w:rPr>
+            </w:pPr>
+          </w:p>
+        </w:tc>
+      </w:tr>
+      <w:tr>
+        <w:tc>
+          <w:tcPr>
+            <w:tcW w:w="3063" w:type="dxa"/>
+            <w:shd w:val="clear" w:color="auto" w:fill="E2EFDA" w:themeFill="accent6" w:themeFillTint="32"/>
+          </w:tcPr>
+          <w:p>
+            <w:pPr>
+              <w:keepNext w:val="0"/>
+              <w:keepLines w:val="0"/>
+              <w:widowControl/>
+              <w:suppressLineNumbers w:val="0"/>
+              <w:jc w:val="both"/>
+              <w:rPr>
+                <w:rFonts w:hint="default" w:ascii="Times New Roman" w:hAnsi="Times New Roman" w:eastAsia="CourierStd" w:cs="Times New Roman"/>
+                <w:b w:val="0"/>
+                <w:bCs w:val="0"/>
+                <w:color w:val="262626"/>
+                <w:kern w:val="0"/>
+                <w:sz w:val="16"/>
+                <w:szCs w:val="16"/>
+                <w:vertAlign w:val="baseline"/>
+                <w:lang w:val="en-US" w:eastAsia="zh-CN" w:bidi="ar"/>
+              </w:rPr>
+            </w:pPr>
+            <w:r>
+              <w:rPr>
+                <w:rFonts w:hint="default" w:ascii="Times New Roman" w:hAnsi="Times New Roman" w:eastAsia="CourierStd" w:cs="Times New Roman"/>
+                <w:b w:val="0"/>
+                <w:bCs w:val="0"/>
+                <w:color w:val="262626"/>
+                <w:kern w:val="0"/>
+                <w:sz w:val="16"/>
+                <w:szCs w:val="16"/>
+                <w:vertAlign w:val="baseline"/>
+                <w:lang w:val="en-US" w:eastAsia="zh-CN" w:bidi="ar"/>
+              </w:rPr>
+              <w:t xml:space="preserve">docker run -d </w:t>
+            </w:r>
+            <w:r>
+              <w:rPr>
+                <w:rFonts w:hint="default" w:ascii="Times New Roman Bold" w:hAnsi="Times New Roman Bold" w:eastAsia="CourierStd" w:cs="Times New Roman Bold"/>
+                <w:b/>
+                <w:bCs/>
+                <w:color w:val="C00000"/>
+                <w:kern w:val="0"/>
+                <w:sz w:val="16"/>
+                <w:szCs w:val="16"/>
+                <w:vertAlign w:val="baseline"/>
+                <w:lang w:val="en-US" w:eastAsia="zh-CN" w:bidi="ar"/>
+              </w:rPr>
+              <w:t xml:space="preserve">[--name &lt;container-name&gt;] </w:t>
+            </w:r>
+            <w:r>
+              <w:rPr>
+                <w:rFonts w:hint="default" w:ascii="Times New Roman" w:hAnsi="Times New Roman" w:eastAsia="CourierStd" w:cs="Times New Roman"/>
+                <w:b w:val="0"/>
+                <w:bCs w:val="0"/>
+                <w:color w:val="385724" w:themeColor="accent6" w:themeShade="80"/>
+                <w:kern w:val="0"/>
+                <w:sz w:val="16"/>
+                <w:szCs w:val="16"/>
+                <w:vertAlign w:val="baseline"/>
+                <w:lang w:val="en-US" w:eastAsia="zh-CN" w:bidi="ar"/>
+              </w:rPr>
+              <w:t>&lt;image-name&gt;</w:t>
+            </w:r>
+            <w:r>
+              <w:rPr>
+                <w:rFonts w:hint="default" w:ascii="Times New Roman Bold" w:hAnsi="Times New Roman Bold" w:eastAsia="CourierStd" w:cs="Times New Roman Bold"/>
+                <w:b/>
+                <w:bCs/>
+                <w:color w:val="385724" w:themeColor="accent6" w:themeShade="80"/>
+                <w:kern w:val="0"/>
+                <w:sz w:val="16"/>
+                <w:szCs w:val="16"/>
+                <w:vertAlign w:val="baseline"/>
+                <w:lang w:val="en-US" w:eastAsia="zh-CN" w:bidi="ar"/>
+              </w:rPr>
+              <w:t>:[version]</w:t>
+            </w:r>
+          </w:p>
+        </w:tc>
+        <w:tc>
+          <w:tcPr>
+            <w:tcW w:w="2552" w:type="dxa"/>
+          </w:tcPr>
+          <w:p>
+            <w:pPr>
+              <w:keepNext w:val="0"/>
+              <w:keepLines w:val="0"/>
+              <w:widowControl/>
+              <w:suppressLineNumbers w:val="0"/>
+              <w:jc w:val="both"/>
+              <w:rPr>
+                <w:rFonts w:hint="default" w:ascii="Times New Roman Bold" w:hAnsi="Times New Roman Bold" w:eastAsia="CourierStd" w:cs="Times New Roman Bold"/>
+                <w:b/>
+                <w:bCs/>
+                <w:color w:val="262626"/>
+                <w:kern w:val="0"/>
+                <w:sz w:val="16"/>
+                <w:szCs w:val="16"/>
+                <w:vertAlign w:val="baseline"/>
+                <w:lang w:val="en-US" w:eastAsia="zh-CN" w:bidi="ar"/>
+              </w:rPr>
+            </w:pPr>
+            <w:r>
+              <w:rPr>
+                <w:rFonts w:hint="default" w:ascii="Times New Roman" w:hAnsi="Times New Roman" w:eastAsia="CourierStd" w:cs="Times New Roman"/>
+                <w:b w:val="0"/>
+                <w:bCs w:val="0"/>
+                <w:color w:val="262626"/>
+                <w:kern w:val="0"/>
+                <w:sz w:val="16"/>
+                <w:szCs w:val="16"/>
+                <w:vertAlign w:val="baseline"/>
+                <w:lang w:val="en-US" w:eastAsia="zh-CN" w:bidi="ar"/>
+              </w:rPr>
+              <w:t xml:space="preserve">Docker auto craete and run container base-on image, but container is run as background with flag </w:t>
+            </w:r>
+            <w:r>
+              <w:rPr>
+                <w:rFonts w:hint="default" w:ascii="Times New Roman Bold" w:hAnsi="Times New Roman Bold" w:eastAsia="CourierStd" w:cs="Times New Roman Bold"/>
+                <w:b/>
+                <w:bCs/>
+                <w:color w:val="262626"/>
+                <w:kern w:val="0"/>
+                <w:sz w:val="16"/>
+                <w:szCs w:val="16"/>
+                <w:vertAlign w:val="baseline"/>
+                <w:lang w:val="en-US" w:eastAsia="zh-CN" w:bidi="ar"/>
+              </w:rPr>
+              <w:t>-d (detach).</w:t>
+            </w:r>
+          </w:p>
+          <w:p>
+            <w:pPr>
+              <w:keepNext w:val="0"/>
+              <w:keepLines w:val="0"/>
+              <w:widowControl/>
+              <w:suppressLineNumbers w:val="0"/>
+              <w:jc w:val="both"/>
+              <w:rPr>
+                <w:rFonts w:hint="default" w:ascii="Times New Roman Bold" w:hAnsi="Times New Roman Bold" w:eastAsia="CourierStd" w:cs="Times New Roman Bold"/>
+                <w:b/>
+                <w:bCs/>
+                <w:color w:val="262626"/>
+                <w:kern w:val="0"/>
+                <w:sz w:val="16"/>
+                <w:szCs w:val="16"/>
+                <w:vertAlign w:val="baseline"/>
+                <w:lang w:val="en-US" w:eastAsia="zh-CN" w:bidi="ar"/>
+              </w:rPr>
+            </w:pPr>
+          </w:p>
+        </w:tc>
+        <w:tc>
+          <w:tcPr>
+            <w:tcW w:w="2081" w:type="dxa"/>
+          </w:tcPr>
+          <w:p>
+            <w:pPr>
+              <w:keepNext w:val="0"/>
+              <w:keepLines w:val="0"/>
+              <w:widowControl/>
+              <w:suppressLineNumbers w:val="0"/>
+              <w:jc w:val="both"/>
+              <w:rPr>
+                <w:rFonts w:hint="default" w:ascii="Times New Roman" w:hAnsi="Times New Roman" w:eastAsia="CourierStd" w:cs="Times New Roman"/>
+                <w:b w:val="0"/>
+                <w:bCs w:val="0"/>
+                <w:color w:val="262626"/>
+                <w:kern w:val="0"/>
+                <w:sz w:val="16"/>
+                <w:szCs w:val="16"/>
+                <w:vertAlign w:val="baseline"/>
+                <w:lang w:val="en-US" w:eastAsia="zh-CN" w:bidi="ar"/>
+              </w:rPr>
+            </w:pPr>
+          </w:p>
+        </w:tc>
+      </w:tr>
+      <w:tr>
+        <w:tc>
+          <w:tcPr>
+            <w:tcW w:w="3063" w:type="dxa"/>
+            <w:shd w:val="clear" w:color="auto" w:fill="E2EFDA" w:themeFill="accent6" w:themeFillTint="32"/>
+          </w:tcPr>
+          <w:p>
+            <w:pPr>
+              <w:keepNext w:val="0"/>
+              <w:keepLines w:val="0"/>
+              <w:widowControl/>
+              <w:suppressLineNumbers w:val="0"/>
+              <w:jc w:val="left"/>
+              <w:rPr>
+                <w:rFonts w:hint="default" w:ascii="Times New Roman" w:hAnsi="Times New Roman" w:eastAsia="CourierStd" w:cs="Times New Roman"/>
+                <w:b w:val="0"/>
+                <w:bCs w:val="0"/>
+                <w:color w:val="262626"/>
+                <w:kern w:val="0"/>
+                <w:sz w:val="16"/>
+                <w:szCs w:val="16"/>
+                <w:vertAlign w:val="baseline"/>
+                <w:lang w:val="en-US" w:eastAsia="zh-CN" w:bidi="ar"/>
+              </w:rPr>
+            </w:pPr>
+          </w:p>
+          <w:p>
+            <w:pPr>
+              <w:keepNext w:val="0"/>
+              <w:keepLines w:val="0"/>
+              <w:widowControl/>
+              <w:suppressLineNumbers w:val="0"/>
+              <w:jc w:val="left"/>
+              <w:rPr>
+                <w:rFonts w:hint="default" w:ascii="Times New Roman" w:hAnsi="Times New Roman" w:eastAsia="CourierStd" w:cs="Times New Roman"/>
+                <w:b w:val="0"/>
+                <w:bCs w:val="0"/>
+                <w:color w:val="262626"/>
+                <w:kern w:val="0"/>
+                <w:sz w:val="16"/>
+                <w:szCs w:val="16"/>
+                <w:vertAlign w:val="baseline"/>
+                <w:lang w:val="en-US" w:eastAsia="zh-CN" w:bidi="ar"/>
+              </w:rPr>
+            </w:pPr>
+            <w:r>
+              <w:rPr>
+                <w:rFonts w:hint="default" w:ascii="Times New Roman" w:hAnsi="Times New Roman" w:eastAsia="CourierStd" w:cs="Times New Roman"/>
+                <w:b w:val="0"/>
+                <w:bCs w:val="0"/>
+                <w:color w:val="262626"/>
+                <w:kern w:val="0"/>
+                <w:sz w:val="16"/>
+                <w:szCs w:val="16"/>
+                <w:vertAlign w:val="baseline"/>
+                <w:lang w:val="en-US" w:eastAsia="zh-CN" w:bidi="ar"/>
+              </w:rPr>
+              <w:t xml:space="preserve">docker exec -it </w:t>
+            </w:r>
+            <w:r>
+              <w:rPr>
+                <w:rFonts w:hint="default" w:ascii="Times New Roman Bold" w:hAnsi="Times New Roman Bold" w:eastAsia="CourierStd" w:cs="Times New Roman Bold"/>
+                <w:b/>
+                <w:bCs/>
+                <w:color w:val="262626"/>
+                <w:kern w:val="0"/>
+                <w:sz w:val="16"/>
+                <w:szCs w:val="16"/>
+                <w:vertAlign w:val="baseline"/>
+                <w:lang w:val="en-US" w:eastAsia="zh-CN" w:bidi="ar"/>
+              </w:rPr>
+              <w:t>&lt;image-name&gt;:[version]</w:t>
+            </w:r>
+            <w:r>
+              <w:rPr>
+                <w:rFonts w:hint="default" w:ascii="Times New Roman" w:hAnsi="Times New Roman" w:eastAsia="CourierStd" w:cs="Times New Roman"/>
+                <w:b w:val="0"/>
+                <w:bCs w:val="0"/>
+                <w:color w:val="262626"/>
+                <w:kern w:val="0"/>
+                <w:sz w:val="16"/>
+                <w:szCs w:val="16"/>
+                <w:vertAlign w:val="baseline"/>
+                <w:lang w:val="en-US" w:eastAsia="zh-CN" w:bidi="ar"/>
+              </w:rPr>
+              <w:t xml:space="preserve"> </w:t>
+            </w:r>
+            <w:r>
+              <w:rPr>
+                <w:rFonts w:hint="default" w:ascii="Times New Roman Bold" w:hAnsi="Times New Roman Bold" w:eastAsia="CourierStd" w:cs="Times New Roman Bold"/>
+                <w:b/>
+                <w:bCs/>
+                <w:color w:val="FF0000"/>
+                <w:kern w:val="0"/>
+                <w:sz w:val="16"/>
+                <w:szCs w:val="16"/>
+                <w:vertAlign w:val="baseline"/>
+                <w:lang w:val="en-US" w:eastAsia="zh-CN" w:bidi="ar"/>
+              </w:rPr>
+              <w:t>sh</w:t>
+            </w:r>
+          </w:p>
+          <w:p>
+            <w:pPr>
+              <w:keepNext w:val="0"/>
+              <w:keepLines w:val="0"/>
+              <w:widowControl/>
+              <w:suppressLineNumbers w:val="0"/>
+              <w:jc w:val="left"/>
+              <w:rPr>
+                <w:rFonts w:hint="default" w:ascii="Times New Roman" w:hAnsi="Times New Roman" w:eastAsia="CourierStd" w:cs="Times New Roman"/>
+                <w:b w:val="0"/>
+                <w:bCs w:val="0"/>
+                <w:color w:val="262626"/>
+                <w:kern w:val="0"/>
+                <w:sz w:val="16"/>
+                <w:szCs w:val="16"/>
+                <w:vertAlign w:val="baseline"/>
+                <w:lang w:val="en-US" w:eastAsia="zh-CN" w:bidi="ar"/>
+              </w:rPr>
+            </w:pPr>
+          </w:p>
+          <w:p>
+            <w:pPr>
+              <w:keepNext w:val="0"/>
+              <w:keepLines w:val="0"/>
+              <w:widowControl/>
+              <w:suppressLineNumbers w:val="0"/>
+              <w:jc w:val="left"/>
+              <w:rPr>
+                <w:rFonts w:hint="default" w:ascii="Times New Roman" w:hAnsi="Times New Roman" w:eastAsia="CourierStd" w:cs="Times New Roman"/>
+                <w:b w:val="0"/>
+                <w:bCs w:val="0"/>
+                <w:color w:val="262626"/>
+                <w:kern w:val="0"/>
+                <w:sz w:val="16"/>
+                <w:szCs w:val="16"/>
+                <w:vertAlign w:val="baseline"/>
+                <w:lang w:val="en-US" w:eastAsia="zh-CN" w:bidi="ar"/>
+              </w:rPr>
+            </w:pPr>
+            <w:r>
+              <w:rPr>
+                <w:rFonts w:hint="default" w:ascii="Times New Roman" w:hAnsi="Times New Roman" w:eastAsia="CourierStd" w:cs="Times New Roman"/>
+                <w:b w:val="0"/>
+                <w:bCs w:val="0"/>
+                <w:color w:val="262626"/>
+                <w:kern w:val="0"/>
+                <w:sz w:val="16"/>
+                <w:szCs w:val="16"/>
+                <w:vertAlign w:val="baseline"/>
+                <w:lang w:val="en-US" w:eastAsia="zh-CN" w:bidi="ar"/>
+              </w:rPr>
+              <w:t xml:space="preserve">docker exec -it </w:t>
+            </w:r>
+            <w:r>
+              <w:rPr>
+                <w:rFonts w:hint="default" w:ascii="Times New Roman Bold" w:hAnsi="Times New Roman Bold" w:eastAsia="CourierStd" w:cs="Times New Roman Bold"/>
+                <w:b/>
+                <w:bCs/>
+                <w:color w:val="262626"/>
+                <w:kern w:val="0"/>
+                <w:sz w:val="16"/>
+                <w:szCs w:val="16"/>
+                <w:vertAlign w:val="baseline"/>
+                <w:lang w:val="en-US" w:eastAsia="zh-CN" w:bidi="ar"/>
+              </w:rPr>
+              <w:t>&lt;container-id/name&gt;</w:t>
+            </w:r>
+            <w:r>
+              <w:rPr>
+                <w:rFonts w:hint="default" w:ascii="Times New Roman" w:hAnsi="Times New Roman" w:eastAsia="CourierStd" w:cs="Times New Roman"/>
+                <w:b w:val="0"/>
+                <w:bCs w:val="0"/>
+                <w:color w:val="262626"/>
+                <w:kern w:val="0"/>
+                <w:sz w:val="16"/>
+                <w:szCs w:val="16"/>
+                <w:vertAlign w:val="baseline"/>
+                <w:lang w:val="en-US" w:eastAsia="zh-CN" w:bidi="ar"/>
+              </w:rPr>
+              <w:t xml:space="preserve"> </w:t>
+            </w:r>
+            <w:r>
+              <w:rPr>
+                <w:rFonts w:hint="default" w:ascii="Times New Roman Bold" w:hAnsi="Times New Roman Bold" w:eastAsia="CourierStd" w:cs="Times New Roman Bold"/>
+                <w:b/>
+                <w:bCs/>
+                <w:color w:val="FF0000"/>
+                <w:kern w:val="0"/>
+                <w:sz w:val="16"/>
+                <w:szCs w:val="16"/>
+                <w:vertAlign w:val="baseline"/>
+                <w:lang w:val="en-US" w:eastAsia="zh-CN" w:bidi="ar"/>
+              </w:rPr>
+              <w:t>sh</w:t>
+            </w:r>
+          </w:p>
+          <w:p>
+            <w:pPr>
+              <w:keepNext w:val="0"/>
+              <w:keepLines w:val="0"/>
+              <w:widowControl/>
+              <w:suppressLineNumbers w:val="0"/>
+              <w:jc w:val="left"/>
+              <w:rPr>
+                <w:rFonts w:hint="default" w:ascii="Times New Roman" w:hAnsi="Times New Roman" w:eastAsia="CourierStd" w:cs="Times New Roman"/>
+                <w:b w:val="0"/>
+                <w:bCs w:val="0"/>
+                <w:color w:val="262626"/>
+                <w:kern w:val="0"/>
+                <w:sz w:val="16"/>
+                <w:szCs w:val="16"/>
+                <w:vertAlign w:val="baseline"/>
+                <w:lang w:val="en-US" w:eastAsia="zh-CN" w:bidi="ar"/>
+              </w:rPr>
+            </w:pPr>
+          </w:p>
+        </w:tc>
+        <w:tc>
+          <w:tcPr>
+            <w:tcW w:w="2552" w:type="dxa"/>
+          </w:tcPr>
+          <w:p>
+            <w:pPr>
+              <w:keepNext w:val="0"/>
+              <w:keepLines w:val="0"/>
+              <w:widowControl/>
+              <w:suppressLineNumbers w:val="0"/>
+              <w:jc w:val="left"/>
+              <w:rPr>
+                <w:rFonts w:hint="default" w:ascii="Times New Roman" w:hAnsi="Times New Roman" w:eastAsia="CourierStd" w:cs="Times New Roman"/>
+                <w:b w:val="0"/>
+                <w:bCs w:val="0"/>
+                <w:color w:val="262626"/>
+                <w:kern w:val="0"/>
+                <w:sz w:val="16"/>
+                <w:szCs w:val="16"/>
+                <w:vertAlign w:val="baseline"/>
+                <w:lang w:val="en-US" w:eastAsia="zh-CN" w:bidi="ar"/>
+              </w:rPr>
+            </w:pPr>
+            <w:r>
+              <w:rPr>
+                <w:rFonts w:hint="default" w:ascii="Times New Roman" w:hAnsi="Times New Roman" w:eastAsia="CourierStd" w:cs="Times New Roman"/>
+                <w:b w:val="0"/>
+                <w:bCs w:val="0"/>
+                <w:color w:val="262626"/>
+                <w:kern w:val="0"/>
+                <w:sz w:val="16"/>
+                <w:szCs w:val="16"/>
+                <w:vertAlign w:val="baseline"/>
+                <w:lang w:val="en-US" w:eastAsia="zh-CN" w:bidi="ar"/>
+              </w:rPr>
+              <w:t>Docker auto create, run a container, and then access containers terminal session based-on image.</w:t>
+            </w:r>
+          </w:p>
+          <w:p>
+            <w:pPr>
+              <w:keepNext w:val="0"/>
+              <w:keepLines w:val="0"/>
+              <w:widowControl/>
+              <w:suppressLineNumbers w:val="0"/>
+              <w:jc w:val="left"/>
+              <w:rPr>
+                <w:rFonts w:hint="default" w:ascii="Times New Roman" w:hAnsi="Times New Roman" w:eastAsia="CourierStd" w:cs="Times New Roman"/>
+                <w:b w:val="0"/>
+                <w:bCs w:val="0"/>
+                <w:color w:val="262626"/>
+                <w:kern w:val="0"/>
+                <w:sz w:val="16"/>
+                <w:szCs w:val="16"/>
+                <w:vertAlign w:val="baseline"/>
+                <w:lang w:val="en-US" w:eastAsia="zh-CN" w:bidi="ar"/>
+              </w:rPr>
+            </w:pPr>
+          </w:p>
+          <w:p>
+            <w:pPr>
+              <w:keepNext w:val="0"/>
+              <w:keepLines w:val="0"/>
+              <w:widowControl/>
+              <w:suppressLineNumbers w:val="0"/>
+              <w:jc w:val="left"/>
+              <w:rPr>
+                <w:rFonts w:hint="default" w:ascii="Times New Roman" w:hAnsi="Times New Roman" w:eastAsia="CourierStd" w:cs="Times New Roman"/>
+                <w:b w:val="0"/>
+                <w:bCs w:val="0"/>
+                <w:color w:val="262626"/>
+                <w:kern w:val="0"/>
+                <w:sz w:val="16"/>
+                <w:szCs w:val="16"/>
+                <w:vertAlign w:val="baseline"/>
+                <w:lang w:val="en-US" w:eastAsia="zh-CN" w:bidi="ar"/>
+              </w:rPr>
+            </w:pPr>
+            <w:r>
+              <w:rPr>
+                <w:rFonts w:hint="default" w:ascii="Times New Roman" w:hAnsi="Times New Roman" w:eastAsia="CourierStd" w:cs="Times New Roman"/>
+                <w:b w:val="0"/>
+                <w:bCs w:val="0"/>
+                <w:color w:val="262626"/>
+                <w:kern w:val="0"/>
+                <w:sz w:val="16"/>
+                <w:szCs w:val="16"/>
+                <w:vertAlign w:val="baseline"/>
+                <w:lang w:val="en-US" w:eastAsia="zh-CN" w:bidi="ar"/>
+              </w:rPr>
+              <w:t>The 2</w:t>
+            </w:r>
+            <w:r>
+              <w:rPr>
+                <w:rFonts w:hint="default" w:ascii="Times New Roman" w:hAnsi="Times New Roman" w:eastAsia="CourierStd" w:cs="Times New Roman"/>
+                <w:b w:val="0"/>
+                <w:bCs w:val="0"/>
+                <w:color w:val="262626"/>
+                <w:kern w:val="0"/>
+                <w:sz w:val="16"/>
+                <w:szCs w:val="16"/>
+                <w:vertAlign w:val="superscript"/>
+                <w:lang w:val="en-US" w:eastAsia="zh-CN" w:bidi="ar"/>
+              </w:rPr>
+              <w:t>nd</w:t>
+            </w:r>
+            <w:r>
+              <w:rPr>
+                <w:rFonts w:hint="default" w:ascii="Times New Roman" w:hAnsi="Times New Roman" w:eastAsia="CourierStd" w:cs="Times New Roman"/>
+                <w:b w:val="0"/>
+                <w:bCs w:val="0"/>
+                <w:color w:val="262626"/>
+                <w:kern w:val="0"/>
+                <w:sz w:val="16"/>
+                <w:szCs w:val="16"/>
+                <w:vertAlign w:val="baseline"/>
+                <w:lang w:val="en-US" w:eastAsia="zh-CN" w:bidi="ar"/>
+              </w:rPr>
+              <w:t xml:space="preserve"> command, specify container to access containers terminal session.</w:t>
+            </w:r>
+          </w:p>
+          <w:p>
+            <w:pPr>
+              <w:keepNext w:val="0"/>
+              <w:keepLines w:val="0"/>
+              <w:widowControl/>
+              <w:suppressLineNumbers w:val="0"/>
+              <w:jc w:val="left"/>
+              <w:rPr>
+                <w:rFonts w:hint="default" w:ascii="Times New Roman" w:hAnsi="Times New Roman" w:eastAsia="CourierStd" w:cs="Times New Roman"/>
+                <w:b w:val="0"/>
+                <w:bCs w:val="0"/>
+                <w:color w:val="262626"/>
+                <w:kern w:val="0"/>
+                <w:sz w:val="16"/>
+                <w:szCs w:val="16"/>
+                <w:vertAlign w:val="baseline"/>
+                <w:lang w:val="en-US" w:eastAsia="zh-CN" w:bidi="ar"/>
+              </w:rPr>
+            </w:pPr>
+          </w:p>
+        </w:tc>
+        <w:tc>
+          <w:tcPr>
+            <w:tcW w:w="2081" w:type="dxa"/>
+          </w:tcPr>
+          <w:p>
+            <w:pPr>
+              <w:keepNext w:val="0"/>
+              <w:keepLines w:val="0"/>
+              <w:widowControl/>
+              <w:suppressLineNumbers w:val="0"/>
+              <w:jc w:val="both"/>
+              <w:rPr>
+                <w:rFonts w:hint="default" w:ascii="Times New Roman" w:hAnsi="Times New Roman" w:eastAsia="CourierStd" w:cs="Times New Roman"/>
+                <w:b w:val="0"/>
+                <w:bCs w:val="0"/>
+                <w:color w:val="262626"/>
+                <w:kern w:val="0"/>
+                <w:sz w:val="16"/>
+                <w:szCs w:val="16"/>
+                <w:vertAlign w:val="baseline"/>
+                <w:lang w:val="en-US" w:eastAsia="zh-CN" w:bidi="ar"/>
+              </w:rPr>
+            </w:pPr>
+            <w:bookmarkStart w:id="0" w:name="_GoBack"/>
+            <w:bookmarkEnd w:id="0"/>
+          </w:p>
+        </w:tc>
+      </w:tr>
+      <w:tr>
+        <w:tc>
+          <w:tcPr>
+            <w:tcW w:w="3063" w:type="dxa"/>
+            <w:shd w:val="clear" w:color="auto" w:fill="E2EFDA" w:themeFill="accent6" w:themeFillTint="32"/>
+          </w:tcPr>
+          <w:p>
+            <w:pPr>
+              <w:keepNext w:val="0"/>
+              <w:keepLines w:val="0"/>
+              <w:widowControl/>
+              <w:suppressLineNumbers w:val="0"/>
+              <w:jc w:val="both"/>
+              <w:rPr>
+                <w:rFonts w:hint="default" w:ascii="Times New Roman" w:hAnsi="Times New Roman" w:eastAsia="CourierStd" w:cs="Times New Roman"/>
+                <w:b w:val="0"/>
+                <w:bCs w:val="0"/>
+                <w:color w:val="262626"/>
+                <w:kern w:val="0"/>
+                <w:sz w:val="16"/>
+                <w:szCs w:val="16"/>
+                <w:vertAlign w:val="baseline"/>
+                <w:lang w:val="en-US" w:eastAsia="zh-CN" w:bidi="ar"/>
+              </w:rPr>
+            </w:pPr>
+            <w:r>
+              <w:rPr>
+                <w:rFonts w:hint="default" w:ascii="Times New Roman" w:hAnsi="Times New Roman" w:eastAsia="CourierStd" w:cs="Times New Roman"/>
+                <w:b w:val="0"/>
+                <w:bCs w:val="0"/>
+                <w:color w:val="262626"/>
+                <w:kern w:val="0"/>
+                <w:sz w:val="16"/>
+                <w:szCs w:val="16"/>
+                <w:vertAlign w:val="baseline"/>
+                <w:lang w:val="en-US" w:eastAsia="zh-CN" w:bidi="ar"/>
+              </w:rPr>
+              <w:t>docker image build --tag image-name .</w:t>
+            </w:r>
+          </w:p>
+        </w:tc>
+        <w:tc>
+          <w:tcPr>
+            <w:tcW w:w="2552" w:type="dxa"/>
+          </w:tcPr>
+          <w:p>
+            <w:pPr>
+              <w:keepNext w:val="0"/>
+              <w:keepLines w:val="0"/>
+              <w:widowControl/>
+              <w:suppressLineNumbers w:val="0"/>
+              <w:jc w:val="both"/>
+              <w:rPr>
+                <w:rFonts w:hint="default" w:ascii="Times New Roman" w:hAnsi="Times New Roman" w:eastAsia="CourierStd" w:cs="Times New Roman"/>
+                <w:b w:val="0"/>
+                <w:bCs w:val="0"/>
+                <w:color w:val="262626"/>
+                <w:kern w:val="0"/>
+                <w:sz w:val="16"/>
+                <w:szCs w:val="16"/>
+                <w:vertAlign w:val="baseline"/>
+                <w:lang w:val="en-US" w:eastAsia="zh-CN" w:bidi="ar"/>
+              </w:rPr>
+            </w:pPr>
+            <w:r>
+              <w:rPr>
+                <w:rFonts w:hint="default" w:ascii="Times New Roman" w:hAnsi="Times New Roman" w:eastAsia="CourierStd" w:cs="Times New Roman"/>
+                <w:b w:val="0"/>
+                <w:bCs w:val="0"/>
+                <w:color w:val="262626"/>
+                <w:kern w:val="0"/>
+                <w:sz w:val="16"/>
+                <w:szCs w:val="16"/>
+                <w:vertAlign w:val="baseline"/>
+                <w:lang w:val="en-US" w:eastAsia="zh-CN" w:bidi="ar"/>
+              </w:rPr>
+              <w:t xml:space="preserve">Docker build an new image. With </w:t>
+            </w:r>
+            <w:r>
+              <w:rPr>
+                <w:rFonts w:hint="default" w:ascii="Times New Roman Bold" w:hAnsi="Times New Roman Bold" w:eastAsia="CourierStd" w:cs="Times New Roman Bold"/>
+                <w:b/>
+                <w:bCs/>
+                <w:color w:val="262626"/>
+                <w:kern w:val="0"/>
+                <w:sz w:val="16"/>
+                <w:szCs w:val="16"/>
+                <w:vertAlign w:val="baseline"/>
+                <w:lang w:val="en-US" w:eastAsia="zh-CN" w:bidi="ar"/>
+              </w:rPr>
+              <w:t>--tag (-t)</w:t>
+            </w:r>
+            <w:r>
+              <w:rPr>
+                <w:rFonts w:hint="default" w:ascii="Times New Roman" w:hAnsi="Times New Roman" w:eastAsia="CourierStd" w:cs="Times New Roman"/>
+                <w:b w:val="0"/>
+                <w:bCs w:val="0"/>
+                <w:color w:val="262626"/>
+                <w:kern w:val="0"/>
+                <w:sz w:val="16"/>
+                <w:szCs w:val="16"/>
+                <w:vertAlign w:val="baseline"/>
+                <w:lang w:val="en-US" w:eastAsia="zh-CN" w:bidi="ar"/>
+              </w:rPr>
+              <w:t xml:space="preserve"> is image name argument.</w:t>
+            </w:r>
+          </w:p>
+          <w:p>
+            <w:pPr>
+              <w:keepNext w:val="0"/>
+              <w:keepLines w:val="0"/>
+              <w:widowControl/>
+              <w:suppressLineNumbers w:val="0"/>
+              <w:jc w:val="both"/>
+              <w:rPr>
+                <w:rFonts w:hint="default" w:ascii="Times New Roman" w:hAnsi="Times New Roman" w:eastAsia="CourierStd" w:cs="Times New Roman"/>
+                <w:b w:val="0"/>
+                <w:bCs w:val="0"/>
+                <w:color w:val="262626"/>
+                <w:kern w:val="0"/>
+                <w:sz w:val="16"/>
+                <w:szCs w:val="16"/>
+                <w:vertAlign w:val="baseline"/>
+                <w:lang w:val="en-US" w:eastAsia="zh-CN" w:bidi="ar"/>
+              </w:rPr>
+            </w:pPr>
+            <w:r>
+              <w:rPr>
+                <w:rFonts w:hint="default" w:ascii="Times New Roman" w:hAnsi="Times New Roman" w:eastAsia="CourierStd" w:cs="Times New Roman"/>
+                <w:b w:val="0"/>
+                <w:bCs w:val="0"/>
+                <w:color w:val="262626"/>
+                <w:kern w:val="0"/>
+                <w:sz w:val="16"/>
+                <w:szCs w:val="16"/>
+                <w:vertAlign w:val="baseline"/>
+                <w:lang w:val="en-US" w:eastAsia="zh-CN" w:bidi="ar"/>
+              </w:rPr>
+              <w:t xml:space="preserve">period </w:t>
+            </w:r>
+            <w:r>
+              <w:rPr>
+                <w:rFonts w:hint="default" w:ascii="Times New Roman Bold" w:hAnsi="Times New Roman Bold" w:eastAsia="CourierStd" w:cs="Times New Roman Bold"/>
+                <w:b/>
+                <w:bCs/>
+                <w:color w:val="262626"/>
+                <w:kern w:val="0"/>
+                <w:sz w:val="16"/>
+                <w:szCs w:val="16"/>
+                <w:vertAlign w:val="baseline"/>
+                <w:lang w:val="en-US" w:eastAsia="zh-CN" w:bidi="ar"/>
+              </w:rPr>
+              <w:t xml:space="preserve">“.” </w:t>
+            </w:r>
+            <w:r>
+              <w:rPr>
+                <w:rFonts w:hint="default" w:ascii="Times New Roman" w:hAnsi="Times New Roman" w:eastAsia="CourierStd" w:cs="Times New Roman"/>
+                <w:b w:val="0"/>
+                <w:bCs w:val="0"/>
+                <w:color w:val="262626"/>
+                <w:kern w:val="0"/>
+                <w:sz w:val="16"/>
+                <w:szCs w:val="16"/>
+                <w:vertAlign w:val="baseline"/>
+                <w:lang w:val="en-US" w:eastAsia="zh-CN" w:bidi="ar"/>
+              </w:rPr>
+              <w:t>is the current directory storing Dockerfile for Image building.</w:t>
+            </w:r>
+          </w:p>
+          <w:p>
+            <w:pPr>
+              <w:keepNext w:val="0"/>
+              <w:keepLines w:val="0"/>
+              <w:widowControl/>
+              <w:suppressLineNumbers w:val="0"/>
+              <w:jc w:val="both"/>
+              <w:rPr>
+                <w:rFonts w:hint="default" w:ascii="Times New Roman" w:hAnsi="Times New Roman" w:eastAsia="CourierStd" w:cs="Times New Roman"/>
+                <w:b w:val="0"/>
+                <w:bCs w:val="0"/>
+                <w:color w:val="262626"/>
+                <w:kern w:val="0"/>
+                <w:sz w:val="16"/>
+                <w:szCs w:val="16"/>
+                <w:vertAlign w:val="baseline"/>
+                <w:lang w:val="en-US" w:eastAsia="zh-CN" w:bidi="ar"/>
+              </w:rPr>
+            </w:pPr>
+          </w:p>
+        </w:tc>
+        <w:tc>
+          <w:tcPr>
+            <w:tcW w:w="2081" w:type="dxa"/>
+          </w:tcPr>
+          <w:p>
+            <w:pPr>
+              <w:keepNext w:val="0"/>
+              <w:keepLines w:val="0"/>
+              <w:widowControl/>
+              <w:suppressLineNumbers w:val="0"/>
+              <w:jc w:val="both"/>
+              <w:rPr>
+                <w:rFonts w:hint="default" w:ascii="Times New Roman" w:hAnsi="Times New Roman" w:eastAsia="CourierStd" w:cs="Times New Roman"/>
+                <w:b w:val="0"/>
+                <w:bCs w:val="0"/>
+                <w:color w:val="262626"/>
+                <w:kern w:val="0"/>
+                <w:sz w:val="16"/>
+                <w:szCs w:val="16"/>
+                <w:vertAlign w:val="baseline"/>
+                <w:lang w:val="en-US" w:eastAsia="zh-CN" w:bidi="ar"/>
+              </w:rPr>
+            </w:pPr>
+          </w:p>
+        </w:tc>
+      </w:tr>
+      <w:tr>
+        <w:tc>
+          <w:tcPr>
+            <w:tcW w:w="3063" w:type="dxa"/>
+            <w:shd w:val="clear" w:color="auto" w:fill="E2EFDA" w:themeFill="accent6" w:themeFillTint="32"/>
+          </w:tcPr>
+          <w:p>
+            <w:pPr>
+              <w:keepNext w:val="0"/>
+              <w:keepLines w:val="0"/>
+              <w:widowControl/>
+              <w:suppressLineNumbers w:val="0"/>
+              <w:jc w:val="both"/>
+              <w:rPr>
+                <w:rFonts w:hint="default" w:ascii="Times New Roman" w:hAnsi="Times New Roman" w:eastAsia="CourierStd" w:cs="Times New Roman"/>
+                <w:b w:val="0"/>
+                <w:bCs w:val="0"/>
+                <w:color w:val="262626"/>
+                <w:kern w:val="0"/>
+                <w:sz w:val="16"/>
+                <w:szCs w:val="16"/>
+                <w:vertAlign w:val="baseline"/>
+                <w:lang w:val="en-US" w:eastAsia="zh-CN" w:bidi="ar"/>
+              </w:rPr>
+            </w:pPr>
+          </w:p>
+          <w:p>
+            <w:pPr>
+              <w:keepNext w:val="0"/>
+              <w:keepLines w:val="0"/>
+              <w:widowControl/>
+              <w:suppressLineNumbers w:val="0"/>
+              <w:jc w:val="both"/>
+              <w:rPr>
+                <w:rFonts w:hint="default" w:ascii="Times New Roman" w:hAnsi="Times New Roman" w:eastAsia="CourierStd" w:cs="Times New Roman"/>
+                <w:b w:val="0"/>
+                <w:bCs w:val="0"/>
+                <w:color w:val="262626"/>
+                <w:kern w:val="0"/>
+                <w:sz w:val="16"/>
+                <w:szCs w:val="16"/>
+                <w:vertAlign w:val="baseline"/>
+                <w:lang w:val="en-US" w:eastAsia="zh-CN" w:bidi="ar"/>
+              </w:rPr>
+            </w:pPr>
+          </w:p>
+          <w:p>
+            <w:pPr>
+              <w:keepNext w:val="0"/>
+              <w:keepLines w:val="0"/>
+              <w:widowControl/>
+              <w:suppressLineNumbers w:val="0"/>
+              <w:jc w:val="both"/>
+              <w:rPr>
+                <w:rFonts w:hint="default" w:ascii="Times New Roman" w:hAnsi="Times New Roman" w:eastAsia="CourierStd" w:cs="Times New Roman"/>
+                <w:b w:val="0"/>
+                <w:bCs w:val="0"/>
+                <w:color w:val="262626"/>
+                <w:kern w:val="0"/>
+                <w:sz w:val="16"/>
+                <w:szCs w:val="16"/>
+                <w:vertAlign w:val="baseline"/>
+                <w:lang w:val="en-US" w:eastAsia="zh-CN" w:bidi="ar"/>
+              </w:rPr>
+            </w:pPr>
+            <w:r>
+              <w:rPr>
+                <w:rFonts w:hint="default" w:ascii="Times New Roman" w:hAnsi="Times New Roman" w:eastAsia="CourierStd" w:cs="Times New Roman"/>
+                <w:b w:val="0"/>
+                <w:bCs w:val="0"/>
+                <w:color w:val="262626"/>
+                <w:kern w:val="0"/>
+                <w:sz w:val="16"/>
+                <w:szCs w:val="16"/>
+                <w:vertAlign w:val="baseline"/>
+                <w:lang w:val="en-US" w:eastAsia="zh-CN" w:bidi="ar"/>
+              </w:rPr>
+              <w:t xml:space="preserve">docker run -it </w:t>
+            </w:r>
+            <w:r>
+              <w:rPr>
+                <w:rFonts w:hint="default" w:ascii="Times New Roman Bold" w:hAnsi="Times New Roman Bold" w:eastAsia="CourierStd" w:cs="Times New Roman Bold"/>
+                <w:b/>
+                <w:bCs/>
+                <w:color w:val="262626"/>
+                <w:kern w:val="0"/>
+                <w:sz w:val="16"/>
+                <w:szCs w:val="16"/>
+                <w:vertAlign w:val="baseline"/>
+                <w:lang w:val="en-US" w:eastAsia="zh-CN" w:bidi="ar"/>
+              </w:rPr>
+              <w:t>&lt;image-name&gt;</w:t>
+            </w:r>
+            <w:r>
+              <w:rPr>
+                <w:rFonts w:hint="default" w:ascii="Times New Roman" w:hAnsi="Times New Roman" w:eastAsia="CourierStd" w:cs="Times New Roman"/>
+                <w:b w:val="0"/>
+                <w:bCs w:val="0"/>
+                <w:color w:val="262626"/>
+                <w:kern w:val="0"/>
+                <w:sz w:val="16"/>
+                <w:szCs w:val="16"/>
+                <w:vertAlign w:val="baseline"/>
+                <w:lang w:val="en-US" w:eastAsia="zh-CN" w:bidi="ar"/>
+              </w:rPr>
+              <w:t xml:space="preserve"> </w:t>
+            </w:r>
+            <w:r>
+              <w:rPr>
+                <w:rFonts w:hint="default" w:ascii="Times New Roman Bold" w:hAnsi="Times New Roman Bold" w:eastAsia="CourierStd" w:cs="Times New Roman Bold"/>
+                <w:b/>
+                <w:bCs/>
+                <w:color w:val="FF0000"/>
+                <w:kern w:val="0"/>
+                <w:sz w:val="16"/>
+                <w:szCs w:val="16"/>
+                <w:vertAlign w:val="baseline"/>
+                <w:lang w:val="en-US" w:eastAsia="zh-CN" w:bidi="ar"/>
+              </w:rPr>
+              <w:t>sh</w:t>
+            </w:r>
+          </w:p>
+        </w:tc>
+        <w:tc>
+          <w:tcPr>
+            <w:tcW w:w="2552" w:type="dxa"/>
+          </w:tcPr>
+          <w:p>
+            <w:pPr>
+              <w:keepNext w:val="0"/>
+              <w:keepLines w:val="0"/>
+              <w:widowControl/>
+              <w:suppressLineNumbers w:val="0"/>
+              <w:jc w:val="left"/>
+              <w:rPr>
+                <w:rFonts w:hint="default" w:ascii="Times New Roman" w:hAnsi="Times New Roman" w:eastAsia="CourierStd" w:cs="Times New Roman"/>
+                <w:b w:val="0"/>
+                <w:bCs w:val="0"/>
+                <w:color w:val="262626"/>
+                <w:kern w:val="0"/>
+                <w:sz w:val="16"/>
+                <w:szCs w:val="16"/>
+                <w:vertAlign w:val="baseline"/>
+                <w:lang w:val="en-US" w:eastAsia="zh-CN" w:bidi="ar"/>
+              </w:rPr>
+            </w:pPr>
+          </w:p>
+          <w:p>
+            <w:pPr>
+              <w:keepNext w:val="0"/>
+              <w:keepLines w:val="0"/>
+              <w:widowControl/>
+              <w:suppressLineNumbers w:val="0"/>
+              <w:jc w:val="left"/>
+              <w:rPr>
+                <w:rFonts w:hint="default" w:ascii="Times New Roman" w:hAnsi="Times New Roman" w:eastAsia="CourierStd" w:cs="Times New Roman"/>
+                <w:b w:val="0"/>
+                <w:bCs w:val="0"/>
+                <w:color w:val="262626"/>
+                <w:kern w:val="0"/>
+                <w:sz w:val="16"/>
+                <w:szCs w:val="16"/>
+                <w:vertAlign w:val="baseline"/>
+                <w:lang w:val="en-US" w:eastAsia="zh-CN" w:bidi="ar"/>
+              </w:rPr>
+            </w:pPr>
+            <w:r>
+              <w:rPr>
+                <w:rFonts w:hint="default" w:ascii="Times New Roman" w:hAnsi="Times New Roman" w:eastAsia="CourierStd" w:cs="Times New Roman"/>
+                <w:b w:val="0"/>
+                <w:bCs w:val="0"/>
+                <w:color w:val="262626"/>
+                <w:kern w:val="0"/>
+                <w:sz w:val="16"/>
+                <w:szCs w:val="16"/>
+                <w:vertAlign w:val="baseline"/>
+                <w:lang w:val="en-US" w:eastAsia="zh-CN" w:bidi="ar"/>
+              </w:rPr>
+              <w:t>Docker auto create, run a container, and then access containers terminal session based-on image.</w:t>
+            </w:r>
+          </w:p>
+          <w:p>
+            <w:pPr>
+              <w:keepNext w:val="0"/>
+              <w:keepLines w:val="0"/>
+              <w:widowControl/>
+              <w:suppressLineNumbers w:val="0"/>
+              <w:jc w:val="both"/>
+              <w:rPr>
+                <w:rFonts w:hint="default" w:ascii="Times New Roman" w:hAnsi="Times New Roman" w:eastAsia="CourierStd" w:cs="Times New Roman"/>
+                <w:b w:val="0"/>
+                <w:bCs w:val="0"/>
+                <w:color w:val="262626"/>
+                <w:kern w:val="0"/>
+                <w:sz w:val="16"/>
+                <w:szCs w:val="16"/>
+                <w:vertAlign w:val="baseline"/>
+                <w:lang w:val="en-US" w:eastAsia="zh-CN" w:bidi="ar"/>
+              </w:rPr>
+            </w:pPr>
+          </w:p>
+        </w:tc>
+        <w:tc>
+          <w:tcPr>
+            <w:tcW w:w="2081" w:type="dxa"/>
+          </w:tcPr>
+          <w:p>
+            <w:pPr>
+              <w:keepNext w:val="0"/>
+              <w:keepLines w:val="0"/>
+              <w:widowControl/>
+              <w:suppressLineNumbers w:val="0"/>
+              <w:jc w:val="both"/>
+              <w:rPr>
+                <w:rFonts w:hint="default" w:ascii="Times New Roman" w:hAnsi="Times New Roman" w:eastAsia="CourierStd" w:cs="Times New Roman"/>
+                <w:b w:val="0"/>
+                <w:bCs w:val="0"/>
+                <w:color w:val="262626"/>
+                <w:kern w:val="0"/>
+                <w:sz w:val="16"/>
+                <w:szCs w:val="16"/>
+                <w:vertAlign w:val="baseline"/>
+                <w:lang w:val="en-US" w:eastAsia="zh-CN" w:bidi="ar"/>
+              </w:rPr>
+            </w:pPr>
+          </w:p>
+        </w:tc>
+      </w:tr>
+    </w:tbl>
+    <w:p>
+      <w:pPr>
+        <w:keepNext w:val="0"/>
+        <w:keepLines w:val="0"/>
+        <w:widowControl/>
+        <w:suppressLineNumbers w:val="0"/>
+        <w:ind w:firstLine="720" w:firstLineChars="0"/>
+        <w:jc w:val="both"/>
+        <w:rPr>
+          <w:rFonts w:hint="default" w:ascii="Times New Roman" w:hAnsi="Times New Roman" w:eastAsia="CourierStd" w:cs="Times New Roman"/>
+          <w:b w:val="0"/>
+          <w:bCs w:val="0"/>
+          <w:color w:val="262626"/>
+          <w:kern w:val="0"/>
+          <w:sz w:val="20"/>
+          <w:szCs w:val="20"/>
+          <w:lang w:val="en-US" w:eastAsia="zh-CN" w:bidi="ar"/>
+        </w:rPr>
+      </w:pPr>
+    </w:p>
+    <w:p>
+      <w:pPr>
+        <w:keepNext w:val="0"/>
+        <w:keepLines w:val="0"/>
+        <w:widowControl/>
+        <w:suppressLineNumbers w:val="0"/>
+        <w:ind w:firstLine="720" w:firstLineChars="0"/>
+        <w:jc w:val="both"/>
+        <w:rPr>
+          <w:rFonts w:hint="default" w:ascii="Times New Roman" w:hAnsi="Times New Roman" w:eastAsia="CourierStd" w:cs="Times New Roman"/>
+          <w:b w:val="0"/>
+          <w:bCs w:val="0"/>
+          <w:color w:val="262626"/>
+          <w:kern w:val="0"/>
+          <w:sz w:val="20"/>
+          <w:szCs w:val="20"/>
+          <w:lang w:val="en-US" w:eastAsia="zh-CN" w:bidi="ar"/>
+        </w:rPr>
+      </w:pPr>
+    </w:p>
+    <w:p>
+      <w:pPr>
+        <w:keepNext w:val="0"/>
+        <w:keepLines w:val="0"/>
+        <w:widowControl/>
+        <w:suppressLineNumbers w:val="0"/>
+        <w:ind w:firstLine="720" w:firstLineChars="0"/>
+        <w:jc w:val="both"/>
+        <w:rPr>
+          <w:rFonts w:hint="default" w:ascii="Times New Roman" w:hAnsi="Times New Roman" w:eastAsia="CourierStd" w:cs="Times New Roman"/>
+          <w:b w:val="0"/>
+          <w:bCs w:val="0"/>
+          <w:color w:val="262626"/>
+          <w:kern w:val="0"/>
+          <w:sz w:val="20"/>
+          <w:szCs w:val="20"/>
+          <w:lang w:val="en-US" w:eastAsia="zh-CN" w:bidi="ar"/>
+        </w:rPr>
+      </w:pPr>
+    </w:p>
+    <w:p>
+      <w:pPr>
+        <w:keepNext w:val="0"/>
+        <w:keepLines w:val="0"/>
+        <w:widowControl/>
+        <w:suppressLineNumbers w:val="0"/>
+        <w:jc w:val="both"/>
+        <w:rPr>
+          <w:rFonts w:hint="default" w:ascii="Times New Roman Bold" w:hAnsi="Times New Roman Bold" w:eastAsia="CourierStd" w:cs="Times New Roman Bold"/>
+          <w:b/>
+          <w:bCs/>
+          <w:color w:val="262626"/>
+          <w:kern w:val="0"/>
+          <w:sz w:val="20"/>
+          <w:szCs w:val="20"/>
+          <w:lang w:val="en-US" w:eastAsia="zh-CN" w:bidi="ar"/>
+        </w:rPr>
+      </w:pPr>
+      <w:r>
+        <w:rPr>
+          <w:rFonts w:hint="default" w:ascii="Times New Roman Bold" w:hAnsi="Times New Roman Bold" w:eastAsia="CourierStd" w:cs="Times New Roman Bold"/>
+          <w:b/>
+          <w:bCs/>
+          <w:color w:val="262626"/>
+          <w:kern w:val="0"/>
+          <w:sz w:val="20"/>
+          <w:szCs w:val="20"/>
+          <w:lang w:val="en-US" w:eastAsia="zh-CN" w:bidi="ar"/>
+        </w:rPr>
+        <w:tab/>
+      </w:r>
+    </w:p>
+    <w:p>
+      <w:pPr>
+        <w:keepNext w:val="0"/>
+        <w:keepLines w:val="0"/>
+        <w:widowControl/>
+        <w:suppressLineNumbers w:val="0"/>
+        <w:jc w:val="both"/>
+        <w:rPr>
+          <w:rFonts w:hint="default" w:ascii="Times New Roman Bold" w:hAnsi="Times New Roman Bold" w:eastAsia="CourierStd" w:cs="Times New Roman Bold"/>
+          <w:b/>
+          <w:bCs/>
+          <w:color w:val="262626"/>
+          <w:kern w:val="0"/>
+          <w:sz w:val="20"/>
+          <w:szCs w:val="20"/>
+          <w:lang w:val="en-US" w:eastAsia="zh-CN" w:bidi="ar"/>
+        </w:rPr>
+      </w:pPr>
+    </w:p>
+    <w:p>
+      <w:pPr>
+        <w:keepNext w:val="0"/>
+        <w:keepLines w:val="0"/>
+        <w:widowControl/>
+        <w:suppressLineNumbers w:val="0"/>
+        <w:jc w:val="both"/>
+        <w:rPr>
+          <w:rFonts w:hint="default" w:ascii="Times New Roman Bold" w:hAnsi="Times New Roman Bold" w:eastAsia="CourierStd" w:cs="Times New Roman Bold"/>
+          <w:b/>
+          <w:bCs/>
+          <w:color w:val="262626"/>
+          <w:kern w:val="0"/>
+          <w:sz w:val="20"/>
+          <w:szCs w:val="20"/>
+          <w:lang w:val="en-US" w:eastAsia="zh-CN" w:bidi="ar"/>
+        </w:rPr>
+      </w:pPr>
+      <w:r>
+        <w:rPr>
+          <w:rFonts w:hint="default" w:ascii="Times New Roman Bold" w:hAnsi="Times New Roman Bold" w:eastAsia="CourierStd" w:cs="Times New Roman Bold"/>
+          <w:b/>
+          <w:bCs/>
+          <w:color w:val="262626"/>
+          <w:kern w:val="0"/>
+          <w:sz w:val="20"/>
+          <w:szCs w:val="20"/>
+          <w:lang w:val="en-US" w:eastAsia="zh-CN" w:bidi="ar"/>
+        </w:rPr>
+        <w:tab/>
+        <w:t/>
+      </w:r>
+      <w:r>
+        <w:rPr>
+          <w:rFonts w:hint="default" w:ascii="Times New Roman Bold" w:hAnsi="Times New Roman Bold" w:eastAsia="CourierStd" w:cs="Times New Roman Bold"/>
+          <w:b/>
+          <w:bCs/>
+          <w:color w:val="262626"/>
+          <w:kern w:val="0"/>
+          <w:sz w:val="20"/>
+          <w:szCs w:val="20"/>
+          <w:lang w:val="en-US" w:eastAsia="zh-CN" w:bidi="ar"/>
+        </w:rPr>
+        <w:tab/>
+      </w:r>
+    </w:p>
+    <w:p>
+      <w:pPr>
+        <w:keepNext w:val="0"/>
+        <w:keepLines w:val="0"/>
+        <w:widowControl/>
+        <w:suppressLineNumbers w:val="0"/>
+        <w:jc w:val="both"/>
         <w:rPr>
           <w:rFonts w:hint="default" w:ascii="Times New Roman Regular" w:hAnsi="Times New Roman Regular" w:eastAsia="CourierStd" w:cs="Times New Roman Regular"/>
           <w:color w:val="262626"/>
@@ -8847,7 +13115,22 @@
       </w:tblCellMar>
     </w:tblPr>
   </w:style>
-  <w:style w:type="table" w:styleId="5">
+  <w:style w:type="paragraph" w:styleId="5">
+    <w:name w:val="Normal (Web)"/>
+    <w:uiPriority w:val="0"/>
+    <w:pPr>
+      <w:spacing w:before="0" w:beforeAutospacing="1" w:after="0" w:afterAutospacing="1"/>
+      <w:ind w:left="0" w:right="0"/>
+      <w:jc w:val="left"/>
+    </w:pPr>
+    <w:rPr>
+      <w:kern w:val="0"/>
+      <w:sz w:val="24"/>
+      <w:szCs w:val="24"/>
+      <w:lang w:val="en-US" w:eastAsia="zh-CN" w:bidi="ar"/>
+    </w:rPr>
+  </w:style>
+  <w:style w:type="table" w:styleId="6">
     <w:name w:val="Table Grid"/>
     <w:basedOn w:val="4"/>
     <w:uiPriority w:val="0"/>
